--- a/documentation/EcoAI.docx
+++ b/documentation/EcoAI.docx
@@ -3107,7 +3107,7 @@
           <w:lang w:val="en-IN"/>
         </w:rPr>
         <w:pict w14:anchorId="02A83D54">
-          <v:rect id="_x0000_i1099" style="width:0;height:1.5pt" o:hralign="center" o:hrstd="t" o:hr="t" fillcolor="#a0a0a0" stroked="f"/>
+          <v:rect id="_x0000_i1039" style="width:0;height:1.5pt" o:hralign="center" o:hrstd="t" o:hr="t" fillcolor="#a0a0a0" stroked="f"/>
         </w:pict>
       </w:r>
     </w:p>
@@ -3268,7 +3268,7 @@
           <w:lang w:val="en-IN"/>
         </w:rPr>
         <w:pict w14:anchorId="0B45655C">
-          <v:rect id="_x0000_i1100" style="width:0;height:1.5pt" o:hralign="center" o:hrstd="t" o:hr="t" fillcolor="#a0a0a0" stroked="f"/>
+          <v:rect id="_x0000_i1040" style="width:0;height:1.5pt" o:hralign="center" o:hrstd="t" o:hr="t" fillcolor="#a0a0a0" stroked="f"/>
         </w:pict>
       </w:r>
     </w:p>
@@ -3482,7 +3482,7 @@
           <w:lang w:val="en-IN"/>
         </w:rPr>
         <w:pict w14:anchorId="004E237D">
-          <v:rect id="_x0000_i1101" style="width:0;height:1.5pt" o:hralign="center" o:hrstd="t" o:hr="t" fillcolor="#a0a0a0" stroked="f"/>
+          <v:rect id="_x0000_i1041" style="width:0;height:1.5pt" o:hralign="center" o:hrstd="t" o:hr="t" fillcolor="#a0a0a0" stroked="f"/>
         </w:pict>
       </w:r>
     </w:p>
@@ -3853,7 +3853,7 @@
           <w:lang w:val="en-IN"/>
         </w:rPr>
         <w:pict w14:anchorId="50B42B32">
-          <v:rect id="_x0000_i1102" style="width:0;height:1.5pt" o:hralign="center" o:hrstd="t" o:hr="t" fillcolor="#a0a0a0" stroked="f"/>
+          <v:rect id="_x0000_i1042" style="width:0;height:1.5pt" o:hralign="center" o:hrstd="t" o:hr="t" fillcolor="#a0a0a0" stroked="f"/>
         </w:pict>
       </w:r>
     </w:p>
@@ -4015,7 +4015,7 @@
           <w:lang w:val="en-IN"/>
         </w:rPr>
         <w:pict w14:anchorId="2AEA01F9">
-          <v:rect id="_x0000_i1103" style="width:0;height:1.5pt" o:hralign="center" o:hrstd="t" o:hr="t" fillcolor="#a0a0a0" stroked="f"/>
+          <v:rect id="_x0000_i1043" style="width:0;height:1.5pt" o:hralign="center" o:hrstd="t" o:hr="t" fillcolor="#a0a0a0" stroked="f"/>
         </w:pict>
       </w:r>
     </w:p>
@@ -4212,7 +4212,7 @@
           <w:lang w:val="en-IN"/>
         </w:rPr>
         <w:pict w14:anchorId="6E5A8280">
-          <v:rect id="_x0000_i1104" style="width:0;height:1.5pt" o:hralign="center" o:hrstd="t" o:hr="t" fillcolor="#a0a0a0" stroked="f"/>
+          <v:rect id="_x0000_i1044" style="width:0;height:1.5pt" o:hralign="center" o:hrstd="t" o:hr="t" fillcolor="#a0a0a0" stroked="f"/>
         </w:pict>
       </w:r>
     </w:p>
@@ -4369,21 +4369,7 @@
         <w:rPr>
           <w:lang w:val="en-IN"/>
         </w:rPr>
-        <w:t xml:space="preserve">Results in thousands of </w:t>
-      </w:r>
-      <w:proofErr w:type="gramStart"/>
-      <w:r>
-        <w:rPr>
-          <w:lang w:val="en-IN"/>
-        </w:rPr>
-        <w:t>product</w:t>
-      </w:r>
-      <w:proofErr w:type="gramEnd"/>
-      <w:r>
-        <w:rPr>
-          <w:lang w:val="en-IN"/>
-        </w:rPr>
-        <w:t>–material combinations</w:t>
+        <w:t>Results in thousands of product–material combinations</w:t>
       </w:r>
     </w:p>
     <w:p>
@@ -4398,7 +4384,7 @@
           <w:lang w:val="en-IN"/>
         </w:rPr>
         <w:pict w14:anchorId="214D488F">
-          <v:rect id="_x0000_i1105" style="width:0;height:1.5pt" o:hralign="center" o:hrstd="t" o:hr="t" fillcolor="#a0a0a0" stroked="f"/>
+          <v:rect id="_x0000_i1045" style="width:0;height:1.5pt" o:hralign="center" o:hrstd="t" o:hr="t" fillcolor="#a0a0a0" stroked="f"/>
         </w:pict>
       </w:r>
     </w:p>
@@ -4620,7 +4606,7 @@
           <w:lang w:val="en-IN"/>
         </w:rPr>
         <w:pict w14:anchorId="2CE56AB2">
-          <v:rect id="_x0000_i1106" style="width:0;height:1.5pt" o:hralign="center" o:hrstd="t" o:hr="t" fillcolor="#a0a0a0" stroked="f"/>
+          <v:rect id="_x0000_i1046" style="width:0;height:1.5pt" o:hralign="center" o:hrstd="t" o:hr="t" fillcolor="#a0a0a0" stroked="f"/>
         </w:pict>
       </w:r>
     </w:p>
@@ -4791,7 +4777,7 @@
         </w:rPr>
         <w:lastRenderedPageBreak/>
         <w:pict w14:anchorId="783AF2D9">
-          <v:rect id="_x0000_i1107" style="width:0;height:1.5pt" o:hralign="center" o:hrstd="t" o:hr="t" fillcolor="#a0a0a0" stroked="f"/>
+          <v:rect id="_x0000_i1047" style="width:0;height:1.5pt" o:hralign="center" o:hrstd="t" o:hr="t" fillcolor="#a0a0a0" stroked="f"/>
         </w:pict>
       </w:r>
     </w:p>
@@ -4883,7 +4869,7 @@
           <w:lang w:val="en-IN"/>
         </w:rPr>
         <w:pict w14:anchorId="088353EA">
-          <v:rect id="_x0000_i1108" style="width:0;height:1.5pt" o:hralign="center" o:hrstd="t" o:hr="t" fillcolor="#a0a0a0" stroked="f"/>
+          <v:rect id="_x0000_i1048" style="width:0;height:1.5pt" o:hralign="center" o:hrstd="t" o:hr="t" fillcolor="#a0a0a0" stroked="f"/>
         </w:pict>
       </w:r>
     </w:p>
@@ -5260,7 +5246,7 @@
           <w:lang w:val="en-IN" w:eastAsia="en-IN"/>
         </w:rPr>
         <w:pict w14:anchorId="290BE173">
-          <v:rect id="_x0000_i1274" style="width:0;height:1.5pt" o:hralign="center" o:hrstd="t" o:hr="t" fillcolor="#a0a0a0" stroked="f"/>
+          <v:rect id="_x0000_i1049" style="width:0;height:1.5pt" o:hralign="center" o:hrstd="t" o:hr="t" fillcolor="#a0a0a0" stroked="f"/>
         </w:pict>
       </w:r>
     </w:p>
@@ -5663,7 +5649,7 @@
           <w:lang w:val="en-IN" w:eastAsia="en-IN"/>
         </w:rPr>
         <w:pict w14:anchorId="47D4C1E8">
-          <v:rect id="_x0000_i1275" style="width:0;height:1.5pt" o:hralign="center" o:hrstd="t" o:hr="t" fillcolor="#a0a0a0" stroked="f"/>
+          <v:rect id="_x0000_i1050" style="width:0;height:1.5pt" o:hralign="center" o:hrstd="t" o:hr="t" fillcolor="#a0a0a0" stroked="f"/>
         </w:pict>
       </w:r>
     </w:p>
@@ -5944,7 +5930,7 @@
           <w:lang w:val="en-IN" w:eastAsia="en-IN"/>
         </w:rPr>
         <w:pict w14:anchorId="481FC5E9">
-          <v:rect id="_x0000_i1276" style="width:0;height:1.5pt" o:hralign="center" o:hrstd="t" o:hr="t" fillcolor="#a0a0a0" stroked="f"/>
+          <v:rect id="_x0000_i1051" style="width:0;height:1.5pt" o:hralign="center" o:hrstd="t" o:hr="t" fillcolor="#a0a0a0" stroked="f"/>
         </w:pict>
       </w:r>
     </w:p>
@@ -6160,7 +6146,7 @@
           <w:lang w:val="en-IN" w:eastAsia="en-IN"/>
         </w:rPr>
         <w:pict w14:anchorId="05F85351">
-          <v:rect id="_x0000_i1277" style="width:0;height:1.5pt" o:hralign="center" o:hrstd="t" o:hr="t" fillcolor="#a0a0a0" stroked="f"/>
+          <v:rect id="_x0000_i1052" style="width:0;height:1.5pt" o:hralign="center" o:hrstd="t" o:hr="t" fillcolor="#a0a0a0" stroked="f"/>
         </w:pict>
       </w:r>
     </w:p>
@@ -6385,7 +6371,7 @@
           <w:lang w:val="en-IN" w:eastAsia="en-IN"/>
         </w:rPr>
         <w:pict w14:anchorId="22A0EB79">
-          <v:rect id="_x0000_i1278" style="width:0;height:1.5pt" o:hralign="center" o:hrstd="t" o:hr="t" fillcolor="#a0a0a0" stroked="f"/>
+          <v:rect id="_x0000_i1053" style="width:0;height:1.5pt" o:hralign="center" o:hrstd="t" o:hr="t" fillcolor="#a0a0a0" stroked="f"/>
         </w:pict>
       </w:r>
     </w:p>
@@ -6535,6 +6521,6113 @@
     </w:p>
     <w:p>
       <w:pPr>
+        <w:spacing w:before="100" w:beforeAutospacing="1" w:after="100" w:afterAutospacing="1"/>
+        <w:outlineLvl w:val="0"/>
+        <w:rPr>
+          <w:rFonts w:ascii="Times New Roman" w:eastAsia="Times New Roman" w:hAnsi="Times New Roman" w:cs="Times New Roman"/>
+          <w:b/>
+          <w:bCs/>
+          <w:kern w:val="36"/>
+          <w:sz w:val="48"/>
+          <w:szCs w:val="48"/>
+          <w:lang w:val="en-IN" w:eastAsia="en-IN"/>
+        </w:rPr>
+      </w:pPr>
+      <w:r>
+        <w:rPr>
+          <w:rFonts w:ascii="Times New Roman" w:eastAsia="Times New Roman" w:hAnsi="Times New Roman" w:cs="Times New Roman"/>
+          <w:b/>
+          <w:bCs/>
+          <w:kern w:val="36"/>
+          <w:sz w:val="48"/>
+          <w:szCs w:val="48"/>
+          <w:lang w:val="en-IN" w:eastAsia="en-IN"/>
+        </w:rPr>
+        <w:t>Milestone 3: Backend &amp; Frontend Implementation (Week 5–6)</w:t>
+      </w:r>
+    </w:p>
+    <w:p>
+      <w:pPr>
+        <w:spacing w:after="0"/>
+        <w:rPr>
+          <w:rFonts w:ascii="Times New Roman" w:eastAsia="Times New Roman" w:hAnsi="Times New Roman" w:cs="Times New Roman"/>
+          <w:lang w:val="en-IN" w:eastAsia="en-IN"/>
+        </w:rPr>
+      </w:pPr>
+      <w:r>
+        <w:rPr>
+          <w:rFonts w:ascii="Times New Roman" w:eastAsia="Times New Roman" w:hAnsi="Times New Roman" w:cs="Times New Roman"/>
+          <w:lang w:val="en-IN" w:eastAsia="en-IN"/>
+        </w:rPr>
+        <w:pict w14:anchorId="62144FA3">
+          <v:rect id="_x0000_i1642" style="width:0;height:1.5pt" o:hralign="center" o:hrstd="t" o:hr="t" fillcolor="#a0a0a0" stroked="f"/>
+        </w:pict>
+      </w:r>
+    </w:p>
+    <w:p>
+      <w:pPr>
+        <w:spacing w:before="100" w:beforeAutospacing="1" w:after="100" w:afterAutospacing="1"/>
+        <w:outlineLvl w:val="1"/>
+        <w:rPr>
+          <w:rFonts w:ascii="Times New Roman" w:eastAsia="Times New Roman" w:hAnsi="Times New Roman" w:cs="Times New Roman"/>
+          <w:b/>
+          <w:bCs/>
+          <w:sz w:val="36"/>
+          <w:szCs w:val="36"/>
+          <w:lang w:val="en-IN" w:eastAsia="en-IN"/>
+        </w:rPr>
+      </w:pPr>
+      <w:r>
+        <w:rPr>
+          <w:rFonts w:ascii="Times New Roman" w:eastAsia="Times New Roman" w:hAnsi="Times New Roman" w:cs="Times New Roman"/>
+          <w:b/>
+          <w:bCs/>
+          <w:sz w:val="36"/>
+          <w:szCs w:val="36"/>
+          <w:lang w:val="en-IN" w:eastAsia="en-IN"/>
+        </w:rPr>
+        <w:t>Module 5: Flask Backend API Development</w:t>
+      </w:r>
+    </w:p>
+    <w:p>
+      <w:pPr>
+        <w:spacing w:before="100" w:beforeAutospacing="1" w:after="100" w:afterAutospacing="1"/>
+        <w:outlineLvl w:val="2"/>
+        <w:rPr>
+          <w:rFonts w:ascii="Times New Roman" w:eastAsia="Times New Roman" w:hAnsi="Times New Roman" w:cs="Times New Roman"/>
+          <w:b/>
+          <w:bCs/>
+          <w:sz w:val="27"/>
+          <w:szCs w:val="27"/>
+          <w:lang w:val="en-IN" w:eastAsia="en-IN"/>
+        </w:rPr>
+      </w:pPr>
+      <w:r>
+        <w:rPr>
+          <w:rFonts w:ascii="Times New Roman" w:eastAsia="Times New Roman" w:hAnsi="Times New Roman" w:cs="Times New Roman"/>
+          <w:b/>
+          <w:bCs/>
+          <w:sz w:val="27"/>
+          <w:szCs w:val="27"/>
+          <w:lang w:val="en-IN" w:eastAsia="en-IN"/>
+        </w:rPr>
+        <w:t>10.</w:t>
+      </w:r>
+      <w:r>
+        <w:rPr>
+          <w:rFonts w:ascii="Times New Roman" w:eastAsia="Times New Roman" w:hAnsi="Times New Roman" w:cs="Times New Roman"/>
+          <w:b/>
+          <w:bCs/>
+          <w:sz w:val="27"/>
+          <w:szCs w:val="27"/>
+          <w:lang w:val="en-IN" w:eastAsia="en-IN"/>
+        </w:rPr>
+        <w:t>1 Objective</w:t>
+      </w:r>
+    </w:p>
+    <w:p>
+      <w:pPr>
+        <w:spacing w:before="100" w:beforeAutospacing="1" w:after="100" w:afterAutospacing="1"/>
+        <w:rPr>
+          <w:rFonts w:ascii="Times New Roman" w:eastAsia="Times New Roman" w:hAnsi="Times New Roman" w:cs="Times New Roman"/>
+          <w:lang w:val="en-IN" w:eastAsia="en-IN"/>
+        </w:rPr>
+      </w:pPr>
+      <w:r>
+        <w:rPr>
+          <w:rFonts w:ascii="Times New Roman" w:eastAsia="Times New Roman" w:hAnsi="Times New Roman" w:cs="Times New Roman"/>
+          <w:lang w:val="en-IN" w:eastAsia="en-IN"/>
+        </w:rPr>
+        <w:t>The objective of Module 5 was to design and implement a robust backend system capable of:</w:t>
+      </w:r>
+    </w:p>
+    <w:p>
+      <w:pPr>
+        <w:numPr>
+          <w:ilvl w:val="0"/>
+          <w:numId w:val="34"/>
+        </w:numPr>
+        <w:spacing w:before="100" w:beforeAutospacing="1" w:after="100" w:afterAutospacing="1"/>
+        <w:rPr>
+          <w:rFonts w:ascii="Times New Roman" w:eastAsia="Times New Roman" w:hAnsi="Times New Roman" w:cs="Times New Roman"/>
+          <w:lang w:val="en-IN" w:eastAsia="en-IN"/>
+        </w:rPr>
+      </w:pPr>
+      <w:r>
+        <w:rPr>
+          <w:rFonts w:ascii="Times New Roman" w:eastAsia="Times New Roman" w:hAnsi="Times New Roman" w:cs="Times New Roman"/>
+          <w:lang w:val="en-IN" w:eastAsia="en-IN"/>
+        </w:rPr>
+        <w:t>Handling product and material data</w:t>
+      </w:r>
+    </w:p>
+    <w:p>
+      <w:pPr>
+        <w:numPr>
+          <w:ilvl w:val="0"/>
+          <w:numId w:val="34"/>
+        </w:numPr>
+        <w:spacing w:before="100" w:beforeAutospacing="1" w:after="100" w:afterAutospacing="1"/>
+        <w:rPr>
+          <w:rFonts w:ascii="Times New Roman" w:eastAsia="Times New Roman" w:hAnsi="Times New Roman" w:cs="Times New Roman"/>
+          <w:lang w:val="en-IN" w:eastAsia="en-IN"/>
+        </w:rPr>
+      </w:pPr>
+      <w:r>
+        <w:rPr>
+          <w:rFonts w:ascii="Times New Roman" w:eastAsia="Times New Roman" w:hAnsi="Times New Roman" w:cs="Times New Roman"/>
+          <w:lang w:val="en-IN" w:eastAsia="en-IN"/>
+        </w:rPr>
+        <w:t>Performing AI-based material recommendations</w:t>
+      </w:r>
+    </w:p>
+    <w:p>
+      <w:pPr>
+        <w:numPr>
+          <w:ilvl w:val="0"/>
+          <w:numId w:val="34"/>
+        </w:numPr>
+        <w:spacing w:before="100" w:beforeAutospacing="1" w:after="100" w:afterAutospacing="1"/>
+        <w:rPr>
+          <w:rFonts w:ascii="Times New Roman" w:eastAsia="Times New Roman" w:hAnsi="Times New Roman" w:cs="Times New Roman"/>
+          <w:lang w:val="en-IN" w:eastAsia="en-IN"/>
+        </w:rPr>
+      </w:pPr>
+      <w:r>
+        <w:rPr>
+          <w:rFonts w:ascii="Times New Roman" w:eastAsia="Times New Roman" w:hAnsi="Times New Roman" w:cs="Times New Roman"/>
+          <w:lang w:val="en-IN" w:eastAsia="en-IN"/>
+        </w:rPr>
+        <w:t>Computing sustainability and environmental metrics</w:t>
+      </w:r>
+    </w:p>
+    <w:p>
+      <w:pPr>
+        <w:numPr>
+          <w:ilvl w:val="0"/>
+          <w:numId w:val="34"/>
+        </w:numPr>
+        <w:spacing w:before="100" w:beforeAutospacing="1" w:after="100" w:afterAutospacing="1"/>
+        <w:rPr>
+          <w:rFonts w:ascii="Times New Roman" w:eastAsia="Times New Roman" w:hAnsi="Times New Roman" w:cs="Times New Roman"/>
+          <w:lang w:val="en-IN" w:eastAsia="en-IN"/>
+        </w:rPr>
+      </w:pPr>
+      <w:r>
+        <w:rPr>
+          <w:rFonts w:ascii="Times New Roman" w:eastAsia="Times New Roman" w:hAnsi="Times New Roman" w:cs="Times New Roman"/>
+          <w:lang w:val="en-IN" w:eastAsia="en-IN"/>
+        </w:rPr>
+        <w:t>Serving data securely to the frontend interface</w:t>
+      </w:r>
+    </w:p>
+    <w:p>
+      <w:pPr>
+        <w:numPr>
+          <w:ilvl w:val="0"/>
+          <w:numId w:val="34"/>
+        </w:numPr>
+        <w:spacing w:before="100" w:beforeAutospacing="1" w:after="100" w:afterAutospacing="1"/>
+        <w:rPr>
+          <w:rFonts w:ascii="Times New Roman" w:eastAsia="Times New Roman" w:hAnsi="Times New Roman" w:cs="Times New Roman"/>
+          <w:lang w:val="en-IN" w:eastAsia="en-IN"/>
+        </w:rPr>
+      </w:pPr>
+      <w:r>
+        <w:rPr>
+          <w:rFonts w:ascii="Times New Roman" w:eastAsia="Times New Roman" w:hAnsi="Times New Roman" w:cs="Times New Roman"/>
+          <w:lang w:val="en-IN" w:eastAsia="en-IN"/>
+        </w:rPr>
+        <w:t>Supporting dashboard analytics and report exports</w:t>
+      </w:r>
+    </w:p>
+    <w:p>
+      <w:pPr>
+        <w:spacing w:after="0"/>
+        <w:rPr>
+          <w:rFonts w:ascii="Times New Roman" w:eastAsia="Times New Roman" w:hAnsi="Times New Roman" w:cs="Times New Roman"/>
+          <w:lang w:val="en-IN" w:eastAsia="en-IN"/>
+        </w:rPr>
+      </w:pPr>
+      <w:r>
+        <w:rPr>
+          <w:rFonts w:ascii="Times New Roman" w:eastAsia="Times New Roman" w:hAnsi="Times New Roman" w:cs="Times New Roman"/>
+          <w:lang w:val="en-IN" w:eastAsia="en-IN"/>
+        </w:rPr>
+        <w:pict w14:anchorId="40401554">
+          <v:rect id="_x0000_i1643" style="width:0;height:1.5pt" o:hralign="center" o:hrstd="t" o:hr="t" fillcolor="#a0a0a0" stroked="f"/>
+        </w:pict>
+      </w:r>
+    </w:p>
+    <w:p>
+      <w:pPr>
+        <w:spacing w:before="100" w:beforeAutospacing="1" w:after="100" w:afterAutospacing="1"/>
+        <w:outlineLvl w:val="2"/>
+        <w:rPr>
+          <w:rFonts w:ascii="Times New Roman" w:eastAsia="Times New Roman" w:hAnsi="Times New Roman" w:cs="Times New Roman"/>
+          <w:b/>
+          <w:bCs/>
+          <w:sz w:val="27"/>
+          <w:szCs w:val="27"/>
+          <w:lang w:val="en-IN" w:eastAsia="en-IN"/>
+        </w:rPr>
+      </w:pPr>
+      <w:r>
+        <w:rPr>
+          <w:rFonts w:ascii="Times New Roman" w:eastAsia="Times New Roman" w:hAnsi="Times New Roman" w:cs="Times New Roman"/>
+          <w:b/>
+          <w:bCs/>
+          <w:sz w:val="27"/>
+          <w:szCs w:val="27"/>
+          <w:lang w:val="en-IN" w:eastAsia="en-IN"/>
+        </w:rPr>
+        <w:t>10</w:t>
+      </w:r>
+      <w:r>
+        <w:rPr>
+          <w:rFonts w:ascii="Times New Roman" w:eastAsia="Times New Roman" w:hAnsi="Times New Roman" w:cs="Times New Roman"/>
+          <w:b/>
+          <w:bCs/>
+          <w:sz w:val="27"/>
+          <w:szCs w:val="27"/>
+          <w:lang w:val="en-IN" w:eastAsia="en-IN"/>
+        </w:rPr>
+        <w:t>.2 Backend Architecture</w:t>
+      </w:r>
+    </w:p>
+    <w:p>
+      <w:pPr>
+        <w:spacing w:before="100" w:beforeAutospacing="1" w:after="100" w:afterAutospacing="1"/>
+        <w:rPr>
+          <w:rFonts w:ascii="Times New Roman" w:eastAsia="Times New Roman" w:hAnsi="Times New Roman" w:cs="Times New Roman"/>
+          <w:lang w:val="en-IN" w:eastAsia="en-IN"/>
+        </w:rPr>
+      </w:pPr>
+      <w:r>
+        <w:rPr>
+          <w:rFonts w:ascii="Times New Roman" w:eastAsia="Times New Roman" w:hAnsi="Times New Roman" w:cs="Times New Roman"/>
+          <w:lang w:val="en-IN" w:eastAsia="en-IN"/>
+        </w:rPr>
+        <w:t xml:space="preserve">The backend is implemented using </w:t>
+      </w:r>
+      <w:r>
+        <w:rPr>
+          <w:rFonts w:ascii="Times New Roman" w:eastAsia="Times New Roman" w:hAnsi="Times New Roman" w:cs="Times New Roman"/>
+          <w:b/>
+          <w:bCs/>
+          <w:lang w:val="en-IN" w:eastAsia="en-IN"/>
+        </w:rPr>
+        <w:t>Flask (Python)</w:t>
+      </w:r>
+      <w:r>
+        <w:rPr>
+          <w:rFonts w:ascii="Times New Roman" w:eastAsia="Times New Roman" w:hAnsi="Times New Roman" w:cs="Times New Roman"/>
+          <w:lang w:val="en-IN" w:eastAsia="en-IN"/>
+        </w:rPr>
+        <w:t xml:space="preserve"> and follows a modular architecture.</w:t>
+      </w:r>
+    </w:p>
+    <w:p>
+      <w:pPr>
+        <w:spacing w:before="100" w:beforeAutospacing="1" w:after="100" w:afterAutospacing="1"/>
+        <w:rPr>
+          <w:rFonts w:ascii="Times New Roman" w:eastAsia="Times New Roman" w:hAnsi="Times New Roman" w:cs="Times New Roman"/>
+          <w:lang w:val="en-IN" w:eastAsia="en-IN"/>
+        </w:rPr>
+      </w:pPr>
+      <w:r>
+        <w:rPr>
+          <w:rFonts w:ascii="Times New Roman" w:eastAsia="Times New Roman" w:hAnsi="Times New Roman" w:cs="Times New Roman"/>
+          <w:b/>
+          <w:bCs/>
+          <w:lang w:val="en-IN" w:eastAsia="en-IN"/>
+        </w:rPr>
+        <w:t>Main components:</w:t>
+      </w:r>
+    </w:p>
+    <w:p>
+      <w:pPr>
+        <w:numPr>
+          <w:ilvl w:val="0"/>
+          <w:numId w:val="35"/>
+        </w:numPr>
+        <w:spacing w:before="100" w:beforeAutospacing="1" w:after="100" w:afterAutospacing="1"/>
+        <w:rPr>
+          <w:rFonts w:ascii="Times New Roman" w:eastAsia="Times New Roman" w:hAnsi="Times New Roman" w:cs="Times New Roman"/>
+          <w:lang w:val="en-IN" w:eastAsia="en-IN"/>
+        </w:rPr>
+      </w:pPr>
+      <w:r>
+        <w:rPr>
+          <w:rFonts w:ascii="Courier New" w:eastAsia="Times New Roman" w:hAnsi="Courier New" w:cs="Courier New"/>
+          <w:sz w:val="20"/>
+          <w:szCs w:val="20"/>
+          <w:lang w:val="en-IN" w:eastAsia="en-IN"/>
+        </w:rPr>
+        <w:lastRenderedPageBreak/>
+        <w:t>app.py</w:t>
+      </w:r>
+      <w:r>
+        <w:rPr>
+          <w:rFonts w:ascii="Times New Roman" w:eastAsia="Times New Roman" w:hAnsi="Times New Roman" w:cs="Times New Roman"/>
+          <w:lang w:val="en-IN" w:eastAsia="en-IN"/>
+        </w:rPr>
+        <w:t xml:space="preserve"> – API routing and application initialization</w:t>
+      </w:r>
+    </w:p>
+    <w:p>
+      <w:pPr>
+        <w:numPr>
+          <w:ilvl w:val="0"/>
+          <w:numId w:val="35"/>
+        </w:numPr>
+        <w:spacing w:before="100" w:beforeAutospacing="1" w:after="100" w:afterAutospacing="1"/>
+        <w:rPr>
+          <w:rFonts w:ascii="Times New Roman" w:eastAsia="Times New Roman" w:hAnsi="Times New Roman" w:cs="Times New Roman"/>
+          <w:lang w:val="en-IN" w:eastAsia="en-IN"/>
+        </w:rPr>
+      </w:pPr>
+      <w:r>
+        <w:rPr>
+          <w:rFonts w:ascii="Courier New" w:eastAsia="Times New Roman" w:hAnsi="Courier New" w:cs="Courier New"/>
+          <w:sz w:val="20"/>
+          <w:szCs w:val="20"/>
+          <w:lang w:val="en-IN" w:eastAsia="en-IN"/>
+        </w:rPr>
+        <w:t>model.py</w:t>
+      </w:r>
+      <w:r>
+        <w:rPr>
+          <w:rFonts w:ascii="Times New Roman" w:eastAsia="Times New Roman" w:hAnsi="Times New Roman" w:cs="Times New Roman"/>
+          <w:lang w:val="en-IN" w:eastAsia="en-IN"/>
+        </w:rPr>
+        <w:t xml:space="preserve"> – Machine learning inference logic</w:t>
+      </w:r>
+    </w:p>
+    <w:p>
+      <w:pPr>
+        <w:numPr>
+          <w:ilvl w:val="0"/>
+          <w:numId w:val="35"/>
+        </w:numPr>
+        <w:spacing w:before="100" w:beforeAutospacing="1" w:after="100" w:afterAutospacing="1"/>
+        <w:rPr>
+          <w:rFonts w:ascii="Times New Roman" w:eastAsia="Times New Roman" w:hAnsi="Times New Roman" w:cs="Times New Roman"/>
+          <w:lang w:val="en-IN" w:eastAsia="en-IN"/>
+        </w:rPr>
+      </w:pPr>
+      <w:r>
+        <w:rPr>
+          <w:rFonts w:ascii="Courier New" w:eastAsia="Times New Roman" w:hAnsi="Courier New" w:cs="Courier New"/>
+          <w:sz w:val="20"/>
+          <w:szCs w:val="20"/>
+          <w:lang w:val="en-IN" w:eastAsia="en-IN"/>
+        </w:rPr>
+        <w:t>dashboard.py</w:t>
+      </w:r>
+      <w:r>
+        <w:rPr>
+          <w:rFonts w:ascii="Times New Roman" w:eastAsia="Times New Roman" w:hAnsi="Times New Roman" w:cs="Times New Roman"/>
+          <w:lang w:val="en-IN" w:eastAsia="en-IN"/>
+        </w:rPr>
+        <w:t xml:space="preserve"> – Business Intelligence and analytics processing</w:t>
+      </w:r>
+    </w:p>
+    <w:p>
+      <w:pPr>
+        <w:numPr>
+          <w:ilvl w:val="0"/>
+          <w:numId w:val="35"/>
+        </w:numPr>
+        <w:spacing w:before="100" w:beforeAutospacing="1" w:after="100" w:afterAutospacing="1"/>
+        <w:rPr>
+          <w:rFonts w:ascii="Times New Roman" w:eastAsia="Times New Roman" w:hAnsi="Times New Roman" w:cs="Times New Roman"/>
+          <w:lang w:val="en-IN" w:eastAsia="en-IN"/>
+        </w:rPr>
+      </w:pPr>
+      <w:r>
+        <w:rPr>
+          <w:rFonts w:ascii="Courier New" w:eastAsia="Times New Roman" w:hAnsi="Courier New" w:cs="Courier New"/>
+          <w:sz w:val="20"/>
+          <w:szCs w:val="20"/>
+          <w:lang w:val="en-IN" w:eastAsia="en-IN"/>
+        </w:rPr>
+        <w:t>auth.py</w:t>
+      </w:r>
+      <w:r>
+        <w:rPr>
+          <w:rFonts w:ascii="Times New Roman" w:eastAsia="Times New Roman" w:hAnsi="Times New Roman" w:cs="Times New Roman"/>
+          <w:lang w:val="en-IN" w:eastAsia="en-IN"/>
+        </w:rPr>
+        <w:t xml:space="preserve"> – API security layer</w:t>
+      </w:r>
+    </w:p>
+    <w:p>
+      <w:pPr>
+        <w:numPr>
+          <w:ilvl w:val="0"/>
+          <w:numId w:val="35"/>
+        </w:numPr>
+        <w:spacing w:before="100" w:beforeAutospacing="1" w:after="100" w:afterAutospacing="1"/>
+        <w:rPr>
+          <w:rFonts w:ascii="Times New Roman" w:eastAsia="Times New Roman" w:hAnsi="Times New Roman" w:cs="Times New Roman"/>
+          <w:lang w:val="en-IN" w:eastAsia="en-IN"/>
+        </w:rPr>
+      </w:pPr>
+      <w:r>
+        <w:rPr>
+          <w:rFonts w:ascii="Courier New" w:eastAsia="Times New Roman" w:hAnsi="Courier New" w:cs="Courier New"/>
+          <w:sz w:val="20"/>
+          <w:szCs w:val="20"/>
+          <w:lang w:val="en-IN" w:eastAsia="en-IN"/>
+        </w:rPr>
+        <w:t>data/</w:t>
+      </w:r>
+      <w:r>
+        <w:rPr>
+          <w:rFonts w:ascii="Times New Roman" w:eastAsia="Times New Roman" w:hAnsi="Times New Roman" w:cs="Times New Roman"/>
+          <w:lang w:val="en-IN" w:eastAsia="en-IN"/>
+        </w:rPr>
+        <w:t xml:space="preserve"> – CSV-based datasets</w:t>
+      </w:r>
+    </w:p>
+    <w:p>
+      <w:pPr>
+        <w:numPr>
+          <w:ilvl w:val="0"/>
+          <w:numId w:val="35"/>
+        </w:numPr>
+        <w:spacing w:before="100" w:beforeAutospacing="1" w:after="100" w:afterAutospacing="1"/>
+        <w:rPr>
+          <w:rFonts w:ascii="Times New Roman" w:eastAsia="Times New Roman" w:hAnsi="Times New Roman" w:cs="Times New Roman"/>
+          <w:lang w:val="en-IN" w:eastAsia="en-IN"/>
+        </w:rPr>
+      </w:pPr>
+      <w:proofErr w:type="spellStart"/>
+      <w:r>
+        <w:rPr>
+          <w:rFonts w:ascii="Courier New" w:eastAsia="Times New Roman" w:hAnsi="Courier New" w:cs="Courier New"/>
+          <w:sz w:val="20"/>
+          <w:szCs w:val="20"/>
+          <w:lang w:val="en-IN" w:eastAsia="en-IN"/>
+        </w:rPr>
+        <w:t>trained_models</w:t>
+      </w:r>
+      <w:proofErr w:type="spellEnd"/>
+      <w:r>
+        <w:rPr>
+          <w:rFonts w:ascii="Courier New" w:eastAsia="Times New Roman" w:hAnsi="Courier New" w:cs="Courier New"/>
+          <w:sz w:val="20"/>
+          <w:szCs w:val="20"/>
+          <w:lang w:val="en-IN" w:eastAsia="en-IN"/>
+        </w:rPr>
+        <w:t>/</w:t>
+      </w:r>
+      <w:r>
+        <w:rPr>
+          <w:rFonts w:ascii="Times New Roman" w:eastAsia="Times New Roman" w:hAnsi="Times New Roman" w:cs="Times New Roman"/>
+          <w:lang w:val="en-IN" w:eastAsia="en-IN"/>
+        </w:rPr>
+        <w:t xml:space="preserve"> – Pretrained ML models (</w:t>
+      </w:r>
+      <w:r>
+        <w:rPr>
+          <w:rFonts w:ascii="Courier New" w:eastAsia="Times New Roman" w:hAnsi="Courier New" w:cs="Courier New"/>
+          <w:sz w:val="20"/>
+          <w:szCs w:val="20"/>
+          <w:lang w:val="en-IN" w:eastAsia="en-IN"/>
+        </w:rPr>
+        <w:t>.</w:t>
+      </w:r>
+      <w:proofErr w:type="spellStart"/>
+      <w:r>
+        <w:rPr>
+          <w:rFonts w:ascii="Courier New" w:eastAsia="Times New Roman" w:hAnsi="Courier New" w:cs="Courier New"/>
+          <w:sz w:val="20"/>
+          <w:szCs w:val="20"/>
+          <w:lang w:val="en-IN" w:eastAsia="en-IN"/>
+        </w:rPr>
+        <w:t>pkl</w:t>
+      </w:r>
+      <w:proofErr w:type="spellEnd"/>
+      <w:r>
+        <w:rPr>
+          <w:rFonts w:ascii="Times New Roman" w:eastAsia="Times New Roman" w:hAnsi="Times New Roman" w:cs="Times New Roman"/>
+          <w:lang w:val="en-IN" w:eastAsia="en-IN"/>
+        </w:rPr>
+        <w:t>)</w:t>
+      </w:r>
+    </w:p>
+    <w:p>
+      <w:pPr>
+        <w:spacing w:before="100" w:beforeAutospacing="1" w:after="100" w:afterAutospacing="1"/>
+        <w:rPr>
+          <w:rFonts w:ascii="Times New Roman" w:eastAsia="Times New Roman" w:hAnsi="Times New Roman" w:cs="Times New Roman"/>
+          <w:lang w:val="en-IN" w:eastAsia="en-IN"/>
+        </w:rPr>
+      </w:pPr>
+      <w:r>
+        <w:rPr>
+          <w:rFonts w:ascii="Times New Roman" w:eastAsia="Times New Roman" w:hAnsi="Times New Roman" w:cs="Times New Roman"/>
+          <w:lang w:val="en-IN" w:eastAsia="en-IN"/>
+        </w:rPr>
+        <w:t>This structure ensures separation of concerns and improves maintainability.</w:t>
+      </w:r>
+    </w:p>
+    <w:p>
+      <w:pPr>
+        <w:spacing w:after="0"/>
+        <w:rPr>
+          <w:rFonts w:ascii="Times New Roman" w:eastAsia="Times New Roman" w:hAnsi="Times New Roman" w:cs="Times New Roman"/>
+          <w:lang w:val="en-IN" w:eastAsia="en-IN"/>
+        </w:rPr>
+      </w:pPr>
+      <w:r>
+        <w:rPr>
+          <w:rFonts w:ascii="Times New Roman" w:eastAsia="Times New Roman" w:hAnsi="Times New Roman" w:cs="Times New Roman"/>
+          <w:lang w:val="en-IN" w:eastAsia="en-IN"/>
+        </w:rPr>
+        <w:pict w14:anchorId="757F0DAE">
+          <v:rect id="_x0000_i1644" style="width:0;height:1.5pt" o:hralign="center" o:hrstd="t" o:hr="t" fillcolor="#a0a0a0" stroked="f"/>
+        </w:pict>
+      </w:r>
+    </w:p>
+    <w:p>
+      <w:pPr>
+        <w:spacing w:before="100" w:beforeAutospacing="1" w:after="100" w:afterAutospacing="1"/>
+        <w:outlineLvl w:val="2"/>
+        <w:rPr>
+          <w:rFonts w:ascii="Times New Roman" w:eastAsia="Times New Roman" w:hAnsi="Times New Roman" w:cs="Times New Roman"/>
+          <w:b/>
+          <w:bCs/>
+          <w:sz w:val="27"/>
+          <w:szCs w:val="27"/>
+          <w:lang w:val="en-IN" w:eastAsia="en-IN"/>
+        </w:rPr>
+      </w:pPr>
+      <w:r>
+        <w:rPr>
+          <w:rFonts w:ascii="Times New Roman" w:eastAsia="Times New Roman" w:hAnsi="Times New Roman" w:cs="Times New Roman"/>
+          <w:b/>
+          <w:bCs/>
+          <w:sz w:val="27"/>
+          <w:szCs w:val="27"/>
+          <w:lang w:val="en-IN" w:eastAsia="en-IN"/>
+        </w:rPr>
+        <w:t>10</w:t>
+      </w:r>
+      <w:r>
+        <w:rPr>
+          <w:rFonts w:ascii="Times New Roman" w:eastAsia="Times New Roman" w:hAnsi="Times New Roman" w:cs="Times New Roman"/>
+          <w:b/>
+          <w:bCs/>
+          <w:sz w:val="27"/>
+          <w:szCs w:val="27"/>
+          <w:lang w:val="en-IN" w:eastAsia="en-IN"/>
+        </w:rPr>
+        <w:t>.3 REST API Endpoints</w:t>
+      </w:r>
+    </w:p>
+    <w:p>
+      <w:pPr>
+        <w:spacing w:before="100" w:beforeAutospacing="1" w:after="100" w:afterAutospacing="1"/>
+        <w:outlineLvl w:val="3"/>
+        <w:rPr>
+          <w:rFonts w:ascii="Times New Roman" w:eastAsia="Times New Roman" w:hAnsi="Times New Roman" w:cs="Times New Roman"/>
+          <w:b/>
+          <w:bCs/>
+          <w:lang w:val="en-IN" w:eastAsia="en-IN"/>
+        </w:rPr>
+      </w:pPr>
+      <w:r>
+        <w:rPr>
+          <w:rFonts w:ascii="Times New Roman" w:eastAsia="Times New Roman" w:hAnsi="Times New Roman" w:cs="Times New Roman"/>
+          <w:b/>
+          <w:bCs/>
+          <w:lang w:val="en-IN" w:eastAsia="en-IN"/>
+        </w:rPr>
+        <w:t>10</w:t>
+      </w:r>
+      <w:r>
+        <w:rPr>
+          <w:rFonts w:ascii="Times New Roman" w:eastAsia="Times New Roman" w:hAnsi="Times New Roman" w:cs="Times New Roman"/>
+          <w:b/>
+          <w:bCs/>
+          <w:lang w:val="en-IN" w:eastAsia="en-IN"/>
+        </w:rPr>
+        <w:t>.3.1 Product &amp; Material Lookup APIs</w:t>
+      </w:r>
+    </w:p>
+    <w:tbl>
+      <w:tblPr>
+        <w:tblW w:w="0" w:type="auto"/>
+        <w:tblCellSpacing w:w="15" w:type="dxa"/>
+        <w:tblCellMar>
+          <w:top w:w="15" w:type="dxa"/>
+          <w:left w:w="15" w:type="dxa"/>
+          <w:bottom w:w="15" w:type="dxa"/>
+          <w:right w:w="15" w:type="dxa"/>
+        </w:tblCellMar>
+        <w:tblLook w:val="04A0" w:firstRow="1" w:lastRow="0" w:firstColumn="1" w:lastColumn="0" w:noHBand="0" w:noVBand="1"/>
+      </w:tblPr>
+      <w:tblGrid>
+        <w:gridCol w:w="1276"/>
+        <w:gridCol w:w="860"/>
+        <w:gridCol w:w="2948"/>
+      </w:tblGrid>
+      <w:tr>
+        <w:trPr>
+          <w:tblHeader/>
+          <w:tblCellSpacing w:w="15" w:type="dxa"/>
+        </w:trPr>
+        <w:tc>
+          <w:tcPr>
+            <w:tcW w:w="0" w:type="auto"/>
+            <w:vAlign w:val="center"/>
+            <w:hideMark/>
+          </w:tcPr>
+          <w:p>
+            <w:pPr>
+              <w:spacing w:after="0"/>
+              <w:jc w:val="center"/>
+              <w:rPr>
+                <w:rFonts w:ascii="Times New Roman" w:eastAsia="Times New Roman" w:hAnsi="Times New Roman" w:cs="Times New Roman"/>
+                <w:b/>
+                <w:bCs/>
+                <w:lang w:val="en-IN" w:eastAsia="en-IN"/>
+              </w:rPr>
+            </w:pPr>
+            <w:r>
+              <w:rPr>
+                <w:rFonts w:ascii="Times New Roman" w:eastAsia="Times New Roman" w:hAnsi="Times New Roman" w:cs="Times New Roman"/>
+                <w:b/>
+                <w:bCs/>
+                <w:lang w:val="en-IN" w:eastAsia="en-IN"/>
+              </w:rPr>
+              <w:t>Endpoint</w:t>
+            </w:r>
+          </w:p>
+        </w:tc>
+        <w:tc>
+          <w:tcPr>
+            <w:tcW w:w="0" w:type="auto"/>
+            <w:vAlign w:val="center"/>
+            <w:hideMark/>
+          </w:tcPr>
+          <w:p>
+            <w:pPr>
+              <w:spacing w:after="0"/>
+              <w:jc w:val="center"/>
+              <w:rPr>
+                <w:rFonts w:ascii="Times New Roman" w:eastAsia="Times New Roman" w:hAnsi="Times New Roman" w:cs="Times New Roman"/>
+                <w:b/>
+                <w:bCs/>
+                <w:lang w:val="en-IN" w:eastAsia="en-IN"/>
+              </w:rPr>
+            </w:pPr>
+            <w:r>
+              <w:rPr>
+                <w:rFonts w:ascii="Times New Roman" w:eastAsia="Times New Roman" w:hAnsi="Times New Roman" w:cs="Times New Roman"/>
+                <w:b/>
+                <w:bCs/>
+                <w:lang w:val="en-IN" w:eastAsia="en-IN"/>
+              </w:rPr>
+              <w:t>Method</w:t>
+            </w:r>
+          </w:p>
+        </w:tc>
+        <w:tc>
+          <w:tcPr>
+            <w:tcW w:w="0" w:type="auto"/>
+            <w:vAlign w:val="center"/>
+            <w:hideMark/>
+          </w:tcPr>
+          <w:p>
+            <w:pPr>
+              <w:spacing w:after="0"/>
+              <w:jc w:val="center"/>
+              <w:rPr>
+                <w:rFonts w:ascii="Times New Roman" w:eastAsia="Times New Roman" w:hAnsi="Times New Roman" w:cs="Times New Roman"/>
+                <w:b/>
+                <w:bCs/>
+                <w:lang w:val="en-IN" w:eastAsia="en-IN"/>
+              </w:rPr>
+            </w:pPr>
+            <w:r>
+              <w:rPr>
+                <w:rFonts w:ascii="Times New Roman" w:eastAsia="Times New Roman" w:hAnsi="Times New Roman" w:cs="Times New Roman"/>
+                <w:b/>
+                <w:bCs/>
+                <w:lang w:val="en-IN" w:eastAsia="en-IN"/>
+              </w:rPr>
+              <w:t>Description</w:t>
+            </w:r>
+          </w:p>
+        </w:tc>
+      </w:tr>
+      <w:tr>
+        <w:trPr>
+          <w:tblCellSpacing w:w="15" w:type="dxa"/>
+        </w:trPr>
+        <w:tc>
+          <w:tcPr>
+            <w:tcW w:w="0" w:type="auto"/>
+            <w:vAlign w:val="center"/>
+            <w:hideMark/>
+          </w:tcPr>
+          <w:p>
+            <w:pPr>
+              <w:spacing w:after="0"/>
+              <w:rPr>
+                <w:rFonts w:ascii="Times New Roman" w:eastAsia="Times New Roman" w:hAnsi="Times New Roman" w:cs="Times New Roman"/>
+                <w:lang w:val="en-IN" w:eastAsia="en-IN"/>
+              </w:rPr>
+            </w:pPr>
+            <w:r>
+              <w:rPr>
+                <w:rFonts w:ascii="Courier New" w:eastAsia="Times New Roman" w:hAnsi="Courier New" w:cs="Courier New"/>
+                <w:sz w:val="20"/>
+                <w:szCs w:val="20"/>
+                <w:lang w:val="en-IN" w:eastAsia="en-IN"/>
+              </w:rPr>
+              <w:t>/products</w:t>
+            </w:r>
+          </w:p>
+        </w:tc>
+        <w:tc>
+          <w:tcPr>
+            <w:tcW w:w="0" w:type="auto"/>
+            <w:vAlign w:val="center"/>
+            <w:hideMark/>
+          </w:tcPr>
+          <w:p>
+            <w:pPr>
+              <w:spacing w:after="0"/>
+              <w:rPr>
+                <w:rFonts w:ascii="Times New Roman" w:eastAsia="Times New Roman" w:hAnsi="Times New Roman" w:cs="Times New Roman"/>
+                <w:lang w:val="en-IN" w:eastAsia="en-IN"/>
+              </w:rPr>
+            </w:pPr>
+            <w:r>
+              <w:rPr>
+                <w:rFonts w:ascii="Times New Roman" w:eastAsia="Times New Roman" w:hAnsi="Times New Roman" w:cs="Times New Roman"/>
+                <w:lang w:val="en-IN" w:eastAsia="en-IN"/>
+              </w:rPr>
+              <w:t>GET</w:t>
+            </w:r>
+          </w:p>
+        </w:tc>
+        <w:tc>
+          <w:tcPr>
+            <w:tcW w:w="0" w:type="auto"/>
+            <w:vAlign w:val="center"/>
+            <w:hideMark/>
+          </w:tcPr>
+          <w:p>
+            <w:pPr>
+              <w:spacing w:after="0"/>
+              <w:rPr>
+                <w:rFonts w:ascii="Times New Roman" w:eastAsia="Times New Roman" w:hAnsi="Times New Roman" w:cs="Times New Roman"/>
+                <w:lang w:val="en-IN" w:eastAsia="en-IN"/>
+              </w:rPr>
+            </w:pPr>
+            <w:r>
+              <w:rPr>
+                <w:rFonts w:ascii="Times New Roman" w:eastAsia="Times New Roman" w:hAnsi="Times New Roman" w:cs="Times New Roman"/>
+                <w:lang w:val="en-IN" w:eastAsia="en-IN"/>
+              </w:rPr>
+              <w:t>Returns available product list</w:t>
+            </w:r>
+          </w:p>
+        </w:tc>
+      </w:tr>
+      <w:tr>
+        <w:trPr>
+          <w:tblCellSpacing w:w="15" w:type="dxa"/>
+        </w:trPr>
+        <w:tc>
+          <w:tcPr>
+            <w:tcW w:w="0" w:type="auto"/>
+            <w:vAlign w:val="center"/>
+            <w:hideMark/>
+          </w:tcPr>
+          <w:p>
+            <w:pPr>
+              <w:spacing w:after="0"/>
+              <w:rPr>
+                <w:rFonts w:ascii="Times New Roman" w:eastAsia="Times New Roman" w:hAnsi="Times New Roman" w:cs="Times New Roman"/>
+                <w:lang w:val="en-IN" w:eastAsia="en-IN"/>
+              </w:rPr>
+            </w:pPr>
+            <w:r>
+              <w:rPr>
+                <w:rFonts w:ascii="Courier New" w:eastAsia="Times New Roman" w:hAnsi="Courier New" w:cs="Courier New"/>
+                <w:sz w:val="20"/>
+                <w:szCs w:val="20"/>
+                <w:lang w:val="en-IN" w:eastAsia="en-IN"/>
+              </w:rPr>
+              <w:t>/materials</w:t>
+            </w:r>
+          </w:p>
+        </w:tc>
+        <w:tc>
+          <w:tcPr>
+            <w:tcW w:w="0" w:type="auto"/>
+            <w:vAlign w:val="center"/>
+            <w:hideMark/>
+          </w:tcPr>
+          <w:p>
+            <w:pPr>
+              <w:spacing w:after="0"/>
+              <w:rPr>
+                <w:rFonts w:ascii="Times New Roman" w:eastAsia="Times New Roman" w:hAnsi="Times New Roman" w:cs="Times New Roman"/>
+                <w:lang w:val="en-IN" w:eastAsia="en-IN"/>
+              </w:rPr>
+            </w:pPr>
+            <w:r>
+              <w:rPr>
+                <w:rFonts w:ascii="Times New Roman" w:eastAsia="Times New Roman" w:hAnsi="Times New Roman" w:cs="Times New Roman"/>
+                <w:lang w:val="en-IN" w:eastAsia="en-IN"/>
+              </w:rPr>
+              <w:t>GET</w:t>
+            </w:r>
+          </w:p>
+        </w:tc>
+        <w:tc>
+          <w:tcPr>
+            <w:tcW w:w="0" w:type="auto"/>
+            <w:vAlign w:val="center"/>
+            <w:hideMark/>
+          </w:tcPr>
+          <w:p>
+            <w:pPr>
+              <w:spacing w:after="0"/>
+              <w:rPr>
+                <w:rFonts w:ascii="Times New Roman" w:eastAsia="Times New Roman" w:hAnsi="Times New Roman" w:cs="Times New Roman"/>
+                <w:lang w:val="en-IN" w:eastAsia="en-IN"/>
+              </w:rPr>
+            </w:pPr>
+            <w:r>
+              <w:rPr>
+                <w:rFonts w:ascii="Times New Roman" w:eastAsia="Times New Roman" w:hAnsi="Times New Roman" w:cs="Times New Roman"/>
+                <w:lang w:val="en-IN" w:eastAsia="en-IN"/>
+              </w:rPr>
+              <w:t>Returns available material list</w:t>
+            </w:r>
+          </w:p>
+        </w:tc>
+      </w:tr>
+    </w:tbl>
+    <w:p>
+      <w:pPr>
+        <w:spacing w:before="100" w:beforeAutospacing="1" w:after="100" w:afterAutospacing="1"/>
+        <w:rPr>
+          <w:rFonts w:ascii="Times New Roman" w:eastAsia="Times New Roman" w:hAnsi="Times New Roman" w:cs="Times New Roman"/>
+          <w:lang w:val="en-IN" w:eastAsia="en-IN"/>
+        </w:rPr>
+      </w:pPr>
+      <w:r>
+        <w:rPr>
+          <w:rFonts w:ascii="Times New Roman" w:eastAsia="Times New Roman" w:hAnsi="Times New Roman" w:cs="Times New Roman"/>
+          <w:lang w:val="en-IN" w:eastAsia="en-IN"/>
+        </w:rPr>
+        <w:t>These endpoints populate frontend dropdowns dynamically.</w:t>
+      </w:r>
+    </w:p>
+    <w:p>
+      <w:pPr>
+        <w:spacing w:after="0"/>
+        <w:rPr>
+          <w:rFonts w:ascii="Times New Roman" w:eastAsia="Times New Roman" w:hAnsi="Times New Roman" w:cs="Times New Roman"/>
+          <w:lang w:val="en-IN" w:eastAsia="en-IN"/>
+        </w:rPr>
+      </w:pPr>
+      <w:r>
+        <w:rPr>
+          <w:rFonts w:ascii="Times New Roman" w:eastAsia="Times New Roman" w:hAnsi="Times New Roman" w:cs="Times New Roman"/>
+          <w:lang w:val="en-IN" w:eastAsia="en-IN"/>
+        </w:rPr>
+        <w:pict w14:anchorId="263CC812">
+          <v:rect id="_x0000_i1645" style="width:0;height:1.5pt" o:hralign="center" o:hrstd="t" o:hr="t" fillcolor="#a0a0a0" stroked="f"/>
+        </w:pict>
+      </w:r>
+    </w:p>
+    <w:p>
+      <w:pPr>
+        <w:spacing w:before="100" w:beforeAutospacing="1" w:after="100" w:afterAutospacing="1"/>
+        <w:outlineLvl w:val="3"/>
+        <w:rPr>
+          <w:rFonts w:ascii="Times New Roman" w:eastAsia="Times New Roman" w:hAnsi="Times New Roman" w:cs="Times New Roman"/>
+          <w:b/>
+          <w:bCs/>
+          <w:lang w:val="en-IN" w:eastAsia="en-IN"/>
+        </w:rPr>
+      </w:pPr>
+      <w:r>
+        <w:rPr>
+          <w:rFonts w:ascii="Times New Roman" w:eastAsia="Times New Roman" w:hAnsi="Times New Roman" w:cs="Times New Roman"/>
+          <w:b/>
+          <w:bCs/>
+          <w:lang w:val="en-IN" w:eastAsia="en-IN"/>
+        </w:rPr>
+        <w:t>10</w:t>
+      </w:r>
+      <w:r>
+        <w:rPr>
+          <w:rFonts w:ascii="Times New Roman" w:eastAsia="Times New Roman" w:hAnsi="Times New Roman" w:cs="Times New Roman"/>
+          <w:b/>
+          <w:bCs/>
+          <w:lang w:val="en-IN" w:eastAsia="en-IN"/>
+        </w:rPr>
+        <w:t>.3.2 AI Recommendation APIs</w:t>
+      </w:r>
+    </w:p>
+    <w:tbl>
+      <w:tblPr>
+        <w:tblW w:w="0" w:type="auto"/>
+        <w:tblCellSpacing w:w="15" w:type="dxa"/>
+        <w:tblCellMar>
+          <w:top w:w="15" w:type="dxa"/>
+          <w:left w:w="15" w:type="dxa"/>
+          <w:bottom w:w="15" w:type="dxa"/>
+          <w:right w:w="15" w:type="dxa"/>
+        </w:tblCellMar>
+        <w:tblLook w:val="04A0" w:firstRow="1" w:lastRow="0" w:firstColumn="1" w:lastColumn="0" w:noHBand="0" w:noVBand="1"/>
+      </w:tblPr>
+      <w:tblGrid>
+        <w:gridCol w:w="1276"/>
+        <w:gridCol w:w="860"/>
+        <w:gridCol w:w="5767"/>
+      </w:tblGrid>
+      <w:tr>
+        <w:trPr>
+          <w:tblHeader/>
+          <w:tblCellSpacing w:w="15" w:type="dxa"/>
+        </w:trPr>
+        <w:tc>
+          <w:tcPr>
+            <w:tcW w:w="0" w:type="auto"/>
+            <w:vAlign w:val="center"/>
+            <w:hideMark/>
+          </w:tcPr>
+          <w:p>
+            <w:pPr>
+              <w:spacing w:after="0"/>
+              <w:jc w:val="center"/>
+              <w:rPr>
+                <w:rFonts w:ascii="Times New Roman" w:eastAsia="Times New Roman" w:hAnsi="Times New Roman" w:cs="Times New Roman"/>
+                <w:b/>
+                <w:bCs/>
+                <w:lang w:val="en-IN" w:eastAsia="en-IN"/>
+              </w:rPr>
+            </w:pPr>
+            <w:r>
+              <w:rPr>
+                <w:rFonts w:ascii="Times New Roman" w:eastAsia="Times New Roman" w:hAnsi="Times New Roman" w:cs="Times New Roman"/>
+                <w:b/>
+                <w:bCs/>
+                <w:lang w:val="en-IN" w:eastAsia="en-IN"/>
+              </w:rPr>
+              <w:t>Endpoint</w:t>
+            </w:r>
+          </w:p>
+        </w:tc>
+        <w:tc>
+          <w:tcPr>
+            <w:tcW w:w="0" w:type="auto"/>
+            <w:vAlign w:val="center"/>
+            <w:hideMark/>
+          </w:tcPr>
+          <w:p>
+            <w:pPr>
+              <w:spacing w:after="0"/>
+              <w:jc w:val="center"/>
+              <w:rPr>
+                <w:rFonts w:ascii="Times New Roman" w:eastAsia="Times New Roman" w:hAnsi="Times New Roman" w:cs="Times New Roman"/>
+                <w:b/>
+                <w:bCs/>
+                <w:lang w:val="en-IN" w:eastAsia="en-IN"/>
+              </w:rPr>
+            </w:pPr>
+            <w:r>
+              <w:rPr>
+                <w:rFonts w:ascii="Times New Roman" w:eastAsia="Times New Roman" w:hAnsi="Times New Roman" w:cs="Times New Roman"/>
+                <w:b/>
+                <w:bCs/>
+                <w:lang w:val="en-IN" w:eastAsia="en-IN"/>
+              </w:rPr>
+              <w:t>Method</w:t>
+            </w:r>
+          </w:p>
+        </w:tc>
+        <w:tc>
+          <w:tcPr>
+            <w:tcW w:w="0" w:type="auto"/>
+            <w:vAlign w:val="center"/>
+            <w:hideMark/>
+          </w:tcPr>
+          <w:p>
+            <w:pPr>
+              <w:spacing w:after="0"/>
+              <w:jc w:val="center"/>
+              <w:rPr>
+                <w:rFonts w:ascii="Times New Roman" w:eastAsia="Times New Roman" w:hAnsi="Times New Roman" w:cs="Times New Roman"/>
+                <w:b/>
+                <w:bCs/>
+                <w:lang w:val="en-IN" w:eastAsia="en-IN"/>
+              </w:rPr>
+            </w:pPr>
+            <w:r>
+              <w:rPr>
+                <w:rFonts w:ascii="Times New Roman" w:eastAsia="Times New Roman" w:hAnsi="Times New Roman" w:cs="Times New Roman"/>
+                <w:b/>
+                <w:bCs/>
+                <w:lang w:val="en-IN" w:eastAsia="en-IN"/>
+              </w:rPr>
+              <w:t>Description</w:t>
+            </w:r>
+          </w:p>
+        </w:tc>
+      </w:tr>
+      <w:tr>
+        <w:trPr>
+          <w:tblCellSpacing w:w="15" w:type="dxa"/>
+        </w:trPr>
+        <w:tc>
+          <w:tcPr>
+            <w:tcW w:w="0" w:type="auto"/>
+            <w:vAlign w:val="center"/>
+            <w:hideMark/>
+          </w:tcPr>
+          <w:p>
+            <w:pPr>
+              <w:spacing w:after="0"/>
+              <w:rPr>
+                <w:rFonts w:ascii="Times New Roman" w:eastAsia="Times New Roman" w:hAnsi="Times New Roman" w:cs="Times New Roman"/>
+                <w:lang w:val="en-IN" w:eastAsia="en-IN"/>
+              </w:rPr>
+            </w:pPr>
+            <w:r>
+              <w:rPr>
+                <w:rFonts w:ascii="Courier New" w:eastAsia="Times New Roman" w:hAnsi="Courier New" w:cs="Courier New"/>
+                <w:sz w:val="20"/>
+                <w:szCs w:val="20"/>
+                <w:lang w:val="en-IN" w:eastAsia="en-IN"/>
+              </w:rPr>
+              <w:t>/rank</w:t>
+            </w:r>
+          </w:p>
+        </w:tc>
+        <w:tc>
+          <w:tcPr>
+            <w:tcW w:w="0" w:type="auto"/>
+            <w:vAlign w:val="center"/>
+            <w:hideMark/>
+          </w:tcPr>
+          <w:p>
+            <w:pPr>
+              <w:spacing w:after="0"/>
+              <w:rPr>
+                <w:rFonts w:ascii="Times New Roman" w:eastAsia="Times New Roman" w:hAnsi="Times New Roman" w:cs="Times New Roman"/>
+                <w:lang w:val="en-IN" w:eastAsia="en-IN"/>
+              </w:rPr>
+            </w:pPr>
+            <w:r>
+              <w:rPr>
+                <w:rFonts w:ascii="Times New Roman" w:eastAsia="Times New Roman" w:hAnsi="Times New Roman" w:cs="Times New Roman"/>
+                <w:lang w:val="en-IN" w:eastAsia="en-IN"/>
+              </w:rPr>
+              <w:t>POST</w:t>
+            </w:r>
+          </w:p>
+        </w:tc>
+        <w:tc>
+          <w:tcPr>
+            <w:tcW w:w="0" w:type="auto"/>
+            <w:vAlign w:val="center"/>
+            <w:hideMark/>
+          </w:tcPr>
+          <w:p>
+            <w:pPr>
+              <w:spacing w:after="0"/>
+              <w:rPr>
+                <w:rFonts w:ascii="Times New Roman" w:eastAsia="Times New Roman" w:hAnsi="Times New Roman" w:cs="Times New Roman"/>
+                <w:lang w:val="en-IN" w:eastAsia="en-IN"/>
+              </w:rPr>
+            </w:pPr>
+            <w:r>
+              <w:rPr>
+                <w:rFonts w:ascii="Times New Roman" w:eastAsia="Times New Roman" w:hAnsi="Times New Roman" w:cs="Times New Roman"/>
+                <w:lang w:val="en-IN" w:eastAsia="en-IN"/>
+              </w:rPr>
+              <w:t>Returns top material recommendations for selected product</w:t>
+            </w:r>
+          </w:p>
+        </w:tc>
+      </w:tr>
+      <w:tr>
+        <w:trPr>
+          <w:tblCellSpacing w:w="15" w:type="dxa"/>
+        </w:trPr>
+        <w:tc>
+          <w:tcPr>
+            <w:tcW w:w="0" w:type="auto"/>
+            <w:vAlign w:val="center"/>
+            <w:hideMark/>
+          </w:tcPr>
+          <w:p>
+            <w:pPr>
+              <w:spacing w:after="0"/>
+              <w:rPr>
+                <w:rFonts w:ascii="Times New Roman" w:eastAsia="Times New Roman" w:hAnsi="Times New Roman" w:cs="Times New Roman"/>
+                <w:lang w:val="en-IN" w:eastAsia="en-IN"/>
+              </w:rPr>
+            </w:pPr>
+            <w:r>
+              <w:rPr>
+                <w:rFonts w:ascii="Courier New" w:eastAsia="Times New Roman" w:hAnsi="Courier New" w:cs="Courier New"/>
+                <w:sz w:val="20"/>
+                <w:szCs w:val="20"/>
+                <w:lang w:val="en-IN" w:eastAsia="en-IN"/>
+              </w:rPr>
+              <w:t>/recommend</w:t>
+            </w:r>
+          </w:p>
+        </w:tc>
+        <w:tc>
+          <w:tcPr>
+            <w:tcW w:w="0" w:type="auto"/>
+            <w:vAlign w:val="center"/>
+            <w:hideMark/>
+          </w:tcPr>
+          <w:p>
+            <w:pPr>
+              <w:spacing w:after="0"/>
+              <w:rPr>
+                <w:rFonts w:ascii="Times New Roman" w:eastAsia="Times New Roman" w:hAnsi="Times New Roman" w:cs="Times New Roman"/>
+                <w:lang w:val="en-IN" w:eastAsia="en-IN"/>
+              </w:rPr>
+            </w:pPr>
+            <w:r>
+              <w:rPr>
+                <w:rFonts w:ascii="Times New Roman" w:eastAsia="Times New Roman" w:hAnsi="Times New Roman" w:cs="Times New Roman"/>
+                <w:lang w:val="en-IN" w:eastAsia="en-IN"/>
+              </w:rPr>
+              <w:t>POST</w:t>
+            </w:r>
+          </w:p>
+        </w:tc>
+        <w:tc>
+          <w:tcPr>
+            <w:tcW w:w="0" w:type="auto"/>
+            <w:vAlign w:val="center"/>
+            <w:hideMark/>
+          </w:tcPr>
+          <w:p>
+            <w:pPr>
+              <w:spacing w:after="0"/>
+              <w:rPr>
+                <w:rFonts w:ascii="Times New Roman" w:eastAsia="Times New Roman" w:hAnsi="Times New Roman" w:cs="Times New Roman"/>
+                <w:lang w:val="en-IN" w:eastAsia="en-IN"/>
+              </w:rPr>
+            </w:pPr>
+            <w:r>
+              <w:rPr>
+                <w:rFonts w:ascii="Times New Roman" w:eastAsia="Times New Roman" w:hAnsi="Times New Roman" w:cs="Times New Roman"/>
+                <w:lang w:val="en-IN" w:eastAsia="en-IN"/>
+              </w:rPr>
+              <w:t>Predicts cost, CO₂ impact, and eco score</w:t>
+            </w:r>
+          </w:p>
+        </w:tc>
+      </w:tr>
+    </w:tbl>
+    <w:p>
+      <w:pPr>
+        <w:spacing w:before="100" w:beforeAutospacing="1" w:after="100" w:afterAutospacing="1"/>
+        <w:rPr>
+          <w:rFonts w:ascii="Times New Roman" w:eastAsia="Times New Roman" w:hAnsi="Times New Roman" w:cs="Times New Roman"/>
+          <w:lang w:val="en-IN" w:eastAsia="en-IN"/>
+        </w:rPr>
+      </w:pPr>
+      <w:r>
+        <w:rPr>
+          <w:rFonts w:ascii="Times New Roman" w:eastAsia="Times New Roman" w:hAnsi="Times New Roman" w:cs="Times New Roman"/>
+          <w:lang w:val="en-IN" w:eastAsia="en-IN"/>
+        </w:rPr>
+        <w:t xml:space="preserve">The recommendation logic is powered by trained ML models loaded using </w:t>
+      </w:r>
+      <w:proofErr w:type="spellStart"/>
+      <w:r>
+        <w:rPr>
+          <w:rFonts w:ascii="Courier New" w:eastAsia="Times New Roman" w:hAnsi="Courier New" w:cs="Courier New"/>
+          <w:sz w:val="20"/>
+          <w:szCs w:val="20"/>
+          <w:lang w:val="en-IN" w:eastAsia="en-IN"/>
+        </w:rPr>
+        <w:t>joblib</w:t>
+      </w:r>
+      <w:proofErr w:type="spellEnd"/>
+      <w:r>
+        <w:rPr>
+          <w:rFonts w:ascii="Times New Roman" w:eastAsia="Times New Roman" w:hAnsi="Times New Roman" w:cs="Times New Roman"/>
+          <w:lang w:val="en-IN" w:eastAsia="en-IN"/>
+        </w:rPr>
+        <w:t>.</w:t>
+      </w:r>
+    </w:p>
+    <w:p>
+      <w:pPr>
+        <w:spacing w:after="0"/>
+        <w:rPr>
+          <w:rFonts w:ascii="Times New Roman" w:eastAsia="Times New Roman" w:hAnsi="Times New Roman" w:cs="Times New Roman"/>
+          <w:lang w:val="en-IN" w:eastAsia="en-IN"/>
+        </w:rPr>
+      </w:pPr>
+      <w:r>
+        <w:rPr>
+          <w:rFonts w:ascii="Times New Roman" w:eastAsia="Times New Roman" w:hAnsi="Times New Roman" w:cs="Times New Roman"/>
+          <w:lang w:val="en-IN" w:eastAsia="en-IN"/>
+        </w:rPr>
+        <w:pict w14:anchorId="04D417C2">
+          <v:rect id="_x0000_i1646" style="width:0;height:1.5pt" o:hralign="center" o:hrstd="t" o:hr="t" fillcolor="#a0a0a0" stroked="f"/>
+        </w:pict>
+      </w:r>
+    </w:p>
+    <w:p>
+      <w:pPr>
+        <w:spacing w:before="100" w:beforeAutospacing="1" w:after="100" w:afterAutospacing="1"/>
+        <w:outlineLvl w:val="3"/>
+        <w:rPr>
+          <w:rFonts w:ascii="Times New Roman" w:eastAsia="Times New Roman" w:hAnsi="Times New Roman" w:cs="Times New Roman"/>
+          <w:b/>
+          <w:bCs/>
+          <w:lang w:val="en-IN" w:eastAsia="en-IN"/>
+        </w:rPr>
+      </w:pPr>
+      <w:r>
+        <w:rPr>
+          <w:rFonts w:ascii="Times New Roman" w:eastAsia="Times New Roman" w:hAnsi="Times New Roman" w:cs="Times New Roman"/>
+          <w:b/>
+          <w:bCs/>
+          <w:lang w:val="en-IN" w:eastAsia="en-IN"/>
+        </w:rPr>
+        <w:t>10</w:t>
+      </w:r>
+      <w:r>
+        <w:rPr>
+          <w:rFonts w:ascii="Times New Roman" w:eastAsia="Times New Roman" w:hAnsi="Times New Roman" w:cs="Times New Roman"/>
+          <w:b/>
+          <w:bCs/>
+          <w:lang w:val="en-IN" w:eastAsia="en-IN"/>
+        </w:rPr>
+        <w:t>.3.3 Sustainability Dashboard APIs</w:t>
+      </w:r>
+    </w:p>
+    <w:tbl>
+      <w:tblPr>
+        <w:tblW w:w="0" w:type="auto"/>
+        <w:tblCellSpacing w:w="15" w:type="dxa"/>
+        <w:tblCellMar>
+          <w:top w:w="15" w:type="dxa"/>
+          <w:left w:w="15" w:type="dxa"/>
+          <w:bottom w:w="15" w:type="dxa"/>
+          <w:right w:w="15" w:type="dxa"/>
+        </w:tblCellMar>
+        <w:tblLook w:val="04A0" w:firstRow="1" w:lastRow="0" w:firstColumn="1" w:lastColumn="0" w:noHBand="0" w:noVBand="1"/>
+      </w:tblPr>
+      <w:tblGrid>
+        <w:gridCol w:w="3796"/>
+        <w:gridCol w:w="3620"/>
+      </w:tblGrid>
+      <w:tr>
+        <w:trPr>
+          <w:tblHeader/>
+          <w:tblCellSpacing w:w="15" w:type="dxa"/>
+        </w:trPr>
+        <w:tc>
+          <w:tcPr>
+            <w:tcW w:w="0" w:type="auto"/>
+            <w:vAlign w:val="center"/>
+            <w:hideMark/>
+          </w:tcPr>
+          <w:p>
+            <w:pPr>
+              <w:spacing w:after="0"/>
+              <w:jc w:val="center"/>
+              <w:rPr>
+                <w:rFonts w:ascii="Times New Roman" w:eastAsia="Times New Roman" w:hAnsi="Times New Roman" w:cs="Times New Roman"/>
+                <w:b/>
+                <w:bCs/>
+                <w:lang w:val="en-IN" w:eastAsia="en-IN"/>
+              </w:rPr>
+            </w:pPr>
+            <w:r>
+              <w:rPr>
+                <w:rFonts w:ascii="Times New Roman" w:eastAsia="Times New Roman" w:hAnsi="Times New Roman" w:cs="Times New Roman"/>
+                <w:b/>
+                <w:bCs/>
+                <w:lang w:val="en-IN" w:eastAsia="en-IN"/>
+              </w:rPr>
+              <w:t>Endpoint</w:t>
+            </w:r>
+          </w:p>
+        </w:tc>
+        <w:tc>
+          <w:tcPr>
+            <w:tcW w:w="0" w:type="auto"/>
+            <w:vAlign w:val="center"/>
+            <w:hideMark/>
+          </w:tcPr>
+          <w:p>
+            <w:pPr>
+              <w:spacing w:after="0"/>
+              <w:jc w:val="center"/>
+              <w:rPr>
+                <w:rFonts w:ascii="Times New Roman" w:eastAsia="Times New Roman" w:hAnsi="Times New Roman" w:cs="Times New Roman"/>
+                <w:b/>
+                <w:bCs/>
+                <w:lang w:val="en-IN" w:eastAsia="en-IN"/>
+              </w:rPr>
+            </w:pPr>
+            <w:r>
+              <w:rPr>
+                <w:rFonts w:ascii="Times New Roman" w:eastAsia="Times New Roman" w:hAnsi="Times New Roman" w:cs="Times New Roman"/>
+                <w:b/>
+                <w:bCs/>
+                <w:lang w:val="en-IN" w:eastAsia="en-IN"/>
+              </w:rPr>
+              <w:t>Description</w:t>
+            </w:r>
+          </w:p>
+        </w:tc>
+      </w:tr>
+      <w:tr>
+        <w:trPr>
+          <w:tblCellSpacing w:w="15" w:type="dxa"/>
+        </w:trPr>
+        <w:tc>
+          <w:tcPr>
+            <w:tcW w:w="0" w:type="auto"/>
+            <w:vAlign w:val="center"/>
+            <w:hideMark/>
+          </w:tcPr>
+          <w:p>
+            <w:pPr>
+              <w:spacing w:after="0"/>
+              <w:rPr>
+                <w:rFonts w:ascii="Times New Roman" w:eastAsia="Times New Roman" w:hAnsi="Times New Roman" w:cs="Times New Roman"/>
+                <w:lang w:val="en-IN" w:eastAsia="en-IN"/>
+              </w:rPr>
+            </w:pPr>
+            <w:r>
+              <w:rPr>
+                <w:rFonts w:ascii="Courier New" w:eastAsia="Times New Roman" w:hAnsi="Courier New" w:cs="Courier New"/>
+                <w:sz w:val="20"/>
+                <w:szCs w:val="20"/>
+                <w:lang w:val="en-IN" w:eastAsia="en-IN"/>
+              </w:rPr>
+              <w:t>/dashboard/metrics</w:t>
+            </w:r>
+          </w:p>
+        </w:tc>
+        <w:tc>
+          <w:tcPr>
+            <w:tcW w:w="0" w:type="auto"/>
+            <w:vAlign w:val="center"/>
+            <w:hideMark/>
+          </w:tcPr>
+          <w:p>
+            <w:pPr>
+              <w:spacing w:after="0"/>
+              <w:rPr>
+                <w:rFonts w:ascii="Times New Roman" w:eastAsia="Times New Roman" w:hAnsi="Times New Roman" w:cs="Times New Roman"/>
+                <w:lang w:val="en-IN" w:eastAsia="en-IN"/>
+              </w:rPr>
+            </w:pPr>
+            <w:r>
+              <w:rPr>
+                <w:rFonts w:ascii="Times New Roman" w:eastAsia="Times New Roman" w:hAnsi="Times New Roman" w:cs="Times New Roman"/>
+                <w:lang w:val="en-IN" w:eastAsia="en-IN"/>
+              </w:rPr>
+              <w:t>Overall sustainability metrics</w:t>
+            </w:r>
+          </w:p>
+        </w:tc>
+      </w:tr>
+      <w:tr>
+        <w:trPr>
+          <w:tblCellSpacing w:w="15" w:type="dxa"/>
+        </w:trPr>
+        <w:tc>
+          <w:tcPr>
+            <w:tcW w:w="0" w:type="auto"/>
+            <w:vAlign w:val="center"/>
+            <w:hideMark/>
+          </w:tcPr>
+          <w:p>
+            <w:pPr>
+              <w:spacing w:after="0"/>
+              <w:rPr>
+                <w:rFonts w:ascii="Times New Roman" w:eastAsia="Times New Roman" w:hAnsi="Times New Roman" w:cs="Times New Roman"/>
+                <w:lang w:val="en-IN" w:eastAsia="en-IN"/>
+              </w:rPr>
+            </w:pPr>
+            <w:r>
+              <w:rPr>
+                <w:rFonts w:ascii="Courier New" w:eastAsia="Times New Roman" w:hAnsi="Courier New" w:cs="Courier New"/>
+                <w:sz w:val="20"/>
+                <w:szCs w:val="20"/>
+                <w:lang w:val="en-IN" w:eastAsia="en-IN"/>
+              </w:rPr>
+              <w:t>/dashboard/global-materials</w:t>
+            </w:r>
+          </w:p>
+        </w:tc>
+        <w:tc>
+          <w:tcPr>
+            <w:tcW w:w="0" w:type="auto"/>
+            <w:vAlign w:val="center"/>
+            <w:hideMark/>
+          </w:tcPr>
+          <w:p>
+            <w:pPr>
+              <w:spacing w:after="0"/>
+              <w:rPr>
+                <w:rFonts w:ascii="Times New Roman" w:eastAsia="Times New Roman" w:hAnsi="Times New Roman" w:cs="Times New Roman"/>
+                <w:lang w:val="en-IN" w:eastAsia="en-IN"/>
+              </w:rPr>
+            </w:pPr>
+            <w:r>
+              <w:rPr>
+                <w:rFonts w:ascii="Times New Roman" w:eastAsia="Times New Roman" w:hAnsi="Times New Roman" w:cs="Times New Roman"/>
+                <w:lang w:val="en-IN" w:eastAsia="en-IN"/>
+              </w:rPr>
+              <w:t>Global eco-ranked materials</w:t>
+            </w:r>
+          </w:p>
+        </w:tc>
+      </w:tr>
+      <w:tr>
+        <w:trPr>
+          <w:tblCellSpacing w:w="15" w:type="dxa"/>
+        </w:trPr>
+        <w:tc>
+          <w:tcPr>
+            <w:tcW w:w="0" w:type="auto"/>
+            <w:vAlign w:val="center"/>
+            <w:hideMark/>
+          </w:tcPr>
+          <w:p>
+            <w:pPr>
+              <w:spacing w:after="0"/>
+              <w:rPr>
+                <w:rFonts w:ascii="Times New Roman" w:eastAsia="Times New Roman" w:hAnsi="Times New Roman" w:cs="Times New Roman"/>
+                <w:lang w:val="en-IN" w:eastAsia="en-IN"/>
+              </w:rPr>
+            </w:pPr>
+            <w:r>
+              <w:rPr>
+                <w:rFonts w:ascii="Courier New" w:eastAsia="Times New Roman" w:hAnsi="Courier New" w:cs="Courier New"/>
+                <w:sz w:val="20"/>
+                <w:szCs w:val="20"/>
+                <w:lang w:val="en-IN" w:eastAsia="en-IN"/>
+              </w:rPr>
+              <w:t>/dashboard/product-materials</w:t>
+            </w:r>
+          </w:p>
+        </w:tc>
+        <w:tc>
+          <w:tcPr>
+            <w:tcW w:w="0" w:type="auto"/>
+            <w:vAlign w:val="center"/>
+            <w:hideMark/>
+          </w:tcPr>
+          <w:p>
+            <w:pPr>
+              <w:spacing w:after="0"/>
+              <w:rPr>
+                <w:rFonts w:ascii="Times New Roman" w:eastAsia="Times New Roman" w:hAnsi="Times New Roman" w:cs="Times New Roman"/>
+                <w:lang w:val="en-IN" w:eastAsia="en-IN"/>
+              </w:rPr>
+            </w:pPr>
+            <w:r>
+              <w:rPr>
+                <w:rFonts w:ascii="Times New Roman" w:eastAsia="Times New Roman" w:hAnsi="Times New Roman" w:cs="Times New Roman"/>
+                <w:lang w:val="en-IN" w:eastAsia="en-IN"/>
+              </w:rPr>
+              <w:t>Product-specific material analysis</w:t>
+            </w:r>
+          </w:p>
+        </w:tc>
+      </w:tr>
+      <w:tr>
+        <w:trPr>
+          <w:tblCellSpacing w:w="15" w:type="dxa"/>
+        </w:trPr>
+        <w:tc>
+          <w:tcPr>
+            <w:tcW w:w="0" w:type="auto"/>
+            <w:vAlign w:val="center"/>
+            <w:hideMark/>
+          </w:tcPr>
+          <w:p>
+            <w:pPr>
+              <w:spacing w:after="0"/>
+              <w:rPr>
+                <w:rFonts w:ascii="Times New Roman" w:eastAsia="Times New Roman" w:hAnsi="Times New Roman" w:cs="Times New Roman"/>
+                <w:lang w:val="en-IN" w:eastAsia="en-IN"/>
+              </w:rPr>
+            </w:pPr>
+            <w:r>
+              <w:rPr>
+                <w:rFonts w:ascii="Courier New" w:eastAsia="Times New Roman" w:hAnsi="Courier New" w:cs="Courier New"/>
+                <w:sz w:val="20"/>
+                <w:szCs w:val="20"/>
+                <w:lang w:val="en-IN" w:eastAsia="en-IN"/>
+              </w:rPr>
+              <w:t>/dashboard/material-trends</w:t>
+            </w:r>
+          </w:p>
+        </w:tc>
+        <w:tc>
+          <w:tcPr>
+            <w:tcW w:w="0" w:type="auto"/>
+            <w:vAlign w:val="center"/>
+            <w:hideMark/>
+          </w:tcPr>
+          <w:p>
+            <w:pPr>
+              <w:spacing w:after="0"/>
+              <w:rPr>
+                <w:rFonts w:ascii="Times New Roman" w:eastAsia="Times New Roman" w:hAnsi="Times New Roman" w:cs="Times New Roman"/>
+                <w:lang w:val="en-IN" w:eastAsia="en-IN"/>
+              </w:rPr>
+            </w:pPr>
+            <w:r>
+              <w:rPr>
+                <w:rFonts w:ascii="Times New Roman" w:eastAsia="Times New Roman" w:hAnsi="Times New Roman" w:cs="Times New Roman"/>
+                <w:lang w:val="en-IN" w:eastAsia="en-IN"/>
+              </w:rPr>
+              <w:t>Material usage trends</w:t>
+            </w:r>
+          </w:p>
+        </w:tc>
+      </w:tr>
+      <w:tr>
+        <w:trPr>
+          <w:tblCellSpacing w:w="15" w:type="dxa"/>
+        </w:trPr>
+        <w:tc>
+          <w:tcPr>
+            <w:tcW w:w="0" w:type="auto"/>
+            <w:vAlign w:val="center"/>
+            <w:hideMark/>
+          </w:tcPr>
+          <w:p>
+            <w:pPr>
+              <w:spacing w:after="0"/>
+              <w:rPr>
+                <w:rFonts w:ascii="Times New Roman" w:eastAsia="Times New Roman" w:hAnsi="Times New Roman" w:cs="Times New Roman"/>
+                <w:lang w:val="en-IN" w:eastAsia="en-IN"/>
+              </w:rPr>
+            </w:pPr>
+            <w:r>
+              <w:rPr>
+                <w:rFonts w:ascii="Courier New" w:eastAsia="Times New Roman" w:hAnsi="Courier New" w:cs="Courier New"/>
+                <w:sz w:val="20"/>
+                <w:szCs w:val="20"/>
+                <w:lang w:val="en-IN" w:eastAsia="en-IN"/>
+              </w:rPr>
+              <w:t>/dashboard/material-full-impact</w:t>
+            </w:r>
+          </w:p>
+        </w:tc>
+        <w:tc>
+          <w:tcPr>
+            <w:tcW w:w="0" w:type="auto"/>
+            <w:vAlign w:val="center"/>
+            <w:hideMark/>
+          </w:tcPr>
+          <w:p>
+            <w:pPr>
+              <w:spacing w:after="0"/>
+              <w:rPr>
+                <w:rFonts w:ascii="Times New Roman" w:eastAsia="Times New Roman" w:hAnsi="Times New Roman" w:cs="Times New Roman"/>
+                <w:lang w:val="en-IN" w:eastAsia="en-IN"/>
+              </w:rPr>
+            </w:pPr>
+            <w:r>
+              <w:rPr>
+                <w:rFonts w:ascii="Times New Roman" w:eastAsia="Times New Roman" w:hAnsi="Times New Roman" w:cs="Times New Roman"/>
+                <w:lang w:val="en-IN" w:eastAsia="en-IN"/>
+              </w:rPr>
+              <w:t>CO₂ and cost comparison</w:t>
+            </w:r>
+          </w:p>
+        </w:tc>
+      </w:tr>
+      <w:tr>
+        <w:trPr>
+          <w:tblCellSpacing w:w="15" w:type="dxa"/>
+        </w:trPr>
+        <w:tc>
+          <w:tcPr>
+            <w:tcW w:w="0" w:type="auto"/>
+            <w:vAlign w:val="center"/>
+            <w:hideMark/>
+          </w:tcPr>
+          <w:p>
+            <w:pPr>
+              <w:spacing w:after="0"/>
+              <w:rPr>
+                <w:rFonts w:ascii="Times New Roman" w:eastAsia="Times New Roman" w:hAnsi="Times New Roman" w:cs="Times New Roman"/>
+                <w:lang w:val="en-IN" w:eastAsia="en-IN"/>
+              </w:rPr>
+            </w:pPr>
+            <w:r>
+              <w:rPr>
+                <w:rFonts w:ascii="Courier New" w:eastAsia="Times New Roman" w:hAnsi="Courier New" w:cs="Courier New"/>
+                <w:sz w:val="20"/>
+                <w:szCs w:val="20"/>
+                <w:lang w:val="en-IN" w:eastAsia="en-IN"/>
+              </w:rPr>
+              <w:t>/dashboard/sustainability-</w:t>
+            </w:r>
+            <w:proofErr w:type="spellStart"/>
+            <w:r>
+              <w:rPr>
+                <w:rFonts w:ascii="Courier New" w:eastAsia="Times New Roman" w:hAnsi="Courier New" w:cs="Courier New"/>
+                <w:sz w:val="20"/>
+                <w:szCs w:val="20"/>
+                <w:lang w:val="en-IN" w:eastAsia="en-IN"/>
+              </w:rPr>
+              <w:t>kpis</w:t>
+            </w:r>
+            <w:proofErr w:type="spellEnd"/>
+          </w:p>
+        </w:tc>
+        <w:tc>
+          <w:tcPr>
+            <w:tcW w:w="0" w:type="auto"/>
+            <w:vAlign w:val="center"/>
+            <w:hideMark/>
+          </w:tcPr>
+          <w:p>
+            <w:pPr>
+              <w:spacing w:after="0"/>
+              <w:rPr>
+                <w:rFonts w:ascii="Times New Roman" w:eastAsia="Times New Roman" w:hAnsi="Times New Roman" w:cs="Times New Roman"/>
+                <w:lang w:val="en-IN" w:eastAsia="en-IN"/>
+              </w:rPr>
+            </w:pPr>
+            <w:r>
+              <w:rPr>
+                <w:rFonts w:ascii="Times New Roman" w:eastAsia="Times New Roman" w:hAnsi="Times New Roman" w:cs="Times New Roman"/>
+                <w:lang w:val="en-IN" w:eastAsia="en-IN"/>
+              </w:rPr>
+              <w:t>CO₂ reduction and cost savings KPIs</w:t>
+            </w:r>
+          </w:p>
+        </w:tc>
+      </w:tr>
+    </w:tbl>
+    <w:p>
+      <w:pPr>
+        <w:spacing w:before="100" w:beforeAutospacing="1" w:after="100" w:afterAutospacing="1"/>
+        <w:rPr>
+          <w:rFonts w:ascii="Times New Roman" w:eastAsia="Times New Roman" w:hAnsi="Times New Roman" w:cs="Times New Roman"/>
+          <w:lang w:val="en-IN" w:eastAsia="en-IN"/>
+        </w:rPr>
+      </w:pPr>
+      <w:r>
+        <w:rPr>
+          <w:rFonts w:ascii="Times New Roman" w:eastAsia="Times New Roman" w:hAnsi="Times New Roman" w:cs="Times New Roman"/>
+          <w:lang w:val="en-IN" w:eastAsia="en-IN"/>
+        </w:rPr>
+        <w:lastRenderedPageBreak/>
+        <w:t>These endpoints enable real-time Business Intelligence visualization.</w:t>
+      </w:r>
+    </w:p>
+    <w:p>
+      <w:pPr>
+        <w:spacing w:after="0"/>
+        <w:rPr>
+          <w:rFonts w:ascii="Times New Roman" w:eastAsia="Times New Roman" w:hAnsi="Times New Roman" w:cs="Times New Roman"/>
+          <w:lang w:val="en-IN" w:eastAsia="en-IN"/>
+        </w:rPr>
+      </w:pPr>
+      <w:r>
+        <w:rPr>
+          <w:rFonts w:ascii="Times New Roman" w:eastAsia="Times New Roman" w:hAnsi="Times New Roman" w:cs="Times New Roman"/>
+          <w:lang w:val="en-IN" w:eastAsia="en-IN"/>
+        </w:rPr>
+        <w:pict w14:anchorId="57A03050">
+          <v:rect id="_x0000_i1647" style="width:0;height:1.5pt" o:hralign="center" o:hrstd="t" o:hr="t" fillcolor="#a0a0a0" stroked="f"/>
+        </w:pict>
+      </w:r>
+    </w:p>
+    <w:p>
+      <w:pPr>
+        <w:spacing w:before="100" w:beforeAutospacing="1" w:after="100" w:afterAutospacing="1"/>
+        <w:outlineLvl w:val="3"/>
+        <w:rPr>
+          <w:rFonts w:ascii="Times New Roman" w:eastAsia="Times New Roman" w:hAnsi="Times New Roman" w:cs="Times New Roman"/>
+          <w:b/>
+          <w:bCs/>
+          <w:lang w:val="en-IN" w:eastAsia="en-IN"/>
+        </w:rPr>
+      </w:pPr>
+      <w:r>
+        <w:rPr>
+          <w:rFonts w:ascii="Times New Roman" w:eastAsia="Times New Roman" w:hAnsi="Times New Roman" w:cs="Times New Roman"/>
+          <w:b/>
+          <w:bCs/>
+          <w:lang w:val="en-IN" w:eastAsia="en-IN"/>
+        </w:rPr>
+        <w:t>10</w:t>
+      </w:r>
+      <w:r>
+        <w:rPr>
+          <w:rFonts w:ascii="Times New Roman" w:eastAsia="Times New Roman" w:hAnsi="Times New Roman" w:cs="Times New Roman"/>
+          <w:b/>
+          <w:bCs/>
+          <w:lang w:val="en-IN" w:eastAsia="en-IN"/>
+        </w:rPr>
+        <w:t>.3.4 Report Export APIs</w:t>
+      </w:r>
+    </w:p>
+    <w:tbl>
+      <w:tblPr>
+        <w:tblW w:w="0" w:type="auto"/>
+        <w:tblCellSpacing w:w="15" w:type="dxa"/>
+        <w:tblCellMar>
+          <w:top w:w="15" w:type="dxa"/>
+          <w:left w:w="15" w:type="dxa"/>
+          <w:bottom w:w="15" w:type="dxa"/>
+          <w:right w:w="15" w:type="dxa"/>
+        </w:tblCellMar>
+        <w:tblLook w:val="04A0" w:firstRow="1" w:lastRow="0" w:firstColumn="1" w:lastColumn="0" w:noHBand="0" w:noVBand="1"/>
+      </w:tblPr>
+      <w:tblGrid>
+        <w:gridCol w:w="2836"/>
+        <w:gridCol w:w="3508"/>
+      </w:tblGrid>
+      <w:tr>
+        <w:trPr>
+          <w:tblHeader/>
+          <w:tblCellSpacing w:w="15" w:type="dxa"/>
+        </w:trPr>
+        <w:tc>
+          <w:tcPr>
+            <w:tcW w:w="0" w:type="auto"/>
+            <w:vAlign w:val="center"/>
+            <w:hideMark/>
+          </w:tcPr>
+          <w:p>
+            <w:pPr>
+              <w:spacing w:after="0"/>
+              <w:jc w:val="center"/>
+              <w:rPr>
+                <w:rFonts w:ascii="Times New Roman" w:eastAsia="Times New Roman" w:hAnsi="Times New Roman" w:cs="Times New Roman"/>
+                <w:b/>
+                <w:bCs/>
+                <w:lang w:val="en-IN" w:eastAsia="en-IN"/>
+              </w:rPr>
+            </w:pPr>
+            <w:r>
+              <w:rPr>
+                <w:rFonts w:ascii="Times New Roman" w:eastAsia="Times New Roman" w:hAnsi="Times New Roman" w:cs="Times New Roman"/>
+                <w:b/>
+                <w:bCs/>
+                <w:lang w:val="en-IN" w:eastAsia="en-IN"/>
+              </w:rPr>
+              <w:t>Endpoint</w:t>
+            </w:r>
+          </w:p>
+        </w:tc>
+        <w:tc>
+          <w:tcPr>
+            <w:tcW w:w="0" w:type="auto"/>
+            <w:vAlign w:val="center"/>
+            <w:hideMark/>
+          </w:tcPr>
+          <w:p>
+            <w:pPr>
+              <w:spacing w:after="0"/>
+              <w:jc w:val="center"/>
+              <w:rPr>
+                <w:rFonts w:ascii="Times New Roman" w:eastAsia="Times New Roman" w:hAnsi="Times New Roman" w:cs="Times New Roman"/>
+                <w:b/>
+                <w:bCs/>
+                <w:lang w:val="en-IN" w:eastAsia="en-IN"/>
+              </w:rPr>
+            </w:pPr>
+            <w:r>
+              <w:rPr>
+                <w:rFonts w:ascii="Times New Roman" w:eastAsia="Times New Roman" w:hAnsi="Times New Roman" w:cs="Times New Roman"/>
+                <w:b/>
+                <w:bCs/>
+                <w:lang w:val="en-IN" w:eastAsia="en-IN"/>
+              </w:rPr>
+              <w:t>Description</w:t>
+            </w:r>
+          </w:p>
+        </w:tc>
+      </w:tr>
+      <w:tr>
+        <w:trPr>
+          <w:tblCellSpacing w:w="15" w:type="dxa"/>
+        </w:trPr>
+        <w:tc>
+          <w:tcPr>
+            <w:tcW w:w="0" w:type="auto"/>
+            <w:vAlign w:val="center"/>
+            <w:hideMark/>
+          </w:tcPr>
+          <w:p>
+            <w:pPr>
+              <w:spacing w:after="0"/>
+              <w:rPr>
+                <w:rFonts w:ascii="Times New Roman" w:eastAsia="Times New Roman" w:hAnsi="Times New Roman" w:cs="Times New Roman"/>
+                <w:lang w:val="en-IN" w:eastAsia="en-IN"/>
+              </w:rPr>
+            </w:pPr>
+            <w:r>
+              <w:rPr>
+                <w:rFonts w:ascii="Courier New" w:eastAsia="Times New Roman" w:hAnsi="Courier New" w:cs="Courier New"/>
+                <w:sz w:val="20"/>
+                <w:szCs w:val="20"/>
+                <w:lang w:val="en-IN" w:eastAsia="en-IN"/>
+              </w:rPr>
+              <w:t>/dashboard/export/pdf</w:t>
+            </w:r>
+          </w:p>
+        </w:tc>
+        <w:tc>
+          <w:tcPr>
+            <w:tcW w:w="0" w:type="auto"/>
+            <w:vAlign w:val="center"/>
+            <w:hideMark/>
+          </w:tcPr>
+          <w:p>
+            <w:pPr>
+              <w:spacing w:after="0"/>
+              <w:rPr>
+                <w:rFonts w:ascii="Times New Roman" w:eastAsia="Times New Roman" w:hAnsi="Times New Roman" w:cs="Times New Roman"/>
+                <w:lang w:val="en-IN" w:eastAsia="en-IN"/>
+              </w:rPr>
+            </w:pPr>
+            <w:r>
+              <w:rPr>
+                <w:rFonts w:ascii="Times New Roman" w:eastAsia="Times New Roman" w:hAnsi="Times New Roman" w:cs="Times New Roman"/>
+                <w:lang w:val="en-IN" w:eastAsia="en-IN"/>
+              </w:rPr>
+              <w:t>Generates sustainability PDF report</w:t>
+            </w:r>
+          </w:p>
+        </w:tc>
+      </w:tr>
+      <w:tr>
+        <w:trPr>
+          <w:tblCellSpacing w:w="15" w:type="dxa"/>
+        </w:trPr>
+        <w:tc>
+          <w:tcPr>
+            <w:tcW w:w="0" w:type="auto"/>
+            <w:vAlign w:val="center"/>
+            <w:hideMark/>
+          </w:tcPr>
+          <w:p>
+            <w:pPr>
+              <w:spacing w:after="0"/>
+              <w:rPr>
+                <w:rFonts w:ascii="Times New Roman" w:eastAsia="Times New Roman" w:hAnsi="Times New Roman" w:cs="Times New Roman"/>
+                <w:lang w:val="en-IN" w:eastAsia="en-IN"/>
+              </w:rPr>
+            </w:pPr>
+            <w:r>
+              <w:rPr>
+                <w:rFonts w:ascii="Courier New" w:eastAsia="Times New Roman" w:hAnsi="Courier New" w:cs="Courier New"/>
+                <w:sz w:val="20"/>
+                <w:szCs w:val="20"/>
+                <w:lang w:val="en-IN" w:eastAsia="en-IN"/>
+              </w:rPr>
+              <w:t>/dashboard/export/excel</w:t>
+            </w:r>
+          </w:p>
+        </w:tc>
+        <w:tc>
+          <w:tcPr>
+            <w:tcW w:w="0" w:type="auto"/>
+            <w:vAlign w:val="center"/>
+            <w:hideMark/>
+          </w:tcPr>
+          <w:p>
+            <w:pPr>
+              <w:spacing w:after="0"/>
+              <w:rPr>
+                <w:rFonts w:ascii="Times New Roman" w:eastAsia="Times New Roman" w:hAnsi="Times New Roman" w:cs="Times New Roman"/>
+                <w:lang w:val="en-IN" w:eastAsia="en-IN"/>
+              </w:rPr>
+            </w:pPr>
+            <w:r>
+              <w:rPr>
+                <w:rFonts w:ascii="Times New Roman" w:eastAsia="Times New Roman" w:hAnsi="Times New Roman" w:cs="Times New Roman"/>
+                <w:lang w:val="en-IN" w:eastAsia="en-IN"/>
+              </w:rPr>
+              <w:t>Generates Excel report</w:t>
+            </w:r>
+          </w:p>
+        </w:tc>
+      </w:tr>
+    </w:tbl>
+    <w:p>
+      <w:pPr>
+        <w:spacing w:before="100" w:beforeAutospacing="1" w:after="100" w:afterAutospacing="1"/>
+        <w:rPr>
+          <w:rFonts w:ascii="Times New Roman" w:eastAsia="Times New Roman" w:hAnsi="Times New Roman" w:cs="Times New Roman"/>
+          <w:lang w:val="en-IN" w:eastAsia="en-IN"/>
+        </w:rPr>
+      </w:pPr>
+      <w:r>
+        <w:rPr>
+          <w:rFonts w:ascii="Times New Roman" w:eastAsia="Times New Roman" w:hAnsi="Times New Roman" w:cs="Times New Roman"/>
+          <w:lang w:val="en-IN" w:eastAsia="en-IN"/>
+        </w:rPr>
+        <w:t xml:space="preserve">PDF reports are generated using </w:t>
+      </w:r>
+      <w:proofErr w:type="spellStart"/>
+      <w:r>
+        <w:rPr>
+          <w:rFonts w:ascii="Times New Roman" w:eastAsia="Times New Roman" w:hAnsi="Times New Roman" w:cs="Times New Roman"/>
+          <w:b/>
+          <w:bCs/>
+          <w:lang w:val="en-IN" w:eastAsia="en-IN"/>
+        </w:rPr>
+        <w:t>ReportLab</w:t>
+      </w:r>
+      <w:proofErr w:type="spellEnd"/>
+      <w:r>
+        <w:rPr>
+          <w:rFonts w:ascii="Times New Roman" w:eastAsia="Times New Roman" w:hAnsi="Times New Roman" w:cs="Times New Roman"/>
+          <w:lang w:val="en-IN" w:eastAsia="en-IN"/>
+        </w:rPr>
+        <w:t xml:space="preserve">, while Excel exports use </w:t>
+      </w:r>
+      <w:proofErr w:type="spellStart"/>
+      <w:r>
+        <w:rPr>
+          <w:rFonts w:ascii="Times New Roman" w:eastAsia="Times New Roman" w:hAnsi="Times New Roman" w:cs="Times New Roman"/>
+          <w:b/>
+          <w:bCs/>
+          <w:lang w:val="en-IN" w:eastAsia="en-IN"/>
+        </w:rPr>
+        <w:t>OpenPyXL</w:t>
+      </w:r>
+      <w:proofErr w:type="spellEnd"/>
+      <w:r>
+        <w:rPr>
+          <w:rFonts w:ascii="Times New Roman" w:eastAsia="Times New Roman" w:hAnsi="Times New Roman" w:cs="Times New Roman"/>
+          <w:lang w:val="en-IN" w:eastAsia="en-IN"/>
+        </w:rPr>
+        <w:t>.</w:t>
+      </w:r>
+    </w:p>
+    <w:p>
+      <w:pPr>
+        <w:spacing w:after="0"/>
+        <w:rPr>
+          <w:rFonts w:ascii="Times New Roman" w:eastAsia="Times New Roman" w:hAnsi="Times New Roman" w:cs="Times New Roman"/>
+          <w:lang w:val="en-IN" w:eastAsia="en-IN"/>
+        </w:rPr>
+      </w:pPr>
+      <w:r>
+        <w:rPr>
+          <w:rFonts w:ascii="Times New Roman" w:eastAsia="Times New Roman" w:hAnsi="Times New Roman" w:cs="Times New Roman"/>
+          <w:lang w:val="en-IN" w:eastAsia="en-IN"/>
+        </w:rPr>
+        <w:pict w14:anchorId="376A47CD">
+          <v:rect id="_x0000_i1648" style="width:0;height:1.5pt" o:hralign="center" o:hrstd="t" o:hr="t" fillcolor="#a0a0a0" stroked="f"/>
+        </w:pict>
+      </w:r>
+    </w:p>
+    <w:p>
+      <w:pPr>
+        <w:spacing w:before="100" w:beforeAutospacing="1" w:after="100" w:afterAutospacing="1"/>
+        <w:outlineLvl w:val="2"/>
+        <w:rPr>
+          <w:rFonts w:ascii="Times New Roman" w:eastAsia="Times New Roman" w:hAnsi="Times New Roman" w:cs="Times New Roman"/>
+          <w:b/>
+          <w:bCs/>
+          <w:sz w:val="27"/>
+          <w:szCs w:val="27"/>
+          <w:lang w:val="en-IN" w:eastAsia="en-IN"/>
+        </w:rPr>
+      </w:pPr>
+      <w:r>
+        <w:rPr>
+          <w:rFonts w:ascii="Times New Roman" w:eastAsia="Times New Roman" w:hAnsi="Times New Roman" w:cs="Times New Roman"/>
+          <w:b/>
+          <w:bCs/>
+          <w:sz w:val="27"/>
+          <w:szCs w:val="27"/>
+          <w:lang w:val="en-IN" w:eastAsia="en-IN"/>
+        </w:rPr>
+        <w:t>10</w:t>
+      </w:r>
+      <w:r>
+        <w:rPr>
+          <w:rFonts w:ascii="Times New Roman" w:eastAsia="Times New Roman" w:hAnsi="Times New Roman" w:cs="Times New Roman"/>
+          <w:b/>
+          <w:bCs/>
+          <w:sz w:val="27"/>
+          <w:szCs w:val="27"/>
+          <w:lang w:val="en-IN" w:eastAsia="en-IN"/>
+        </w:rPr>
+        <w:t>.4 Security Implementation</w:t>
+      </w:r>
+    </w:p>
+    <w:p>
+      <w:pPr>
+        <w:spacing w:before="100" w:beforeAutospacing="1" w:after="100" w:afterAutospacing="1"/>
+        <w:rPr>
+          <w:rFonts w:ascii="Times New Roman" w:eastAsia="Times New Roman" w:hAnsi="Times New Roman" w:cs="Times New Roman"/>
+          <w:lang w:val="en-IN" w:eastAsia="en-IN"/>
+        </w:rPr>
+      </w:pPr>
+      <w:r>
+        <w:rPr>
+          <w:rFonts w:ascii="Times New Roman" w:eastAsia="Times New Roman" w:hAnsi="Times New Roman" w:cs="Times New Roman"/>
+          <w:lang w:val="en-IN" w:eastAsia="en-IN"/>
+        </w:rPr>
+        <w:t>To secure backend APIs, an API key–based authentication mechanism was implemented.</w:t>
+      </w:r>
+    </w:p>
+    <w:p>
+      <w:pPr>
+        <w:tabs>
+          <w:tab w:val="left" w:pos="916"/>
+          <w:tab w:val="left" w:pos="1832"/>
+          <w:tab w:val="left" w:pos="2748"/>
+          <w:tab w:val="left" w:pos="3664"/>
+          <w:tab w:val="left" w:pos="4580"/>
+          <w:tab w:val="left" w:pos="5496"/>
+          <w:tab w:val="left" w:pos="6412"/>
+          <w:tab w:val="left" w:pos="7328"/>
+          <w:tab w:val="left" w:pos="8244"/>
+          <w:tab w:val="left" w:pos="9160"/>
+          <w:tab w:val="left" w:pos="10076"/>
+          <w:tab w:val="left" w:pos="10992"/>
+          <w:tab w:val="left" w:pos="11908"/>
+          <w:tab w:val="left" w:pos="12824"/>
+          <w:tab w:val="left" w:pos="13740"/>
+          <w:tab w:val="left" w:pos="14656"/>
+        </w:tabs>
+        <w:spacing w:after="0"/>
+        <w:rPr>
+          <w:rFonts w:ascii="Courier New" w:eastAsia="Times New Roman" w:hAnsi="Courier New" w:cs="Courier New"/>
+          <w:sz w:val="20"/>
+          <w:szCs w:val="20"/>
+          <w:lang w:val="en-IN" w:eastAsia="en-IN"/>
+        </w:rPr>
+      </w:pPr>
+      <w:r>
+        <w:rPr>
+          <w:rFonts w:ascii="Courier New" w:eastAsia="Times New Roman" w:hAnsi="Courier New" w:cs="Courier New"/>
+          <w:sz w:val="20"/>
+          <w:szCs w:val="20"/>
+          <w:lang w:val="en-IN" w:eastAsia="en-IN"/>
+        </w:rPr>
+        <w:t>x-</w:t>
+      </w:r>
+      <w:proofErr w:type="spellStart"/>
+      <w:r>
+        <w:rPr>
+          <w:rFonts w:ascii="Courier New" w:eastAsia="Times New Roman" w:hAnsi="Courier New" w:cs="Courier New"/>
+          <w:sz w:val="20"/>
+          <w:szCs w:val="20"/>
+          <w:lang w:val="en-IN" w:eastAsia="en-IN"/>
+        </w:rPr>
+        <w:t>api</w:t>
+      </w:r>
+      <w:proofErr w:type="spellEnd"/>
+      <w:r>
+        <w:rPr>
+          <w:rFonts w:ascii="Courier New" w:eastAsia="Times New Roman" w:hAnsi="Courier New" w:cs="Courier New"/>
+          <w:sz w:val="20"/>
+          <w:szCs w:val="20"/>
+          <w:lang w:val="en-IN" w:eastAsia="en-IN"/>
+        </w:rPr>
+        <w:t>-key: ECO2025</w:t>
+      </w:r>
+    </w:p>
+    <w:p>
+      <w:pPr>
+        <w:numPr>
+          <w:ilvl w:val="0"/>
+          <w:numId w:val="36"/>
+        </w:numPr>
+        <w:spacing w:before="100" w:beforeAutospacing="1" w:after="100" w:afterAutospacing="1"/>
+        <w:rPr>
+          <w:rFonts w:ascii="Times New Roman" w:eastAsia="Times New Roman" w:hAnsi="Times New Roman" w:cs="Times New Roman"/>
+          <w:lang w:val="en-IN" w:eastAsia="en-IN"/>
+        </w:rPr>
+      </w:pPr>
+      <w:r>
+        <w:rPr>
+          <w:rFonts w:ascii="Times New Roman" w:eastAsia="Times New Roman" w:hAnsi="Times New Roman" w:cs="Times New Roman"/>
+          <w:lang w:val="en-IN" w:eastAsia="en-IN"/>
+        </w:rPr>
+        <w:t>Implemented using Flask decorators</w:t>
+      </w:r>
+    </w:p>
+    <w:p>
+      <w:pPr>
+        <w:numPr>
+          <w:ilvl w:val="0"/>
+          <w:numId w:val="36"/>
+        </w:numPr>
+        <w:spacing w:before="100" w:beforeAutospacing="1" w:after="100" w:afterAutospacing="1"/>
+        <w:rPr>
+          <w:rFonts w:ascii="Times New Roman" w:eastAsia="Times New Roman" w:hAnsi="Times New Roman" w:cs="Times New Roman"/>
+          <w:lang w:val="en-IN" w:eastAsia="en-IN"/>
+        </w:rPr>
+      </w:pPr>
+      <w:r>
+        <w:rPr>
+          <w:rFonts w:ascii="Times New Roman" w:eastAsia="Times New Roman" w:hAnsi="Times New Roman" w:cs="Times New Roman"/>
+          <w:lang w:val="en-IN" w:eastAsia="en-IN"/>
+        </w:rPr>
+        <w:t>Prevents unauthorized API access</w:t>
+      </w:r>
+    </w:p>
+    <w:p>
+      <w:pPr>
+        <w:numPr>
+          <w:ilvl w:val="0"/>
+          <w:numId w:val="36"/>
+        </w:numPr>
+        <w:spacing w:before="100" w:beforeAutospacing="1" w:after="100" w:afterAutospacing="1"/>
+        <w:rPr>
+          <w:rFonts w:ascii="Times New Roman" w:eastAsia="Times New Roman" w:hAnsi="Times New Roman" w:cs="Times New Roman"/>
+          <w:lang w:val="en-IN" w:eastAsia="en-IN"/>
+        </w:rPr>
+      </w:pPr>
+      <w:r>
+        <w:rPr>
+          <w:rFonts w:ascii="Times New Roman" w:eastAsia="Times New Roman" w:hAnsi="Times New Roman" w:cs="Times New Roman"/>
+          <w:lang w:val="en-IN" w:eastAsia="en-IN"/>
+        </w:rPr>
+        <w:t>Applied across all sensitive endpoints</w:t>
+      </w:r>
+    </w:p>
+    <w:p>
+      <w:pPr>
+        <w:spacing w:before="100" w:beforeAutospacing="1" w:after="100" w:afterAutospacing="1"/>
+        <w:rPr>
+          <w:rFonts w:ascii="Times New Roman" w:eastAsia="Times New Roman" w:hAnsi="Times New Roman" w:cs="Times New Roman"/>
+          <w:lang w:val="en-IN" w:eastAsia="en-IN"/>
+        </w:rPr>
+      </w:pPr>
+      <w:r>
+        <w:rPr>
+          <w:rFonts w:ascii="Times New Roman" w:eastAsia="Times New Roman" w:hAnsi="Times New Roman" w:cs="Times New Roman"/>
+          <w:lang w:val="en-IN" w:eastAsia="en-IN"/>
+        </w:rPr>
+        <w:t>This ensures controlled communication between frontend and backend.</w:t>
+      </w:r>
+    </w:p>
+    <w:p>
+      <w:pPr>
+        <w:spacing w:after="0"/>
+        <w:rPr>
+          <w:rFonts w:ascii="Times New Roman" w:eastAsia="Times New Roman" w:hAnsi="Times New Roman" w:cs="Times New Roman"/>
+          <w:lang w:val="en-IN" w:eastAsia="en-IN"/>
+        </w:rPr>
+      </w:pPr>
+      <w:r>
+        <w:rPr>
+          <w:rFonts w:ascii="Times New Roman" w:eastAsia="Times New Roman" w:hAnsi="Times New Roman" w:cs="Times New Roman"/>
+          <w:lang w:val="en-IN" w:eastAsia="en-IN"/>
+        </w:rPr>
+        <w:pict w14:anchorId="03515C0B">
+          <v:rect id="_x0000_i1649" style="width:0;height:1.5pt" o:hralign="center" o:hrstd="t" o:hr="t" fillcolor="#a0a0a0" stroked="f"/>
+        </w:pict>
+      </w:r>
+    </w:p>
+    <w:p>
+      <w:pPr>
+        <w:spacing w:before="100" w:beforeAutospacing="1" w:after="100" w:afterAutospacing="1"/>
+        <w:outlineLvl w:val="2"/>
+        <w:rPr>
+          <w:rFonts w:ascii="Times New Roman" w:eastAsia="Times New Roman" w:hAnsi="Times New Roman" w:cs="Times New Roman"/>
+          <w:b/>
+          <w:bCs/>
+          <w:sz w:val="27"/>
+          <w:szCs w:val="27"/>
+          <w:lang w:val="en-IN" w:eastAsia="en-IN"/>
+        </w:rPr>
+      </w:pPr>
+      <w:r>
+        <w:rPr>
+          <w:rFonts w:ascii="Times New Roman" w:eastAsia="Times New Roman" w:hAnsi="Times New Roman" w:cs="Times New Roman"/>
+          <w:b/>
+          <w:bCs/>
+          <w:sz w:val="27"/>
+          <w:szCs w:val="27"/>
+          <w:lang w:val="en-IN" w:eastAsia="en-IN"/>
+        </w:rPr>
+        <w:t>10</w:t>
+      </w:r>
+      <w:r>
+        <w:rPr>
+          <w:rFonts w:ascii="Times New Roman" w:eastAsia="Times New Roman" w:hAnsi="Times New Roman" w:cs="Times New Roman"/>
+          <w:b/>
+          <w:bCs/>
+          <w:sz w:val="27"/>
+          <w:szCs w:val="27"/>
+          <w:lang w:val="en-IN" w:eastAsia="en-IN"/>
+        </w:rPr>
+        <w:t>.5 Machine Learning Integration</w:t>
+      </w:r>
+    </w:p>
+    <w:p>
+      <w:pPr>
+        <w:spacing w:before="100" w:beforeAutospacing="1" w:after="100" w:afterAutospacing="1"/>
+        <w:rPr>
+          <w:rFonts w:ascii="Times New Roman" w:eastAsia="Times New Roman" w:hAnsi="Times New Roman" w:cs="Times New Roman"/>
+          <w:lang w:val="en-IN" w:eastAsia="en-IN"/>
+        </w:rPr>
+      </w:pPr>
+      <w:r>
+        <w:rPr>
+          <w:rFonts w:ascii="Times New Roman" w:eastAsia="Times New Roman" w:hAnsi="Times New Roman" w:cs="Times New Roman"/>
+          <w:lang w:val="en-IN" w:eastAsia="en-IN"/>
+        </w:rPr>
+        <w:t xml:space="preserve">The backend integrates </w:t>
+      </w:r>
+      <w:r>
+        <w:rPr>
+          <w:rFonts w:ascii="Times New Roman" w:eastAsia="Times New Roman" w:hAnsi="Times New Roman" w:cs="Times New Roman"/>
+          <w:b/>
+          <w:bCs/>
+          <w:lang w:val="en-IN" w:eastAsia="en-IN"/>
+        </w:rPr>
+        <w:t>three trained ML models</w:t>
+      </w:r>
+      <w:r>
+        <w:rPr>
+          <w:rFonts w:ascii="Times New Roman" w:eastAsia="Times New Roman" w:hAnsi="Times New Roman" w:cs="Times New Roman"/>
+          <w:lang w:val="en-IN" w:eastAsia="en-IN"/>
+        </w:rPr>
+        <w:t>:</w:t>
+      </w:r>
+    </w:p>
+    <w:tbl>
+      <w:tblPr>
+        <w:tblW w:w="0" w:type="auto"/>
+        <w:tblCellSpacing w:w="15" w:type="dxa"/>
+        <w:tblCellMar>
+          <w:top w:w="15" w:type="dxa"/>
+          <w:left w:w="15" w:type="dxa"/>
+          <w:bottom w:w="15" w:type="dxa"/>
+          <w:right w:w="15" w:type="dxa"/>
+        </w:tblCellMar>
+        <w:tblLook w:val="04A0" w:firstRow="1" w:lastRow="0" w:firstColumn="1" w:lastColumn="0" w:noHBand="0" w:noVBand="1"/>
+      </w:tblPr>
+      <w:tblGrid>
+        <w:gridCol w:w="2442"/>
+        <w:gridCol w:w="2915"/>
+      </w:tblGrid>
+      <w:tr>
+        <w:trPr>
+          <w:tblHeader/>
+          <w:tblCellSpacing w:w="15" w:type="dxa"/>
+        </w:trPr>
+        <w:tc>
+          <w:tcPr>
+            <w:tcW w:w="0" w:type="auto"/>
+            <w:vAlign w:val="center"/>
+            <w:hideMark/>
+          </w:tcPr>
+          <w:p>
+            <w:pPr>
+              <w:spacing w:after="0"/>
+              <w:jc w:val="center"/>
+              <w:rPr>
+                <w:rFonts w:ascii="Times New Roman" w:eastAsia="Times New Roman" w:hAnsi="Times New Roman" w:cs="Times New Roman"/>
+                <w:b/>
+                <w:bCs/>
+                <w:lang w:val="en-IN" w:eastAsia="en-IN"/>
+              </w:rPr>
+            </w:pPr>
+            <w:r>
+              <w:rPr>
+                <w:rFonts w:ascii="Times New Roman" w:eastAsia="Times New Roman" w:hAnsi="Times New Roman" w:cs="Times New Roman"/>
+                <w:b/>
+                <w:bCs/>
+                <w:lang w:val="en-IN" w:eastAsia="en-IN"/>
+              </w:rPr>
+              <w:t>Model</w:t>
+            </w:r>
+          </w:p>
+        </w:tc>
+        <w:tc>
+          <w:tcPr>
+            <w:tcW w:w="0" w:type="auto"/>
+            <w:vAlign w:val="center"/>
+            <w:hideMark/>
+          </w:tcPr>
+          <w:p>
+            <w:pPr>
+              <w:spacing w:after="0"/>
+              <w:jc w:val="center"/>
+              <w:rPr>
+                <w:rFonts w:ascii="Times New Roman" w:eastAsia="Times New Roman" w:hAnsi="Times New Roman" w:cs="Times New Roman"/>
+                <w:b/>
+                <w:bCs/>
+                <w:lang w:val="en-IN" w:eastAsia="en-IN"/>
+              </w:rPr>
+            </w:pPr>
+            <w:r>
+              <w:rPr>
+                <w:rFonts w:ascii="Times New Roman" w:eastAsia="Times New Roman" w:hAnsi="Times New Roman" w:cs="Times New Roman"/>
+                <w:b/>
+                <w:bCs/>
+                <w:lang w:val="en-IN" w:eastAsia="en-IN"/>
+              </w:rPr>
+              <w:t>Purpose</w:t>
+            </w:r>
+          </w:p>
+        </w:tc>
+      </w:tr>
+      <w:tr>
+        <w:trPr>
+          <w:tblCellSpacing w:w="15" w:type="dxa"/>
+        </w:trPr>
+        <w:tc>
+          <w:tcPr>
+            <w:tcW w:w="0" w:type="auto"/>
+            <w:vAlign w:val="center"/>
+            <w:hideMark/>
+          </w:tcPr>
+          <w:p>
+            <w:pPr>
+              <w:spacing w:after="0"/>
+              <w:rPr>
+                <w:rFonts w:ascii="Times New Roman" w:eastAsia="Times New Roman" w:hAnsi="Times New Roman" w:cs="Times New Roman"/>
+                <w:lang w:val="en-IN" w:eastAsia="en-IN"/>
+              </w:rPr>
+            </w:pPr>
+            <w:r>
+              <w:rPr>
+                <w:rFonts w:ascii="Times New Roman" w:eastAsia="Times New Roman" w:hAnsi="Times New Roman" w:cs="Times New Roman"/>
+                <w:lang w:val="en-IN" w:eastAsia="en-IN"/>
+              </w:rPr>
+              <w:t>Cost Model</w:t>
+            </w:r>
+          </w:p>
+        </w:tc>
+        <w:tc>
+          <w:tcPr>
+            <w:tcW w:w="0" w:type="auto"/>
+            <w:vAlign w:val="center"/>
+            <w:hideMark/>
+          </w:tcPr>
+          <w:p>
+            <w:pPr>
+              <w:spacing w:after="0"/>
+              <w:rPr>
+                <w:rFonts w:ascii="Times New Roman" w:eastAsia="Times New Roman" w:hAnsi="Times New Roman" w:cs="Times New Roman"/>
+                <w:lang w:val="en-IN" w:eastAsia="en-IN"/>
+              </w:rPr>
+            </w:pPr>
+            <w:r>
+              <w:rPr>
+                <w:rFonts w:ascii="Times New Roman" w:eastAsia="Times New Roman" w:hAnsi="Times New Roman" w:cs="Times New Roman"/>
+                <w:lang w:val="en-IN" w:eastAsia="en-IN"/>
+              </w:rPr>
+              <w:t>Predict packaging cost</w:t>
+            </w:r>
+          </w:p>
+        </w:tc>
+      </w:tr>
+      <w:tr>
+        <w:trPr>
+          <w:tblCellSpacing w:w="15" w:type="dxa"/>
+        </w:trPr>
+        <w:tc>
+          <w:tcPr>
+            <w:tcW w:w="0" w:type="auto"/>
+            <w:vAlign w:val="center"/>
+            <w:hideMark/>
+          </w:tcPr>
+          <w:p>
+            <w:pPr>
+              <w:spacing w:after="0"/>
+              <w:rPr>
+                <w:rFonts w:ascii="Times New Roman" w:eastAsia="Times New Roman" w:hAnsi="Times New Roman" w:cs="Times New Roman"/>
+                <w:lang w:val="en-IN" w:eastAsia="en-IN"/>
+              </w:rPr>
+            </w:pPr>
+            <w:r>
+              <w:rPr>
+                <w:rFonts w:ascii="Times New Roman" w:eastAsia="Times New Roman" w:hAnsi="Times New Roman" w:cs="Times New Roman"/>
+                <w:lang w:val="en-IN" w:eastAsia="en-IN"/>
+              </w:rPr>
+              <w:t>CO₂ Model</w:t>
+            </w:r>
+          </w:p>
+        </w:tc>
+        <w:tc>
+          <w:tcPr>
+            <w:tcW w:w="0" w:type="auto"/>
+            <w:vAlign w:val="center"/>
+            <w:hideMark/>
+          </w:tcPr>
+          <w:p>
+            <w:pPr>
+              <w:spacing w:after="0"/>
+              <w:rPr>
+                <w:rFonts w:ascii="Times New Roman" w:eastAsia="Times New Roman" w:hAnsi="Times New Roman" w:cs="Times New Roman"/>
+                <w:lang w:val="en-IN" w:eastAsia="en-IN"/>
+              </w:rPr>
+            </w:pPr>
+            <w:r>
+              <w:rPr>
+                <w:rFonts w:ascii="Times New Roman" w:eastAsia="Times New Roman" w:hAnsi="Times New Roman" w:cs="Times New Roman"/>
+                <w:lang w:val="en-IN" w:eastAsia="en-IN"/>
+              </w:rPr>
+              <w:t>Predict environmental impact</w:t>
+            </w:r>
+          </w:p>
+        </w:tc>
+      </w:tr>
+      <w:tr>
+        <w:trPr>
+          <w:tblCellSpacing w:w="15" w:type="dxa"/>
+        </w:trPr>
+        <w:tc>
+          <w:tcPr>
+            <w:tcW w:w="0" w:type="auto"/>
+            <w:vAlign w:val="center"/>
+            <w:hideMark/>
+          </w:tcPr>
+          <w:p>
+            <w:pPr>
+              <w:spacing w:after="0"/>
+              <w:rPr>
+                <w:rFonts w:ascii="Times New Roman" w:eastAsia="Times New Roman" w:hAnsi="Times New Roman" w:cs="Times New Roman"/>
+                <w:lang w:val="en-IN" w:eastAsia="en-IN"/>
+              </w:rPr>
+            </w:pPr>
+            <w:r>
+              <w:rPr>
+                <w:rFonts w:ascii="Times New Roman" w:eastAsia="Times New Roman" w:hAnsi="Times New Roman" w:cs="Times New Roman"/>
+                <w:lang w:val="en-IN" w:eastAsia="en-IN"/>
+              </w:rPr>
+              <w:t>Product–Material Model</w:t>
+            </w:r>
+          </w:p>
+        </w:tc>
+        <w:tc>
+          <w:tcPr>
+            <w:tcW w:w="0" w:type="auto"/>
+            <w:vAlign w:val="center"/>
+            <w:hideMark/>
+          </w:tcPr>
+          <w:p>
+            <w:pPr>
+              <w:spacing w:after="0"/>
+              <w:rPr>
+                <w:rFonts w:ascii="Times New Roman" w:eastAsia="Times New Roman" w:hAnsi="Times New Roman" w:cs="Times New Roman"/>
+                <w:lang w:val="en-IN" w:eastAsia="en-IN"/>
+              </w:rPr>
+            </w:pPr>
+            <w:r>
+              <w:rPr>
+                <w:rFonts w:ascii="Times New Roman" w:eastAsia="Times New Roman" w:hAnsi="Times New Roman" w:cs="Times New Roman"/>
+                <w:lang w:val="en-IN" w:eastAsia="en-IN"/>
+              </w:rPr>
+              <w:t>Predict suitability score</w:t>
+            </w:r>
+          </w:p>
+        </w:tc>
+      </w:tr>
+    </w:tbl>
+    <w:p>
+      <w:pPr>
+        <w:spacing w:before="100" w:beforeAutospacing="1" w:after="100" w:afterAutospacing="1"/>
+        <w:rPr>
+          <w:rFonts w:ascii="Times New Roman" w:eastAsia="Times New Roman" w:hAnsi="Times New Roman" w:cs="Times New Roman"/>
+          <w:lang w:val="en-IN" w:eastAsia="en-IN"/>
+        </w:rPr>
+      </w:pPr>
+      <w:r>
+        <w:rPr>
+          <w:rFonts w:ascii="Times New Roman" w:eastAsia="Times New Roman" w:hAnsi="Times New Roman" w:cs="Times New Roman"/>
+          <w:lang w:val="en-IN" w:eastAsia="en-IN"/>
+        </w:rPr>
+        <w:t>The ML pipeline supports:</w:t>
+      </w:r>
+    </w:p>
+    <w:p>
+      <w:pPr>
+        <w:numPr>
+          <w:ilvl w:val="0"/>
+          <w:numId w:val="37"/>
+        </w:numPr>
+        <w:spacing w:before="100" w:beforeAutospacing="1" w:after="100" w:afterAutospacing="1"/>
+        <w:rPr>
+          <w:rFonts w:ascii="Times New Roman" w:eastAsia="Times New Roman" w:hAnsi="Times New Roman" w:cs="Times New Roman"/>
+          <w:lang w:val="en-IN" w:eastAsia="en-IN"/>
+        </w:rPr>
+      </w:pPr>
+      <w:r>
+        <w:rPr>
+          <w:rFonts w:ascii="Times New Roman" w:eastAsia="Times New Roman" w:hAnsi="Times New Roman" w:cs="Times New Roman"/>
+          <w:lang w:val="en-IN" w:eastAsia="en-IN"/>
+        </w:rPr>
+        <w:t>Real-time inference</w:t>
+      </w:r>
+    </w:p>
+    <w:p>
+      <w:pPr>
+        <w:numPr>
+          <w:ilvl w:val="0"/>
+          <w:numId w:val="37"/>
+        </w:numPr>
+        <w:spacing w:before="100" w:beforeAutospacing="1" w:after="100" w:afterAutospacing="1"/>
+        <w:rPr>
+          <w:rFonts w:ascii="Times New Roman" w:eastAsia="Times New Roman" w:hAnsi="Times New Roman" w:cs="Times New Roman"/>
+          <w:lang w:val="en-IN" w:eastAsia="en-IN"/>
+        </w:rPr>
+      </w:pPr>
+      <w:r>
+        <w:rPr>
+          <w:rFonts w:ascii="Times New Roman" w:eastAsia="Times New Roman" w:hAnsi="Times New Roman" w:cs="Times New Roman"/>
+          <w:lang w:val="en-IN" w:eastAsia="en-IN"/>
+        </w:rPr>
+        <w:t>Product-aware material ranking</w:t>
+      </w:r>
+    </w:p>
+    <w:p>
+      <w:pPr>
+        <w:numPr>
+          <w:ilvl w:val="0"/>
+          <w:numId w:val="37"/>
+        </w:numPr>
+        <w:spacing w:before="100" w:beforeAutospacing="1" w:after="100" w:afterAutospacing="1"/>
+        <w:rPr>
+          <w:rFonts w:ascii="Times New Roman" w:eastAsia="Times New Roman" w:hAnsi="Times New Roman" w:cs="Times New Roman"/>
+          <w:lang w:val="en-IN" w:eastAsia="en-IN"/>
+        </w:rPr>
+      </w:pPr>
+      <w:r>
+        <w:rPr>
+          <w:rFonts w:ascii="Times New Roman" w:eastAsia="Times New Roman" w:hAnsi="Times New Roman" w:cs="Times New Roman"/>
+          <w:lang w:val="en-IN" w:eastAsia="en-IN"/>
+        </w:rPr>
+        <w:t>Normalized sustainability scoring</w:t>
+      </w:r>
+    </w:p>
+    <w:p>
+      <w:pPr>
+        <w:spacing w:after="0"/>
+        <w:rPr>
+          <w:rFonts w:ascii="Times New Roman" w:eastAsia="Times New Roman" w:hAnsi="Times New Roman" w:cs="Times New Roman"/>
+          <w:lang w:val="en-IN" w:eastAsia="en-IN"/>
+        </w:rPr>
+      </w:pPr>
+      <w:r>
+        <w:rPr>
+          <w:rFonts w:ascii="Times New Roman" w:eastAsia="Times New Roman" w:hAnsi="Times New Roman" w:cs="Times New Roman"/>
+          <w:lang w:val="en-IN" w:eastAsia="en-IN"/>
+        </w:rPr>
+        <w:pict w14:anchorId="6344B9EE">
+          <v:rect id="_x0000_i1650" style="width:0;height:1.5pt" o:hralign="center" o:hrstd="t" o:hr="t" fillcolor="#a0a0a0" stroked="f"/>
+        </w:pict>
+      </w:r>
+    </w:p>
+    <w:p>
+      <w:pPr>
+        <w:spacing w:before="100" w:beforeAutospacing="1" w:after="100" w:afterAutospacing="1"/>
+        <w:outlineLvl w:val="2"/>
+        <w:rPr>
+          <w:rFonts w:ascii="Times New Roman" w:eastAsia="Times New Roman" w:hAnsi="Times New Roman" w:cs="Times New Roman"/>
+          <w:b/>
+          <w:bCs/>
+          <w:sz w:val="27"/>
+          <w:szCs w:val="27"/>
+          <w:lang w:val="en-IN" w:eastAsia="en-IN"/>
+        </w:rPr>
+      </w:pPr>
+      <w:r>
+        <w:rPr>
+          <w:rFonts w:ascii="Times New Roman" w:eastAsia="Times New Roman" w:hAnsi="Times New Roman" w:cs="Times New Roman"/>
+          <w:b/>
+          <w:bCs/>
+          <w:sz w:val="27"/>
+          <w:szCs w:val="27"/>
+          <w:lang w:val="en-IN" w:eastAsia="en-IN"/>
+        </w:rPr>
+        <w:lastRenderedPageBreak/>
+        <w:t>10</w:t>
+      </w:r>
+      <w:r>
+        <w:rPr>
+          <w:rFonts w:ascii="Times New Roman" w:eastAsia="Times New Roman" w:hAnsi="Times New Roman" w:cs="Times New Roman"/>
+          <w:b/>
+          <w:bCs/>
+          <w:sz w:val="27"/>
+          <w:szCs w:val="27"/>
+          <w:lang w:val="en-IN" w:eastAsia="en-IN"/>
+        </w:rPr>
+        <w:t>.6 Backend Outcomes</w:t>
+      </w:r>
+    </w:p>
+    <w:p>
+      <w:pPr>
+        <w:spacing w:before="100" w:beforeAutospacing="1" w:after="100" w:afterAutospacing="1"/>
+        <w:rPr>
+          <w:rFonts w:ascii="Times New Roman" w:eastAsia="Times New Roman" w:hAnsi="Times New Roman" w:cs="Times New Roman"/>
+          <w:lang w:val="en-IN" w:eastAsia="en-IN"/>
+        </w:rPr>
+      </w:pPr>
+      <w:r>
+        <w:rPr>
+          <w:rFonts w:ascii="Times New Roman" w:eastAsia="Times New Roman" w:hAnsi="Times New Roman" w:cs="Times New Roman"/>
+          <w:lang w:val="en-IN" w:eastAsia="en-IN"/>
+        </w:rPr>
+        <w:t>By the end of Module 5:</w:t>
+      </w:r>
+    </w:p>
+    <w:p>
+      <w:pPr>
+        <w:spacing w:before="100" w:beforeAutospacing="1" w:after="100" w:afterAutospacing="1"/>
+        <w:rPr>
+          <w:rFonts w:ascii="Times New Roman" w:eastAsia="Times New Roman" w:hAnsi="Times New Roman" w:cs="Times New Roman"/>
+          <w:lang w:val="en-IN" w:eastAsia="en-IN"/>
+        </w:rPr>
+      </w:pPr>
+      <w:r>
+        <w:rPr>
+          <w:rFonts w:ascii="Segoe UI Emoji" w:eastAsia="Times New Roman" w:hAnsi="Segoe UI Emoji" w:cs="Segoe UI Emoji"/>
+          <w:lang w:val="en-IN" w:eastAsia="en-IN"/>
+        </w:rPr>
+        <w:t>✅</w:t>
+      </w:r>
+      <w:r>
+        <w:rPr>
+          <w:rFonts w:ascii="Times New Roman" w:eastAsia="Times New Roman" w:hAnsi="Times New Roman" w:cs="Times New Roman"/>
+          <w:lang w:val="en-IN" w:eastAsia="en-IN"/>
+        </w:rPr>
+        <w:t xml:space="preserve"> RESTful backend fully operational</w:t>
+      </w:r>
+      <w:r>
+        <w:rPr>
+          <w:rFonts w:ascii="Times New Roman" w:eastAsia="Times New Roman" w:hAnsi="Times New Roman" w:cs="Times New Roman"/>
+          <w:lang w:val="en-IN" w:eastAsia="en-IN"/>
+        </w:rPr>
+        <w:br/>
+      </w:r>
+      <w:r>
+        <w:rPr>
+          <w:rFonts w:ascii="Segoe UI Emoji" w:eastAsia="Times New Roman" w:hAnsi="Segoe UI Emoji" w:cs="Segoe UI Emoji"/>
+          <w:lang w:val="en-IN" w:eastAsia="en-IN"/>
+        </w:rPr>
+        <w:t>✅</w:t>
+      </w:r>
+      <w:r>
+        <w:rPr>
+          <w:rFonts w:ascii="Times New Roman" w:eastAsia="Times New Roman" w:hAnsi="Times New Roman" w:cs="Times New Roman"/>
+          <w:lang w:val="en-IN" w:eastAsia="en-IN"/>
+        </w:rPr>
+        <w:t xml:space="preserve"> AI models successfully integrated</w:t>
+      </w:r>
+      <w:r>
+        <w:rPr>
+          <w:rFonts w:ascii="Times New Roman" w:eastAsia="Times New Roman" w:hAnsi="Times New Roman" w:cs="Times New Roman"/>
+          <w:lang w:val="en-IN" w:eastAsia="en-IN"/>
+        </w:rPr>
+        <w:br/>
+      </w:r>
+      <w:r>
+        <w:rPr>
+          <w:rFonts w:ascii="Segoe UI Emoji" w:eastAsia="Times New Roman" w:hAnsi="Segoe UI Emoji" w:cs="Segoe UI Emoji"/>
+          <w:lang w:val="en-IN" w:eastAsia="en-IN"/>
+        </w:rPr>
+        <w:t>✅</w:t>
+      </w:r>
+      <w:r>
+        <w:rPr>
+          <w:rFonts w:ascii="Times New Roman" w:eastAsia="Times New Roman" w:hAnsi="Times New Roman" w:cs="Times New Roman"/>
+          <w:lang w:val="en-IN" w:eastAsia="en-IN"/>
+        </w:rPr>
+        <w:t xml:space="preserve"> Secure API communication implemented</w:t>
+      </w:r>
+      <w:r>
+        <w:rPr>
+          <w:rFonts w:ascii="Times New Roman" w:eastAsia="Times New Roman" w:hAnsi="Times New Roman" w:cs="Times New Roman"/>
+          <w:lang w:val="en-IN" w:eastAsia="en-IN"/>
+        </w:rPr>
+        <w:br/>
+      </w:r>
+      <w:r>
+        <w:rPr>
+          <w:rFonts w:ascii="Segoe UI Emoji" w:eastAsia="Times New Roman" w:hAnsi="Segoe UI Emoji" w:cs="Segoe UI Emoji"/>
+          <w:lang w:val="en-IN" w:eastAsia="en-IN"/>
+        </w:rPr>
+        <w:t>✅</w:t>
+      </w:r>
+      <w:r>
+        <w:rPr>
+          <w:rFonts w:ascii="Times New Roman" w:eastAsia="Times New Roman" w:hAnsi="Times New Roman" w:cs="Times New Roman"/>
+          <w:lang w:val="en-IN" w:eastAsia="en-IN"/>
+        </w:rPr>
+        <w:t xml:space="preserve"> Product-aware recommendations enabled</w:t>
+      </w:r>
+      <w:r>
+        <w:rPr>
+          <w:rFonts w:ascii="Times New Roman" w:eastAsia="Times New Roman" w:hAnsi="Times New Roman" w:cs="Times New Roman"/>
+          <w:lang w:val="en-IN" w:eastAsia="en-IN"/>
+        </w:rPr>
+        <w:br/>
+      </w:r>
+      <w:r>
+        <w:rPr>
+          <w:rFonts w:ascii="Segoe UI Emoji" w:eastAsia="Times New Roman" w:hAnsi="Segoe UI Emoji" w:cs="Segoe UI Emoji"/>
+          <w:lang w:val="en-IN" w:eastAsia="en-IN"/>
+        </w:rPr>
+        <w:t>✅</w:t>
+      </w:r>
+      <w:r>
+        <w:rPr>
+          <w:rFonts w:ascii="Times New Roman" w:eastAsia="Times New Roman" w:hAnsi="Times New Roman" w:cs="Times New Roman"/>
+          <w:lang w:val="en-IN" w:eastAsia="en-IN"/>
+        </w:rPr>
+        <w:t xml:space="preserve"> Dashboard-ready data pipelines created</w:t>
+      </w:r>
+    </w:p>
+    <w:p>
+      <w:pPr>
+        <w:spacing w:after="0"/>
+        <w:rPr>
+          <w:rFonts w:ascii="Times New Roman" w:eastAsia="Times New Roman" w:hAnsi="Times New Roman" w:cs="Times New Roman"/>
+          <w:lang w:val="en-IN" w:eastAsia="en-IN"/>
+        </w:rPr>
+      </w:pPr>
+      <w:r>
+        <w:rPr>
+          <w:rFonts w:ascii="Times New Roman" w:eastAsia="Times New Roman" w:hAnsi="Times New Roman" w:cs="Times New Roman"/>
+          <w:lang w:val="en-IN" w:eastAsia="en-IN"/>
+        </w:rPr>
+        <w:pict w14:anchorId="5E9DD88C">
+          <v:rect id="_x0000_i1651" style="width:0;height:1.5pt" o:hralign="center" o:hrstd="t" o:hr="t" fillcolor="#a0a0a0" stroked="f"/>
+        </w:pict>
+      </w:r>
+    </w:p>
+    <w:p>
+      <w:pPr>
+        <w:spacing w:before="100" w:beforeAutospacing="1" w:after="100" w:afterAutospacing="1"/>
+        <w:outlineLvl w:val="0"/>
+        <w:rPr>
+          <w:rFonts w:ascii="Times New Roman" w:eastAsia="Times New Roman" w:hAnsi="Times New Roman" w:cs="Times New Roman"/>
+          <w:b/>
+          <w:bCs/>
+          <w:kern w:val="36"/>
+          <w:sz w:val="48"/>
+          <w:szCs w:val="48"/>
+          <w:lang w:val="en-IN" w:eastAsia="en-IN"/>
+        </w:rPr>
+      </w:pPr>
+      <w:r>
+        <w:rPr>
+          <w:rFonts w:ascii="Times New Roman" w:eastAsia="Times New Roman" w:hAnsi="Times New Roman" w:cs="Times New Roman"/>
+          <w:b/>
+          <w:bCs/>
+          <w:kern w:val="36"/>
+          <w:sz w:val="48"/>
+          <w:szCs w:val="48"/>
+          <w:lang w:val="en-IN" w:eastAsia="en-IN"/>
+        </w:rPr>
+        <w:t>Milestone 3: Frontend User Interface (Week 5–6)</w:t>
+      </w:r>
+    </w:p>
+    <w:p>
+      <w:pPr>
+        <w:spacing w:after="0"/>
+        <w:rPr>
+          <w:rFonts w:ascii="Times New Roman" w:eastAsia="Times New Roman" w:hAnsi="Times New Roman" w:cs="Times New Roman"/>
+          <w:lang w:val="en-IN" w:eastAsia="en-IN"/>
+        </w:rPr>
+      </w:pPr>
+      <w:r>
+        <w:rPr>
+          <w:rFonts w:ascii="Times New Roman" w:eastAsia="Times New Roman" w:hAnsi="Times New Roman" w:cs="Times New Roman"/>
+          <w:lang w:val="en-IN" w:eastAsia="en-IN"/>
+        </w:rPr>
+        <w:pict w14:anchorId="688951B7">
+          <v:rect id="_x0000_i1652" style="width:0;height:1.5pt" o:hralign="center" o:hrstd="t" o:hr="t" fillcolor="#a0a0a0" stroked="f"/>
+        </w:pict>
+      </w:r>
+    </w:p>
+    <w:p>
+      <w:pPr>
+        <w:spacing w:before="100" w:beforeAutospacing="1" w:after="100" w:afterAutospacing="1"/>
+        <w:outlineLvl w:val="1"/>
+        <w:rPr>
+          <w:rFonts w:ascii="Times New Roman" w:eastAsia="Times New Roman" w:hAnsi="Times New Roman" w:cs="Times New Roman"/>
+          <w:b/>
+          <w:bCs/>
+          <w:sz w:val="36"/>
+          <w:szCs w:val="36"/>
+          <w:lang w:val="en-IN" w:eastAsia="en-IN"/>
+        </w:rPr>
+      </w:pPr>
+      <w:r>
+        <w:rPr>
+          <w:rFonts w:ascii="Times New Roman" w:eastAsia="Times New Roman" w:hAnsi="Times New Roman" w:cs="Times New Roman"/>
+          <w:b/>
+          <w:bCs/>
+          <w:sz w:val="36"/>
+          <w:szCs w:val="36"/>
+          <w:lang w:val="en-IN" w:eastAsia="en-IN"/>
+        </w:rPr>
+        <w:t>Module 6: Frontend UI Development</w:t>
+      </w:r>
+    </w:p>
+    <w:p>
+      <w:pPr>
+        <w:spacing w:before="100" w:beforeAutospacing="1" w:after="100" w:afterAutospacing="1"/>
+        <w:outlineLvl w:val="2"/>
+        <w:rPr>
+          <w:rFonts w:ascii="Times New Roman" w:eastAsia="Times New Roman" w:hAnsi="Times New Roman" w:cs="Times New Roman"/>
+          <w:b/>
+          <w:bCs/>
+          <w:sz w:val="27"/>
+          <w:szCs w:val="27"/>
+          <w:lang w:val="en-IN" w:eastAsia="en-IN"/>
+        </w:rPr>
+      </w:pPr>
+      <w:r>
+        <w:rPr>
+          <w:rFonts w:ascii="Times New Roman" w:eastAsia="Times New Roman" w:hAnsi="Times New Roman" w:cs="Times New Roman"/>
+          <w:b/>
+          <w:bCs/>
+          <w:sz w:val="27"/>
+          <w:szCs w:val="27"/>
+          <w:lang w:val="en-IN" w:eastAsia="en-IN"/>
+        </w:rPr>
+        <w:t>11</w:t>
+      </w:r>
+      <w:r>
+        <w:rPr>
+          <w:rFonts w:ascii="Times New Roman" w:eastAsia="Times New Roman" w:hAnsi="Times New Roman" w:cs="Times New Roman"/>
+          <w:b/>
+          <w:bCs/>
+          <w:sz w:val="27"/>
+          <w:szCs w:val="27"/>
+          <w:lang w:val="en-IN" w:eastAsia="en-IN"/>
+        </w:rPr>
+        <w:t>.1 Objective</w:t>
+      </w:r>
+    </w:p>
+    <w:p>
+      <w:pPr>
+        <w:spacing w:before="100" w:beforeAutospacing="1" w:after="100" w:afterAutospacing="1"/>
+        <w:rPr>
+          <w:rFonts w:ascii="Times New Roman" w:eastAsia="Times New Roman" w:hAnsi="Times New Roman" w:cs="Times New Roman"/>
+          <w:lang w:val="en-IN" w:eastAsia="en-IN"/>
+        </w:rPr>
+      </w:pPr>
+      <w:r>
+        <w:rPr>
+          <w:rFonts w:ascii="Times New Roman" w:eastAsia="Times New Roman" w:hAnsi="Times New Roman" w:cs="Times New Roman"/>
+          <w:lang w:val="en-IN" w:eastAsia="en-IN"/>
+        </w:rPr>
+        <w:t>The objective of this module was to design an intuitive and interactive user interface that allows users to:</w:t>
+      </w:r>
+    </w:p>
+    <w:p>
+      <w:pPr>
+        <w:numPr>
+          <w:ilvl w:val="0"/>
+          <w:numId w:val="38"/>
+        </w:numPr>
+        <w:spacing w:before="100" w:beforeAutospacing="1" w:after="100" w:afterAutospacing="1"/>
+        <w:rPr>
+          <w:rFonts w:ascii="Times New Roman" w:eastAsia="Times New Roman" w:hAnsi="Times New Roman" w:cs="Times New Roman"/>
+          <w:lang w:val="en-IN" w:eastAsia="en-IN"/>
+        </w:rPr>
+      </w:pPr>
+      <w:r>
+        <w:rPr>
+          <w:rFonts w:ascii="Times New Roman" w:eastAsia="Times New Roman" w:hAnsi="Times New Roman" w:cs="Times New Roman"/>
+          <w:lang w:val="en-IN" w:eastAsia="en-IN"/>
+        </w:rPr>
+        <w:t>Select products</w:t>
+      </w:r>
+    </w:p>
+    <w:p>
+      <w:pPr>
+        <w:numPr>
+          <w:ilvl w:val="0"/>
+          <w:numId w:val="38"/>
+        </w:numPr>
+        <w:spacing w:before="100" w:beforeAutospacing="1" w:after="100" w:afterAutospacing="1"/>
+        <w:rPr>
+          <w:rFonts w:ascii="Times New Roman" w:eastAsia="Times New Roman" w:hAnsi="Times New Roman" w:cs="Times New Roman"/>
+          <w:lang w:val="en-IN" w:eastAsia="en-IN"/>
+        </w:rPr>
+      </w:pPr>
+      <w:r>
+        <w:rPr>
+          <w:rFonts w:ascii="Times New Roman" w:eastAsia="Times New Roman" w:hAnsi="Times New Roman" w:cs="Times New Roman"/>
+          <w:lang w:val="en-IN" w:eastAsia="en-IN"/>
+        </w:rPr>
+        <w:t>Run AI-based analysis</w:t>
+      </w:r>
+    </w:p>
+    <w:p>
+      <w:pPr>
+        <w:numPr>
+          <w:ilvl w:val="0"/>
+          <w:numId w:val="38"/>
+        </w:numPr>
+        <w:spacing w:before="100" w:beforeAutospacing="1" w:after="100" w:afterAutospacing="1"/>
+        <w:rPr>
+          <w:rFonts w:ascii="Times New Roman" w:eastAsia="Times New Roman" w:hAnsi="Times New Roman" w:cs="Times New Roman"/>
+          <w:lang w:val="en-IN" w:eastAsia="en-IN"/>
+        </w:rPr>
+      </w:pPr>
+      <w:r>
+        <w:rPr>
+          <w:rFonts w:ascii="Times New Roman" w:eastAsia="Times New Roman" w:hAnsi="Times New Roman" w:cs="Times New Roman"/>
+          <w:lang w:val="en-IN" w:eastAsia="en-IN"/>
+        </w:rPr>
+        <w:t>View material recommendations</w:t>
+      </w:r>
+    </w:p>
+    <w:p>
+      <w:pPr>
+        <w:numPr>
+          <w:ilvl w:val="0"/>
+          <w:numId w:val="38"/>
+        </w:numPr>
+        <w:spacing w:before="100" w:beforeAutospacing="1" w:after="100" w:afterAutospacing="1"/>
+        <w:rPr>
+          <w:rFonts w:ascii="Times New Roman" w:eastAsia="Times New Roman" w:hAnsi="Times New Roman" w:cs="Times New Roman"/>
+          <w:lang w:val="en-IN" w:eastAsia="en-IN"/>
+        </w:rPr>
+      </w:pPr>
+      <w:proofErr w:type="spellStart"/>
+      <w:r>
+        <w:rPr>
+          <w:rFonts w:ascii="Times New Roman" w:eastAsia="Times New Roman" w:hAnsi="Times New Roman" w:cs="Times New Roman"/>
+          <w:lang w:val="en-IN" w:eastAsia="en-IN"/>
+        </w:rPr>
+        <w:t>Analyze</w:t>
+      </w:r>
+      <w:proofErr w:type="spellEnd"/>
+      <w:r>
+        <w:rPr>
+          <w:rFonts w:ascii="Times New Roman" w:eastAsia="Times New Roman" w:hAnsi="Times New Roman" w:cs="Times New Roman"/>
+          <w:lang w:val="en-IN" w:eastAsia="en-IN"/>
+        </w:rPr>
+        <w:t xml:space="preserve"> sustainability metrics</w:t>
+      </w:r>
+    </w:p>
+    <w:p>
+      <w:pPr>
+        <w:numPr>
+          <w:ilvl w:val="0"/>
+          <w:numId w:val="38"/>
+        </w:numPr>
+        <w:spacing w:before="100" w:beforeAutospacing="1" w:after="100" w:afterAutospacing="1"/>
+        <w:rPr>
+          <w:rFonts w:ascii="Times New Roman" w:eastAsia="Times New Roman" w:hAnsi="Times New Roman" w:cs="Times New Roman"/>
+          <w:lang w:val="en-IN" w:eastAsia="en-IN"/>
+        </w:rPr>
+      </w:pPr>
+      <w:r>
+        <w:rPr>
+          <w:rFonts w:ascii="Times New Roman" w:eastAsia="Times New Roman" w:hAnsi="Times New Roman" w:cs="Times New Roman"/>
+          <w:lang w:val="en-IN" w:eastAsia="en-IN"/>
+        </w:rPr>
+        <w:t>Visualize environmental impact</w:t>
+      </w:r>
+    </w:p>
+    <w:p>
+      <w:pPr>
+        <w:numPr>
+          <w:ilvl w:val="0"/>
+          <w:numId w:val="38"/>
+        </w:numPr>
+        <w:spacing w:before="100" w:beforeAutospacing="1" w:after="100" w:afterAutospacing="1"/>
+        <w:rPr>
+          <w:rFonts w:ascii="Times New Roman" w:eastAsia="Times New Roman" w:hAnsi="Times New Roman" w:cs="Times New Roman"/>
+          <w:lang w:val="en-IN" w:eastAsia="en-IN"/>
+        </w:rPr>
+      </w:pPr>
+      <w:r>
+        <w:rPr>
+          <w:rFonts w:ascii="Times New Roman" w:eastAsia="Times New Roman" w:hAnsi="Times New Roman" w:cs="Times New Roman"/>
+          <w:lang w:val="en-IN" w:eastAsia="en-IN"/>
+        </w:rPr>
+        <w:t>Export sustainability reports</w:t>
+      </w:r>
+    </w:p>
+    <w:p>
+      <w:pPr>
+        <w:spacing w:after="0"/>
+        <w:rPr>
+          <w:rFonts w:ascii="Times New Roman" w:eastAsia="Times New Roman" w:hAnsi="Times New Roman" w:cs="Times New Roman"/>
+          <w:lang w:val="en-IN" w:eastAsia="en-IN"/>
+        </w:rPr>
+      </w:pPr>
+      <w:r>
+        <w:rPr>
+          <w:rFonts w:ascii="Times New Roman" w:eastAsia="Times New Roman" w:hAnsi="Times New Roman" w:cs="Times New Roman"/>
+          <w:lang w:val="en-IN" w:eastAsia="en-IN"/>
+        </w:rPr>
+        <w:pict w14:anchorId="7710D808">
+          <v:rect id="_x0000_i1653" style="width:0;height:1.5pt" o:hralign="center" o:hrstd="t" o:hr="t" fillcolor="#a0a0a0" stroked="f"/>
+        </w:pict>
+      </w:r>
+    </w:p>
+    <w:p>
+      <w:pPr>
+        <w:spacing w:before="100" w:beforeAutospacing="1" w:after="100" w:afterAutospacing="1"/>
+        <w:outlineLvl w:val="2"/>
+        <w:rPr>
+          <w:rFonts w:ascii="Times New Roman" w:eastAsia="Times New Roman" w:hAnsi="Times New Roman" w:cs="Times New Roman"/>
+          <w:b/>
+          <w:bCs/>
+          <w:sz w:val="27"/>
+          <w:szCs w:val="27"/>
+          <w:lang w:val="en-IN" w:eastAsia="en-IN"/>
+        </w:rPr>
+      </w:pPr>
+      <w:r>
+        <w:rPr>
+          <w:rFonts w:ascii="Times New Roman" w:eastAsia="Times New Roman" w:hAnsi="Times New Roman" w:cs="Times New Roman"/>
+          <w:b/>
+          <w:bCs/>
+          <w:sz w:val="27"/>
+          <w:szCs w:val="27"/>
+          <w:lang w:val="en-IN" w:eastAsia="en-IN"/>
+        </w:rPr>
+        <w:t>11</w:t>
+      </w:r>
+      <w:r>
+        <w:rPr>
+          <w:rFonts w:ascii="Times New Roman" w:eastAsia="Times New Roman" w:hAnsi="Times New Roman" w:cs="Times New Roman"/>
+          <w:b/>
+          <w:bCs/>
+          <w:sz w:val="27"/>
+          <w:szCs w:val="27"/>
+          <w:lang w:val="en-IN" w:eastAsia="en-IN"/>
+        </w:rPr>
+        <w:t>.2 Technologies Used</w:t>
+      </w:r>
+    </w:p>
+    <w:p>
+      <w:pPr>
+        <w:numPr>
+          <w:ilvl w:val="0"/>
+          <w:numId w:val="39"/>
+        </w:numPr>
+        <w:spacing w:before="100" w:beforeAutospacing="1" w:after="100" w:afterAutospacing="1"/>
+        <w:rPr>
+          <w:rFonts w:ascii="Times New Roman" w:eastAsia="Times New Roman" w:hAnsi="Times New Roman" w:cs="Times New Roman"/>
+          <w:lang w:val="en-IN" w:eastAsia="en-IN"/>
+        </w:rPr>
+      </w:pPr>
+      <w:r>
+        <w:rPr>
+          <w:rFonts w:ascii="Times New Roman" w:eastAsia="Times New Roman" w:hAnsi="Times New Roman" w:cs="Times New Roman"/>
+          <w:b/>
+          <w:bCs/>
+          <w:lang w:val="en-IN" w:eastAsia="en-IN"/>
+        </w:rPr>
+        <w:t>HTML5</w:t>
+      </w:r>
+      <w:r>
+        <w:rPr>
+          <w:rFonts w:ascii="Times New Roman" w:eastAsia="Times New Roman" w:hAnsi="Times New Roman" w:cs="Times New Roman"/>
+          <w:lang w:val="en-IN" w:eastAsia="en-IN"/>
+        </w:rPr>
+        <w:t xml:space="preserve"> – Structure</w:t>
+      </w:r>
+    </w:p>
+    <w:p>
+      <w:pPr>
+        <w:numPr>
+          <w:ilvl w:val="0"/>
+          <w:numId w:val="39"/>
+        </w:numPr>
+        <w:spacing w:before="100" w:beforeAutospacing="1" w:after="100" w:afterAutospacing="1"/>
+        <w:rPr>
+          <w:rFonts w:ascii="Times New Roman" w:eastAsia="Times New Roman" w:hAnsi="Times New Roman" w:cs="Times New Roman"/>
+          <w:lang w:val="en-IN" w:eastAsia="en-IN"/>
+        </w:rPr>
+      </w:pPr>
+      <w:r>
+        <w:rPr>
+          <w:rFonts w:ascii="Times New Roman" w:eastAsia="Times New Roman" w:hAnsi="Times New Roman" w:cs="Times New Roman"/>
+          <w:b/>
+          <w:bCs/>
+          <w:lang w:val="en-IN" w:eastAsia="en-IN"/>
+        </w:rPr>
+        <w:t>CSS3</w:t>
+      </w:r>
+      <w:r>
+        <w:rPr>
+          <w:rFonts w:ascii="Times New Roman" w:eastAsia="Times New Roman" w:hAnsi="Times New Roman" w:cs="Times New Roman"/>
+          <w:lang w:val="en-IN" w:eastAsia="en-IN"/>
+        </w:rPr>
+        <w:t xml:space="preserve"> – Styling</w:t>
+      </w:r>
+    </w:p>
+    <w:p>
+      <w:pPr>
+        <w:numPr>
+          <w:ilvl w:val="0"/>
+          <w:numId w:val="39"/>
+        </w:numPr>
+        <w:spacing w:before="100" w:beforeAutospacing="1" w:after="100" w:afterAutospacing="1"/>
+        <w:rPr>
+          <w:rFonts w:ascii="Times New Roman" w:eastAsia="Times New Roman" w:hAnsi="Times New Roman" w:cs="Times New Roman"/>
+          <w:lang w:val="en-IN" w:eastAsia="en-IN"/>
+        </w:rPr>
+      </w:pPr>
+      <w:r>
+        <w:rPr>
+          <w:rFonts w:ascii="Times New Roman" w:eastAsia="Times New Roman" w:hAnsi="Times New Roman" w:cs="Times New Roman"/>
+          <w:b/>
+          <w:bCs/>
+          <w:lang w:val="en-IN" w:eastAsia="en-IN"/>
+        </w:rPr>
+        <w:t>Bootstrap 5</w:t>
+      </w:r>
+      <w:r>
+        <w:rPr>
+          <w:rFonts w:ascii="Times New Roman" w:eastAsia="Times New Roman" w:hAnsi="Times New Roman" w:cs="Times New Roman"/>
+          <w:lang w:val="en-IN" w:eastAsia="en-IN"/>
+        </w:rPr>
+        <w:t xml:space="preserve"> – Responsive layout</w:t>
+      </w:r>
+    </w:p>
+    <w:p>
+      <w:pPr>
+        <w:numPr>
+          <w:ilvl w:val="0"/>
+          <w:numId w:val="39"/>
+        </w:numPr>
+        <w:spacing w:before="100" w:beforeAutospacing="1" w:after="100" w:afterAutospacing="1"/>
+        <w:rPr>
+          <w:rFonts w:ascii="Times New Roman" w:eastAsia="Times New Roman" w:hAnsi="Times New Roman" w:cs="Times New Roman"/>
+          <w:lang w:val="en-IN" w:eastAsia="en-IN"/>
+        </w:rPr>
+      </w:pPr>
+      <w:r>
+        <w:rPr>
+          <w:rFonts w:ascii="Times New Roman" w:eastAsia="Times New Roman" w:hAnsi="Times New Roman" w:cs="Times New Roman"/>
+          <w:b/>
+          <w:bCs/>
+          <w:lang w:val="en-IN" w:eastAsia="en-IN"/>
+        </w:rPr>
+        <w:t>JavaScript (ES6)</w:t>
+      </w:r>
+      <w:r>
+        <w:rPr>
+          <w:rFonts w:ascii="Times New Roman" w:eastAsia="Times New Roman" w:hAnsi="Times New Roman" w:cs="Times New Roman"/>
+          <w:lang w:val="en-IN" w:eastAsia="en-IN"/>
+        </w:rPr>
+        <w:t xml:space="preserve"> – Logic and API integration</w:t>
+      </w:r>
+    </w:p>
+    <w:p>
+      <w:pPr>
+        <w:numPr>
+          <w:ilvl w:val="0"/>
+          <w:numId w:val="39"/>
+        </w:numPr>
+        <w:spacing w:before="100" w:beforeAutospacing="1" w:after="100" w:afterAutospacing="1"/>
+        <w:rPr>
+          <w:rFonts w:ascii="Times New Roman" w:eastAsia="Times New Roman" w:hAnsi="Times New Roman" w:cs="Times New Roman"/>
+          <w:lang w:val="en-IN" w:eastAsia="en-IN"/>
+        </w:rPr>
+      </w:pPr>
+      <w:r>
+        <w:rPr>
+          <w:rFonts w:ascii="Times New Roman" w:eastAsia="Times New Roman" w:hAnsi="Times New Roman" w:cs="Times New Roman"/>
+          <w:b/>
+          <w:bCs/>
+          <w:lang w:val="en-IN" w:eastAsia="en-IN"/>
+        </w:rPr>
+        <w:t>Chart.js</w:t>
+      </w:r>
+      <w:r>
+        <w:rPr>
+          <w:rFonts w:ascii="Times New Roman" w:eastAsia="Times New Roman" w:hAnsi="Times New Roman" w:cs="Times New Roman"/>
+          <w:lang w:val="en-IN" w:eastAsia="en-IN"/>
+        </w:rPr>
+        <w:t xml:space="preserve"> – Data visualization</w:t>
+      </w:r>
+    </w:p>
+    <w:p>
+      <w:pPr>
+        <w:spacing w:after="0"/>
+        <w:rPr>
+          <w:rFonts w:ascii="Times New Roman" w:eastAsia="Times New Roman" w:hAnsi="Times New Roman" w:cs="Times New Roman"/>
+          <w:lang w:val="en-IN" w:eastAsia="en-IN"/>
+        </w:rPr>
+      </w:pPr>
+      <w:r>
+        <w:rPr>
+          <w:rFonts w:ascii="Times New Roman" w:eastAsia="Times New Roman" w:hAnsi="Times New Roman" w:cs="Times New Roman"/>
+          <w:lang w:val="en-IN" w:eastAsia="en-IN"/>
+        </w:rPr>
+        <w:pict w14:anchorId="5C3CA317">
+          <v:rect id="_x0000_i1654" style="width:0;height:1.5pt" o:hralign="center" o:hrstd="t" o:hr="t" fillcolor="#a0a0a0" stroked="f"/>
+        </w:pict>
+      </w:r>
+    </w:p>
+    <w:p>
+      <w:pPr>
+        <w:spacing w:before="100" w:beforeAutospacing="1" w:after="100" w:afterAutospacing="1"/>
+        <w:outlineLvl w:val="2"/>
+        <w:rPr>
+          <w:rFonts w:ascii="Times New Roman" w:eastAsia="Times New Roman" w:hAnsi="Times New Roman" w:cs="Times New Roman"/>
+          <w:b/>
+          <w:bCs/>
+          <w:sz w:val="27"/>
+          <w:szCs w:val="27"/>
+          <w:lang w:val="en-IN" w:eastAsia="en-IN"/>
+        </w:rPr>
+      </w:pPr>
+      <w:r>
+        <w:rPr>
+          <w:rFonts w:ascii="Times New Roman" w:eastAsia="Times New Roman" w:hAnsi="Times New Roman" w:cs="Times New Roman"/>
+          <w:b/>
+          <w:bCs/>
+          <w:sz w:val="27"/>
+          <w:szCs w:val="27"/>
+          <w:lang w:val="en-IN" w:eastAsia="en-IN"/>
+        </w:rPr>
+        <w:lastRenderedPageBreak/>
+        <w:t>11</w:t>
+      </w:r>
+      <w:r>
+        <w:rPr>
+          <w:rFonts w:ascii="Times New Roman" w:eastAsia="Times New Roman" w:hAnsi="Times New Roman" w:cs="Times New Roman"/>
+          <w:b/>
+          <w:bCs/>
+          <w:sz w:val="27"/>
+          <w:szCs w:val="27"/>
+          <w:lang w:val="en-IN" w:eastAsia="en-IN"/>
+        </w:rPr>
+        <w:t>.3 User Interface Components</w:t>
+      </w:r>
+    </w:p>
+    <w:p>
+      <w:pPr>
+        <w:spacing w:before="100" w:beforeAutospacing="1" w:after="100" w:afterAutospacing="1"/>
+        <w:outlineLvl w:val="3"/>
+        <w:rPr>
+          <w:rFonts w:ascii="Times New Roman" w:eastAsia="Times New Roman" w:hAnsi="Times New Roman" w:cs="Times New Roman"/>
+          <w:b/>
+          <w:bCs/>
+          <w:lang w:val="en-IN" w:eastAsia="en-IN"/>
+        </w:rPr>
+      </w:pPr>
+      <w:r>
+        <w:rPr>
+          <w:rFonts w:ascii="Times New Roman" w:eastAsia="Times New Roman" w:hAnsi="Times New Roman" w:cs="Times New Roman"/>
+          <w:b/>
+          <w:bCs/>
+          <w:lang w:val="en-IN" w:eastAsia="en-IN"/>
+        </w:rPr>
+        <w:t>11</w:t>
+      </w:r>
+      <w:r>
+        <w:rPr>
+          <w:rFonts w:ascii="Times New Roman" w:eastAsia="Times New Roman" w:hAnsi="Times New Roman" w:cs="Times New Roman"/>
+          <w:b/>
+          <w:bCs/>
+          <w:lang w:val="en-IN" w:eastAsia="en-IN"/>
+        </w:rPr>
+        <w:t>.3.1 Product Selection Panel</w:t>
+      </w:r>
+    </w:p>
+    <w:p>
+      <w:pPr>
+        <w:numPr>
+          <w:ilvl w:val="0"/>
+          <w:numId w:val="40"/>
+        </w:numPr>
+        <w:spacing w:before="100" w:beforeAutospacing="1" w:after="100" w:afterAutospacing="1"/>
+        <w:rPr>
+          <w:rFonts w:ascii="Times New Roman" w:eastAsia="Times New Roman" w:hAnsi="Times New Roman" w:cs="Times New Roman"/>
+          <w:lang w:val="en-IN" w:eastAsia="en-IN"/>
+        </w:rPr>
+      </w:pPr>
+      <w:r>
+        <w:rPr>
+          <w:rFonts w:ascii="Times New Roman" w:eastAsia="Times New Roman" w:hAnsi="Times New Roman" w:cs="Times New Roman"/>
+          <w:lang w:val="en-IN" w:eastAsia="en-IN"/>
+        </w:rPr>
+        <w:t>Dropdown dynamically populated from backend</w:t>
+      </w:r>
+    </w:p>
+    <w:p>
+      <w:pPr>
+        <w:numPr>
+          <w:ilvl w:val="0"/>
+          <w:numId w:val="40"/>
+        </w:numPr>
+        <w:spacing w:before="100" w:beforeAutospacing="1" w:after="100" w:afterAutospacing="1"/>
+        <w:rPr>
+          <w:rFonts w:ascii="Times New Roman" w:eastAsia="Times New Roman" w:hAnsi="Times New Roman" w:cs="Times New Roman"/>
+          <w:lang w:val="en-IN" w:eastAsia="en-IN"/>
+        </w:rPr>
+      </w:pPr>
+      <w:r>
+        <w:rPr>
+          <w:rFonts w:ascii="Times New Roman" w:eastAsia="Times New Roman" w:hAnsi="Times New Roman" w:cs="Times New Roman"/>
+          <w:lang w:val="en-IN" w:eastAsia="en-IN"/>
+        </w:rPr>
+        <w:t>“Run AI Analysis” button triggers recommendation workflow</w:t>
+      </w:r>
+    </w:p>
+    <w:p>
+      <w:pPr>
+        <w:spacing w:after="0"/>
+        <w:rPr>
+          <w:rFonts w:ascii="Times New Roman" w:eastAsia="Times New Roman" w:hAnsi="Times New Roman" w:cs="Times New Roman"/>
+          <w:lang w:val="en-IN" w:eastAsia="en-IN"/>
+        </w:rPr>
+      </w:pPr>
+      <w:r>
+        <w:rPr>
+          <w:rFonts w:ascii="Times New Roman" w:eastAsia="Times New Roman" w:hAnsi="Times New Roman" w:cs="Times New Roman"/>
+          <w:lang w:val="en-IN" w:eastAsia="en-IN"/>
+        </w:rPr>
+        <w:pict w14:anchorId="1D4990AF">
+          <v:rect id="_x0000_i1655" style="width:0;height:1.5pt" o:hralign="center" o:hrstd="t" o:hr="t" fillcolor="#a0a0a0" stroked="f"/>
+        </w:pict>
+      </w:r>
+    </w:p>
+    <w:p>
+      <w:pPr>
+        <w:spacing w:before="100" w:beforeAutospacing="1" w:after="100" w:afterAutospacing="1"/>
+        <w:outlineLvl w:val="3"/>
+        <w:rPr>
+          <w:rFonts w:ascii="Times New Roman" w:eastAsia="Times New Roman" w:hAnsi="Times New Roman" w:cs="Times New Roman"/>
+          <w:b/>
+          <w:bCs/>
+          <w:lang w:val="en-IN" w:eastAsia="en-IN"/>
+        </w:rPr>
+      </w:pPr>
+      <w:r>
+        <w:rPr>
+          <w:rFonts w:ascii="Times New Roman" w:eastAsia="Times New Roman" w:hAnsi="Times New Roman" w:cs="Times New Roman"/>
+          <w:b/>
+          <w:bCs/>
+          <w:lang w:val="en-IN" w:eastAsia="en-IN"/>
+        </w:rPr>
+        <w:t>11</w:t>
+      </w:r>
+      <w:r>
+        <w:rPr>
+          <w:rFonts w:ascii="Times New Roman" w:eastAsia="Times New Roman" w:hAnsi="Times New Roman" w:cs="Times New Roman"/>
+          <w:b/>
+          <w:bCs/>
+          <w:lang w:val="en-IN" w:eastAsia="en-IN"/>
+        </w:rPr>
+        <w:t>.3.2 Global Material Ranking Table</w:t>
+      </w:r>
+    </w:p>
+    <w:p>
+      <w:pPr>
+        <w:spacing w:before="100" w:beforeAutospacing="1" w:after="100" w:afterAutospacing="1"/>
+        <w:rPr>
+          <w:rFonts w:ascii="Times New Roman" w:eastAsia="Times New Roman" w:hAnsi="Times New Roman" w:cs="Times New Roman"/>
+          <w:lang w:val="en-IN" w:eastAsia="en-IN"/>
+        </w:rPr>
+      </w:pPr>
+      <w:r>
+        <w:rPr>
+          <w:rFonts w:ascii="Times New Roman" w:eastAsia="Times New Roman" w:hAnsi="Times New Roman" w:cs="Times New Roman"/>
+          <w:lang w:val="en-IN" w:eastAsia="en-IN"/>
+        </w:rPr>
+        <w:t>Displays:</w:t>
+      </w:r>
+    </w:p>
+    <w:p>
+      <w:pPr>
+        <w:numPr>
+          <w:ilvl w:val="0"/>
+          <w:numId w:val="41"/>
+        </w:numPr>
+        <w:spacing w:before="100" w:beforeAutospacing="1" w:after="100" w:afterAutospacing="1"/>
+        <w:rPr>
+          <w:rFonts w:ascii="Times New Roman" w:eastAsia="Times New Roman" w:hAnsi="Times New Roman" w:cs="Times New Roman"/>
+          <w:lang w:val="en-IN" w:eastAsia="en-IN"/>
+        </w:rPr>
+      </w:pPr>
+      <w:r>
+        <w:rPr>
+          <w:rFonts w:ascii="Times New Roman" w:eastAsia="Times New Roman" w:hAnsi="Times New Roman" w:cs="Times New Roman"/>
+          <w:lang w:val="en-IN" w:eastAsia="en-IN"/>
+        </w:rPr>
+        <w:t>Material name</w:t>
+      </w:r>
+    </w:p>
+    <w:p>
+      <w:pPr>
+        <w:numPr>
+          <w:ilvl w:val="0"/>
+          <w:numId w:val="41"/>
+        </w:numPr>
+        <w:spacing w:before="100" w:beforeAutospacing="1" w:after="100" w:afterAutospacing="1"/>
+        <w:rPr>
+          <w:rFonts w:ascii="Times New Roman" w:eastAsia="Times New Roman" w:hAnsi="Times New Roman" w:cs="Times New Roman"/>
+          <w:lang w:val="en-IN" w:eastAsia="en-IN"/>
+        </w:rPr>
+      </w:pPr>
+      <w:r>
+        <w:rPr>
+          <w:rFonts w:ascii="Times New Roman" w:eastAsia="Times New Roman" w:hAnsi="Times New Roman" w:cs="Times New Roman"/>
+          <w:lang w:val="en-IN" w:eastAsia="en-IN"/>
+        </w:rPr>
+        <w:t>Eco rank</w:t>
+      </w:r>
+    </w:p>
+    <w:p>
+      <w:pPr>
+        <w:numPr>
+          <w:ilvl w:val="0"/>
+          <w:numId w:val="41"/>
+        </w:numPr>
+        <w:spacing w:before="100" w:beforeAutospacing="1" w:after="100" w:afterAutospacing="1"/>
+        <w:rPr>
+          <w:rFonts w:ascii="Times New Roman" w:eastAsia="Times New Roman" w:hAnsi="Times New Roman" w:cs="Times New Roman"/>
+          <w:lang w:val="en-IN" w:eastAsia="en-IN"/>
+        </w:rPr>
+      </w:pPr>
+      <w:r>
+        <w:rPr>
+          <w:rFonts w:ascii="Times New Roman" w:eastAsia="Times New Roman" w:hAnsi="Times New Roman" w:cs="Times New Roman"/>
+          <w:lang w:val="en-IN" w:eastAsia="en-IN"/>
+        </w:rPr>
+        <w:t>Estimated CO₂ impact</w:t>
+      </w:r>
+    </w:p>
+    <w:p>
+      <w:pPr>
+        <w:numPr>
+          <w:ilvl w:val="0"/>
+          <w:numId w:val="41"/>
+        </w:numPr>
+        <w:spacing w:before="100" w:beforeAutospacing="1" w:after="100" w:afterAutospacing="1"/>
+        <w:rPr>
+          <w:rFonts w:ascii="Times New Roman" w:eastAsia="Times New Roman" w:hAnsi="Times New Roman" w:cs="Times New Roman"/>
+          <w:lang w:val="en-IN" w:eastAsia="en-IN"/>
+        </w:rPr>
+      </w:pPr>
+      <w:r>
+        <w:rPr>
+          <w:rFonts w:ascii="Times New Roman" w:eastAsia="Times New Roman" w:hAnsi="Times New Roman" w:cs="Times New Roman"/>
+          <w:lang w:val="en-IN" w:eastAsia="en-IN"/>
+        </w:rPr>
+        <w:t>Estimated cost (₹)</w:t>
+      </w:r>
+    </w:p>
+    <w:p>
+      <w:pPr>
+        <w:spacing w:before="100" w:beforeAutospacing="1" w:after="100" w:afterAutospacing="1"/>
+        <w:rPr>
+          <w:rFonts w:ascii="Times New Roman" w:eastAsia="Times New Roman" w:hAnsi="Times New Roman" w:cs="Times New Roman"/>
+          <w:lang w:val="en-IN" w:eastAsia="en-IN"/>
+        </w:rPr>
+      </w:pPr>
+      <w:r>
+        <w:rPr>
+          <w:rFonts w:ascii="Times New Roman" w:eastAsia="Times New Roman" w:hAnsi="Times New Roman" w:cs="Times New Roman"/>
+          <w:lang w:val="en-IN" w:eastAsia="en-IN"/>
+        </w:rPr>
+        <w:t xml:space="preserve">This helps users view </w:t>
+      </w:r>
+      <w:r>
+        <w:rPr>
+          <w:rFonts w:ascii="Times New Roman" w:eastAsia="Times New Roman" w:hAnsi="Times New Roman" w:cs="Times New Roman"/>
+          <w:b/>
+          <w:bCs/>
+          <w:lang w:val="en-IN" w:eastAsia="en-IN"/>
+        </w:rPr>
+        <w:t>organization-wide best materials</w:t>
+      </w:r>
+      <w:r>
+        <w:rPr>
+          <w:rFonts w:ascii="Times New Roman" w:eastAsia="Times New Roman" w:hAnsi="Times New Roman" w:cs="Times New Roman"/>
+          <w:lang w:val="en-IN" w:eastAsia="en-IN"/>
+        </w:rPr>
+        <w:t>.</w:t>
+      </w:r>
+    </w:p>
+    <w:p>
+      <w:pPr>
+        <w:spacing w:after="0"/>
+        <w:rPr>
+          <w:rFonts w:ascii="Times New Roman" w:eastAsia="Times New Roman" w:hAnsi="Times New Roman" w:cs="Times New Roman"/>
+          <w:lang w:val="en-IN" w:eastAsia="en-IN"/>
+        </w:rPr>
+      </w:pPr>
+      <w:r>
+        <w:rPr>
+          <w:rFonts w:ascii="Times New Roman" w:eastAsia="Times New Roman" w:hAnsi="Times New Roman" w:cs="Times New Roman"/>
+          <w:lang w:val="en-IN" w:eastAsia="en-IN"/>
+        </w:rPr>
+        <w:pict w14:anchorId="2A404F8F">
+          <v:rect id="_x0000_i1656" style="width:0;height:1.5pt" o:hralign="center" o:hrstd="t" o:hr="t" fillcolor="#a0a0a0" stroked="f"/>
+        </w:pict>
+      </w:r>
+    </w:p>
+    <w:p>
+      <w:pPr>
+        <w:spacing w:before="100" w:beforeAutospacing="1" w:after="100" w:afterAutospacing="1"/>
+        <w:outlineLvl w:val="3"/>
+        <w:rPr>
+          <w:rFonts w:ascii="Times New Roman" w:eastAsia="Times New Roman" w:hAnsi="Times New Roman" w:cs="Times New Roman"/>
+          <w:b/>
+          <w:bCs/>
+          <w:lang w:val="en-IN" w:eastAsia="en-IN"/>
+        </w:rPr>
+      </w:pPr>
+      <w:r>
+        <w:rPr>
+          <w:rFonts w:ascii="Times New Roman" w:eastAsia="Times New Roman" w:hAnsi="Times New Roman" w:cs="Times New Roman"/>
+          <w:b/>
+          <w:bCs/>
+          <w:lang w:val="en-IN" w:eastAsia="en-IN"/>
+        </w:rPr>
+        <w:t>11</w:t>
+      </w:r>
+      <w:r>
+        <w:rPr>
+          <w:rFonts w:ascii="Times New Roman" w:eastAsia="Times New Roman" w:hAnsi="Times New Roman" w:cs="Times New Roman"/>
+          <w:b/>
+          <w:bCs/>
+          <w:lang w:val="en-IN" w:eastAsia="en-IN"/>
+        </w:rPr>
+        <w:t>.3.3 Product-Specific Recommendation Table</w:t>
+      </w:r>
+    </w:p>
+    <w:p>
+      <w:pPr>
+        <w:spacing w:before="100" w:beforeAutospacing="1" w:after="100" w:afterAutospacing="1"/>
+        <w:rPr>
+          <w:rFonts w:ascii="Times New Roman" w:eastAsia="Times New Roman" w:hAnsi="Times New Roman" w:cs="Times New Roman"/>
+          <w:lang w:val="en-IN" w:eastAsia="en-IN"/>
+        </w:rPr>
+      </w:pPr>
+      <w:r>
+        <w:rPr>
+          <w:rFonts w:ascii="Times New Roman" w:eastAsia="Times New Roman" w:hAnsi="Times New Roman" w:cs="Times New Roman"/>
+          <w:lang w:val="en-IN" w:eastAsia="en-IN"/>
+        </w:rPr>
+        <w:t>Displays top materials for selected product including:</w:t>
+      </w:r>
+    </w:p>
+    <w:p>
+      <w:pPr>
+        <w:numPr>
+          <w:ilvl w:val="0"/>
+          <w:numId w:val="42"/>
+        </w:numPr>
+        <w:spacing w:before="100" w:beforeAutospacing="1" w:after="100" w:afterAutospacing="1"/>
+        <w:rPr>
+          <w:rFonts w:ascii="Times New Roman" w:eastAsia="Times New Roman" w:hAnsi="Times New Roman" w:cs="Times New Roman"/>
+          <w:lang w:val="en-IN" w:eastAsia="en-IN"/>
+        </w:rPr>
+      </w:pPr>
+      <w:r>
+        <w:rPr>
+          <w:rFonts w:ascii="Times New Roman" w:eastAsia="Times New Roman" w:hAnsi="Times New Roman" w:cs="Times New Roman"/>
+          <w:lang w:val="en-IN" w:eastAsia="en-IN"/>
+        </w:rPr>
+        <w:t>Suitability score</w:t>
+      </w:r>
+    </w:p>
+    <w:p>
+      <w:pPr>
+        <w:numPr>
+          <w:ilvl w:val="0"/>
+          <w:numId w:val="42"/>
+        </w:numPr>
+        <w:spacing w:before="100" w:beforeAutospacing="1" w:after="100" w:afterAutospacing="1"/>
+        <w:rPr>
+          <w:rFonts w:ascii="Times New Roman" w:eastAsia="Times New Roman" w:hAnsi="Times New Roman" w:cs="Times New Roman"/>
+          <w:lang w:val="en-IN" w:eastAsia="en-IN"/>
+        </w:rPr>
+      </w:pPr>
+      <w:r>
+        <w:rPr>
+          <w:rFonts w:ascii="Times New Roman" w:eastAsia="Times New Roman" w:hAnsi="Times New Roman" w:cs="Times New Roman"/>
+          <w:lang w:val="en-IN" w:eastAsia="en-IN"/>
+        </w:rPr>
+        <w:t>Predicted CO₂</w:t>
+      </w:r>
+    </w:p>
+    <w:p>
+      <w:pPr>
+        <w:numPr>
+          <w:ilvl w:val="0"/>
+          <w:numId w:val="42"/>
+        </w:numPr>
+        <w:spacing w:before="100" w:beforeAutospacing="1" w:after="100" w:afterAutospacing="1"/>
+        <w:rPr>
+          <w:rFonts w:ascii="Times New Roman" w:eastAsia="Times New Roman" w:hAnsi="Times New Roman" w:cs="Times New Roman"/>
+          <w:lang w:val="en-IN" w:eastAsia="en-IN"/>
+        </w:rPr>
+      </w:pPr>
+      <w:r>
+        <w:rPr>
+          <w:rFonts w:ascii="Times New Roman" w:eastAsia="Times New Roman" w:hAnsi="Times New Roman" w:cs="Times New Roman"/>
+          <w:lang w:val="en-IN" w:eastAsia="en-IN"/>
+        </w:rPr>
+        <w:t>Predicted cost</w:t>
+      </w:r>
+    </w:p>
+    <w:p>
+      <w:pPr>
+        <w:spacing w:before="100" w:beforeAutospacing="1" w:after="100" w:afterAutospacing="1"/>
+        <w:rPr>
+          <w:rFonts w:ascii="Times New Roman" w:eastAsia="Times New Roman" w:hAnsi="Times New Roman" w:cs="Times New Roman"/>
+          <w:lang w:val="en-IN" w:eastAsia="en-IN"/>
+        </w:rPr>
+      </w:pPr>
+      <w:r>
+        <w:rPr>
+          <w:rFonts w:ascii="Times New Roman" w:eastAsia="Times New Roman" w:hAnsi="Times New Roman" w:cs="Times New Roman"/>
+          <w:lang w:val="en-IN" w:eastAsia="en-IN"/>
+        </w:rPr>
+        <w:t>Provides targeted decision-making support.</w:t>
+      </w:r>
+    </w:p>
+    <w:p>
+      <w:pPr>
+        <w:spacing w:after="0"/>
+        <w:rPr>
+          <w:rFonts w:ascii="Times New Roman" w:eastAsia="Times New Roman" w:hAnsi="Times New Roman" w:cs="Times New Roman"/>
+          <w:lang w:val="en-IN" w:eastAsia="en-IN"/>
+        </w:rPr>
+      </w:pPr>
+      <w:r>
+        <w:rPr>
+          <w:rFonts w:ascii="Times New Roman" w:eastAsia="Times New Roman" w:hAnsi="Times New Roman" w:cs="Times New Roman"/>
+          <w:lang w:val="en-IN" w:eastAsia="en-IN"/>
+        </w:rPr>
+        <w:pict w14:anchorId="0038ED75">
+          <v:rect id="_x0000_i1657" style="width:0;height:1.5pt" o:hralign="center" o:hrstd="t" o:hr="t" fillcolor="#a0a0a0" stroked="f"/>
+        </w:pict>
+      </w:r>
+    </w:p>
+    <w:p>
+      <w:pPr>
+        <w:spacing w:before="100" w:beforeAutospacing="1" w:after="100" w:afterAutospacing="1"/>
+        <w:outlineLvl w:val="3"/>
+        <w:rPr>
+          <w:rFonts w:ascii="Times New Roman" w:eastAsia="Times New Roman" w:hAnsi="Times New Roman" w:cs="Times New Roman"/>
+          <w:b/>
+          <w:bCs/>
+          <w:lang w:val="en-IN" w:eastAsia="en-IN"/>
+        </w:rPr>
+      </w:pPr>
+      <w:r>
+        <w:rPr>
+          <w:rFonts w:ascii="Times New Roman" w:eastAsia="Times New Roman" w:hAnsi="Times New Roman" w:cs="Times New Roman"/>
+          <w:b/>
+          <w:bCs/>
+          <w:lang w:val="en-IN" w:eastAsia="en-IN"/>
+        </w:rPr>
+        <w:t>11</w:t>
+      </w:r>
+      <w:r>
+        <w:rPr>
+          <w:rFonts w:ascii="Times New Roman" w:eastAsia="Times New Roman" w:hAnsi="Times New Roman" w:cs="Times New Roman"/>
+          <w:b/>
+          <w:bCs/>
+          <w:lang w:val="en-IN" w:eastAsia="en-IN"/>
+        </w:rPr>
+        <w:t>.3.4 AI Metrics Panel</w:t>
+      </w:r>
+    </w:p>
+    <w:p>
+      <w:pPr>
+        <w:spacing w:before="100" w:beforeAutospacing="1" w:after="100" w:afterAutospacing="1"/>
+        <w:rPr>
+          <w:rFonts w:ascii="Times New Roman" w:eastAsia="Times New Roman" w:hAnsi="Times New Roman" w:cs="Times New Roman"/>
+          <w:lang w:val="en-IN" w:eastAsia="en-IN"/>
+        </w:rPr>
+      </w:pPr>
+      <w:r>
+        <w:rPr>
+          <w:rFonts w:ascii="Times New Roman" w:eastAsia="Times New Roman" w:hAnsi="Times New Roman" w:cs="Times New Roman"/>
+          <w:lang w:val="en-IN" w:eastAsia="en-IN"/>
+        </w:rPr>
+        <w:t>Shows:</w:t>
+      </w:r>
+    </w:p>
+    <w:p>
+      <w:pPr>
+        <w:numPr>
+          <w:ilvl w:val="0"/>
+          <w:numId w:val="43"/>
+        </w:numPr>
+        <w:spacing w:before="100" w:beforeAutospacing="1" w:after="100" w:afterAutospacing="1"/>
+        <w:rPr>
+          <w:rFonts w:ascii="Times New Roman" w:eastAsia="Times New Roman" w:hAnsi="Times New Roman" w:cs="Times New Roman"/>
+          <w:lang w:val="en-IN" w:eastAsia="en-IN"/>
+        </w:rPr>
+      </w:pPr>
+      <w:r>
+        <w:rPr>
+          <w:rFonts w:ascii="Times New Roman" w:eastAsia="Times New Roman" w:hAnsi="Times New Roman" w:cs="Times New Roman"/>
+          <w:lang w:val="en-IN" w:eastAsia="en-IN"/>
+        </w:rPr>
+        <w:t>Best recommended material</w:t>
+      </w:r>
+    </w:p>
+    <w:p>
+      <w:pPr>
+        <w:numPr>
+          <w:ilvl w:val="0"/>
+          <w:numId w:val="43"/>
+        </w:numPr>
+        <w:spacing w:before="100" w:beforeAutospacing="1" w:after="100" w:afterAutospacing="1"/>
+        <w:rPr>
+          <w:rFonts w:ascii="Times New Roman" w:eastAsia="Times New Roman" w:hAnsi="Times New Roman" w:cs="Times New Roman"/>
+          <w:lang w:val="en-IN" w:eastAsia="en-IN"/>
+        </w:rPr>
+      </w:pPr>
+      <w:r>
+        <w:rPr>
+          <w:rFonts w:ascii="Times New Roman" w:eastAsia="Times New Roman" w:hAnsi="Times New Roman" w:cs="Times New Roman"/>
+          <w:lang w:val="en-IN" w:eastAsia="en-IN"/>
+        </w:rPr>
+        <w:t>Suitability score</w:t>
+      </w:r>
+    </w:p>
+    <w:p>
+      <w:pPr>
+        <w:numPr>
+          <w:ilvl w:val="0"/>
+          <w:numId w:val="43"/>
+        </w:numPr>
+        <w:spacing w:before="100" w:beforeAutospacing="1" w:after="100" w:afterAutospacing="1"/>
+        <w:rPr>
+          <w:rFonts w:ascii="Times New Roman" w:eastAsia="Times New Roman" w:hAnsi="Times New Roman" w:cs="Times New Roman"/>
+          <w:lang w:val="en-IN" w:eastAsia="en-IN"/>
+        </w:rPr>
+      </w:pPr>
+      <w:r>
+        <w:rPr>
+          <w:rFonts w:ascii="Times New Roman" w:eastAsia="Times New Roman" w:hAnsi="Times New Roman" w:cs="Times New Roman"/>
+          <w:lang w:val="en-IN" w:eastAsia="en-IN"/>
+        </w:rPr>
+        <w:t>Eco status classification:</w:t>
+      </w:r>
+    </w:p>
+    <w:p>
+      <w:pPr>
+        <w:numPr>
+          <w:ilvl w:val="1"/>
+          <w:numId w:val="43"/>
+        </w:numPr>
+        <w:spacing w:before="100" w:beforeAutospacing="1" w:after="100" w:afterAutospacing="1"/>
+        <w:rPr>
+          <w:rFonts w:ascii="Times New Roman" w:eastAsia="Times New Roman" w:hAnsi="Times New Roman" w:cs="Times New Roman"/>
+          <w:lang w:val="en-IN" w:eastAsia="en-IN"/>
+        </w:rPr>
+      </w:pPr>
+      <w:r>
+        <w:rPr>
+          <w:rFonts w:ascii="Times New Roman" w:eastAsia="Times New Roman" w:hAnsi="Times New Roman" w:cs="Times New Roman"/>
+          <w:lang w:val="en-IN" w:eastAsia="en-IN"/>
+        </w:rPr>
+        <w:t>Highly Suitable</w:t>
+      </w:r>
+    </w:p>
+    <w:p>
+      <w:pPr>
+        <w:numPr>
+          <w:ilvl w:val="1"/>
+          <w:numId w:val="43"/>
+        </w:numPr>
+        <w:spacing w:before="100" w:beforeAutospacing="1" w:after="100" w:afterAutospacing="1"/>
+        <w:rPr>
+          <w:rFonts w:ascii="Times New Roman" w:eastAsia="Times New Roman" w:hAnsi="Times New Roman" w:cs="Times New Roman"/>
+          <w:lang w:val="en-IN" w:eastAsia="en-IN"/>
+        </w:rPr>
+      </w:pPr>
+      <w:r>
+        <w:rPr>
+          <w:rFonts w:ascii="Times New Roman" w:eastAsia="Times New Roman" w:hAnsi="Times New Roman" w:cs="Times New Roman"/>
+          <w:lang w:val="en-IN" w:eastAsia="en-IN"/>
+        </w:rPr>
+        <w:t>Sustainable</w:t>
+      </w:r>
+    </w:p>
+    <w:p>
+      <w:pPr>
+        <w:numPr>
+          <w:ilvl w:val="1"/>
+          <w:numId w:val="43"/>
+        </w:numPr>
+        <w:spacing w:before="100" w:beforeAutospacing="1" w:after="100" w:afterAutospacing="1"/>
+        <w:rPr>
+          <w:rFonts w:ascii="Times New Roman" w:eastAsia="Times New Roman" w:hAnsi="Times New Roman" w:cs="Times New Roman"/>
+          <w:lang w:val="en-IN" w:eastAsia="en-IN"/>
+        </w:rPr>
+      </w:pPr>
+      <w:r>
+        <w:rPr>
+          <w:rFonts w:ascii="Times New Roman" w:eastAsia="Times New Roman" w:hAnsi="Times New Roman" w:cs="Times New Roman"/>
+          <w:lang w:val="en-IN" w:eastAsia="en-IN"/>
+        </w:rPr>
+        <w:t>Moderate</w:t>
+      </w:r>
+    </w:p>
+    <w:p>
+      <w:pPr>
+        <w:numPr>
+          <w:ilvl w:val="1"/>
+          <w:numId w:val="43"/>
+        </w:numPr>
+        <w:spacing w:before="100" w:beforeAutospacing="1" w:after="100" w:afterAutospacing="1"/>
+        <w:rPr>
+          <w:rFonts w:ascii="Times New Roman" w:eastAsia="Times New Roman" w:hAnsi="Times New Roman" w:cs="Times New Roman"/>
+          <w:lang w:val="en-IN" w:eastAsia="en-IN"/>
+        </w:rPr>
+      </w:pPr>
+      <w:r>
+        <w:rPr>
+          <w:rFonts w:ascii="Times New Roman" w:eastAsia="Times New Roman" w:hAnsi="Times New Roman" w:cs="Times New Roman"/>
+          <w:lang w:val="en-IN" w:eastAsia="en-IN"/>
+        </w:rPr>
+        <w:t>Needs Improvement</w:t>
+      </w:r>
+    </w:p>
+    <w:p>
+      <w:pPr>
+        <w:spacing w:after="0"/>
+        <w:rPr>
+          <w:rFonts w:ascii="Times New Roman" w:eastAsia="Times New Roman" w:hAnsi="Times New Roman" w:cs="Times New Roman"/>
+          <w:lang w:val="en-IN" w:eastAsia="en-IN"/>
+        </w:rPr>
+      </w:pPr>
+      <w:r>
+        <w:rPr>
+          <w:rFonts w:ascii="Times New Roman" w:eastAsia="Times New Roman" w:hAnsi="Times New Roman" w:cs="Times New Roman"/>
+          <w:lang w:val="en-IN" w:eastAsia="en-IN"/>
+        </w:rPr>
+        <w:lastRenderedPageBreak/>
+        <w:pict w14:anchorId="22FA4014">
+          <v:rect id="_x0000_i1658" style="width:0;height:1.5pt" o:hralign="center" o:hrstd="t" o:hr="t" fillcolor="#a0a0a0" stroked="f"/>
+        </w:pict>
+      </w:r>
+    </w:p>
+    <w:p>
+      <w:pPr>
+        <w:spacing w:before="100" w:beforeAutospacing="1" w:after="100" w:afterAutospacing="1"/>
+        <w:outlineLvl w:val="2"/>
+        <w:rPr>
+          <w:rFonts w:ascii="Times New Roman" w:eastAsia="Times New Roman" w:hAnsi="Times New Roman" w:cs="Times New Roman"/>
+          <w:b/>
+          <w:bCs/>
+          <w:sz w:val="27"/>
+          <w:szCs w:val="27"/>
+          <w:lang w:val="en-IN" w:eastAsia="en-IN"/>
+        </w:rPr>
+      </w:pPr>
+      <w:r>
+        <w:rPr>
+          <w:rFonts w:ascii="Times New Roman" w:eastAsia="Times New Roman" w:hAnsi="Times New Roman" w:cs="Times New Roman"/>
+          <w:b/>
+          <w:bCs/>
+          <w:sz w:val="27"/>
+          <w:szCs w:val="27"/>
+          <w:lang w:val="en-IN" w:eastAsia="en-IN"/>
+        </w:rPr>
+        <w:t>11</w:t>
+      </w:r>
+      <w:r>
+        <w:rPr>
+          <w:rFonts w:ascii="Times New Roman" w:eastAsia="Times New Roman" w:hAnsi="Times New Roman" w:cs="Times New Roman"/>
+          <w:b/>
+          <w:bCs/>
+          <w:sz w:val="27"/>
+          <w:szCs w:val="27"/>
+          <w:lang w:val="en-IN" w:eastAsia="en-IN"/>
+        </w:rPr>
+        <w:t>.4 Data Visualization</w:t>
+      </w:r>
+    </w:p>
+    <w:p>
+      <w:pPr>
+        <w:spacing w:before="100" w:beforeAutospacing="1" w:after="100" w:afterAutospacing="1"/>
+        <w:rPr>
+          <w:rFonts w:ascii="Times New Roman" w:eastAsia="Times New Roman" w:hAnsi="Times New Roman" w:cs="Times New Roman"/>
+          <w:lang w:val="en-IN" w:eastAsia="en-IN"/>
+        </w:rPr>
+      </w:pPr>
+      <w:r>
+        <w:rPr>
+          <w:rFonts w:ascii="Times New Roman" w:eastAsia="Times New Roman" w:hAnsi="Times New Roman" w:cs="Times New Roman"/>
+          <w:lang w:val="en-IN" w:eastAsia="en-IN"/>
+        </w:rPr>
+        <w:t>The frontend implements multiple interactive charts:</w:t>
+      </w:r>
+    </w:p>
+    <w:tbl>
+      <w:tblPr>
+        <w:tblW w:w="0" w:type="auto"/>
+        <w:tblCellSpacing w:w="15" w:type="dxa"/>
+        <w:tblCellMar>
+          <w:top w:w="15" w:type="dxa"/>
+          <w:left w:w="15" w:type="dxa"/>
+          <w:bottom w:w="15" w:type="dxa"/>
+          <w:right w:w="15" w:type="dxa"/>
+        </w:tblCellMar>
+        <w:tblLook w:val="04A0" w:firstRow="1" w:lastRow="0" w:firstColumn="1" w:lastColumn="0" w:noHBand="0" w:noVBand="1"/>
+      </w:tblPr>
+      <w:tblGrid>
+        <w:gridCol w:w="1800"/>
+        <w:gridCol w:w="3774"/>
+      </w:tblGrid>
+      <w:tr>
+        <w:trPr>
+          <w:tblHeader/>
+          <w:tblCellSpacing w:w="15" w:type="dxa"/>
+        </w:trPr>
+        <w:tc>
+          <w:tcPr>
+            <w:tcW w:w="0" w:type="auto"/>
+            <w:vAlign w:val="center"/>
+            <w:hideMark/>
+          </w:tcPr>
+          <w:p>
+            <w:pPr>
+              <w:spacing w:after="0"/>
+              <w:jc w:val="center"/>
+              <w:rPr>
+                <w:rFonts w:ascii="Times New Roman" w:eastAsia="Times New Roman" w:hAnsi="Times New Roman" w:cs="Times New Roman"/>
+                <w:b/>
+                <w:bCs/>
+                <w:lang w:val="en-IN" w:eastAsia="en-IN"/>
+              </w:rPr>
+            </w:pPr>
+            <w:r>
+              <w:rPr>
+                <w:rFonts w:ascii="Times New Roman" w:eastAsia="Times New Roman" w:hAnsi="Times New Roman" w:cs="Times New Roman"/>
+                <w:b/>
+                <w:bCs/>
+                <w:lang w:val="en-IN" w:eastAsia="en-IN"/>
+              </w:rPr>
+              <w:t>Chart</w:t>
+            </w:r>
+          </w:p>
+        </w:tc>
+        <w:tc>
+          <w:tcPr>
+            <w:tcW w:w="0" w:type="auto"/>
+            <w:vAlign w:val="center"/>
+            <w:hideMark/>
+          </w:tcPr>
+          <w:p>
+            <w:pPr>
+              <w:spacing w:after="0"/>
+              <w:jc w:val="center"/>
+              <w:rPr>
+                <w:rFonts w:ascii="Times New Roman" w:eastAsia="Times New Roman" w:hAnsi="Times New Roman" w:cs="Times New Roman"/>
+                <w:b/>
+                <w:bCs/>
+                <w:lang w:val="en-IN" w:eastAsia="en-IN"/>
+              </w:rPr>
+            </w:pPr>
+            <w:r>
+              <w:rPr>
+                <w:rFonts w:ascii="Times New Roman" w:eastAsia="Times New Roman" w:hAnsi="Times New Roman" w:cs="Times New Roman"/>
+                <w:b/>
+                <w:bCs/>
+                <w:lang w:val="en-IN" w:eastAsia="en-IN"/>
+              </w:rPr>
+              <w:t>Purpose</w:t>
+            </w:r>
+          </w:p>
+        </w:tc>
+      </w:tr>
+      <w:tr>
+        <w:trPr>
+          <w:tblCellSpacing w:w="15" w:type="dxa"/>
+        </w:trPr>
+        <w:tc>
+          <w:tcPr>
+            <w:tcW w:w="0" w:type="auto"/>
+            <w:vAlign w:val="center"/>
+            <w:hideMark/>
+          </w:tcPr>
+          <w:p>
+            <w:pPr>
+              <w:spacing w:after="0"/>
+              <w:rPr>
+                <w:rFonts w:ascii="Times New Roman" w:eastAsia="Times New Roman" w:hAnsi="Times New Roman" w:cs="Times New Roman"/>
+                <w:lang w:val="en-IN" w:eastAsia="en-IN"/>
+              </w:rPr>
+            </w:pPr>
+            <w:r>
+              <w:rPr>
+                <w:rFonts w:ascii="Times New Roman" w:eastAsia="Times New Roman" w:hAnsi="Times New Roman" w:cs="Times New Roman"/>
+                <w:lang w:val="en-IN" w:eastAsia="en-IN"/>
+              </w:rPr>
+              <w:t>Bubble Chart</w:t>
+            </w:r>
+          </w:p>
+        </w:tc>
+        <w:tc>
+          <w:tcPr>
+            <w:tcW w:w="0" w:type="auto"/>
+            <w:vAlign w:val="center"/>
+            <w:hideMark/>
+          </w:tcPr>
+          <w:p>
+            <w:pPr>
+              <w:spacing w:after="0"/>
+              <w:rPr>
+                <w:rFonts w:ascii="Times New Roman" w:eastAsia="Times New Roman" w:hAnsi="Times New Roman" w:cs="Times New Roman"/>
+                <w:lang w:val="en-IN" w:eastAsia="en-IN"/>
+              </w:rPr>
+            </w:pPr>
+            <w:r>
+              <w:rPr>
+                <w:rFonts w:ascii="Times New Roman" w:eastAsia="Times New Roman" w:hAnsi="Times New Roman" w:cs="Times New Roman"/>
+                <w:lang w:val="en-IN" w:eastAsia="en-IN"/>
+              </w:rPr>
+              <w:t>Cost vs CO₂ vs suitability</w:t>
+            </w:r>
+          </w:p>
+        </w:tc>
+      </w:tr>
+      <w:tr>
+        <w:trPr>
+          <w:tblCellSpacing w:w="15" w:type="dxa"/>
+        </w:trPr>
+        <w:tc>
+          <w:tcPr>
+            <w:tcW w:w="0" w:type="auto"/>
+            <w:vAlign w:val="center"/>
+            <w:hideMark/>
+          </w:tcPr>
+          <w:p>
+            <w:pPr>
+              <w:spacing w:after="0"/>
+              <w:rPr>
+                <w:rFonts w:ascii="Times New Roman" w:eastAsia="Times New Roman" w:hAnsi="Times New Roman" w:cs="Times New Roman"/>
+                <w:lang w:val="en-IN" w:eastAsia="en-IN"/>
+              </w:rPr>
+            </w:pPr>
+            <w:r>
+              <w:rPr>
+                <w:rFonts w:ascii="Times New Roman" w:eastAsia="Times New Roman" w:hAnsi="Times New Roman" w:cs="Times New Roman"/>
+                <w:lang w:val="en-IN" w:eastAsia="en-IN"/>
+              </w:rPr>
+              <w:t>Bar Chart</w:t>
+            </w:r>
+          </w:p>
+        </w:tc>
+        <w:tc>
+          <w:tcPr>
+            <w:tcW w:w="0" w:type="auto"/>
+            <w:vAlign w:val="center"/>
+            <w:hideMark/>
+          </w:tcPr>
+          <w:p>
+            <w:pPr>
+              <w:spacing w:after="0"/>
+              <w:rPr>
+                <w:rFonts w:ascii="Times New Roman" w:eastAsia="Times New Roman" w:hAnsi="Times New Roman" w:cs="Times New Roman"/>
+                <w:lang w:val="en-IN" w:eastAsia="en-IN"/>
+              </w:rPr>
+            </w:pPr>
+            <w:r>
+              <w:rPr>
+                <w:rFonts w:ascii="Times New Roman" w:eastAsia="Times New Roman" w:hAnsi="Times New Roman" w:cs="Times New Roman"/>
+                <w:lang w:val="en-IN" w:eastAsia="en-IN"/>
+              </w:rPr>
+              <w:t>Overall material sustainability ranking</w:t>
+            </w:r>
+          </w:p>
+        </w:tc>
+      </w:tr>
+      <w:tr>
+        <w:trPr>
+          <w:tblCellSpacing w:w="15" w:type="dxa"/>
+        </w:trPr>
+        <w:tc>
+          <w:tcPr>
+            <w:tcW w:w="0" w:type="auto"/>
+            <w:vAlign w:val="center"/>
+            <w:hideMark/>
+          </w:tcPr>
+          <w:p>
+            <w:pPr>
+              <w:spacing w:after="0"/>
+              <w:rPr>
+                <w:rFonts w:ascii="Times New Roman" w:eastAsia="Times New Roman" w:hAnsi="Times New Roman" w:cs="Times New Roman"/>
+                <w:lang w:val="en-IN" w:eastAsia="en-IN"/>
+              </w:rPr>
+            </w:pPr>
+            <w:r>
+              <w:rPr>
+                <w:rFonts w:ascii="Times New Roman" w:eastAsia="Times New Roman" w:hAnsi="Times New Roman" w:cs="Times New Roman"/>
+                <w:lang w:val="en-IN" w:eastAsia="en-IN"/>
+              </w:rPr>
+              <w:t>CO₂ Impact Chart</w:t>
+            </w:r>
+          </w:p>
+        </w:tc>
+        <w:tc>
+          <w:tcPr>
+            <w:tcW w:w="0" w:type="auto"/>
+            <w:vAlign w:val="center"/>
+            <w:hideMark/>
+          </w:tcPr>
+          <w:p>
+            <w:pPr>
+              <w:spacing w:after="0"/>
+              <w:rPr>
+                <w:rFonts w:ascii="Times New Roman" w:eastAsia="Times New Roman" w:hAnsi="Times New Roman" w:cs="Times New Roman"/>
+                <w:lang w:val="en-IN" w:eastAsia="en-IN"/>
+              </w:rPr>
+            </w:pPr>
+            <w:r>
+              <w:rPr>
+                <w:rFonts w:ascii="Times New Roman" w:eastAsia="Times New Roman" w:hAnsi="Times New Roman" w:cs="Times New Roman"/>
+                <w:lang w:val="en-IN" w:eastAsia="en-IN"/>
+              </w:rPr>
+              <w:t>Environmental comparison</w:t>
+            </w:r>
+          </w:p>
+        </w:tc>
+      </w:tr>
+      <w:tr>
+        <w:trPr>
+          <w:tblCellSpacing w:w="15" w:type="dxa"/>
+        </w:trPr>
+        <w:tc>
+          <w:tcPr>
+            <w:tcW w:w="0" w:type="auto"/>
+            <w:vAlign w:val="center"/>
+            <w:hideMark/>
+          </w:tcPr>
+          <w:p>
+            <w:pPr>
+              <w:spacing w:after="0"/>
+              <w:rPr>
+                <w:rFonts w:ascii="Times New Roman" w:eastAsia="Times New Roman" w:hAnsi="Times New Roman" w:cs="Times New Roman"/>
+                <w:lang w:val="en-IN" w:eastAsia="en-IN"/>
+              </w:rPr>
+            </w:pPr>
+            <w:r>
+              <w:rPr>
+                <w:rFonts w:ascii="Times New Roman" w:eastAsia="Times New Roman" w:hAnsi="Times New Roman" w:cs="Times New Roman"/>
+                <w:lang w:val="en-IN" w:eastAsia="en-IN"/>
+              </w:rPr>
+              <w:t>Cost Trend Chart</w:t>
+            </w:r>
+          </w:p>
+        </w:tc>
+        <w:tc>
+          <w:tcPr>
+            <w:tcW w:w="0" w:type="auto"/>
+            <w:vAlign w:val="center"/>
+            <w:hideMark/>
+          </w:tcPr>
+          <w:p>
+            <w:pPr>
+              <w:spacing w:after="0"/>
+              <w:rPr>
+                <w:rFonts w:ascii="Times New Roman" w:eastAsia="Times New Roman" w:hAnsi="Times New Roman" w:cs="Times New Roman"/>
+                <w:lang w:val="en-IN" w:eastAsia="en-IN"/>
+              </w:rPr>
+            </w:pPr>
+            <w:r>
+              <w:rPr>
+                <w:rFonts w:ascii="Times New Roman" w:eastAsia="Times New Roman" w:hAnsi="Times New Roman" w:cs="Times New Roman"/>
+                <w:lang w:val="en-IN" w:eastAsia="en-IN"/>
+              </w:rPr>
+              <w:t>Cost efficiency comparison</w:t>
+            </w:r>
+          </w:p>
+        </w:tc>
+      </w:tr>
+    </w:tbl>
+    <w:p>
+      <w:pPr>
+        <w:spacing w:before="100" w:beforeAutospacing="1" w:after="100" w:afterAutospacing="1"/>
+        <w:rPr>
+          <w:rFonts w:ascii="Times New Roman" w:eastAsia="Times New Roman" w:hAnsi="Times New Roman" w:cs="Times New Roman"/>
+          <w:lang w:val="en-IN" w:eastAsia="en-IN"/>
+        </w:rPr>
+      </w:pPr>
+      <w:r>
+        <w:rPr>
+          <w:rFonts w:ascii="Times New Roman" w:eastAsia="Times New Roman" w:hAnsi="Times New Roman" w:cs="Times New Roman"/>
+          <w:lang w:val="en-IN" w:eastAsia="en-IN"/>
+        </w:rPr>
+        <w:t>All charts are dynamically rendered using backend APIs.</w:t>
+      </w:r>
+    </w:p>
+    <w:p>
+      <w:pPr>
+        <w:spacing w:after="0"/>
+        <w:rPr>
+          <w:rFonts w:ascii="Times New Roman" w:eastAsia="Times New Roman" w:hAnsi="Times New Roman" w:cs="Times New Roman"/>
+          <w:lang w:val="en-IN" w:eastAsia="en-IN"/>
+        </w:rPr>
+      </w:pPr>
+      <w:r>
+        <w:rPr>
+          <w:rFonts w:ascii="Times New Roman" w:eastAsia="Times New Roman" w:hAnsi="Times New Roman" w:cs="Times New Roman"/>
+          <w:lang w:val="en-IN" w:eastAsia="en-IN"/>
+        </w:rPr>
+        <w:pict w14:anchorId="7578F6F0">
+          <v:rect id="_x0000_i1659" style="width:0;height:1.5pt" o:hralign="center" o:hrstd="t" o:hr="t" fillcolor="#a0a0a0" stroked="f"/>
+        </w:pict>
+      </w:r>
+    </w:p>
+    <w:p>
+      <w:pPr>
+        <w:spacing w:before="100" w:beforeAutospacing="1" w:after="100" w:afterAutospacing="1"/>
+        <w:outlineLvl w:val="2"/>
+        <w:rPr>
+          <w:rFonts w:ascii="Times New Roman" w:eastAsia="Times New Roman" w:hAnsi="Times New Roman" w:cs="Times New Roman"/>
+          <w:b/>
+          <w:bCs/>
+          <w:sz w:val="27"/>
+          <w:szCs w:val="27"/>
+          <w:lang w:val="en-IN" w:eastAsia="en-IN"/>
+        </w:rPr>
+      </w:pPr>
+      <w:r>
+        <w:rPr>
+          <w:rFonts w:ascii="Times New Roman" w:eastAsia="Times New Roman" w:hAnsi="Times New Roman" w:cs="Times New Roman"/>
+          <w:b/>
+          <w:bCs/>
+          <w:sz w:val="27"/>
+          <w:szCs w:val="27"/>
+          <w:lang w:val="en-IN" w:eastAsia="en-IN"/>
+        </w:rPr>
+        <w:t>11</w:t>
+      </w:r>
+      <w:r>
+        <w:rPr>
+          <w:rFonts w:ascii="Times New Roman" w:eastAsia="Times New Roman" w:hAnsi="Times New Roman" w:cs="Times New Roman"/>
+          <w:b/>
+          <w:bCs/>
+          <w:sz w:val="27"/>
+          <w:szCs w:val="27"/>
+          <w:lang w:val="en-IN" w:eastAsia="en-IN"/>
+        </w:rPr>
+        <w:t>.5 Frontend Outcomes</w:t>
+      </w:r>
+    </w:p>
+    <w:p>
+      <w:pPr>
+        <w:spacing w:before="100" w:beforeAutospacing="1" w:after="100" w:afterAutospacing="1"/>
+        <w:rPr>
+          <w:rFonts w:ascii="Times New Roman" w:eastAsia="Times New Roman" w:hAnsi="Times New Roman" w:cs="Times New Roman"/>
+          <w:lang w:val="en-IN" w:eastAsia="en-IN"/>
+        </w:rPr>
+      </w:pPr>
+      <w:r>
+        <w:rPr>
+          <w:rFonts w:ascii="Segoe UI Emoji" w:eastAsia="Times New Roman" w:hAnsi="Segoe UI Emoji" w:cs="Segoe UI Emoji"/>
+          <w:lang w:val="en-IN" w:eastAsia="en-IN"/>
+        </w:rPr>
+        <w:t>✅</w:t>
+      </w:r>
+      <w:r>
+        <w:rPr>
+          <w:rFonts w:ascii="Times New Roman" w:eastAsia="Times New Roman" w:hAnsi="Times New Roman" w:cs="Times New Roman"/>
+          <w:lang w:val="en-IN" w:eastAsia="en-IN"/>
+        </w:rPr>
+        <w:t xml:space="preserve"> Fully responsive UI</w:t>
+      </w:r>
+      <w:r>
+        <w:rPr>
+          <w:rFonts w:ascii="Times New Roman" w:eastAsia="Times New Roman" w:hAnsi="Times New Roman" w:cs="Times New Roman"/>
+          <w:lang w:val="en-IN" w:eastAsia="en-IN"/>
+        </w:rPr>
+        <w:br/>
+      </w:r>
+      <w:r>
+        <w:rPr>
+          <w:rFonts w:ascii="Segoe UI Emoji" w:eastAsia="Times New Roman" w:hAnsi="Segoe UI Emoji" w:cs="Segoe UI Emoji"/>
+          <w:lang w:val="en-IN" w:eastAsia="en-IN"/>
+        </w:rPr>
+        <w:t>✅</w:t>
+      </w:r>
+      <w:r>
+        <w:rPr>
+          <w:rFonts w:ascii="Times New Roman" w:eastAsia="Times New Roman" w:hAnsi="Times New Roman" w:cs="Times New Roman"/>
+          <w:lang w:val="en-IN" w:eastAsia="en-IN"/>
+        </w:rPr>
+        <w:t xml:space="preserve"> Real-time API integration</w:t>
+      </w:r>
+      <w:r>
+        <w:rPr>
+          <w:rFonts w:ascii="Times New Roman" w:eastAsia="Times New Roman" w:hAnsi="Times New Roman" w:cs="Times New Roman"/>
+          <w:lang w:val="en-IN" w:eastAsia="en-IN"/>
+        </w:rPr>
+        <w:br/>
+      </w:r>
+      <w:r>
+        <w:rPr>
+          <w:rFonts w:ascii="Segoe UI Emoji" w:eastAsia="Times New Roman" w:hAnsi="Segoe UI Emoji" w:cs="Segoe UI Emoji"/>
+          <w:lang w:val="en-IN" w:eastAsia="en-IN"/>
+        </w:rPr>
+        <w:t>✅</w:t>
+      </w:r>
+      <w:r>
+        <w:rPr>
+          <w:rFonts w:ascii="Times New Roman" w:eastAsia="Times New Roman" w:hAnsi="Times New Roman" w:cs="Times New Roman"/>
+          <w:lang w:val="en-IN" w:eastAsia="en-IN"/>
+        </w:rPr>
+        <w:t xml:space="preserve"> Interactive sustainability dashboards</w:t>
+      </w:r>
+      <w:r>
+        <w:rPr>
+          <w:rFonts w:ascii="Times New Roman" w:eastAsia="Times New Roman" w:hAnsi="Times New Roman" w:cs="Times New Roman"/>
+          <w:lang w:val="en-IN" w:eastAsia="en-IN"/>
+        </w:rPr>
+        <w:br/>
+      </w:r>
+      <w:r>
+        <w:rPr>
+          <w:rFonts w:ascii="Segoe UI Emoji" w:eastAsia="Times New Roman" w:hAnsi="Segoe UI Emoji" w:cs="Segoe UI Emoji"/>
+          <w:lang w:val="en-IN" w:eastAsia="en-IN"/>
+        </w:rPr>
+        <w:t>✅</w:t>
+      </w:r>
+      <w:r>
+        <w:rPr>
+          <w:rFonts w:ascii="Times New Roman" w:eastAsia="Times New Roman" w:hAnsi="Times New Roman" w:cs="Times New Roman"/>
+          <w:lang w:val="en-IN" w:eastAsia="en-IN"/>
+        </w:rPr>
+        <w:t xml:space="preserve"> Dynamic chart rendering</w:t>
+      </w:r>
+      <w:r>
+        <w:rPr>
+          <w:rFonts w:ascii="Times New Roman" w:eastAsia="Times New Roman" w:hAnsi="Times New Roman" w:cs="Times New Roman"/>
+          <w:lang w:val="en-IN" w:eastAsia="en-IN"/>
+        </w:rPr>
+        <w:br/>
+      </w:r>
+      <w:r>
+        <w:rPr>
+          <w:rFonts w:ascii="Segoe UI Emoji" w:eastAsia="Times New Roman" w:hAnsi="Segoe UI Emoji" w:cs="Segoe UI Emoji"/>
+          <w:lang w:val="en-IN" w:eastAsia="en-IN"/>
+        </w:rPr>
+        <w:t>✅</w:t>
+      </w:r>
+      <w:r>
+        <w:rPr>
+          <w:rFonts w:ascii="Times New Roman" w:eastAsia="Times New Roman" w:hAnsi="Times New Roman" w:cs="Times New Roman"/>
+          <w:lang w:val="en-IN" w:eastAsia="en-IN"/>
+        </w:rPr>
+        <w:t xml:space="preserve"> Professional dark-themed UI design</w:t>
+      </w:r>
+    </w:p>
+    <w:p>
+      <w:pPr>
+        <w:spacing w:after="0"/>
+        <w:rPr>
+          <w:rFonts w:ascii="Times New Roman" w:eastAsia="Times New Roman" w:hAnsi="Times New Roman" w:cs="Times New Roman"/>
+          <w:lang w:val="en-IN" w:eastAsia="en-IN"/>
+        </w:rPr>
+      </w:pPr>
+      <w:r>
+        <w:rPr>
+          <w:rFonts w:ascii="Times New Roman" w:eastAsia="Times New Roman" w:hAnsi="Times New Roman" w:cs="Times New Roman"/>
+          <w:lang w:val="en-IN" w:eastAsia="en-IN"/>
+        </w:rPr>
+        <w:pict w14:anchorId="3CA63BD7">
+          <v:rect id="_x0000_i1660" style="width:0;height:1.5pt" o:hralign="center" o:hrstd="t" o:hr="t" fillcolor="#a0a0a0" stroked="f"/>
+        </w:pict>
+      </w:r>
+    </w:p>
+    <w:p>
+      <w:pPr>
+        <w:spacing w:before="100" w:beforeAutospacing="1" w:after="100" w:afterAutospacing="1"/>
+        <w:outlineLvl w:val="0"/>
+        <w:rPr>
+          <w:rFonts w:ascii="Times New Roman" w:eastAsia="Times New Roman" w:hAnsi="Times New Roman" w:cs="Times New Roman"/>
+          <w:b/>
+          <w:bCs/>
+          <w:kern w:val="36"/>
+          <w:sz w:val="48"/>
+          <w:szCs w:val="48"/>
+          <w:lang w:val="en-IN" w:eastAsia="en-IN"/>
+        </w:rPr>
+      </w:pPr>
+      <w:r>
+        <w:rPr>
+          <w:rFonts w:ascii="Times New Roman" w:eastAsia="Times New Roman" w:hAnsi="Times New Roman" w:cs="Times New Roman"/>
+          <w:b/>
+          <w:bCs/>
+          <w:kern w:val="36"/>
+          <w:sz w:val="48"/>
+          <w:szCs w:val="48"/>
+          <w:lang w:val="en-IN" w:eastAsia="en-IN"/>
+        </w:rPr>
+        <w:t>Milestone 4: Business Intelligence &amp; Deployment (Week 7–8)</w:t>
+      </w:r>
+    </w:p>
+    <w:p>
+      <w:pPr>
+        <w:spacing w:after="0"/>
+        <w:rPr>
+          <w:rFonts w:ascii="Times New Roman" w:eastAsia="Times New Roman" w:hAnsi="Times New Roman" w:cs="Times New Roman"/>
+          <w:lang w:val="en-IN" w:eastAsia="en-IN"/>
+        </w:rPr>
+      </w:pPr>
+      <w:r>
+        <w:rPr>
+          <w:rFonts w:ascii="Times New Roman" w:eastAsia="Times New Roman" w:hAnsi="Times New Roman" w:cs="Times New Roman"/>
+          <w:lang w:val="en-IN" w:eastAsia="en-IN"/>
+        </w:rPr>
+        <w:pict w14:anchorId="50527B40">
+          <v:rect id="_x0000_i1661" style="width:0;height:1.5pt" o:hralign="center" o:hrstd="t" o:hr="t" fillcolor="#a0a0a0" stroked="f"/>
+        </w:pict>
+      </w:r>
+    </w:p>
+    <w:p>
+      <w:pPr>
+        <w:spacing w:before="100" w:beforeAutospacing="1" w:after="100" w:afterAutospacing="1"/>
+        <w:outlineLvl w:val="1"/>
+        <w:rPr>
+          <w:rFonts w:ascii="Times New Roman" w:eastAsia="Times New Roman" w:hAnsi="Times New Roman" w:cs="Times New Roman"/>
+          <w:b/>
+          <w:bCs/>
+          <w:sz w:val="36"/>
+          <w:szCs w:val="36"/>
+          <w:lang w:val="en-IN" w:eastAsia="en-IN"/>
+        </w:rPr>
+      </w:pPr>
+      <w:r>
+        <w:rPr>
+          <w:rFonts w:ascii="Times New Roman" w:eastAsia="Times New Roman" w:hAnsi="Times New Roman" w:cs="Times New Roman"/>
+          <w:b/>
+          <w:bCs/>
+          <w:sz w:val="36"/>
+          <w:szCs w:val="36"/>
+          <w:lang w:val="en-IN" w:eastAsia="en-IN"/>
+        </w:rPr>
+        <w:t>Module 7: Business Intelligence Dashboard</w:t>
+      </w:r>
+    </w:p>
+    <w:p>
+      <w:pPr>
+        <w:spacing w:before="100" w:beforeAutospacing="1" w:after="100" w:afterAutospacing="1"/>
+        <w:outlineLvl w:val="2"/>
+        <w:rPr>
+          <w:rFonts w:ascii="Times New Roman" w:eastAsia="Times New Roman" w:hAnsi="Times New Roman" w:cs="Times New Roman"/>
+          <w:b/>
+          <w:bCs/>
+          <w:sz w:val="27"/>
+          <w:szCs w:val="27"/>
+          <w:lang w:val="en-IN" w:eastAsia="en-IN"/>
+        </w:rPr>
+      </w:pPr>
+      <w:r>
+        <w:rPr>
+          <w:rFonts w:ascii="Times New Roman" w:eastAsia="Times New Roman" w:hAnsi="Times New Roman" w:cs="Times New Roman"/>
+          <w:b/>
+          <w:bCs/>
+          <w:sz w:val="27"/>
+          <w:szCs w:val="27"/>
+          <w:lang w:val="en-IN" w:eastAsia="en-IN"/>
+        </w:rPr>
+        <w:t>12</w:t>
+      </w:r>
+      <w:r>
+        <w:rPr>
+          <w:rFonts w:ascii="Times New Roman" w:eastAsia="Times New Roman" w:hAnsi="Times New Roman" w:cs="Times New Roman"/>
+          <w:b/>
+          <w:bCs/>
+          <w:sz w:val="27"/>
+          <w:szCs w:val="27"/>
+          <w:lang w:val="en-IN" w:eastAsia="en-IN"/>
+        </w:rPr>
+        <w:t>.1 Objective</w:t>
+      </w:r>
+    </w:p>
+    <w:p>
+      <w:pPr>
+        <w:spacing w:before="100" w:beforeAutospacing="1" w:after="100" w:afterAutospacing="1"/>
+        <w:rPr>
+          <w:rFonts w:ascii="Times New Roman" w:eastAsia="Times New Roman" w:hAnsi="Times New Roman" w:cs="Times New Roman"/>
+          <w:lang w:val="en-IN" w:eastAsia="en-IN"/>
+        </w:rPr>
+      </w:pPr>
+      <w:r>
+        <w:rPr>
+          <w:rFonts w:ascii="Times New Roman" w:eastAsia="Times New Roman" w:hAnsi="Times New Roman" w:cs="Times New Roman"/>
+          <w:lang w:val="en-IN" w:eastAsia="en-IN"/>
+        </w:rPr>
+        <w:t>This module focused on transforming AI outputs into actionable business insights through analytics dashboards.</w:t>
+      </w:r>
+    </w:p>
+    <w:p>
+      <w:pPr>
+        <w:spacing w:after="0"/>
+        <w:rPr>
+          <w:rFonts w:ascii="Times New Roman" w:eastAsia="Times New Roman" w:hAnsi="Times New Roman" w:cs="Times New Roman"/>
+          <w:lang w:val="en-IN" w:eastAsia="en-IN"/>
+        </w:rPr>
+      </w:pPr>
+      <w:r>
+        <w:rPr>
+          <w:rFonts w:ascii="Times New Roman" w:eastAsia="Times New Roman" w:hAnsi="Times New Roman" w:cs="Times New Roman"/>
+          <w:lang w:val="en-IN" w:eastAsia="en-IN"/>
+        </w:rPr>
+        <w:pict w14:anchorId="074F1F6B">
+          <v:rect id="_x0000_i1662" style="width:0;height:1.5pt" o:hralign="center" o:hrstd="t" o:hr="t" fillcolor="#a0a0a0" stroked="f"/>
+        </w:pict>
+      </w:r>
+    </w:p>
+    <w:p>
+      <w:pPr>
+        <w:spacing w:before="100" w:beforeAutospacing="1" w:after="100" w:afterAutospacing="1"/>
+        <w:outlineLvl w:val="2"/>
+        <w:rPr>
+          <w:rFonts w:ascii="Times New Roman" w:eastAsia="Times New Roman" w:hAnsi="Times New Roman" w:cs="Times New Roman"/>
+          <w:b/>
+          <w:bCs/>
+          <w:sz w:val="27"/>
+          <w:szCs w:val="27"/>
+          <w:lang w:val="en-IN" w:eastAsia="en-IN"/>
+        </w:rPr>
+      </w:pPr>
+      <w:r>
+        <w:rPr>
+          <w:rFonts w:ascii="Times New Roman" w:eastAsia="Times New Roman" w:hAnsi="Times New Roman" w:cs="Times New Roman"/>
+          <w:b/>
+          <w:bCs/>
+          <w:sz w:val="27"/>
+          <w:szCs w:val="27"/>
+          <w:lang w:val="en-IN" w:eastAsia="en-IN"/>
+        </w:rPr>
+        <w:t>12</w:t>
+      </w:r>
+      <w:r>
+        <w:rPr>
+          <w:rFonts w:ascii="Times New Roman" w:eastAsia="Times New Roman" w:hAnsi="Times New Roman" w:cs="Times New Roman"/>
+          <w:b/>
+          <w:bCs/>
+          <w:sz w:val="27"/>
+          <w:szCs w:val="27"/>
+          <w:lang w:val="en-IN" w:eastAsia="en-IN"/>
+        </w:rPr>
+        <w:t>.2 Dashboard KPIs</w:t>
+      </w:r>
+    </w:p>
+    <w:p>
+      <w:pPr>
+        <w:spacing w:before="100" w:beforeAutospacing="1" w:after="100" w:afterAutospacing="1"/>
+        <w:rPr>
+          <w:rFonts w:ascii="Times New Roman" w:eastAsia="Times New Roman" w:hAnsi="Times New Roman" w:cs="Times New Roman"/>
+          <w:lang w:val="en-IN" w:eastAsia="en-IN"/>
+        </w:rPr>
+      </w:pPr>
+      <w:r>
+        <w:rPr>
+          <w:rFonts w:ascii="Times New Roman" w:eastAsia="Times New Roman" w:hAnsi="Times New Roman" w:cs="Times New Roman"/>
+          <w:lang w:val="en-IN" w:eastAsia="en-IN"/>
+        </w:rPr>
+        <w:lastRenderedPageBreak/>
+        <w:t>The dashboard computes and displays:</w:t>
+      </w:r>
+    </w:p>
+    <w:p>
+      <w:pPr>
+        <w:numPr>
+          <w:ilvl w:val="0"/>
+          <w:numId w:val="44"/>
+        </w:numPr>
+        <w:spacing w:before="100" w:beforeAutospacing="1" w:after="100" w:afterAutospacing="1"/>
+        <w:rPr>
+          <w:rFonts w:ascii="Times New Roman" w:eastAsia="Times New Roman" w:hAnsi="Times New Roman" w:cs="Times New Roman"/>
+          <w:lang w:val="en-IN" w:eastAsia="en-IN"/>
+        </w:rPr>
+      </w:pPr>
+      <w:r>
+        <w:rPr>
+          <w:rFonts w:ascii="Times New Roman" w:eastAsia="Times New Roman" w:hAnsi="Times New Roman" w:cs="Times New Roman"/>
+          <w:b/>
+          <w:bCs/>
+          <w:lang w:val="en-IN" w:eastAsia="en-IN"/>
+        </w:rPr>
+        <w:t>Average Eco Score</w:t>
+      </w:r>
+    </w:p>
+    <w:p>
+      <w:pPr>
+        <w:numPr>
+          <w:ilvl w:val="0"/>
+          <w:numId w:val="44"/>
+        </w:numPr>
+        <w:spacing w:before="100" w:beforeAutospacing="1" w:after="100" w:afterAutospacing="1"/>
+        <w:rPr>
+          <w:rFonts w:ascii="Times New Roman" w:eastAsia="Times New Roman" w:hAnsi="Times New Roman" w:cs="Times New Roman"/>
+          <w:lang w:val="en-IN" w:eastAsia="en-IN"/>
+        </w:rPr>
+      </w:pPr>
+      <w:r>
+        <w:rPr>
+          <w:rFonts w:ascii="Times New Roman" w:eastAsia="Times New Roman" w:hAnsi="Times New Roman" w:cs="Times New Roman"/>
+          <w:b/>
+          <w:bCs/>
+          <w:lang w:val="en-IN" w:eastAsia="en-IN"/>
+        </w:rPr>
+        <w:t>Top Recommended Material</w:t>
+      </w:r>
+    </w:p>
+    <w:p>
+      <w:pPr>
+        <w:numPr>
+          <w:ilvl w:val="0"/>
+          <w:numId w:val="44"/>
+        </w:numPr>
+        <w:spacing w:before="100" w:beforeAutospacing="1" w:after="100" w:afterAutospacing="1"/>
+        <w:rPr>
+          <w:rFonts w:ascii="Times New Roman" w:eastAsia="Times New Roman" w:hAnsi="Times New Roman" w:cs="Times New Roman"/>
+          <w:lang w:val="en-IN" w:eastAsia="en-IN"/>
+        </w:rPr>
+      </w:pPr>
+      <w:r>
+        <w:rPr>
+          <w:rFonts w:ascii="Times New Roman" w:eastAsia="Times New Roman" w:hAnsi="Times New Roman" w:cs="Times New Roman"/>
+          <w:b/>
+          <w:bCs/>
+          <w:lang w:val="en-IN" w:eastAsia="en-IN"/>
+        </w:rPr>
+        <w:t>Average CO₂ Reduction (%)</w:t>
+      </w:r>
+    </w:p>
+    <w:p>
+      <w:pPr>
+        <w:numPr>
+          <w:ilvl w:val="0"/>
+          <w:numId w:val="44"/>
+        </w:numPr>
+        <w:spacing w:before="100" w:beforeAutospacing="1" w:after="100" w:afterAutospacing="1"/>
+        <w:rPr>
+          <w:rFonts w:ascii="Times New Roman" w:eastAsia="Times New Roman" w:hAnsi="Times New Roman" w:cs="Times New Roman"/>
+          <w:lang w:val="en-IN" w:eastAsia="en-IN"/>
+        </w:rPr>
+      </w:pPr>
+      <w:r>
+        <w:rPr>
+          <w:rFonts w:ascii="Times New Roman" w:eastAsia="Times New Roman" w:hAnsi="Times New Roman" w:cs="Times New Roman"/>
+          <w:b/>
+          <w:bCs/>
+          <w:lang w:val="en-IN" w:eastAsia="en-IN"/>
+        </w:rPr>
+        <w:t>Average Cost Savings (%)</w:t>
+      </w:r>
+    </w:p>
+    <w:p>
+      <w:pPr>
+        <w:spacing w:before="100" w:beforeAutospacing="1" w:after="100" w:afterAutospacing="1"/>
+        <w:rPr>
+          <w:rFonts w:ascii="Times New Roman" w:eastAsia="Times New Roman" w:hAnsi="Times New Roman" w:cs="Times New Roman"/>
+          <w:lang w:val="en-IN" w:eastAsia="en-IN"/>
+        </w:rPr>
+      </w:pPr>
+      <w:r>
+        <w:rPr>
+          <w:rFonts w:ascii="Times New Roman" w:eastAsia="Times New Roman" w:hAnsi="Times New Roman" w:cs="Times New Roman"/>
+          <w:lang w:val="en-IN" w:eastAsia="en-IN"/>
+        </w:rPr>
+        <w:t>These KPIs support sustainability-focused decision making.</w:t>
+      </w:r>
+    </w:p>
+    <w:p>
+      <w:pPr>
+        <w:spacing w:after="0"/>
+        <w:rPr>
+          <w:rFonts w:ascii="Times New Roman" w:eastAsia="Times New Roman" w:hAnsi="Times New Roman" w:cs="Times New Roman"/>
+          <w:lang w:val="en-IN" w:eastAsia="en-IN"/>
+        </w:rPr>
+      </w:pPr>
+      <w:r>
+        <w:rPr>
+          <w:rFonts w:ascii="Times New Roman" w:eastAsia="Times New Roman" w:hAnsi="Times New Roman" w:cs="Times New Roman"/>
+          <w:lang w:val="en-IN" w:eastAsia="en-IN"/>
+        </w:rPr>
+        <w:pict w14:anchorId="01750532">
+          <v:rect id="_x0000_i1663" style="width:0;height:1.5pt" o:hralign="center" o:hrstd="t" o:hr="t" fillcolor="#a0a0a0" stroked="f"/>
+        </w:pict>
+      </w:r>
+    </w:p>
+    <w:p>
+      <w:pPr>
+        <w:spacing w:before="100" w:beforeAutospacing="1" w:after="100" w:afterAutospacing="1"/>
+        <w:outlineLvl w:val="2"/>
+        <w:rPr>
+          <w:rFonts w:ascii="Times New Roman" w:eastAsia="Times New Roman" w:hAnsi="Times New Roman" w:cs="Times New Roman"/>
+          <w:b/>
+          <w:bCs/>
+          <w:sz w:val="27"/>
+          <w:szCs w:val="27"/>
+          <w:lang w:val="en-IN" w:eastAsia="en-IN"/>
+        </w:rPr>
+      </w:pPr>
+      <w:r>
+        <w:rPr>
+          <w:rFonts w:ascii="Times New Roman" w:eastAsia="Times New Roman" w:hAnsi="Times New Roman" w:cs="Times New Roman"/>
+          <w:b/>
+          <w:bCs/>
+          <w:sz w:val="27"/>
+          <w:szCs w:val="27"/>
+          <w:lang w:val="en-IN" w:eastAsia="en-IN"/>
+        </w:rPr>
+        <w:t>12</w:t>
+      </w:r>
+      <w:r>
+        <w:rPr>
+          <w:rFonts w:ascii="Times New Roman" w:eastAsia="Times New Roman" w:hAnsi="Times New Roman" w:cs="Times New Roman"/>
+          <w:b/>
+          <w:bCs/>
+          <w:sz w:val="27"/>
+          <w:szCs w:val="27"/>
+          <w:lang w:val="en-IN" w:eastAsia="en-IN"/>
+        </w:rPr>
+        <w:t>.3 Sustainability Analytics</w:t>
+      </w:r>
+    </w:p>
+    <w:p>
+      <w:pPr>
+        <w:spacing w:before="100" w:beforeAutospacing="1" w:after="100" w:afterAutospacing="1"/>
+        <w:rPr>
+          <w:rFonts w:ascii="Times New Roman" w:eastAsia="Times New Roman" w:hAnsi="Times New Roman" w:cs="Times New Roman"/>
+          <w:lang w:val="en-IN" w:eastAsia="en-IN"/>
+        </w:rPr>
+      </w:pPr>
+      <w:r>
+        <w:rPr>
+          <w:rFonts w:ascii="Times New Roman" w:eastAsia="Times New Roman" w:hAnsi="Times New Roman" w:cs="Times New Roman"/>
+          <w:lang w:val="en-IN" w:eastAsia="en-IN"/>
+        </w:rPr>
+        <w:t>The BI system enables:</w:t>
+      </w:r>
+    </w:p>
+    <w:p>
+      <w:pPr>
+        <w:numPr>
+          <w:ilvl w:val="0"/>
+          <w:numId w:val="45"/>
+        </w:numPr>
+        <w:spacing w:before="100" w:beforeAutospacing="1" w:after="100" w:afterAutospacing="1"/>
+        <w:rPr>
+          <w:rFonts w:ascii="Times New Roman" w:eastAsia="Times New Roman" w:hAnsi="Times New Roman" w:cs="Times New Roman"/>
+          <w:lang w:val="en-IN" w:eastAsia="en-IN"/>
+        </w:rPr>
+      </w:pPr>
+      <w:r>
+        <w:rPr>
+          <w:rFonts w:ascii="Times New Roman" w:eastAsia="Times New Roman" w:hAnsi="Times New Roman" w:cs="Times New Roman"/>
+          <w:lang w:val="en-IN" w:eastAsia="en-IN"/>
+        </w:rPr>
+        <w:t>Cross-material environmental comparison</w:t>
+      </w:r>
+    </w:p>
+    <w:p>
+      <w:pPr>
+        <w:numPr>
+          <w:ilvl w:val="0"/>
+          <w:numId w:val="45"/>
+        </w:numPr>
+        <w:spacing w:before="100" w:beforeAutospacing="1" w:after="100" w:afterAutospacing="1"/>
+        <w:rPr>
+          <w:rFonts w:ascii="Times New Roman" w:eastAsia="Times New Roman" w:hAnsi="Times New Roman" w:cs="Times New Roman"/>
+          <w:lang w:val="en-IN" w:eastAsia="en-IN"/>
+        </w:rPr>
+      </w:pPr>
+      <w:r>
+        <w:rPr>
+          <w:rFonts w:ascii="Times New Roman" w:eastAsia="Times New Roman" w:hAnsi="Times New Roman" w:cs="Times New Roman"/>
+          <w:lang w:val="en-IN" w:eastAsia="en-IN"/>
+        </w:rPr>
+        <w:t>Cost efficiency analysis</w:t>
+      </w:r>
+    </w:p>
+    <w:p>
+      <w:pPr>
+        <w:numPr>
+          <w:ilvl w:val="0"/>
+          <w:numId w:val="45"/>
+        </w:numPr>
+        <w:spacing w:before="100" w:beforeAutospacing="1" w:after="100" w:afterAutospacing="1"/>
+        <w:rPr>
+          <w:rFonts w:ascii="Times New Roman" w:eastAsia="Times New Roman" w:hAnsi="Times New Roman" w:cs="Times New Roman"/>
+          <w:lang w:val="en-IN" w:eastAsia="en-IN"/>
+        </w:rPr>
+      </w:pPr>
+      <w:r>
+        <w:rPr>
+          <w:rFonts w:ascii="Times New Roman" w:eastAsia="Times New Roman" w:hAnsi="Times New Roman" w:cs="Times New Roman"/>
+          <w:lang w:val="en-IN" w:eastAsia="en-IN"/>
+        </w:rPr>
+        <w:t>Trend-based sustainability ranking</w:t>
+      </w:r>
+    </w:p>
+    <w:p>
+      <w:pPr>
+        <w:numPr>
+          <w:ilvl w:val="0"/>
+          <w:numId w:val="45"/>
+        </w:numPr>
+        <w:spacing w:before="100" w:beforeAutospacing="1" w:after="100" w:afterAutospacing="1"/>
+        <w:rPr>
+          <w:rFonts w:ascii="Times New Roman" w:eastAsia="Times New Roman" w:hAnsi="Times New Roman" w:cs="Times New Roman"/>
+          <w:lang w:val="en-IN" w:eastAsia="en-IN"/>
+        </w:rPr>
+      </w:pPr>
+      <w:r>
+        <w:rPr>
+          <w:rFonts w:ascii="Times New Roman" w:eastAsia="Times New Roman" w:hAnsi="Times New Roman" w:cs="Times New Roman"/>
+          <w:lang w:val="en-IN" w:eastAsia="en-IN"/>
+        </w:rPr>
+        <w:t>Material-level impact visualization</w:t>
+      </w:r>
+    </w:p>
+    <w:p>
+      <w:pPr>
+        <w:spacing w:before="100" w:beforeAutospacing="1" w:after="100" w:afterAutospacing="1"/>
+        <w:rPr>
+          <w:rFonts w:ascii="Times New Roman" w:eastAsia="Times New Roman" w:hAnsi="Times New Roman" w:cs="Times New Roman"/>
+          <w:lang w:val="en-IN" w:eastAsia="en-IN"/>
+        </w:rPr>
+      </w:pPr>
+      <w:r>
+        <w:rPr>
+          <w:rFonts w:ascii="Times New Roman" w:eastAsia="Times New Roman" w:hAnsi="Times New Roman" w:cs="Times New Roman"/>
+          <w:lang w:val="en-IN" w:eastAsia="en-IN"/>
+        </w:rPr>
+        <w:t>All metrics are computed dynamically using processed datasets.</w:t>
+      </w:r>
+    </w:p>
+    <w:p>
+      <w:pPr>
+        <w:spacing w:after="0"/>
+        <w:rPr>
+          <w:rFonts w:ascii="Times New Roman" w:eastAsia="Times New Roman" w:hAnsi="Times New Roman" w:cs="Times New Roman"/>
+          <w:lang w:val="en-IN" w:eastAsia="en-IN"/>
+        </w:rPr>
+      </w:pPr>
+      <w:r>
+        <w:rPr>
+          <w:rFonts w:ascii="Times New Roman" w:eastAsia="Times New Roman" w:hAnsi="Times New Roman" w:cs="Times New Roman"/>
+          <w:lang w:val="en-IN" w:eastAsia="en-IN"/>
+        </w:rPr>
+        <w:pict w14:anchorId="015500EC">
+          <v:rect id="_x0000_i1664" style="width:0;height:1.5pt" o:hralign="center" o:hrstd="t" o:hr="t" fillcolor="#a0a0a0" stroked="f"/>
+        </w:pict>
+      </w:r>
+    </w:p>
+    <w:p>
+      <w:pPr>
+        <w:spacing w:before="100" w:beforeAutospacing="1" w:after="100" w:afterAutospacing="1"/>
+        <w:outlineLvl w:val="2"/>
+        <w:rPr>
+          <w:rFonts w:ascii="Times New Roman" w:eastAsia="Times New Roman" w:hAnsi="Times New Roman" w:cs="Times New Roman"/>
+          <w:b/>
+          <w:bCs/>
+          <w:sz w:val="27"/>
+          <w:szCs w:val="27"/>
+          <w:lang w:val="en-IN" w:eastAsia="en-IN"/>
+        </w:rPr>
+      </w:pPr>
+      <w:r>
+        <w:rPr>
+          <w:rFonts w:ascii="Times New Roman" w:eastAsia="Times New Roman" w:hAnsi="Times New Roman" w:cs="Times New Roman"/>
+          <w:b/>
+          <w:bCs/>
+          <w:sz w:val="27"/>
+          <w:szCs w:val="27"/>
+          <w:lang w:val="en-IN" w:eastAsia="en-IN"/>
+        </w:rPr>
+        <w:t>12</w:t>
+      </w:r>
+      <w:r>
+        <w:rPr>
+          <w:rFonts w:ascii="Times New Roman" w:eastAsia="Times New Roman" w:hAnsi="Times New Roman" w:cs="Times New Roman"/>
+          <w:b/>
+          <w:bCs/>
+          <w:sz w:val="27"/>
+          <w:szCs w:val="27"/>
+          <w:lang w:val="en-IN" w:eastAsia="en-IN"/>
+        </w:rPr>
+        <w:t>.4 Report Generation</w:t>
+      </w:r>
+    </w:p>
+    <w:p>
+      <w:pPr>
+        <w:spacing w:before="100" w:beforeAutospacing="1" w:after="100" w:afterAutospacing="1"/>
+        <w:rPr>
+          <w:rFonts w:ascii="Times New Roman" w:eastAsia="Times New Roman" w:hAnsi="Times New Roman" w:cs="Times New Roman"/>
+          <w:lang w:val="en-IN" w:eastAsia="en-IN"/>
+        </w:rPr>
+      </w:pPr>
+      <w:r>
+        <w:rPr>
+          <w:rFonts w:ascii="Times New Roman" w:eastAsia="Times New Roman" w:hAnsi="Times New Roman" w:cs="Times New Roman"/>
+          <w:lang w:val="en-IN" w:eastAsia="en-IN"/>
+        </w:rPr>
+        <w:t>Users can export sustainability analysis in:</w:t>
+      </w:r>
+    </w:p>
+    <w:p>
+      <w:pPr>
+        <w:numPr>
+          <w:ilvl w:val="0"/>
+          <w:numId w:val="46"/>
+        </w:numPr>
+        <w:spacing w:before="100" w:beforeAutospacing="1" w:after="100" w:afterAutospacing="1"/>
+        <w:rPr>
+          <w:rFonts w:ascii="Times New Roman" w:eastAsia="Times New Roman" w:hAnsi="Times New Roman" w:cs="Times New Roman"/>
+          <w:lang w:val="en-IN" w:eastAsia="en-IN"/>
+        </w:rPr>
+      </w:pPr>
+      <w:r>
+        <w:rPr>
+          <w:rFonts w:ascii="Times New Roman" w:eastAsia="Times New Roman" w:hAnsi="Times New Roman" w:cs="Times New Roman"/>
+          <w:b/>
+          <w:bCs/>
+          <w:lang w:val="en-IN" w:eastAsia="en-IN"/>
+        </w:rPr>
+        <w:t>PDF format</w:t>
+      </w:r>
+      <w:r>
+        <w:rPr>
+          <w:rFonts w:ascii="Times New Roman" w:eastAsia="Times New Roman" w:hAnsi="Times New Roman" w:cs="Times New Roman"/>
+          <w:lang w:val="en-IN" w:eastAsia="en-IN"/>
+        </w:rPr>
+        <w:t xml:space="preserve"> (executive-ready)</w:t>
+      </w:r>
+    </w:p>
+    <w:p>
+      <w:pPr>
+        <w:numPr>
+          <w:ilvl w:val="0"/>
+          <w:numId w:val="46"/>
+        </w:numPr>
+        <w:spacing w:before="100" w:beforeAutospacing="1" w:after="100" w:afterAutospacing="1"/>
+        <w:rPr>
+          <w:rFonts w:ascii="Times New Roman" w:eastAsia="Times New Roman" w:hAnsi="Times New Roman" w:cs="Times New Roman"/>
+          <w:lang w:val="en-IN" w:eastAsia="en-IN"/>
+        </w:rPr>
+      </w:pPr>
+      <w:r>
+        <w:rPr>
+          <w:rFonts w:ascii="Times New Roman" w:eastAsia="Times New Roman" w:hAnsi="Times New Roman" w:cs="Times New Roman"/>
+          <w:b/>
+          <w:bCs/>
+          <w:lang w:val="en-IN" w:eastAsia="en-IN"/>
+        </w:rPr>
+        <w:t>Excel format</w:t>
+      </w:r>
+      <w:r>
+        <w:rPr>
+          <w:rFonts w:ascii="Times New Roman" w:eastAsia="Times New Roman" w:hAnsi="Times New Roman" w:cs="Times New Roman"/>
+          <w:lang w:val="en-IN" w:eastAsia="en-IN"/>
+        </w:rPr>
+        <w:t xml:space="preserve"> (data analysis-ready)</w:t>
+      </w:r>
+    </w:p>
+    <w:p>
+      <w:pPr>
+        <w:spacing w:before="100" w:beforeAutospacing="1" w:after="100" w:afterAutospacing="1"/>
+        <w:rPr>
+          <w:rFonts w:ascii="Times New Roman" w:eastAsia="Times New Roman" w:hAnsi="Times New Roman" w:cs="Times New Roman"/>
+          <w:lang w:val="en-IN" w:eastAsia="en-IN"/>
+        </w:rPr>
+      </w:pPr>
+      <w:r>
+        <w:rPr>
+          <w:rFonts w:ascii="Times New Roman" w:eastAsia="Times New Roman" w:hAnsi="Times New Roman" w:cs="Times New Roman"/>
+          <w:lang w:val="en-IN" w:eastAsia="en-IN"/>
+        </w:rPr>
+        <w:t>Reports include:</w:t>
+      </w:r>
+    </w:p>
+    <w:p>
+      <w:pPr>
+        <w:numPr>
+          <w:ilvl w:val="0"/>
+          <w:numId w:val="47"/>
+        </w:numPr>
+        <w:spacing w:before="100" w:beforeAutospacing="1" w:after="100" w:afterAutospacing="1"/>
+        <w:rPr>
+          <w:rFonts w:ascii="Times New Roman" w:eastAsia="Times New Roman" w:hAnsi="Times New Roman" w:cs="Times New Roman"/>
+          <w:lang w:val="en-IN" w:eastAsia="en-IN"/>
+        </w:rPr>
+      </w:pPr>
+      <w:r>
+        <w:rPr>
+          <w:rFonts w:ascii="Times New Roman" w:eastAsia="Times New Roman" w:hAnsi="Times New Roman" w:cs="Times New Roman"/>
+          <w:lang w:val="en-IN" w:eastAsia="en-IN"/>
+        </w:rPr>
+        <w:t>Selected product</w:t>
+      </w:r>
+    </w:p>
+    <w:p>
+      <w:pPr>
+        <w:numPr>
+          <w:ilvl w:val="0"/>
+          <w:numId w:val="47"/>
+        </w:numPr>
+        <w:spacing w:before="100" w:beforeAutospacing="1" w:after="100" w:afterAutospacing="1"/>
+        <w:rPr>
+          <w:rFonts w:ascii="Times New Roman" w:eastAsia="Times New Roman" w:hAnsi="Times New Roman" w:cs="Times New Roman"/>
+          <w:lang w:val="en-IN" w:eastAsia="en-IN"/>
+        </w:rPr>
+      </w:pPr>
+      <w:r>
+        <w:rPr>
+          <w:rFonts w:ascii="Times New Roman" w:eastAsia="Times New Roman" w:hAnsi="Times New Roman" w:cs="Times New Roman"/>
+          <w:lang w:val="en-IN" w:eastAsia="en-IN"/>
+        </w:rPr>
+        <w:t>Material rankings</w:t>
+      </w:r>
+    </w:p>
+    <w:p>
+      <w:pPr>
+        <w:numPr>
+          <w:ilvl w:val="0"/>
+          <w:numId w:val="47"/>
+        </w:numPr>
+        <w:spacing w:before="100" w:beforeAutospacing="1" w:after="100" w:afterAutospacing="1"/>
+        <w:rPr>
+          <w:rFonts w:ascii="Times New Roman" w:eastAsia="Times New Roman" w:hAnsi="Times New Roman" w:cs="Times New Roman"/>
+          <w:lang w:val="en-IN" w:eastAsia="en-IN"/>
+        </w:rPr>
+      </w:pPr>
+      <w:r>
+        <w:rPr>
+          <w:rFonts w:ascii="Times New Roman" w:eastAsia="Times New Roman" w:hAnsi="Times New Roman" w:cs="Times New Roman"/>
+          <w:lang w:val="en-IN" w:eastAsia="en-IN"/>
+        </w:rPr>
+        <w:t>Suitability scores</w:t>
+      </w:r>
+    </w:p>
+    <w:p>
+      <w:pPr>
+        <w:numPr>
+          <w:ilvl w:val="0"/>
+          <w:numId w:val="47"/>
+        </w:numPr>
+        <w:spacing w:before="100" w:beforeAutospacing="1" w:after="100" w:afterAutospacing="1"/>
+        <w:rPr>
+          <w:rFonts w:ascii="Times New Roman" w:eastAsia="Times New Roman" w:hAnsi="Times New Roman" w:cs="Times New Roman"/>
+          <w:lang w:val="en-IN" w:eastAsia="en-IN"/>
+        </w:rPr>
+      </w:pPr>
+      <w:r>
+        <w:rPr>
+          <w:rFonts w:ascii="Times New Roman" w:eastAsia="Times New Roman" w:hAnsi="Times New Roman" w:cs="Times New Roman"/>
+          <w:lang w:val="en-IN" w:eastAsia="en-IN"/>
+        </w:rPr>
+        <w:t>Interpretation guidelines</w:t>
+      </w:r>
+    </w:p>
+    <w:p>
+      <w:pPr>
+        <w:spacing w:after="0"/>
+        <w:rPr>
+          <w:rFonts w:ascii="Times New Roman" w:eastAsia="Times New Roman" w:hAnsi="Times New Roman" w:cs="Times New Roman"/>
+          <w:lang w:val="en-IN" w:eastAsia="en-IN"/>
+        </w:rPr>
+      </w:pPr>
+      <w:r>
+        <w:rPr>
+          <w:rFonts w:ascii="Times New Roman" w:eastAsia="Times New Roman" w:hAnsi="Times New Roman" w:cs="Times New Roman"/>
+          <w:lang w:val="en-IN" w:eastAsia="en-IN"/>
+        </w:rPr>
+        <w:pict w14:anchorId="3511023A">
+          <v:rect id="_x0000_i1665" style="width:0;height:1.5pt" o:hralign="center" o:hrstd="t" o:hr="t" fillcolor="#a0a0a0" stroked="f"/>
+        </w:pict>
+      </w:r>
+    </w:p>
+    <w:p>
+      <w:pPr>
+        <w:spacing w:before="100" w:beforeAutospacing="1" w:after="100" w:afterAutospacing="1"/>
+        <w:outlineLvl w:val="2"/>
+        <w:rPr>
+          <w:rFonts w:ascii="Times New Roman" w:eastAsia="Times New Roman" w:hAnsi="Times New Roman" w:cs="Times New Roman"/>
+          <w:b/>
+          <w:bCs/>
+          <w:sz w:val="27"/>
+          <w:szCs w:val="27"/>
+          <w:lang w:val="en-IN" w:eastAsia="en-IN"/>
+        </w:rPr>
+      </w:pPr>
+      <w:r>
+        <w:rPr>
+          <w:rFonts w:ascii="Times New Roman" w:eastAsia="Times New Roman" w:hAnsi="Times New Roman" w:cs="Times New Roman"/>
+          <w:b/>
+          <w:bCs/>
+          <w:sz w:val="27"/>
+          <w:szCs w:val="27"/>
+          <w:lang w:val="en-IN" w:eastAsia="en-IN"/>
+        </w:rPr>
+        <w:t>12</w:t>
+      </w:r>
+      <w:r>
+        <w:rPr>
+          <w:rFonts w:ascii="Times New Roman" w:eastAsia="Times New Roman" w:hAnsi="Times New Roman" w:cs="Times New Roman"/>
+          <w:b/>
+          <w:bCs/>
+          <w:sz w:val="27"/>
+          <w:szCs w:val="27"/>
+          <w:lang w:val="en-IN" w:eastAsia="en-IN"/>
+        </w:rPr>
+        <w:t>.5 BI Outcomes</w:t>
+      </w:r>
+    </w:p>
+    <w:p>
+      <w:pPr>
+        <w:spacing w:before="100" w:beforeAutospacing="1" w:after="100" w:afterAutospacing="1"/>
+        <w:rPr>
+          <w:rFonts w:ascii="Times New Roman" w:eastAsia="Times New Roman" w:hAnsi="Times New Roman" w:cs="Times New Roman"/>
+          <w:lang w:val="en-IN" w:eastAsia="en-IN"/>
+        </w:rPr>
+      </w:pPr>
+      <w:r>
+        <w:rPr>
+          <w:rFonts w:ascii="Segoe UI Emoji" w:eastAsia="Times New Roman" w:hAnsi="Segoe UI Emoji" w:cs="Segoe UI Emoji"/>
+          <w:lang w:val="en-IN" w:eastAsia="en-IN"/>
+        </w:rPr>
+        <w:t>✅</w:t>
+      </w:r>
+      <w:r>
+        <w:rPr>
+          <w:rFonts w:ascii="Times New Roman" w:eastAsia="Times New Roman" w:hAnsi="Times New Roman" w:cs="Times New Roman"/>
+          <w:lang w:val="en-IN" w:eastAsia="en-IN"/>
+        </w:rPr>
+        <w:t xml:space="preserve"> Real-time analytics dashboard</w:t>
+      </w:r>
+      <w:r>
+        <w:rPr>
+          <w:rFonts w:ascii="Times New Roman" w:eastAsia="Times New Roman" w:hAnsi="Times New Roman" w:cs="Times New Roman"/>
+          <w:lang w:val="en-IN" w:eastAsia="en-IN"/>
+        </w:rPr>
+        <w:br/>
+      </w:r>
+      <w:r>
+        <w:rPr>
+          <w:rFonts w:ascii="Segoe UI Emoji" w:eastAsia="Times New Roman" w:hAnsi="Segoe UI Emoji" w:cs="Segoe UI Emoji"/>
+          <w:lang w:val="en-IN" w:eastAsia="en-IN"/>
+        </w:rPr>
+        <w:t>✅</w:t>
+      </w:r>
+      <w:r>
+        <w:rPr>
+          <w:rFonts w:ascii="Times New Roman" w:eastAsia="Times New Roman" w:hAnsi="Times New Roman" w:cs="Times New Roman"/>
+          <w:lang w:val="en-IN" w:eastAsia="en-IN"/>
+        </w:rPr>
+        <w:t xml:space="preserve"> ML-powered KPI computation</w:t>
+      </w:r>
+      <w:r>
+        <w:rPr>
+          <w:rFonts w:ascii="Times New Roman" w:eastAsia="Times New Roman" w:hAnsi="Times New Roman" w:cs="Times New Roman"/>
+          <w:lang w:val="en-IN" w:eastAsia="en-IN"/>
+        </w:rPr>
+        <w:br/>
+      </w:r>
+      <w:r>
+        <w:rPr>
+          <w:rFonts w:ascii="Segoe UI Emoji" w:eastAsia="Times New Roman" w:hAnsi="Segoe UI Emoji" w:cs="Segoe UI Emoji"/>
+          <w:lang w:val="en-IN" w:eastAsia="en-IN"/>
+        </w:rPr>
+        <w:lastRenderedPageBreak/>
+        <w:t>✅</w:t>
+      </w:r>
+      <w:r>
+        <w:rPr>
+          <w:rFonts w:ascii="Times New Roman" w:eastAsia="Times New Roman" w:hAnsi="Times New Roman" w:cs="Times New Roman"/>
+          <w:lang w:val="en-IN" w:eastAsia="en-IN"/>
+        </w:rPr>
+        <w:t xml:space="preserve"> Interactive charts</w:t>
+      </w:r>
+      <w:r>
+        <w:rPr>
+          <w:rFonts w:ascii="Times New Roman" w:eastAsia="Times New Roman" w:hAnsi="Times New Roman" w:cs="Times New Roman"/>
+          <w:lang w:val="en-IN" w:eastAsia="en-IN"/>
+        </w:rPr>
+        <w:br/>
+      </w:r>
+      <w:r>
+        <w:rPr>
+          <w:rFonts w:ascii="Segoe UI Emoji" w:eastAsia="Times New Roman" w:hAnsi="Segoe UI Emoji" w:cs="Segoe UI Emoji"/>
+          <w:lang w:val="en-IN" w:eastAsia="en-IN"/>
+        </w:rPr>
+        <w:t>✅</w:t>
+      </w:r>
+      <w:r>
+        <w:rPr>
+          <w:rFonts w:ascii="Times New Roman" w:eastAsia="Times New Roman" w:hAnsi="Times New Roman" w:cs="Times New Roman"/>
+          <w:lang w:val="en-IN" w:eastAsia="en-IN"/>
+        </w:rPr>
+        <w:t xml:space="preserve"> Downloadable sustainability reports</w:t>
+      </w:r>
+    </w:p>
+    <w:p>
+      <w:pPr>
+        <w:spacing w:after="0"/>
+        <w:rPr>
+          <w:rFonts w:ascii="Times New Roman" w:eastAsia="Times New Roman" w:hAnsi="Times New Roman" w:cs="Times New Roman"/>
+          <w:lang w:val="en-IN" w:eastAsia="en-IN"/>
+        </w:rPr>
+      </w:pPr>
+      <w:r>
+        <w:rPr>
+          <w:rFonts w:ascii="Times New Roman" w:eastAsia="Times New Roman" w:hAnsi="Times New Roman" w:cs="Times New Roman"/>
+          <w:lang w:val="en-IN" w:eastAsia="en-IN"/>
+        </w:rPr>
+        <w:pict w14:anchorId="688F3BA7">
+          <v:rect id="_x0000_i1666" style="width:0;height:1.5pt" o:hralign="center" o:hrstd="t" o:hr="t" fillcolor="#a0a0a0" stroked="f"/>
+        </w:pict>
+      </w:r>
+    </w:p>
+    <w:p>
+      <w:pPr>
+        <w:spacing w:before="100" w:beforeAutospacing="1" w:after="100" w:afterAutospacing="1"/>
+        <w:outlineLvl w:val="1"/>
+        <w:rPr>
+          <w:rFonts w:ascii="Times New Roman" w:eastAsia="Times New Roman" w:hAnsi="Times New Roman" w:cs="Times New Roman"/>
+          <w:b/>
+          <w:bCs/>
+          <w:sz w:val="36"/>
+          <w:szCs w:val="36"/>
+          <w:lang w:val="en-IN" w:eastAsia="en-IN"/>
+        </w:rPr>
+      </w:pPr>
+      <w:r>
+        <w:rPr>
+          <w:rFonts w:ascii="Times New Roman" w:eastAsia="Times New Roman" w:hAnsi="Times New Roman" w:cs="Times New Roman"/>
+          <w:b/>
+          <w:bCs/>
+          <w:sz w:val="36"/>
+          <w:szCs w:val="36"/>
+          <w:lang w:val="en-IN" w:eastAsia="en-IN"/>
+        </w:rPr>
+        <w:t>Module 8: Deployment &amp; Documentation</w:t>
+      </w:r>
+    </w:p>
+    <w:p>
+      <w:pPr>
+        <w:spacing w:before="100" w:beforeAutospacing="1" w:after="100" w:afterAutospacing="1"/>
+        <w:outlineLvl w:val="2"/>
+        <w:rPr>
+          <w:rFonts w:ascii="Times New Roman" w:eastAsia="Times New Roman" w:hAnsi="Times New Roman" w:cs="Times New Roman"/>
+          <w:b/>
+          <w:bCs/>
+          <w:sz w:val="27"/>
+          <w:szCs w:val="27"/>
+          <w:lang w:val="en-IN" w:eastAsia="en-IN"/>
+        </w:rPr>
+      </w:pPr>
+      <w:r>
+        <w:rPr>
+          <w:rFonts w:ascii="Times New Roman" w:eastAsia="Times New Roman" w:hAnsi="Times New Roman" w:cs="Times New Roman"/>
+          <w:b/>
+          <w:bCs/>
+          <w:sz w:val="27"/>
+          <w:szCs w:val="27"/>
+          <w:lang w:val="en-IN" w:eastAsia="en-IN"/>
+        </w:rPr>
+        <w:t>13</w:t>
+      </w:r>
+      <w:r>
+        <w:rPr>
+          <w:rFonts w:ascii="Times New Roman" w:eastAsia="Times New Roman" w:hAnsi="Times New Roman" w:cs="Times New Roman"/>
+          <w:b/>
+          <w:bCs/>
+          <w:sz w:val="27"/>
+          <w:szCs w:val="27"/>
+          <w:lang w:val="en-IN" w:eastAsia="en-IN"/>
+        </w:rPr>
+        <w:t>.1 Deployment Platform</w:t>
+      </w:r>
+    </w:p>
+    <w:p>
+      <w:pPr>
+        <w:spacing w:before="100" w:beforeAutospacing="1" w:after="100" w:afterAutospacing="1"/>
+        <w:rPr>
+          <w:rFonts w:ascii="Times New Roman" w:eastAsia="Times New Roman" w:hAnsi="Times New Roman" w:cs="Times New Roman"/>
+          <w:lang w:val="en-IN" w:eastAsia="en-IN"/>
+        </w:rPr>
+      </w:pPr>
+      <w:r>
+        <w:rPr>
+          <w:rFonts w:ascii="Times New Roman" w:eastAsia="Times New Roman" w:hAnsi="Times New Roman" w:cs="Times New Roman"/>
+          <w:lang w:val="en-IN" w:eastAsia="en-IN"/>
+        </w:rPr>
+        <w:t xml:space="preserve">The application is deployed using </w:t>
+      </w:r>
+      <w:r>
+        <w:rPr>
+          <w:rFonts w:ascii="Times New Roman" w:eastAsia="Times New Roman" w:hAnsi="Times New Roman" w:cs="Times New Roman"/>
+          <w:b/>
+          <w:bCs/>
+          <w:lang w:val="en-IN" w:eastAsia="en-IN"/>
+        </w:rPr>
+        <w:t>Render</w:t>
+      </w:r>
+      <w:r>
+        <w:rPr>
+          <w:rFonts w:ascii="Times New Roman" w:eastAsia="Times New Roman" w:hAnsi="Times New Roman" w:cs="Times New Roman"/>
+          <w:lang w:val="en-IN" w:eastAsia="en-IN"/>
+        </w:rPr>
+        <w:t xml:space="preserve"> with:</w:t>
+      </w:r>
+    </w:p>
+    <w:p>
+      <w:pPr>
+        <w:numPr>
+          <w:ilvl w:val="0"/>
+          <w:numId w:val="48"/>
+        </w:numPr>
+        <w:spacing w:before="100" w:beforeAutospacing="1" w:after="100" w:afterAutospacing="1"/>
+        <w:rPr>
+          <w:rFonts w:ascii="Times New Roman" w:eastAsia="Times New Roman" w:hAnsi="Times New Roman" w:cs="Times New Roman"/>
+          <w:lang w:val="en-IN" w:eastAsia="en-IN"/>
+        </w:rPr>
+      </w:pPr>
+      <w:r>
+        <w:rPr>
+          <w:rFonts w:ascii="Times New Roman" w:eastAsia="Times New Roman" w:hAnsi="Times New Roman" w:cs="Times New Roman"/>
+          <w:lang w:val="en-IN" w:eastAsia="en-IN"/>
+        </w:rPr>
+        <w:t>Flask backend</w:t>
+      </w:r>
+    </w:p>
+    <w:p>
+      <w:pPr>
+        <w:numPr>
+          <w:ilvl w:val="0"/>
+          <w:numId w:val="48"/>
+        </w:numPr>
+        <w:spacing w:before="100" w:beforeAutospacing="1" w:after="100" w:afterAutospacing="1"/>
+        <w:rPr>
+          <w:rFonts w:ascii="Times New Roman" w:eastAsia="Times New Roman" w:hAnsi="Times New Roman" w:cs="Times New Roman"/>
+          <w:lang w:val="en-IN" w:eastAsia="en-IN"/>
+        </w:rPr>
+      </w:pPr>
+      <w:r>
+        <w:rPr>
+          <w:rFonts w:ascii="Times New Roman" w:eastAsia="Times New Roman" w:hAnsi="Times New Roman" w:cs="Times New Roman"/>
+          <w:lang w:val="en-IN" w:eastAsia="en-IN"/>
+        </w:rPr>
+        <w:t>Static frontend hosting</w:t>
+      </w:r>
+    </w:p>
+    <w:p>
+      <w:pPr>
+        <w:numPr>
+          <w:ilvl w:val="0"/>
+          <w:numId w:val="48"/>
+        </w:numPr>
+        <w:spacing w:before="100" w:beforeAutospacing="1" w:after="100" w:afterAutospacing="1"/>
+        <w:rPr>
+          <w:rFonts w:ascii="Times New Roman" w:eastAsia="Times New Roman" w:hAnsi="Times New Roman" w:cs="Times New Roman"/>
+          <w:lang w:val="en-IN" w:eastAsia="en-IN"/>
+        </w:rPr>
+      </w:pPr>
+      <w:r>
+        <w:rPr>
+          <w:rFonts w:ascii="Times New Roman" w:eastAsia="Times New Roman" w:hAnsi="Times New Roman" w:cs="Times New Roman"/>
+          <w:lang w:val="en-IN" w:eastAsia="en-IN"/>
+        </w:rPr>
+        <w:t>CSV-based datasets</w:t>
+      </w:r>
+    </w:p>
+    <w:p>
+      <w:pPr>
+        <w:numPr>
+          <w:ilvl w:val="0"/>
+          <w:numId w:val="48"/>
+        </w:numPr>
+        <w:spacing w:before="100" w:beforeAutospacing="1" w:after="100" w:afterAutospacing="1"/>
+        <w:rPr>
+          <w:rFonts w:ascii="Times New Roman" w:eastAsia="Times New Roman" w:hAnsi="Times New Roman" w:cs="Times New Roman"/>
+          <w:lang w:val="en-IN" w:eastAsia="en-IN"/>
+        </w:rPr>
+      </w:pPr>
+      <w:r>
+        <w:rPr>
+          <w:rFonts w:ascii="Times New Roman" w:eastAsia="Times New Roman" w:hAnsi="Times New Roman" w:cs="Times New Roman"/>
+          <w:lang w:val="en-IN" w:eastAsia="en-IN"/>
+        </w:rPr>
+        <w:t>Pretrained ML models</w:t>
+      </w:r>
+    </w:p>
+    <w:p>
+      <w:pPr>
+        <w:spacing w:before="100" w:beforeAutospacing="1" w:after="100" w:afterAutospacing="1"/>
+        <w:rPr>
+          <w:rFonts w:ascii="Times New Roman" w:eastAsia="Times New Roman" w:hAnsi="Times New Roman" w:cs="Times New Roman"/>
+          <w:lang w:val="en-IN" w:eastAsia="en-IN"/>
+        </w:rPr>
+      </w:pPr>
+      <w:r>
+        <w:rPr>
+          <w:rFonts w:ascii="Times New Roman" w:eastAsia="Times New Roman" w:hAnsi="Times New Roman" w:cs="Times New Roman"/>
+          <w:lang w:val="en-IN" w:eastAsia="en-IN"/>
+        </w:rPr>
+        <w:t xml:space="preserve">An empty </w:t>
+      </w:r>
+      <w:r>
+        <w:rPr>
+          <w:rFonts w:ascii="Courier New" w:eastAsia="Times New Roman" w:hAnsi="Courier New" w:cs="Courier New"/>
+          <w:sz w:val="20"/>
+          <w:szCs w:val="20"/>
+          <w:lang w:val="en-IN" w:eastAsia="en-IN"/>
+        </w:rPr>
+        <w:t>__init__.py</w:t>
+      </w:r>
+      <w:r>
+        <w:rPr>
+          <w:rFonts w:ascii="Times New Roman" w:eastAsia="Times New Roman" w:hAnsi="Times New Roman" w:cs="Times New Roman"/>
+          <w:lang w:val="en-IN" w:eastAsia="en-IN"/>
+        </w:rPr>
+        <w:t xml:space="preserve"> is included to ensure proper module recognition during deployment.</w:t>
+      </w:r>
+    </w:p>
+    <w:p>
+      <w:pPr>
+        <w:spacing w:after="0"/>
+        <w:rPr>
+          <w:rFonts w:ascii="Times New Roman" w:eastAsia="Times New Roman" w:hAnsi="Times New Roman" w:cs="Times New Roman"/>
+          <w:lang w:val="en-IN" w:eastAsia="en-IN"/>
+        </w:rPr>
+      </w:pPr>
+      <w:r>
+        <w:rPr>
+          <w:rFonts w:ascii="Times New Roman" w:eastAsia="Times New Roman" w:hAnsi="Times New Roman" w:cs="Times New Roman"/>
+          <w:lang w:val="en-IN" w:eastAsia="en-IN"/>
+        </w:rPr>
+        <w:pict w14:anchorId="59F05949">
+          <v:rect id="_x0000_i1667" style="width:0;height:1.5pt" o:hralign="center" o:hrstd="t" o:hr="t" fillcolor="#a0a0a0" stroked="f"/>
+        </w:pict>
+      </w:r>
+    </w:p>
+    <w:p>
+      <w:pPr>
+        <w:spacing w:before="100" w:beforeAutospacing="1" w:after="100" w:afterAutospacing="1"/>
+        <w:outlineLvl w:val="2"/>
+        <w:rPr>
+          <w:rFonts w:ascii="Times New Roman" w:eastAsia="Times New Roman" w:hAnsi="Times New Roman" w:cs="Times New Roman"/>
+          <w:b/>
+          <w:bCs/>
+          <w:sz w:val="27"/>
+          <w:szCs w:val="27"/>
+          <w:lang w:val="en-IN" w:eastAsia="en-IN"/>
+        </w:rPr>
+      </w:pPr>
+      <w:r>
+        <w:rPr>
+          <w:rFonts w:ascii="Times New Roman" w:eastAsia="Times New Roman" w:hAnsi="Times New Roman" w:cs="Times New Roman"/>
+          <w:b/>
+          <w:bCs/>
+          <w:sz w:val="27"/>
+          <w:szCs w:val="27"/>
+          <w:lang w:val="en-IN" w:eastAsia="en-IN"/>
+        </w:rPr>
+        <w:t>13</w:t>
+      </w:r>
+      <w:r>
+        <w:rPr>
+          <w:rFonts w:ascii="Times New Roman" w:eastAsia="Times New Roman" w:hAnsi="Times New Roman" w:cs="Times New Roman"/>
+          <w:b/>
+          <w:bCs/>
+          <w:sz w:val="27"/>
+          <w:szCs w:val="27"/>
+          <w:lang w:val="en-IN" w:eastAsia="en-IN"/>
+        </w:rPr>
+        <w:t>.2 Deployment Features</w:t>
+      </w:r>
+    </w:p>
+    <w:p>
+      <w:pPr>
+        <w:numPr>
+          <w:ilvl w:val="0"/>
+          <w:numId w:val="49"/>
+        </w:numPr>
+        <w:spacing w:before="100" w:beforeAutospacing="1" w:after="100" w:afterAutospacing="1"/>
+        <w:rPr>
+          <w:rFonts w:ascii="Times New Roman" w:eastAsia="Times New Roman" w:hAnsi="Times New Roman" w:cs="Times New Roman"/>
+          <w:lang w:val="en-IN" w:eastAsia="en-IN"/>
+        </w:rPr>
+      </w:pPr>
+      <w:r>
+        <w:rPr>
+          <w:rFonts w:ascii="Times New Roman" w:eastAsia="Times New Roman" w:hAnsi="Times New Roman" w:cs="Times New Roman"/>
+          <w:lang w:val="en-IN" w:eastAsia="en-IN"/>
+        </w:rPr>
+        <w:t>Environment-ready folder structure</w:t>
+      </w:r>
+    </w:p>
+    <w:p>
+      <w:pPr>
+        <w:numPr>
+          <w:ilvl w:val="0"/>
+          <w:numId w:val="49"/>
+        </w:numPr>
+        <w:spacing w:before="100" w:beforeAutospacing="1" w:after="100" w:afterAutospacing="1"/>
+        <w:rPr>
+          <w:rFonts w:ascii="Times New Roman" w:eastAsia="Times New Roman" w:hAnsi="Times New Roman" w:cs="Times New Roman"/>
+          <w:lang w:val="en-IN" w:eastAsia="en-IN"/>
+        </w:rPr>
+      </w:pPr>
+      <w:r>
+        <w:rPr>
+          <w:rFonts w:ascii="Times New Roman" w:eastAsia="Times New Roman" w:hAnsi="Times New Roman" w:cs="Times New Roman"/>
+          <w:lang w:val="en-IN" w:eastAsia="en-IN"/>
+        </w:rPr>
+        <w:t>API-based frontend–backend integration</w:t>
+      </w:r>
+    </w:p>
+    <w:p>
+      <w:pPr>
+        <w:numPr>
+          <w:ilvl w:val="0"/>
+          <w:numId w:val="49"/>
+        </w:numPr>
+        <w:spacing w:before="100" w:beforeAutospacing="1" w:after="100" w:afterAutospacing="1"/>
+        <w:rPr>
+          <w:rFonts w:ascii="Times New Roman" w:eastAsia="Times New Roman" w:hAnsi="Times New Roman" w:cs="Times New Roman"/>
+          <w:lang w:val="en-IN" w:eastAsia="en-IN"/>
+        </w:rPr>
+      </w:pPr>
+      <w:r>
+        <w:rPr>
+          <w:rFonts w:ascii="Times New Roman" w:eastAsia="Times New Roman" w:hAnsi="Times New Roman" w:cs="Times New Roman"/>
+          <w:lang w:val="en-IN" w:eastAsia="en-IN"/>
+        </w:rPr>
+        <w:t>Cloud-accessible AI system</w:t>
+      </w:r>
+    </w:p>
+    <w:p>
+      <w:pPr>
+        <w:numPr>
+          <w:ilvl w:val="0"/>
+          <w:numId w:val="49"/>
+        </w:numPr>
+        <w:spacing w:before="100" w:beforeAutospacing="1" w:after="100" w:afterAutospacing="1"/>
+        <w:rPr>
+          <w:rFonts w:ascii="Times New Roman" w:eastAsia="Times New Roman" w:hAnsi="Times New Roman" w:cs="Times New Roman"/>
+          <w:lang w:val="en-IN" w:eastAsia="en-IN"/>
+        </w:rPr>
+      </w:pPr>
+      <w:r>
+        <w:rPr>
+          <w:rFonts w:ascii="Times New Roman" w:eastAsia="Times New Roman" w:hAnsi="Times New Roman" w:cs="Times New Roman"/>
+          <w:lang w:val="en-IN" w:eastAsia="en-IN"/>
+        </w:rPr>
+        <w:t>Scalable architecture</w:t>
+      </w:r>
+    </w:p>
+    <w:p>
+      <w:pPr>
+        <w:spacing w:after="0"/>
+        <w:rPr>
+          <w:rFonts w:ascii="Times New Roman" w:eastAsia="Times New Roman" w:hAnsi="Times New Roman" w:cs="Times New Roman"/>
+          <w:lang w:val="en-IN" w:eastAsia="en-IN"/>
+        </w:rPr>
+      </w:pPr>
+      <w:r>
+        <w:rPr>
+          <w:rFonts w:ascii="Times New Roman" w:eastAsia="Times New Roman" w:hAnsi="Times New Roman" w:cs="Times New Roman"/>
+          <w:lang w:val="en-IN" w:eastAsia="en-IN"/>
+        </w:rPr>
+        <w:pict w14:anchorId="749E1EFB">
+          <v:rect id="_x0000_i1668" style="width:0;height:1.5pt" o:hralign="center" o:hrstd="t" o:hr="t" fillcolor="#a0a0a0" stroked="f"/>
+        </w:pict>
+      </w:r>
+    </w:p>
+    <w:p>
+      <w:pPr>
+        <w:spacing w:before="100" w:beforeAutospacing="1" w:after="100" w:afterAutospacing="1"/>
+        <w:outlineLvl w:val="2"/>
+        <w:rPr>
+          <w:rFonts w:ascii="Times New Roman" w:eastAsia="Times New Roman" w:hAnsi="Times New Roman" w:cs="Times New Roman"/>
+          <w:b/>
+          <w:bCs/>
+          <w:sz w:val="27"/>
+          <w:szCs w:val="27"/>
+          <w:lang w:val="en-IN" w:eastAsia="en-IN"/>
+        </w:rPr>
+      </w:pPr>
+      <w:r>
+        <w:rPr>
+          <w:rFonts w:ascii="Times New Roman" w:eastAsia="Times New Roman" w:hAnsi="Times New Roman" w:cs="Times New Roman"/>
+          <w:b/>
+          <w:bCs/>
+          <w:sz w:val="27"/>
+          <w:szCs w:val="27"/>
+          <w:lang w:val="en-IN" w:eastAsia="en-IN"/>
+        </w:rPr>
+        <w:t>13</w:t>
+      </w:r>
+      <w:r>
+        <w:rPr>
+          <w:rFonts w:ascii="Times New Roman" w:eastAsia="Times New Roman" w:hAnsi="Times New Roman" w:cs="Times New Roman"/>
+          <w:b/>
+          <w:bCs/>
+          <w:sz w:val="27"/>
+          <w:szCs w:val="27"/>
+          <w:lang w:val="en-IN" w:eastAsia="en-IN"/>
+        </w:rPr>
+        <w:t>.3 Final System Capabilities</w:t>
+      </w:r>
+    </w:p>
+    <w:p>
+      <w:pPr>
+        <w:spacing w:before="100" w:beforeAutospacing="1" w:after="100" w:afterAutospacing="1"/>
+        <w:rPr>
+          <w:rFonts w:ascii="Times New Roman" w:eastAsia="Times New Roman" w:hAnsi="Times New Roman" w:cs="Times New Roman"/>
+          <w:lang w:val="en-IN" w:eastAsia="en-IN"/>
+        </w:rPr>
+      </w:pPr>
+      <w:proofErr w:type="spellStart"/>
+      <w:r>
+        <w:rPr>
+          <w:rFonts w:ascii="Times New Roman" w:eastAsia="Times New Roman" w:hAnsi="Times New Roman" w:cs="Times New Roman"/>
+          <w:lang w:val="en-IN" w:eastAsia="en-IN"/>
+        </w:rPr>
+        <w:t>EcoPack</w:t>
+      </w:r>
+      <w:proofErr w:type="spellEnd"/>
+      <w:r>
+        <w:rPr>
+          <w:rFonts w:ascii="Times New Roman" w:eastAsia="Times New Roman" w:hAnsi="Times New Roman" w:cs="Times New Roman"/>
+          <w:lang w:val="en-IN" w:eastAsia="en-IN"/>
+        </w:rPr>
+        <w:t xml:space="preserve"> AI successfully delivers:</w:t>
+      </w:r>
+    </w:p>
+    <w:p>
+      <w:pPr>
+        <w:numPr>
+          <w:ilvl w:val="0"/>
+          <w:numId w:val="50"/>
+        </w:numPr>
+        <w:spacing w:before="100" w:beforeAutospacing="1" w:after="100" w:afterAutospacing="1"/>
+        <w:rPr>
+          <w:rFonts w:ascii="Times New Roman" w:eastAsia="Times New Roman" w:hAnsi="Times New Roman" w:cs="Times New Roman"/>
+          <w:lang w:val="en-IN" w:eastAsia="en-IN"/>
+        </w:rPr>
+      </w:pPr>
+      <w:r>
+        <w:rPr>
+          <w:rFonts w:ascii="Times New Roman" w:eastAsia="Times New Roman" w:hAnsi="Times New Roman" w:cs="Times New Roman"/>
+          <w:lang w:val="en-IN" w:eastAsia="en-IN"/>
+        </w:rPr>
+        <w:t>AI-driven sustainable packaging recommendations</w:t>
+      </w:r>
+    </w:p>
+    <w:p>
+      <w:pPr>
+        <w:numPr>
+          <w:ilvl w:val="0"/>
+          <w:numId w:val="50"/>
+        </w:numPr>
+        <w:spacing w:before="100" w:beforeAutospacing="1" w:after="100" w:afterAutospacing="1"/>
+        <w:rPr>
+          <w:rFonts w:ascii="Times New Roman" w:eastAsia="Times New Roman" w:hAnsi="Times New Roman" w:cs="Times New Roman"/>
+          <w:lang w:val="en-IN" w:eastAsia="en-IN"/>
+        </w:rPr>
+      </w:pPr>
+      <w:r>
+        <w:rPr>
+          <w:rFonts w:ascii="Times New Roman" w:eastAsia="Times New Roman" w:hAnsi="Times New Roman" w:cs="Times New Roman"/>
+          <w:lang w:val="en-IN" w:eastAsia="en-IN"/>
+        </w:rPr>
+        <w:t>Cost and CO₂ prediction using ML</w:t>
+      </w:r>
+    </w:p>
+    <w:p>
+      <w:pPr>
+        <w:numPr>
+          <w:ilvl w:val="0"/>
+          <w:numId w:val="50"/>
+        </w:numPr>
+        <w:spacing w:before="100" w:beforeAutospacing="1" w:after="100" w:afterAutospacing="1"/>
+        <w:rPr>
+          <w:rFonts w:ascii="Times New Roman" w:eastAsia="Times New Roman" w:hAnsi="Times New Roman" w:cs="Times New Roman"/>
+          <w:lang w:val="en-IN" w:eastAsia="en-IN"/>
+        </w:rPr>
+      </w:pPr>
+      <w:r>
+        <w:rPr>
+          <w:rFonts w:ascii="Times New Roman" w:eastAsia="Times New Roman" w:hAnsi="Times New Roman" w:cs="Times New Roman"/>
+          <w:lang w:val="en-IN" w:eastAsia="en-IN"/>
+        </w:rPr>
+        <w:t>Product-aware decision intelligence</w:t>
+      </w:r>
+    </w:p>
+    <w:p>
+      <w:pPr>
+        <w:numPr>
+          <w:ilvl w:val="0"/>
+          <w:numId w:val="50"/>
+        </w:numPr>
+        <w:spacing w:before="100" w:beforeAutospacing="1" w:after="100" w:afterAutospacing="1"/>
+        <w:rPr>
+          <w:rFonts w:ascii="Times New Roman" w:eastAsia="Times New Roman" w:hAnsi="Times New Roman" w:cs="Times New Roman"/>
+          <w:lang w:val="en-IN" w:eastAsia="en-IN"/>
+        </w:rPr>
+      </w:pPr>
+      <w:r>
+        <w:rPr>
+          <w:rFonts w:ascii="Times New Roman" w:eastAsia="Times New Roman" w:hAnsi="Times New Roman" w:cs="Times New Roman"/>
+          <w:lang w:val="en-IN" w:eastAsia="en-IN"/>
+        </w:rPr>
+        <w:t>Business Intelligence dashboards</w:t>
+      </w:r>
+    </w:p>
+    <w:p>
+      <w:pPr>
+        <w:numPr>
+          <w:ilvl w:val="0"/>
+          <w:numId w:val="50"/>
+        </w:numPr>
+        <w:spacing w:before="100" w:beforeAutospacing="1" w:after="100" w:afterAutospacing="1"/>
+        <w:rPr>
+          <w:rFonts w:ascii="Times New Roman" w:eastAsia="Times New Roman" w:hAnsi="Times New Roman" w:cs="Times New Roman"/>
+          <w:lang w:val="en-IN" w:eastAsia="en-IN"/>
+        </w:rPr>
+      </w:pPr>
+      <w:r>
+        <w:rPr>
+          <w:rFonts w:ascii="Times New Roman" w:eastAsia="Times New Roman" w:hAnsi="Times New Roman" w:cs="Times New Roman"/>
+          <w:lang w:val="en-IN" w:eastAsia="en-IN"/>
+        </w:rPr>
+        <w:t>Exportable sustainability reports</w:t>
+      </w:r>
+    </w:p>
+    <w:p>
+      <w:pPr>
+        <w:numPr>
+          <w:ilvl w:val="0"/>
+          <w:numId w:val="50"/>
+        </w:numPr>
+        <w:spacing w:before="100" w:beforeAutospacing="1" w:after="100" w:afterAutospacing="1"/>
+        <w:rPr>
+          <w:rFonts w:ascii="Times New Roman" w:eastAsia="Times New Roman" w:hAnsi="Times New Roman" w:cs="Times New Roman"/>
+          <w:lang w:val="en-IN" w:eastAsia="en-IN"/>
+        </w:rPr>
+      </w:pPr>
+      <w:r>
+        <w:rPr>
+          <w:rFonts w:ascii="Times New Roman" w:eastAsia="Times New Roman" w:hAnsi="Times New Roman" w:cs="Times New Roman"/>
+          <w:lang w:val="en-IN" w:eastAsia="en-IN"/>
+        </w:rPr>
+        <w:t>Secure backend APIs</w:t>
+      </w:r>
+    </w:p>
+    <w:p>
+      <w:pPr>
+        <w:numPr>
+          <w:ilvl w:val="0"/>
+          <w:numId w:val="50"/>
+        </w:numPr>
+        <w:spacing w:before="100" w:beforeAutospacing="1" w:after="100" w:afterAutospacing="1"/>
+        <w:rPr>
+          <w:rFonts w:ascii="Times New Roman" w:eastAsia="Times New Roman" w:hAnsi="Times New Roman" w:cs="Times New Roman"/>
+          <w:lang w:val="en-IN" w:eastAsia="en-IN"/>
+        </w:rPr>
+      </w:pPr>
+      <w:r>
+        <w:rPr>
+          <w:rFonts w:ascii="Times New Roman" w:eastAsia="Times New Roman" w:hAnsi="Times New Roman" w:cs="Times New Roman"/>
+          <w:lang w:val="en-IN" w:eastAsia="en-IN"/>
+        </w:rPr>
+        <w:t>Cloud deployment readiness</w:t>
+      </w:r>
+    </w:p>
+    <w:p>
+      <w:pPr>
+        <w:spacing w:after="0"/>
+        <w:rPr>
+          <w:rFonts w:ascii="Times New Roman" w:eastAsia="Times New Roman" w:hAnsi="Times New Roman" w:cs="Times New Roman"/>
+          <w:lang w:val="en-IN" w:eastAsia="en-IN"/>
+        </w:rPr>
+      </w:pPr>
+      <w:r>
+        <w:rPr>
+          <w:rFonts w:ascii="Times New Roman" w:eastAsia="Times New Roman" w:hAnsi="Times New Roman" w:cs="Times New Roman"/>
+          <w:lang w:val="en-IN" w:eastAsia="en-IN"/>
+        </w:rPr>
+        <w:pict w14:anchorId="71177EBD">
+          <v:rect id="_x0000_i1669" style="width:0;height:1.5pt" o:hralign="center" o:hrstd="t" o:hr="t" fillcolor="#a0a0a0" stroked="f"/>
+        </w:pict>
+      </w:r>
+    </w:p>
+    <w:p>
+      <w:pPr>
+        <w:spacing w:before="100" w:beforeAutospacing="1" w:after="100" w:afterAutospacing="1"/>
+        <w:outlineLvl w:val="0"/>
+        <w:rPr>
+          <w:rFonts w:ascii="Times New Roman" w:eastAsia="Times New Roman" w:hAnsi="Times New Roman" w:cs="Times New Roman"/>
+          <w:b/>
+          <w:bCs/>
+          <w:kern w:val="36"/>
+          <w:sz w:val="48"/>
+          <w:szCs w:val="48"/>
+          <w:lang w:val="en-IN" w:eastAsia="en-IN"/>
+        </w:rPr>
+      </w:pPr>
+      <w:r>
+        <w:rPr>
+          <w:rFonts w:ascii="Times New Roman" w:eastAsia="Times New Roman" w:hAnsi="Times New Roman" w:cs="Times New Roman"/>
+          <w:b/>
+          <w:bCs/>
+          <w:kern w:val="36"/>
+          <w:sz w:val="48"/>
+          <w:szCs w:val="48"/>
+          <w:lang w:val="en-IN" w:eastAsia="en-IN"/>
+        </w:rPr>
+        <w:t>Final Outcome</w:t>
+      </w:r>
+    </w:p>
+    <w:p>
+      <w:pPr>
+        <w:spacing w:before="100" w:beforeAutospacing="1" w:after="100" w:afterAutospacing="1"/>
+        <w:rPr>
+          <w:rFonts w:ascii="Times New Roman" w:eastAsia="Times New Roman" w:hAnsi="Times New Roman" w:cs="Times New Roman"/>
+          <w:lang w:val="en-IN" w:eastAsia="en-IN"/>
+        </w:rPr>
+      </w:pPr>
+      <w:r>
+        <w:rPr>
+          <w:rFonts w:ascii="Times New Roman" w:eastAsia="Times New Roman" w:hAnsi="Times New Roman" w:cs="Times New Roman"/>
+          <w:lang w:val="en-IN" w:eastAsia="en-IN"/>
+        </w:rPr>
+        <w:lastRenderedPageBreak/>
+        <w:t xml:space="preserve">By completing Milestones 3 and 4, </w:t>
+      </w:r>
+      <w:proofErr w:type="spellStart"/>
+      <w:r>
+        <w:rPr>
+          <w:rFonts w:ascii="Times New Roman" w:eastAsia="Times New Roman" w:hAnsi="Times New Roman" w:cs="Times New Roman"/>
+          <w:lang w:val="en-IN" w:eastAsia="en-IN"/>
+        </w:rPr>
+        <w:t>EcoPack</w:t>
+      </w:r>
+      <w:proofErr w:type="spellEnd"/>
+      <w:r>
+        <w:rPr>
+          <w:rFonts w:ascii="Times New Roman" w:eastAsia="Times New Roman" w:hAnsi="Times New Roman" w:cs="Times New Roman"/>
+          <w:lang w:val="en-IN" w:eastAsia="en-IN"/>
+        </w:rPr>
+        <w:t xml:space="preserve"> AI evolves into a </w:t>
+      </w:r>
+      <w:r>
+        <w:rPr>
+          <w:rFonts w:ascii="Times New Roman" w:eastAsia="Times New Roman" w:hAnsi="Times New Roman" w:cs="Times New Roman"/>
+          <w:b/>
+          <w:bCs/>
+          <w:lang w:val="en-IN" w:eastAsia="en-IN"/>
+        </w:rPr>
+        <w:t>fully functional end-to-end AI system</w:t>
+      </w:r>
+      <w:r>
+        <w:rPr>
+          <w:rFonts w:ascii="Times New Roman" w:eastAsia="Times New Roman" w:hAnsi="Times New Roman" w:cs="Times New Roman"/>
+          <w:lang w:val="en-IN" w:eastAsia="en-IN"/>
+        </w:rPr>
+        <w:t xml:space="preserve"> that integrates:</w:t>
+      </w:r>
+    </w:p>
+    <w:p>
+      <w:pPr>
+        <w:numPr>
+          <w:ilvl w:val="0"/>
+          <w:numId w:val="51"/>
+        </w:numPr>
+        <w:spacing w:before="100" w:beforeAutospacing="1" w:after="100" w:afterAutospacing="1"/>
+        <w:rPr>
+          <w:rFonts w:ascii="Times New Roman" w:eastAsia="Times New Roman" w:hAnsi="Times New Roman" w:cs="Times New Roman"/>
+          <w:lang w:val="en-IN" w:eastAsia="en-IN"/>
+        </w:rPr>
+      </w:pPr>
+      <w:r>
+        <w:rPr>
+          <w:rFonts w:ascii="Times New Roman" w:eastAsia="Times New Roman" w:hAnsi="Times New Roman" w:cs="Times New Roman"/>
+          <w:lang w:val="en-IN" w:eastAsia="en-IN"/>
+        </w:rPr>
+        <w:t>Data Engineering</w:t>
+      </w:r>
+    </w:p>
+    <w:p>
+      <w:pPr>
+        <w:numPr>
+          <w:ilvl w:val="0"/>
+          <w:numId w:val="51"/>
+        </w:numPr>
+        <w:spacing w:before="100" w:beforeAutospacing="1" w:after="100" w:afterAutospacing="1"/>
+        <w:rPr>
+          <w:rFonts w:ascii="Times New Roman" w:eastAsia="Times New Roman" w:hAnsi="Times New Roman" w:cs="Times New Roman"/>
+          <w:lang w:val="en-IN" w:eastAsia="en-IN"/>
+        </w:rPr>
+      </w:pPr>
+      <w:r>
+        <w:rPr>
+          <w:rFonts w:ascii="Times New Roman" w:eastAsia="Times New Roman" w:hAnsi="Times New Roman" w:cs="Times New Roman"/>
+          <w:lang w:val="en-IN" w:eastAsia="en-IN"/>
+        </w:rPr>
+        <w:t>Machine Learning</w:t>
+      </w:r>
+    </w:p>
+    <w:p>
+      <w:pPr>
+        <w:numPr>
+          <w:ilvl w:val="0"/>
+          <w:numId w:val="51"/>
+        </w:numPr>
+        <w:spacing w:before="100" w:beforeAutospacing="1" w:after="100" w:afterAutospacing="1"/>
+        <w:rPr>
+          <w:rFonts w:ascii="Times New Roman" w:eastAsia="Times New Roman" w:hAnsi="Times New Roman" w:cs="Times New Roman"/>
+          <w:lang w:val="en-IN" w:eastAsia="en-IN"/>
+        </w:rPr>
+      </w:pPr>
+      <w:r>
+        <w:rPr>
+          <w:rFonts w:ascii="Times New Roman" w:eastAsia="Times New Roman" w:hAnsi="Times New Roman" w:cs="Times New Roman"/>
+          <w:lang w:val="en-IN" w:eastAsia="en-IN"/>
+        </w:rPr>
+        <w:t>Backend APIs</w:t>
+      </w:r>
+    </w:p>
+    <w:p>
+      <w:pPr>
+        <w:numPr>
+          <w:ilvl w:val="0"/>
+          <w:numId w:val="51"/>
+        </w:numPr>
+        <w:spacing w:before="100" w:beforeAutospacing="1" w:after="100" w:afterAutospacing="1"/>
+        <w:rPr>
+          <w:rFonts w:ascii="Times New Roman" w:eastAsia="Times New Roman" w:hAnsi="Times New Roman" w:cs="Times New Roman"/>
+          <w:lang w:val="en-IN" w:eastAsia="en-IN"/>
+        </w:rPr>
+      </w:pPr>
+      <w:r>
+        <w:rPr>
+          <w:rFonts w:ascii="Times New Roman" w:eastAsia="Times New Roman" w:hAnsi="Times New Roman" w:cs="Times New Roman"/>
+          <w:lang w:val="en-IN" w:eastAsia="en-IN"/>
+        </w:rPr>
+        <w:t>Frontend UI</w:t>
+      </w:r>
+    </w:p>
+    <w:p>
+      <w:pPr>
+        <w:numPr>
+          <w:ilvl w:val="0"/>
+          <w:numId w:val="51"/>
+        </w:numPr>
+        <w:spacing w:before="100" w:beforeAutospacing="1" w:after="100" w:afterAutospacing="1"/>
+        <w:rPr>
+          <w:rFonts w:ascii="Times New Roman" w:eastAsia="Times New Roman" w:hAnsi="Times New Roman" w:cs="Times New Roman"/>
+          <w:lang w:val="en-IN" w:eastAsia="en-IN"/>
+        </w:rPr>
+      </w:pPr>
+      <w:r>
+        <w:rPr>
+          <w:rFonts w:ascii="Times New Roman" w:eastAsia="Times New Roman" w:hAnsi="Times New Roman" w:cs="Times New Roman"/>
+          <w:lang w:val="en-IN" w:eastAsia="en-IN"/>
+        </w:rPr>
+        <w:t>Business Intelligence</w:t>
+      </w:r>
+    </w:p>
+    <w:p>
+      <w:pPr>
+        <w:numPr>
+          <w:ilvl w:val="0"/>
+          <w:numId w:val="51"/>
+        </w:numPr>
+        <w:spacing w:before="100" w:beforeAutospacing="1" w:after="100" w:afterAutospacing="1"/>
+        <w:rPr>
+          <w:rFonts w:ascii="Times New Roman" w:eastAsia="Times New Roman" w:hAnsi="Times New Roman" w:cs="Times New Roman"/>
+          <w:lang w:val="en-IN" w:eastAsia="en-IN"/>
+        </w:rPr>
+      </w:pPr>
+      <w:r>
+        <w:rPr>
+          <w:rFonts w:ascii="Times New Roman" w:eastAsia="Times New Roman" w:hAnsi="Times New Roman" w:cs="Times New Roman"/>
+          <w:lang w:val="en-IN" w:eastAsia="en-IN"/>
+        </w:rPr>
+        <w:t>Sustainability Analytics</w:t>
+      </w:r>
+    </w:p>
+    <w:p>
+      <w:pPr>
+        <w:numPr>
+          <w:ilvl w:val="0"/>
+          <w:numId w:val="51"/>
+        </w:numPr>
+        <w:spacing w:before="100" w:beforeAutospacing="1" w:after="100" w:afterAutospacing="1"/>
+        <w:rPr>
+          <w:rFonts w:ascii="Times New Roman" w:eastAsia="Times New Roman" w:hAnsi="Times New Roman" w:cs="Times New Roman"/>
+          <w:lang w:val="en-IN" w:eastAsia="en-IN"/>
+        </w:rPr>
+      </w:pPr>
+      <w:r>
+        <w:rPr>
+          <w:rFonts w:ascii="Times New Roman" w:eastAsia="Times New Roman" w:hAnsi="Times New Roman" w:cs="Times New Roman"/>
+          <w:lang w:val="en-IN" w:eastAsia="en-IN"/>
+        </w:rPr>
+        <w:t>Cloud Deployment</w:t>
+      </w:r>
+    </w:p>
+    <w:p>
+      <w:pPr>
+        <w:spacing w:before="100" w:beforeAutospacing="1" w:after="100" w:afterAutospacing="1"/>
+        <w:rPr>
+          <w:rFonts w:ascii="Times New Roman" w:eastAsia="Times New Roman" w:hAnsi="Times New Roman" w:cs="Times New Roman"/>
+          <w:lang w:val="en-IN" w:eastAsia="en-IN"/>
+        </w:rPr>
+      </w:pPr>
+      <w:r>
+        <w:rPr>
+          <w:rFonts w:ascii="Times New Roman" w:eastAsia="Times New Roman" w:hAnsi="Times New Roman" w:cs="Times New Roman"/>
+          <w:lang w:val="en-IN" w:eastAsia="en-IN"/>
+        </w:rPr>
+        <w:t>The system provides organizations with a powerful decision-support platform for environmentally responsible packaging selection.</w:t>
+      </w:r>
+    </w:p>
+    <w:p>
+      <w:pPr>
         <w:pStyle w:val="Heading2"/>
       </w:pPr>
     </w:p>
@@ -6543,114 +12636,235 @@
         <w:pStyle w:val="Heading2"/>
       </w:pPr>
       <w:r>
-        <w:t xml:space="preserve">10. </w:t>
-      </w:r>
-      <w:r>
-        <w:t>Conclusion</w:t>
-      </w:r>
-      <w:r>
-        <w:t xml:space="preserve"> </w:t>
+        <w:t>1</w:t>
+      </w:r>
+      <w:r>
+        <w:t>4</w:t>
+      </w:r>
+      <w:r>
+        <w:t xml:space="preserve">. Conclusion </w:t>
       </w:r>
     </w:p>
     <w:p>
       <w:pPr>
         <w:pStyle w:val="Heading2"/>
       </w:pPr>
-    </w:p>
-    <w:p>
-      <w:pPr>
-        <w:pStyle w:val="BodyText"/>
-        <w:rPr>
-          <w:lang w:val="en-IN"/>
-        </w:rPr>
-      </w:pPr>
-      <w:proofErr w:type="spellStart"/>
-      <w:r>
-        <w:rPr>
-          <w:lang w:val="en-IN"/>
-        </w:rPr>
-        <w:t>EcoPackAI’s</w:t>
-      </w:r>
-      <w:proofErr w:type="spellEnd"/>
-      <w:r>
-        <w:rPr>
-          <w:lang w:val="en-IN"/>
-        </w:rPr>
-        <w:t xml:space="preserve"> end-to-end architecture seamlessly integrates data engineering, machine learning, and intelligent decision-making into a single, cohesive system.</w:t>
-      </w:r>
-      <w:r>
-        <w:rPr>
-          <w:lang w:val="en-IN"/>
-        </w:rPr>
-        <w:br/>
-        <w:t>Module 1 establishes a well-structured and scalable database schema, ensuring that raw product and material data is stored reliably and remains easy to extend.</w:t>
-      </w:r>
-      <w:r>
-        <w:rPr>
-          <w:lang w:val="en-IN"/>
-        </w:rPr>
-        <w:br/>
-        <w:t>Module 2 builds on this foundation through rigorous data cleaning, feature engineering, and validation, transforming raw inputs into high-quality, ML-ready datasets.</w:t>
-      </w:r>
-      <w:r>
-        <w:rPr>
-          <w:lang w:val="en-IN"/>
-        </w:rPr>
-        <w:br/>
-        <w:t xml:space="preserve">Module 3 prepares these datasets for </w:t>
-      </w:r>
-      <w:proofErr w:type="spellStart"/>
-      <w:r>
-        <w:rPr>
-          <w:lang w:val="en-IN"/>
-        </w:rPr>
-        <w:t>modeling</w:t>
-      </w:r>
-      <w:proofErr w:type="spellEnd"/>
-      <w:r>
-        <w:rPr>
-          <w:lang w:val="en-IN"/>
-        </w:rPr>
-        <w:t xml:space="preserve"> by selecting meaningful features, defining clear prediction targets, and creating reproducible training and testing splits.</w:t>
-      </w:r>
-      <w:r>
-        <w:rPr>
-          <w:lang w:val="en-IN"/>
-        </w:rPr>
-        <w:br/>
-        <w:t>Finally, Module 4 applies advanced machine learning models to accurately predict cost and CO₂ impact, evaluate performance using standard metrics, and generate actionable material rankings at both global and product-specific levels.</w:t>
-      </w:r>
-    </w:p>
-    <w:p>
-      <w:pPr>
-        <w:pStyle w:val="BodyText"/>
-        <w:rPr>
-          <w:lang w:val="en-IN"/>
-        </w:rPr>
-      </w:pPr>
-      <w:r>
-        <w:rPr>
-          <w:lang w:val="en-IN"/>
-        </w:rPr>
-        <w:t xml:space="preserve">Together, these four modules create a transparent, reproducible, and scalable AI pipeline that turns sustainability data into practical recommendations. </w:t>
-      </w:r>
-      <w:proofErr w:type="spellStart"/>
-      <w:r>
-        <w:rPr>
-          <w:lang w:val="en-IN"/>
-        </w:rPr>
-        <w:t>EcoPackAI</w:t>
-      </w:r>
-      <w:proofErr w:type="spellEnd"/>
-      <w:r>
-        <w:rPr>
-          <w:lang w:val="en-IN"/>
-        </w:rPr>
-        <w:t xml:space="preserve"> therefore enables organizations to make informed packaging choices that balance environmental responsibility, product safety, and cost efficiency—bridging the gap between data-driven insights and real-world sustainable impact.</w:t>
-      </w:r>
     </w:p>
     <w:bookmarkEnd w:id="0"/>
     <w:bookmarkEnd w:id="23"/>
+    <w:p>
+      <w:pPr>
+        <w:pStyle w:val="BodyText"/>
+        <w:rPr>
+          <w:lang w:val="en-IN"/>
+        </w:rPr>
+      </w:pPr>
+    </w:p>
+    <w:p>
+      <w:pPr>
+        <w:pStyle w:val="BodyText"/>
+        <w:rPr>
+          <w:lang w:val="en-IN"/>
+        </w:rPr>
+      </w:pPr>
+      <w:proofErr w:type="spellStart"/>
+      <w:r>
+        <w:rPr>
+          <w:lang w:val="en-IN"/>
+        </w:rPr>
+        <w:t>EcoPackAI</w:t>
+      </w:r>
+      <w:proofErr w:type="spellEnd"/>
+      <w:r>
+        <w:rPr>
+          <w:lang w:val="en-IN"/>
+        </w:rPr>
+        <w:t xml:space="preserve"> represents a complete end-to-end intelligent decision-support system designed to address the growing need for sustainable and cost-effective packaging solutions. The project successfully integrates data engineering, machine learning, backend system design, business intelligence, and user-centric visualization into a single cohesive platform.</w:t>
+      </w:r>
+    </w:p>
+    <w:p>
+      <w:pPr>
+        <w:pStyle w:val="BodyText"/>
+        <w:rPr>
+          <w:lang w:val="en-IN"/>
+        </w:rPr>
+      </w:pPr>
+      <w:r>
+        <w:rPr>
+          <w:lang w:val="en-IN"/>
+        </w:rPr>
+        <w:t>Module 1 established a scalable and well-structured data foundation by designing robust schemas for products and packaging materials. This ensured reliable storage of sustainability attributes, performance characteristics, and cost-related variables while maintaining flexibility for future data expansion.</w:t>
+      </w:r>
+    </w:p>
+    <w:p>
+      <w:pPr>
+        <w:pStyle w:val="BodyText"/>
+        <w:rPr>
+          <w:lang w:val="en-IN"/>
+        </w:rPr>
+      </w:pPr>
+      <w:r>
+        <w:rPr>
+          <w:lang w:val="en-IN"/>
+        </w:rPr>
+        <w:t>Module 2 focused on data preprocessing and feature engineering, where raw datasets were cleaned, normalized, and transformed into meaningful sustainability indicators. Derived metrics such as performance scores, cost efficiency indices, and CO₂ impact indices enabled improved model learning and ensured high-quality, ML-ready datasets.</w:t>
+      </w:r>
+    </w:p>
+    <w:p>
+      <w:pPr>
+        <w:pStyle w:val="BodyText"/>
+        <w:rPr>
+          <w:lang w:val="en-IN"/>
+        </w:rPr>
+      </w:pPr>
+      <w:r>
+        <w:rPr>
+          <w:lang w:val="en-IN"/>
+        </w:rPr>
+        <w:t xml:space="preserve">Module 3 prepared these engineered datasets for machine learning by selecting relevant features, defining clear prediction targets, and creating reproducible training and testing pipelines. This module bridged the gap between data engineering and predictive </w:t>
+      </w:r>
+      <w:proofErr w:type="spellStart"/>
+      <w:r>
+        <w:rPr>
+          <w:lang w:val="en-IN"/>
+        </w:rPr>
+        <w:t>modeling</w:t>
+      </w:r>
+      <w:proofErr w:type="spellEnd"/>
+      <w:r>
+        <w:rPr>
+          <w:lang w:val="en-IN"/>
+        </w:rPr>
+        <w:t>, ensuring consistency, transparency, and repeatability across experiments.</w:t>
+      </w:r>
+    </w:p>
+    <w:p>
+      <w:pPr>
+        <w:pStyle w:val="BodyText"/>
+        <w:rPr>
+          <w:lang w:val="en-IN"/>
+        </w:rPr>
+      </w:pPr>
+      <w:r>
+        <w:rPr>
+          <w:lang w:val="en-IN"/>
+        </w:rPr>
+        <w:t>Module 4 implemented advanced machine learning models to predict packaging cost, environmental impact, and product–material suitability. The trained models demonstrated strong predictive performance and enabled both global material ranking and product-specific recommendation capabilities, transforming raw data into actionable intelligence.</w:t>
+      </w:r>
+    </w:p>
+    <w:p>
+      <w:pPr>
+        <w:pStyle w:val="BodyText"/>
+        <w:rPr>
+          <w:lang w:val="en-IN"/>
+        </w:rPr>
+      </w:pPr>
+      <w:r>
+        <w:rPr>
+          <w:lang w:val="en-IN"/>
+        </w:rPr>
+        <w:lastRenderedPageBreak/>
+        <w:t>Building upon the core AI pipeline, the system was further extended through a secure Flask-based backend API layer that enables real-time inference, structured JSON responses, and controlled access using API-key authentication. This backend serves as the operational core connecting machine learning models with user-facing applications.</w:t>
+      </w:r>
+    </w:p>
+    <w:p>
+      <w:pPr>
+        <w:pStyle w:val="BodyText"/>
+        <w:rPr>
+          <w:lang w:val="en-IN"/>
+        </w:rPr>
+      </w:pPr>
+      <w:r>
+        <w:rPr>
+          <w:lang w:val="en-IN"/>
+        </w:rPr>
+        <w:t>A comprehensive frontend interface was developed using HTML, CSS, Bootstrap, and JavaScript, providing an intuitive environment for users to select products, run AI analysis, and interpret sustainability insights. Interactive visualizations powered by Chart.js allow users to compare materials across cost, CO₂ impact, and suitability dimensions in a clear and interpretable manner.</w:t>
+      </w:r>
+    </w:p>
+    <w:p>
+      <w:pPr>
+        <w:pStyle w:val="BodyText"/>
+        <w:rPr>
+          <w:lang w:val="en-IN"/>
+        </w:rPr>
+      </w:pPr>
+      <w:r>
+        <w:rPr>
+          <w:lang w:val="en-IN"/>
+        </w:rPr>
+        <w:t>To support strategic decision-making, a Business Intelligence dashboard was implemented, presenting key sustainability KPIs such as average eco score, CO₂ reduction percentage, cost savings, and material usage trends. These analytics transform model predictions into business-ready insights suitable for managerial evaluation.</w:t>
+      </w:r>
+    </w:p>
+    <w:p>
+      <w:pPr>
+        <w:pStyle w:val="BodyText"/>
+        <w:rPr>
+          <w:lang w:val="en-IN"/>
+        </w:rPr>
+      </w:pPr>
+      <w:r>
+        <w:rPr>
+          <w:lang w:val="en-IN"/>
+        </w:rPr>
+        <w:t xml:space="preserve">The system also supports automated sustainability reporting through downloadable PDF and Excel reports, enabling organizations to document and communicate environmental performance efficiently. This feature enhances the practical applicability of </w:t>
+      </w:r>
+      <w:proofErr w:type="spellStart"/>
+      <w:r>
+        <w:rPr>
+          <w:lang w:val="en-IN"/>
+        </w:rPr>
+        <w:t>EcoPackAI</w:t>
+      </w:r>
+      <w:proofErr w:type="spellEnd"/>
+      <w:r>
+        <w:rPr>
+          <w:lang w:val="en-IN"/>
+        </w:rPr>
+        <w:t xml:space="preserve"> in real-world industrial and corporate settings.</w:t>
+      </w:r>
+    </w:p>
+    <w:p>
+      <w:pPr>
+        <w:pStyle w:val="BodyText"/>
+        <w:rPr>
+          <w:lang w:val="en-IN"/>
+        </w:rPr>
+      </w:pPr>
+      <w:r>
+        <w:rPr>
+          <w:lang w:val="en-IN"/>
+        </w:rPr>
+        <w:t>Finally, the complete application was deployed on a cloud platform, ensuring accessibility, scalability, and real-time usability. The modular architecture and deployment-ready structure make the system adaptable for future enhancements, including real database integration, lifecycle assessment expansion, and industry-specific customization.</w:t>
+      </w:r>
+    </w:p>
+    <w:p>
+      <w:pPr>
+        <w:pStyle w:val="BodyText"/>
+        <w:rPr>
+          <w:lang w:val="en-IN"/>
+        </w:rPr>
+      </w:pPr>
+      <w:r>
+        <w:rPr>
+          <w:lang w:val="en-IN"/>
+        </w:rPr>
+        <w:t xml:space="preserve">In conclusion, </w:t>
+      </w:r>
+      <w:proofErr w:type="spellStart"/>
+      <w:r>
+        <w:rPr>
+          <w:lang w:val="en-IN"/>
+        </w:rPr>
+        <w:t>EcoPackAI</w:t>
+      </w:r>
+      <w:proofErr w:type="spellEnd"/>
+      <w:r>
+        <w:rPr>
+          <w:lang w:val="en-IN"/>
+        </w:rPr>
+        <w:t xml:space="preserve"> successfully bridges the gap between data-driven intelligence and real-world sustainability challenges. By combining machine learning, analytics, and intuitive visualization, the platform empowers organizations to make informed packaging decisions that balance environmental responsibility, product protection, and economic efficiency—contributing meaningfully toward smarter and more sustainable supply chains.</w:t>
+      </w:r>
+    </w:p>
     <w:p>
       <w:pPr>
         <w:pStyle w:val="BodyText"/>
@@ -6938,6 +13152,602 @@
     </w:lvl>
   </w:abstractNum>
   <w:abstractNum w:abstractNumId="3" w15:restartNumberingAfterBreak="0">
+    <w:nsid w:val="04874E4C"/>
+    <w:multiLevelType w:val="multilevel"/>
+    <w:tmpl w:val="094AC476"/>
+    <w:lvl w:ilvl="0">
+      <w:start w:val="1"/>
+      <w:numFmt w:val="bullet"/>
+      <w:lvlText w:val=""/>
+      <w:lvlJc w:val="left"/>
+      <w:pPr>
+        <w:tabs>
+          <w:tab w:val="num" w:pos="720"/>
+        </w:tabs>
+        <w:ind w:left="720" w:hanging="360"/>
+      </w:pPr>
+      <w:rPr>
+        <w:rFonts w:ascii="Symbol" w:hAnsi="Symbol" w:hint="default"/>
+        <w:sz w:val="20"/>
+      </w:rPr>
+    </w:lvl>
+    <w:lvl w:ilvl="1" w:tentative="1">
+      <w:start w:val="1"/>
+      <w:numFmt w:val="bullet"/>
+      <w:lvlText w:val="o"/>
+      <w:lvlJc w:val="left"/>
+      <w:pPr>
+        <w:tabs>
+          <w:tab w:val="num" w:pos="1440"/>
+        </w:tabs>
+        <w:ind w:left="1440" w:hanging="360"/>
+      </w:pPr>
+      <w:rPr>
+        <w:rFonts w:ascii="Courier New" w:hAnsi="Courier New" w:hint="default"/>
+        <w:sz w:val="20"/>
+      </w:rPr>
+    </w:lvl>
+    <w:lvl w:ilvl="2" w:tentative="1">
+      <w:start w:val="1"/>
+      <w:numFmt w:val="bullet"/>
+      <w:lvlText w:val=""/>
+      <w:lvlJc w:val="left"/>
+      <w:pPr>
+        <w:tabs>
+          <w:tab w:val="num" w:pos="2160"/>
+        </w:tabs>
+        <w:ind w:left="2160" w:hanging="360"/>
+      </w:pPr>
+      <w:rPr>
+        <w:rFonts w:ascii="Wingdings" w:hAnsi="Wingdings" w:hint="default"/>
+        <w:sz w:val="20"/>
+      </w:rPr>
+    </w:lvl>
+    <w:lvl w:ilvl="3" w:tentative="1">
+      <w:start w:val="1"/>
+      <w:numFmt w:val="bullet"/>
+      <w:lvlText w:val=""/>
+      <w:lvlJc w:val="left"/>
+      <w:pPr>
+        <w:tabs>
+          <w:tab w:val="num" w:pos="2880"/>
+        </w:tabs>
+        <w:ind w:left="2880" w:hanging="360"/>
+      </w:pPr>
+      <w:rPr>
+        <w:rFonts w:ascii="Wingdings" w:hAnsi="Wingdings" w:hint="default"/>
+        <w:sz w:val="20"/>
+      </w:rPr>
+    </w:lvl>
+    <w:lvl w:ilvl="4" w:tentative="1">
+      <w:start w:val="1"/>
+      <w:numFmt w:val="bullet"/>
+      <w:lvlText w:val=""/>
+      <w:lvlJc w:val="left"/>
+      <w:pPr>
+        <w:tabs>
+          <w:tab w:val="num" w:pos="3600"/>
+        </w:tabs>
+        <w:ind w:left="3600" w:hanging="360"/>
+      </w:pPr>
+      <w:rPr>
+        <w:rFonts w:ascii="Wingdings" w:hAnsi="Wingdings" w:hint="default"/>
+        <w:sz w:val="20"/>
+      </w:rPr>
+    </w:lvl>
+    <w:lvl w:ilvl="5" w:tentative="1">
+      <w:start w:val="1"/>
+      <w:numFmt w:val="bullet"/>
+      <w:lvlText w:val=""/>
+      <w:lvlJc w:val="left"/>
+      <w:pPr>
+        <w:tabs>
+          <w:tab w:val="num" w:pos="4320"/>
+        </w:tabs>
+        <w:ind w:left="4320" w:hanging="360"/>
+      </w:pPr>
+      <w:rPr>
+        <w:rFonts w:ascii="Wingdings" w:hAnsi="Wingdings" w:hint="default"/>
+        <w:sz w:val="20"/>
+      </w:rPr>
+    </w:lvl>
+    <w:lvl w:ilvl="6" w:tentative="1">
+      <w:start w:val="1"/>
+      <w:numFmt w:val="bullet"/>
+      <w:lvlText w:val=""/>
+      <w:lvlJc w:val="left"/>
+      <w:pPr>
+        <w:tabs>
+          <w:tab w:val="num" w:pos="5040"/>
+        </w:tabs>
+        <w:ind w:left="5040" w:hanging="360"/>
+      </w:pPr>
+      <w:rPr>
+        <w:rFonts w:ascii="Wingdings" w:hAnsi="Wingdings" w:hint="default"/>
+        <w:sz w:val="20"/>
+      </w:rPr>
+    </w:lvl>
+    <w:lvl w:ilvl="7" w:tentative="1">
+      <w:start w:val="1"/>
+      <w:numFmt w:val="bullet"/>
+      <w:lvlText w:val=""/>
+      <w:lvlJc w:val="left"/>
+      <w:pPr>
+        <w:tabs>
+          <w:tab w:val="num" w:pos="5760"/>
+        </w:tabs>
+        <w:ind w:left="5760" w:hanging="360"/>
+      </w:pPr>
+      <w:rPr>
+        <w:rFonts w:ascii="Wingdings" w:hAnsi="Wingdings" w:hint="default"/>
+        <w:sz w:val="20"/>
+      </w:rPr>
+    </w:lvl>
+    <w:lvl w:ilvl="8" w:tentative="1">
+      <w:start w:val="1"/>
+      <w:numFmt w:val="bullet"/>
+      <w:lvlText w:val=""/>
+      <w:lvlJc w:val="left"/>
+      <w:pPr>
+        <w:tabs>
+          <w:tab w:val="num" w:pos="6480"/>
+        </w:tabs>
+        <w:ind w:left="6480" w:hanging="360"/>
+      </w:pPr>
+      <w:rPr>
+        <w:rFonts w:ascii="Wingdings" w:hAnsi="Wingdings" w:hint="default"/>
+        <w:sz w:val="20"/>
+      </w:rPr>
+    </w:lvl>
+  </w:abstractNum>
+  <w:abstractNum w:abstractNumId="4" w15:restartNumberingAfterBreak="0">
+    <w:nsid w:val="07C36E21"/>
+    <w:multiLevelType w:val="multilevel"/>
+    <w:tmpl w:val="5ED0DEA6"/>
+    <w:lvl w:ilvl="0">
+      <w:start w:val="1"/>
+      <w:numFmt w:val="bullet"/>
+      <w:lvlText w:val=""/>
+      <w:lvlJc w:val="left"/>
+      <w:pPr>
+        <w:tabs>
+          <w:tab w:val="num" w:pos="720"/>
+        </w:tabs>
+        <w:ind w:left="720" w:hanging="360"/>
+      </w:pPr>
+      <w:rPr>
+        <w:rFonts w:ascii="Symbol" w:hAnsi="Symbol" w:hint="default"/>
+        <w:sz w:val="20"/>
+      </w:rPr>
+    </w:lvl>
+    <w:lvl w:ilvl="1" w:tentative="1">
+      <w:start w:val="1"/>
+      <w:numFmt w:val="bullet"/>
+      <w:lvlText w:val="o"/>
+      <w:lvlJc w:val="left"/>
+      <w:pPr>
+        <w:tabs>
+          <w:tab w:val="num" w:pos="1440"/>
+        </w:tabs>
+        <w:ind w:left="1440" w:hanging="360"/>
+      </w:pPr>
+      <w:rPr>
+        <w:rFonts w:ascii="Courier New" w:hAnsi="Courier New" w:hint="default"/>
+        <w:sz w:val="20"/>
+      </w:rPr>
+    </w:lvl>
+    <w:lvl w:ilvl="2" w:tentative="1">
+      <w:start w:val="1"/>
+      <w:numFmt w:val="bullet"/>
+      <w:lvlText w:val=""/>
+      <w:lvlJc w:val="left"/>
+      <w:pPr>
+        <w:tabs>
+          <w:tab w:val="num" w:pos="2160"/>
+        </w:tabs>
+        <w:ind w:left="2160" w:hanging="360"/>
+      </w:pPr>
+      <w:rPr>
+        <w:rFonts w:ascii="Wingdings" w:hAnsi="Wingdings" w:hint="default"/>
+        <w:sz w:val="20"/>
+      </w:rPr>
+    </w:lvl>
+    <w:lvl w:ilvl="3" w:tentative="1">
+      <w:start w:val="1"/>
+      <w:numFmt w:val="bullet"/>
+      <w:lvlText w:val=""/>
+      <w:lvlJc w:val="left"/>
+      <w:pPr>
+        <w:tabs>
+          <w:tab w:val="num" w:pos="2880"/>
+        </w:tabs>
+        <w:ind w:left="2880" w:hanging="360"/>
+      </w:pPr>
+      <w:rPr>
+        <w:rFonts w:ascii="Wingdings" w:hAnsi="Wingdings" w:hint="default"/>
+        <w:sz w:val="20"/>
+      </w:rPr>
+    </w:lvl>
+    <w:lvl w:ilvl="4" w:tentative="1">
+      <w:start w:val="1"/>
+      <w:numFmt w:val="bullet"/>
+      <w:lvlText w:val=""/>
+      <w:lvlJc w:val="left"/>
+      <w:pPr>
+        <w:tabs>
+          <w:tab w:val="num" w:pos="3600"/>
+        </w:tabs>
+        <w:ind w:left="3600" w:hanging="360"/>
+      </w:pPr>
+      <w:rPr>
+        <w:rFonts w:ascii="Wingdings" w:hAnsi="Wingdings" w:hint="default"/>
+        <w:sz w:val="20"/>
+      </w:rPr>
+    </w:lvl>
+    <w:lvl w:ilvl="5" w:tentative="1">
+      <w:start w:val="1"/>
+      <w:numFmt w:val="bullet"/>
+      <w:lvlText w:val=""/>
+      <w:lvlJc w:val="left"/>
+      <w:pPr>
+        <w:tabs>
+          <w:tab w:val="num" w:pos="4320"/>
+        </w:tabs>
+        <w:ind w:left="4320" w:hanging="360"/>
+      </w:pPr>
+      <w:rPr>
+        <w:rFonts w:ascii="Wingdings" w:hAnsi="Wingdings" w:hint="default"/>
+        <w:sz w:val="20"/>
+      </w:rPr>
+    </w:lvl>
+    <w:lvl w:ilvl="6" w:tentative="1">
+      <w:start w:val="1"/>
+      <w:numFmt w:val="bullet"/>
+      <w:lvlText w:val=""/>
+      <w:lvlJc w:val="left"/>
+      <w:pPr>
+        <w:tabs>
+          <w:tab w:val="num" w:pos="5040"/>
+        </w:tabs>
+        <w:ind w:left="5040" w:hanging="360"/>
+      </w:pPr>
+      <w:rPr>
+        <w:rFonts w:ascii="Wingdings" w:hAnsi="Wingdings" w:hint="default"/>
+        <w:sz w:val="20"/>
+      </w:rPr>
+    </w:lvl>
+    <w:lvl w:ilvl="7" w:tentative="1">
+      <w:start w:val="1"/>
+      <w:numFmt w:val="bullet"/>
+      <w:lvlText w:val=""/>
+      <w:lvlJc w:val="left"/>
+      <w:pPr>
+        <w:tabs>
+          <w:tab w:val="num" w:pos="5760"/>
+        </w:tabs>
+        <w:ind w:left="5760" w:hanging="360"/>
+      </w:pPr>
+      <w:rPr>
+        <w:rFonts w:ascii="Wingdings" w:hAnsi="Wingdings" w:hint="default"/>
+        <w:sz w:val="20"/>
+      </w:rPr>
+    </w:lvl>
+    <w:lvl w:ilvl="8" w:tentative="1">
+      <w:start w:val="1"/>
+      <w:numFmt w:val="bullet"/>
+      <w:lvlText w:val=""/>
+      <w:lvlJc w:val="left"/>
+      <w:pPr>
+        <w:tabs>
+          <w:tab w:val="num" w:pos="6480"/>
+        </w:tabs>
+        <w:ind w:left="6480" w:hanging="360"/>
+      </w:pPr>
+      <w:rPr>
+        <w:rFonts w:ascii="Wingdings" w:hAnsi="Wingdings" w:hint="default"/>
+        <w:sz w:val="20"/>
+      </w:rPr>
+    </w:lvl>
+  </w:abstractNum>
+  <w:abstractNum w:abstractNumId="5" w15:restartNumberingAfterBreak="0">
+    <w:nsid w:val="09D607AA"/>
+    <w:multiLevelType w:val="multilevel"/>
+    <w:tmpl w:val="697AEC2C"/>
+    <w:lvl w:ilvl="0">
+      <w:start w:val="1"/>
+      <w:numFmt w:val="bullet"/>
+      <w:lvlText w:val=""/>
+      <w:lvlJc w:val="left"/>
+      <w:pPr>
+        <w:tabs>
+          <w:tab w:val="num" w:pos="720"/>
+        </w:tabs>
+        <w:ind w:left="720" w:hanging="360"/>
+      </w:pPr>
+      <w:rPr>
+        <w:rFonts w:ascii="Symbol" w:hAnsi="Symbol" w:hint="default"/>
+        <w:sz w:val="20"/>
+      </w:rPr>
+    </w:lvl>
+    <w:lvl w:ilvl="1" w:tentative="1">
+      <w:start w:val="1"/>
+      <w:numFmt w:val="bullet"/>
+      <w:lvlText w:val="o"/>
+      <w:lvlJc w:val="left"/>
+      <w:pPr>
+        <w:tabs>
+          <w:tab w:val="num" w:pos="1440"/>
+        </w:tabs>
+        <w:ind w:left="1440" w:hanging="360"/>
+      </w:pPr>
+      <w:rPr>
+        <w:rFonts w:ascii="Courier New" w:hAnsi="Courier New" w:hint="default"/>
+        <w:sz w:val="20"/>
+      </w:rPr>
+    </w:lvl>
+    <w:lvl w:ilvl="2" w:tentative="1">
+      <w:start w:val="1"/>
+      <w:numFmt w:val="bullet"/>
+      <w:lvlText w:val=""/>
+      <w:lvlJc w:val="left"/>
+      <w:pPr>
+        <w:tabs>
+          <w:tab w:val="num" w:pos="2160"/>
+        </w:tabs>
+        <w:ind w:left="2160" w:hanging="360"/>
+      </w:pPr>
+      <w:rPr>
+        <w:rFonts w:ascii="Wingdings" w:hAnsi="Wingdings" w:hint="default"/>
+        <w:sz w:val="20"/>
+      </w:rPr>
+    </w:lvl>
+    <w:lvl w:ilvl="3" w:tentative="1">
+      <w:start w:val="1"/>
+      <w:numFmt w:val="bullet"/>
+      <w:lvlText w:val=""/>
+      <w:lvlJc w:val="left"/>
+      <w:pPr>
+        <w:tabs>
+          <w:tab w:val="num" w:pos="2880"/>
+        </w:tabs>
+        <w:ind w:left="2880" w:hanging="360"/>
+      </w:pPr>
+      <w:rPr>
+        <w:rFonts w:ascii="Wingdings" w:hAnsi="Wingdings" w:hint="default"/>
+        <w:sz w:val="20"/>
+      </w:rPr>
+    </w:lvl>
+    <w:lvl w:ilvl="4" w:tentative="1">
+      <w:start w:val="1"/>
+      <w:numFmt w:val="bullet"/>
+      <w:lvlText w:val=""/>
+      <w:lvlJc w:val="left"/>
+      <w:pPr>
+        <w:tabs>
+          <w:tab w:val="num" w:pos="3600"/>
+        </w:tabs>
+        <w:ind w:left="3600" w:hanging="360"/>
+      </w:pPr>
+      <w:rPr>
+        <w:rFonts w:ascii="Wingdings" w:hAnsi="Wingdings" w:hint="default"/>
+        <w:sz w:val="20"/>
+      </w:rPr>
+    </w:lvl>
+    <w:lvl w:ilvl="5" w:tentative="1">
+      <w:start w:val="1"/>
+      <w:numFmt w:val="bullet"/>
+      <w:lvlText w:val=""/>
+      <w:lvlJc w:val="left"/>
+      <w:pPr>
+        <w:tabs>
+          <w:tab w:val="num" w:pos="4320"/>
+        </w:tabs>
+        <w:ind w:left="4320" w:hanging="360"/>
+      </w:pPr>
+      <w:rPr>
+        <w:rFonts w:ascii="Wingdings" w:hAnsi="Wingdings" w:hint="default"/>
+        <w:sz w:val="20"/>
+      </w:rPr>
+    </w:lvl>
+    <w:lvl w:ilvl="6" w:tentative="1">
+      <w:start w:val="1"/>
+      <w:numFmt w:val="bullet"/>
+      <w:lvlText w:val=""/>
+      <w:lvlJc w:val="left"/>
+      <w:pPr>
+        <w:tabs>
+          <w:tab w:val="num" w:pos="5040"/>
+        </w:tabs>
+        <w:ind w:left="5040" w:hanging="360"/>
+      </w:pPr>
+      <w:rPr>
+        <w:rFonts w:ascii="Wingdings" w:hAnsi="Wingdings" w:hint="default"/>
+        <w:sz w:val="20"/>
+      </w:rPr>
+    </w:lvl>
+    <w:lvl w:ilvl="7" w:tentative="1">
+      <w:start w:val="1"/>
+      <w:numFmt w:val="bullet"/>
+      <w:lvlText w:val=""/>
+      <w:lvlJc w:val="left"/>
+      <w:pPr>
+        <w:tabs>
+          <w:tab w:val="num" w:pos="5760"/>
+        </w:tabs>
+        <w:ind w:left="5760" w:hanging="360"/>
+      </w:pPr>
+      <w:rPr>
+        <w:rFonts w:ascii="Wingdings" w:hAnsi="Wingdings" w:hint="default"/>
+        <w:sz w:val="20"/>
+      </w:rPr>
+    </w:lvl>
+    <w:lvl w:ilvl="8" w:tentative="1">
+      <w:start w:val="1"/>
+      <w:numFmt w:val="bullet"/>
+      <w:lvlText w:val=""/>
+      <w:lvlJc w:val="left"/>
+      <w:pPr>
+        <w:tabs>
+          <w:tab w:val="num" w:pos="6480"/>
+        </w:tabs>
+        <w:ind w:left="6480" w:hanging="360"/>
+      </w:pPr>
+      <w:rPr>
+        <w:rFonts w:ascii="Wingdings" w:hAnsi="Wingdings" w:hint="default"/>
+        <w:sz w:val="20"/>
+      </w:rPr>
+    </w:lvl>
+  </w:abstractNum>
+  <w:abstractNum w:abstractNumId="6" w15:restartNumberingAfterBreak="0">
+    <w:nsid w:val="0A8003C3"/>
+    <w:multiLevelType w:val="multilevel"/>
+    <w:tmpl w:val="F482BB2C"/>
+    <w:lvl w:ilvl="0">
+      <w:start w:val="1"/>
+      <w:numFmt w:val="bullet"/>
+      <w:lvlText w:val=""/>
+      <w:lvlJc w:val="left"/>
+      <w:pPr>
+        <w:tabs>
+          <w:tab w:val="num" w:pos="720"/>
+        </w:tabs>
+        <w:ind w:left="720" w:hanging="360"/>
+      </w:pPr>
+      <w:rPr>
+        <w:rFonts w:ascii="Symbol" w:hAnsi="Symbol" w:hint="default"/>
+        <w:sz w:val="20"/>
+      </w:rPr>
+    </w:lvl>
+    <w:lvl w:ilvl="1" w:tentative="1">
+      <w:start w:val="1"/>
+      <w:numFmt w:val="bullet"/>
+      <w:lvlText w:val="o"/>
+      <w:lvlJc w:val="left"/>
+      <w:pPr>
+        <w:tabs>
+          <w:tab w:val="num" w:pos="1440"/>
+        </w:tabs>
+        <w:ind w:left="1440" w:hanging="360"/>
+      </w:pPr>
+      <w:rPr>
+        <w:rFonts w:ascii="Courier New" w:hAnsi="Courier New" w:hint="default"/>
+        <w:sz w:val="20"/>
+      </w:rPr>
+    </w:lvl>
+    <w:lvl w:ilvl="2" w:tentative="1">
+      <w:start w:val="1"/>
+      <w:numFmt w:val="bullet"/>
+      <w:lvlText w:val=""/>
+      <w:lvlJc w:val="left"/>
+      <w:pPr>
+        <w:tabs>
+          <w:tab w:val="num" w:pos="2160"/>
+        </w:tabs>
+        <w:ind w:left="2160" w:hanging="360"/>
+      </w:pPr>
+      <w:rPr>
+        <w:rFonts w:ascii="Wingdings" w:hAnsi="Wingdings" w:hint="default"/>
+        <w:sz w:val="20"/>
+      </w:rPr>
+    </w:lvl>
+    <w:lvl w:ilvl="3" w:tentative="1">
+      <w:start w:val="1"/>
+      <w:numFmt w:val="bullet"/>
+      <w:lvlText w:val=""/>
+      <w:lvlJc w:val="left"/>
+      <w:pPr>
+        <w:tabs>
+          <w:tab w:val="num" w:pos="2880"/>
+        </w:tabs>
+        <w:ind w:left="2880" w:hanging="360"/>
+      </w:pPr>
+      <w:rPr>
+        <w:rFonts w:ascii="Wingdings" w:hAnsi="Wingdings" w:hint="default"/>
+        <w:sz w:val="20"/>
+      </w:rPr>
+    </w:lvl>
+    <w:lvl w:ilvl="4" w:tentative="1">
+      <w:start w:val="1"/>
+      <w:numFmt w:val="bullet"/>
+      <w:lvlText w:val=""/>
+      <w:lvlJc w:val="left"/>
+      <w:pPr>
+        <w:tabs>
+          <w:tab w:val="num" w:pos="3600"/>
+        </w:tabs>
+        <w:ind w:left="3600" w:hanging="360"/>
+      </w:pPr>
+      <w:rPr>
+        <w:rFonts w:ascii="Wingdings" w:hAnsi="Wingdings" w:hint="default"/>
+        <w:sz w:val="20"/>
+      </w:rPr>
+    </w:lvl>
+    <w:lvl w:ilvl="5" w:tentative="1">
+      <w:start w:val="1"/>
+      <w:numFmt w:val="bullet"/>
+      <w:lvlText w:val=""/>
+      <w:lvlJc w:val="left"/>
+      <w:pPr>
+        <w:tabs>
+          <w:tab w:val="num" w:pos="4320"/>
+        </w:tabs>
+        <w:ind w:left="4320" w:hanging="360"/>
+      </w:pPr>
+      <w:rPr>
+        <w:rFonts w:ascii="Wingdings" w:hAnsi="Wingdings" w:hint="default"/>
+        <w:sz w:val="20"/>
+      </w:rPr>
+    </w:lvl>
+    <w:lvl w:ilvl="6" w:tentative="1">
+      <w:start w:val="1"/>
+      <w:numFmt w:val="bullet"/>
+      <w:lvlText w:val=""/>
+      <w:lvlJc w:val="left"/>
+      <w:pPr>
+        <w:tabs>
+          <w:tab w:val="num" w:pos="5040"/>
+        </w:tabs>
+        <w:ind w:left="5040" w:hanging="360"/>
+      </w:pPr>
+      <w:rPr>
+        <w:rFonts w:ascii="Wingdings" w:hAnsi="Wingdings" w:hint="default"/>
+        <w:sz w:val="20"/>
+      </w:rPr>
+    </w:lvl>
+    <w:lvl w:ilvl="7" w:tentative="1">
+      <w:start w:val="1"/>
+      <w:numFmt w:val="bullet"/>
+      <w:lvlText w:val=""/>
+      <w:lvlJc w:val="left"/>
+      <w:pPr>
+        <w:tabs>
+          <w:tab w:val="num" w:pos="5760"/>
+        </w:tabs>
+        <w:ind w:left="5760" w:hanging="360"/>
+      </w:pPr>
+      <w:rPr>
+        <w:rFonts w:ascii="Wingdings" w:hAnsi="Wingdings" w:hint="default"/>
+        <w:sz w:val="20"/>
+      </w:rPr>
+    </w:lvl>
+    <w:lvl w:ilvl="8" w:tentative="1">
+      <w:start w:val="1"/>
+      <w:numFmt w:val="bullet"/>
+      <w:lvlText w:val=""/>
+      <w:lvlJc w:val="left"/>
+      <w:pPr>
+        <w:tabs>
+          <w:tab w:val="num" w:pos="6480"/>
+        </w:tabs>
+        <w:ind w:left="6480" w:hanging="360"/>
+      </w:pPr>
+      <w:rPr>
+        <w:rFonts w:ascii="Wingdings" w:hAnsi="Wingdings" w:hint="default"/>
+        <w:sz w:val="20"/>
+      </w:rPr>
+    </w:lvl>
+  </w:abstractNum>
+  <w:abstractNum w:abstractNumId="7" w15:restartNumberingAfterBreak="0">
     <w:nsid w:val="0FC11CCE"/>
     <w:multiLevelType w:val="multilevel"/>
     <w:tmpl w:val="7D8CEF9E"/>
@@ -7086,7 +13896,156 @@
       </w:rPr>
     </w:lvl>
   </w:abstractNum>
-  <w:abstractNum w:abstractNumId="4" w15:restartNumberingAfterBreak="0">
+  <w:abstractNum w:abstractNumId="8" w15:restartNumberingAfterBreak="0">
+    <w:nsid w:val="14A77ABF"/>
+    <w:multiLevelType w:val="multilevel"/>
+    <w:tmpl w:val="AB3EE59E"/>
+    <w:lvl w:ilvl="0">
+      <w:start w:val="1"/>
+      <w:numFmt w:val="bullet"/>
+      <w:lvlText w:val=""/>
+      <w:lvlJc w:val="left"/>
+      <w:pPr>
+        <w:tabs>
+          <w:tab w:val="num" w:pos="720"/>
+        </w:tabs>
+        <w:ind w:left="720" w:hanging="360"/>
+      </w:pPr>
+      <w:rPr>
+        <w:rFonts w:ascii="Symbol" w:hAnsi="Symbol" w:hint="default"/>
+        <w:sz w:val="20"/>
+      </w:rPr>
+    </w:lvl>
+    <w:lvl w:ilvl="1" w:tentative="1">
+      <w:start w:val="1"/>
+      <w:numFmt w:val="bullet"/>
+      <w:lvlText w:val="o"/>
+      <w:lvlJc w:val="left"/>
+      <w:pPr>
+        <w:tabs>
+          <w:tab w:val="num" w:pos="1440"/>
+        </w:tabs>
+        <w:ind w:left="1440" w:hanging="360"/>
+      </w:pPr>
+      <w:rPr>
+        <w:rFonts w:ascii="Courier New" w:hAnsi="Courier New" w:hint="default"/>
+        <w:sz w:val="20"/>
+      </w:rPr>
+    </w:lvl>
+    <w:lvl w:ilvl="2" w:tentative="1">
+      <w:start w:val="1"/>
+      <w:numFmt w:val="bullet"/>
+      <w:lvlText w:val=""/>
+      <w:lvlJc w:val="left"/>
+      <w:pPr>
+        <w:tabs>
+          <w:tab w:val="num" w:pos="2160"/>
+        </w:tabs>
+        <w:ind w:left="2160" w:hanging="360"/>
+      </w:pPr>
+      <w:rPr>
+        <w:rFonts w:ascii="Wingdings" w:hAnsi="Wingdings" w:hint="default"/>
+        <w:sz w:val="20"/>
+      </w:rPr>
+    </w:lvl>
+    <w:lvl w:ilvl="3" w:tentative="1">
+      <w:start w:val="1"/>
+      <w:numFmt w:val="bullet"/>
+      <w:lvlText w:val=""/>
+      <w:lvlJc w:val="left"/>
+      <w:pPr>
+        <w:tabs>
+          <w:tab w:val="num" w:pos="2880"/>
+        </w:tabs>
+        <w:ind w:left="2880" w:hanging="360"/>
+      </w:pPr>
+      <w:rPr>
+        <w:rFonts w:ascii="Wingdings" w:hAnsi="Wingdings" w:hint="default"/>
+        <w:sz w:val="20"/>
+      </w:rPr>
+    </w:lvl>
+    <w:lvl w:ilvl="4" w:tentative="1">
+      <w:start w:val="1"/>
+      <w:numFmt w:val="bullet"/>
+      <w:lvlText w:val=""/>
+      <w:lvlJc w:val="left"/>
+      <w:pPr>
+        <w:tabs>
+          <w:tab w:val="num" w:pos="3600"/>
+        </w:tabs>
+        <w:ind w:left="3600" w:hanging="360"/>
+      </w:pPr>
+      <w:rPr>
+        <w:rFonts w:ascii="Wingdings" w:hAnsi="Wingdings" w:hint="default"/>
+        <w:sz w:val="20"/>
+      </w:rPr>
+    </w:lvl>
+    <w:lvl w:ilvl="5" w:tentative="1">
+      <w:start w:val="1"/>
+      <w:numFmt w:val="bullet"/>
+      <w:lvlText w:val=""/>
+      <w:lvlJc w:val="left"/>
+      <w:pPr>
+        <w:tabs>
+          <w:tab w:val="num" w:pos="4320"/>
+        </w:tabs>
+        <w:ind w:left="4320" w:hanging="360"/>
+      </w:pPr>
+      <w:rPr>
+        <w:rFonts w:ascii="Wingdings" w:hAnsi="Wingdings" w:hint="default"/>
+        <w:sz w:val="20"/>
+      </w:rPr>
+    </w:lvl>
+    <w:lvl w:ilvl="6" w:tentative="1">
+      <w:start w:val="1"/>
+      <w:numFmt w:val="bullet"/>
+      <w:lvlText w:val=""/>
+      <w:lvlJc w:val="left"/>
+      <w:pPr>
+        <w:tabs>
+          <w:tab w:val="num" w:pos="5040"/>
+        </w:tabs>
+        <w:ind w:left="5040" w:hanging="360"/>
+      </w:pPr>
+      <w:rPr>
+        <w:rFonts w:ascii="Wingdings" w:hAnsi="Wingdings" w:hint="default"/>
+        <w:sz w:val="20"/>
+      </w:rPr>
+    </w:lvl>
+    <w:lvl w:ilvl="7" w:tentative="1">
+      <w:start w:val="1"/>
+      <w:numFmt w:val="bullet"/>
+      <w:lvlText w:val=""/>
+      <w:lvlJc w:val="left"/>
+      <w:pPr>
+        <w:tabs>
+          <w:tab w:val="num" w:pos="5760"/>
+        </w:tabs>
+        <w:ind w:left="5760" w:hanging="360"/>
+      </w:pPr>
+      <w:rPr>
+        <w:rFonts w:ascii="Wingdings" w:hAnsi="Wingdings" w:hint="default"/>
+        <w:sz w:val="20"/>
+      </w:rPr>
+    </w:lvl>
+    <w:lvl w:ilvl="8" w:tentative="1">
+      <w:start w:val="1"/>
+      <w:numFmt w:val="bullet"/>
+      <w:lvlText w:val=""/>
+      <w:lvlJc w:val="left"/>
+      <w:pPr>
+        <w:tabs>
+          <w:tab w:val="num" w:pos="6480"/>
+        </w:tabs>
+        <w:ind w:left="6480" w:hanging="360"/>
+      </w:pPr>
+      <w:rPr>
+        <w:rFonts w:ascii="Wingdings" w:hAnsi="Wingdings" w:hint="default"/>
+        <w:sz w:val="20"/>
+      </w:rPr>
+    </w:lvl>
+  </w:abstractNum>
+  <w:abstractNum w:abstractNumId="9" w15:restartNumberingAfterBreak="0">
     <w:nsid w:val="1A060245"/>
     <w:multiLevelType w:val="multilevel"/>
     <w:tmpl w:val="788273E4"/>
@@ -7235,7 +14194,7 @@
       </w:rPr>
     </w:lvl>
   </w:abstractNum>
-  <w:abstractNum w:abstractNumId="5" w15:restartNumberingAfterBreak="0">
+  <w:abstractNum w:abstractNumId="10" w15:restartNumberingAfterBreak="0">
     <w:nsid w:val="1C244D41"/>
     <w:multiLevelType w:val="multilevel"/>
     <w:tmpl w:val="F936184C"/>
@@ -7384,7 +14343,156 @@
       </w:rPr>
     </w:lvl>
   </w:abstractNum>
-  <w:abstractNum w:abstractNumId="6" w15:restartNumberingAfterBreak="0">
+  <w:abstractNum w:abstractNumId="11" w15:restartNumberingAfterBreak="0">
+    <w:nsid w:val="1E7E062F"/>
+    <w:multiLevelType w:val="multilevel"/>
+    <w:tmpl w:val="E070A300"/>
+    <w:lvl w:ilvl="0">
+      <w:start w:val="1"/>
+      <w:numFmt w:val="bullet"/>
+      <w:lvlText w:val=""/>
+      <w:lvlJc w:val="left"/>
+      <w:pPr>
+        <w:tabs>
+          <w:tab w:val="num" w:pos="720"/>
+        </w:tabs>
+        <w:ind w:left="720" w:hanging="360"/>
+      </w:pPr>
+      <w:rPr>
+        <w:rFonts w:ascii="Symbol" w:hAnsi="Symbol" w:hint="default"/>
+        <w:sz w:val="20"/>
+      </w:rPr>
+    </w:lvl>
+    <w:lvl w:ilvl="1" w:tentative="1">
+      <w:start w:val="1"/>
+      <w:numFmt w:val="bullet"/>
+      <w:lvlText w:val="o"/>
+      <w:lvlJc w:val="left"/>
+      <w:pPr>
+        <w:tabs>
+          <w:tab w:val="num" w:pos="1440"/>
+        </w:tabs>
+        <w:ind w:left="1440" w:hanging="360"/>
+      </w:pPr>
+      <w:rPr>
+        <w:rFonts w:ascii="Courier New" w:hAnsi="Courier New" w:hint="default"/>
+        <w:sz w:val="20"/>
+      </w:rPr>
+    </w:lvl>
+    <w:lvl w:ilvl="2" w:tentative="1">
+      <w:start w:val="1"/>
+      <w:numFmt w:val="bullet"/>
+      <w:lvlText w:val=""/>
+      <w:lvlJc w:val="left"/>
+      <w:pPr>
+        <w:tabs>
+          <w:tab w:val="num" w:pos="2160"/>
+        </w:tabs>
+        <w:ind w:left="2160" w:hanging="360"/>
+      </w:pPr>
+      <w:rPr>
+        <w:rFonts w:ascii="Wingdings" w:hAnsi="Wingdings" w:hint="default"/>
+        <w:sz w:val="20"/>
+      </w:rPr>
+    </w:lvl>
+    <w:lvl w:ilvl="3" w:tentative="1">
+      <w:start w:val="1"/>
+      <w:numFmt w:val="bullet"/>
+      <w:lvlText w:val=""/>
+      <w:lvlJc w:val="left"/>
+      <w:pPr>
+        <w:tabs>
+          <w:tab w:val="num" w:pos="2880"/>
+        </w:tabs>
+        <w:ind w:left="2880" w:hanging="360"/>
+      </w:pPr>
+      <w:rPr>
+        <w:rFonts w:ascii="Wingdings" w:hAnsi="Wingdings" w:hint="default"/>
+        <w:sz w:val="20"/>
+      </w:rPr>
+    </w:lvl>
+    <w:lvl w:ilvl="4" w:tentative="1">
+      <w:start w:val="1"/>
+      <w:numFmt w:val="bullet"/>
+      <w:lvlText w:val=""/>
+      <w:lvlJc w:val="left"/>
+      <w:pPr>
+        <w:tabs>
+          <w:tab w:val="num" w:pos="3600"/>
+        </w:tabs>
+        <w:ind w:left="3600" w:hanging="360"/>
+      </w:pPr>
+      <w:rPr>
+        <w:rFonts w:ascii="Wingdings" w:hAnsi="Wingdings" w:hint="default"/>
+        <w:sz w:val="20"/>
+      </w:rPr>
+    </w:lvl>
+    <w:lvl w:ilvl="5" w:tentative="1">
+      <w:start w:val="1"/>
+      <w:numFmt w:val="bullet"/>
+      <w:lvlText w:val=""/>
+      <w:lvlJc w:val="left"/>
+      <w:pPr>
+        <w:tabs>
+          <w:tab w:val="num" w:pos="4320"/>
+        </w:tabs>
+        <w:ind w:left="4320" w:hanging="360"/>
+      </w:pPr>
+      <w:rPr>
+        <w:rFonts w:ascii="Wingdings" w:hAnsi="Wingdings" w:hint="default"/>
+        <w:sz w:val="20"/>
+      </w:rPr>
+    </w:lvl>
+    <w:lvl w:ilvl="6" w:tentative="1">
+      <w:start w:val="1"/>
+      <w:numFmt w:val="bullet"/>
+      <w:lvlText w:val=""/>
+      <w:lvlJc w:val="left"/>
+      <w:pPr>
+        <w:tabs>
+          <w:tab w:val="num" w:pos="5040"/>
+        </w:tabs>
+        <w:ind w:left="5040" w:hanging="360"/>
+      </w:pPr>
+      <w:rPr>
+        <w:rFonts w:ascii="Wingdings" w:hAnsi="Wingdings" w:hint="default"/>
+        <w:sz w:val="20"/>
+      </w:rPr>
+    </w:lvl>
+    <w:lvl w:ilvl="7" w:tentative="1">
+      <w:start w:val="1"/>
+      <w:numFmt w:val="bullet"/>
+      <w:lvlText w:val=""/>
+      <w:lvlJc w:val="left"/>
+      <w:pPr>
+        <w:tabs>
+          <w:tab w:val="num" w:pos="5760"/>
+        </w:tabs>
+        <w:ind w:left="5760" w:hanging="360"/>
+      </w:pPr>
+      <w:rPr>
+        <w:rFonts w:ascii="Wingdings" w:hAnsi="Wingdings" w:hint="default"/>
+        <w:sz w:val="20"/>
+      </w:rPr>
+    </w:lvl>
+    <w:lvl w:ilvl="8" w:tentative="1">
+      <w:start w:val="1"/>
+      <w:numFmt w:val="bullet"/>
+      <w:lvlText w:val=""/>
+      <w:lvlJc w:val="left"/>
+      <w:pPr>
+        <w:tabs>
+          <w:tab w:val="num" w:pos="6480"/>
+        </w:tabs>
+        <w:ind w:left="6480" w:hanging="360"/>
+      </w:pPr>
+      <w:rPr>
+        <w:rFonts w:ascii="Wingdings" w:hAnsi="Wingdings" w:hint="default"/>
+        <w:sz w:val="20"/>
+      </w:rPr>
+    </w:lvl>
+  </w:abstractNum>
+  <w:abstractNum w:abstractNumId="12" w15:restartNumberingAfterBreak="0">
     <w:nsid w:val="2049557A"/>
     <w:multiLevelType w:val="multilevel"/>
     <w:tmpl w:val="C7989C68"/>
@@ -7533,7 +14641,305 @@
       </w:rPr>
     </w:lvl>
   </w:abstractNum>
-  <w:abstractNum w:abstractNumId="7" w15:restartNumberingAfterBreak="0">
+  <w:abstractNum w:abstractNumId="13" w15:restartNumberingAfterBreak="0">
+    <w:nsid w:val="2D4D232E"/>
+    <w:multiLevelType w:val="multilevel"/>
+    <w:tmpl w:val="AD9CCFF2"/>
+    <w:lvl w:ilvl="0">
+      <w:start w:val="1"/>
+      <w:numFmt w:val="bullet"/>
+      <w:lvlText w:val=""/>
+      <w:lvlJc w:val="left"/>
+      <w:pPr>
+        <w:tabs>
+          <w:tab w:val="num" w:pos="720"/>
+        </w:tabs>
+        <w:ind w:left="720" w:hanging="360"/>
+      </w:pPr>
+      <w:rPr>
+        <w:rFonts w:ascii="Symbol" w:hAnsi="Symbol" w:hint="default"/>
+        <w:sz w:val="20"/>
+      </w:rPr>
+    </w:lvl>
+    <w:lvl w:ilvl="1" w:tentative="1">
+      <w:start w:val="1"/>
+      <w:numFmt w:val="bullet"/>
+      <w:lvlText w:val="o"/>
+      <w:lvlJc w:val="left"/>
+      <w:pPr>
+        <w:tabs>
+          <w:tab w:val="num" w:pos="1440"/>
+        </w:tabs>
+        <w:ind w:left="1440" w:hanging="360"/>
+      </w:pPr>
+      <w:rPr>
+        <w:rFonts w:ascii="Courier New" w:hAnsi="Courier New" w:hint="default"/>
+        <w:sz w:val="20"/>
+      </w:rPr>
+    </w:lvl>
+    <w:lvl w:ilvl="2" w:tentative="1">
+      <w:start w:val="1"/>
+      <w:numFmt w:val="bullet"/>
+      <w:lvlText w:val=""/>
+      <w:lvlJc w:val="left"/>
+      <w:pPr>
+        <w:tabs>
+          <w:tab w:val="num" w:pos="2160"/>
+        </w:tabs>
+        <w:ind w:left="2160" w:hanging="360"/>
+      </w:pPr>
+      <w:rPr>
+        <w:rFonts w:ascii="Wingdings" w:hAnsi="Wingdings" w:hint="default"/>
+        <w:sz w:val="20"/>
+      </w:rPr>
+    </w:lvl>
+    <w:lvl w:ilvl="3" w:tentative="1">
+      <w:start w:val="1"/>
+      <w:numFmt w:val="bullet"/>
+      <w:lvlText w:val=""/>
+      <w:lvlJc w:val="left"/>
+      <w:pPr>
+        <w:tabs>
+          <w:tab w:val="num" w:pos="2880"/>
+        </w:tabs>
+        <w:ind w:left="2880" w:hanging="360"/>
+      </w:pPr>
+      <w:rPr>
+        <w:rFonts w:ascii="Wingdings" w:hAnsi="Wingdings" w:hint="default"/>
+        <w:sz w:val="20"/>
+      </w:rPr>
+    </w:lvl>
+    <w:lvl w:ilvl="4" w:tentative="1">
+      <w:start w:val="1"/>
+      <w:numFmt w:val="bullet"/>
+      <w:lvlText w:val=""/>
+      <w:lvlJc w:val="left"/>
+      <w:pPr>
+        <w:tabs>
+          <w:tab w:val="num" w:pos="3600"/>
+        </w:tabs>
+        <w:ind w:left="3600" w:hanging="360"/>
+      </w:pPr>
+      <w:rPr>
+        <w:rFonts w:ascii="Wingdings" w:hAnsi="Wingdings" w:hint="default"/>
+        <w:sz w:val="20"/>
+      </w:rPr>
+    </w:lvl>
+    <w:lvl w:ilvl="5" w:tentative="1">
+      <w:start w:val="1"/>
+      <w:numFmt w:val="bullet"/>
+      <w:lvlText w:val=""/>
+      <w:lvlJc w:val="left"/>
+      <w:pPr>
+        <w:tabs>
+          <w:tab w:val="num" w:pos="4320"/>
+        </w:tabs>
+        <w:ind w:left="4320" w:hanging="360"/>
+      </w:pPr>
+      <w:rPr>
+        <w:rFonts w:ascii="Wingdings" w:hAnsi="Wingdings" w:hint="default"/>
+        <w:sz w:val="20"/>
+      </w:rPr>
+    </w:lvl>
+    <w:lvl w:ilvl="6" w:tentative="1">
+      <w:start w:val="1"/>
+      <w:numFmt w:val="bullet"/>
+      <w:lvlText w:val=""/>
+      <w:lvlJc w:val="left"/>
+      <w:pPr>
+        <w:tabs>
+          <w:tab w:val="num" w:pos="5040"/>
+        </w:tabs>
+        <w:ind w:left="5040" w:hanging="360"/>
+      </w:pPr>
+      <w:rPr>
+        <w:rFonts w:ascii="Wingdings" w:hAnsi="Wingdings" w:hint="default"/>
+        <w:sz w:val="20"/>
+      </w:rPr>
+    </w:lvl>
+    <w:lvl w:ilvl="7" w:tentative="1">
+      <w:start w:val="1"/>
+      <w:numFmt w:val="bullet"/>
+      <w:lvlText w:val=""/>
+      <w:lvlJc w:val="left"/>
+      <w:pPr>
+        <w:tabs>
+          <w:tab w:val="num" w:pos="5760"/>
+        </w:tabs>
+        <w:ind w:left="5760" w:hanging="360"/>
+      </w:pPr>
+      <w:rPr>
+        <w:rFonts w:ascii="Wingdings" w:hAnsi="Wingdings" w:hint="default"/>
+        <w:sz w:val="20"/>
+      </w:rPr>
+    </w:lvl>
+    <w:lvl w:ilvl="8" w:tentative="1">
+      <w:start w:val="1"/>
+      <w:numFmt w:val="bullet"/>
+      <w:lvlText w:val=""/>
+      <w:lvlJc w:val="left"/>
+      <w:pPr>
+        <w:tabs>
+          <w:tab w:val="num" w:pos="6480"/>
+        </w:tabs>
+        <w:ind w:left="6480" w:hanging="360"/>
+      </w:pPr>
+      <w:rPr>
+        <w:rFonts w:ascii="Wingdings" w:hAnsi="Wingdings" w:hint="default"/>
+        <w:sz w:val="20"/>
+      </w:rPr>
+    </w:lvl>
+  </w:abstractNum>
+  <w:abstractNum w:abstractNumId="14" w15:restartNumberingAfterBreak="0">
+    <w:nsid w:val="2F3A7AAE"/>
+    <w:multiLevelType w:val="multilevel"/>
+    <w:tmpl w:val="953A7AEA"/>
+    <w:lvl w:ilvl="0">
+      <w:start w:val="1"/>
+      <w:numFmt w:val="bullet"/>
+      <w:lvlText w:val=""/>
+      <w:lvlJc w:val="left"/>
+      <w:pPr>
+        <w:tabs>
+          <w:tab w:val="num" w:pos="720"/>
+        </w:tabs>
+        <w:ind w:left="720" w:hanging="360"/>
+      </w:pPr>
+      <w:rPr>
+        <w:rFonts w:ascii="Symbol" w:hAnsi="Symbol" w:hint="default"/>
+        <w:sz w:val="20"/>
+      </w:rPr>
+    </w:lvl>
+    <w:lvl w:ilvl="1" w:tentative="1">
+      <w:start w:val="1"/>
+      <w:numFmt w:val="bullet"/>
+      <w:lvlText w:val="o"/>
+      <w:lvlJc w:val="left"/>
+      <w:pPr>
+        <w:tabs>
+          <w:tab w:val="num" w:pos="1440"/>
+        </w:tabs>
+        <w:ind w:left="1440" w:hanging="360"/>
+      </w:pPr>
+      <w:rPr>
+        <w:rFonts w:ascii="Courier New" w:hAnsi="Courier New" w:hint="default"/>
+        <w:sz w:val="20"/>
+      </w:rPr>
+    </w:lvl>
+    <w:lvl w:ilvl="2" w:tentative="1">
+      <w:start w:val="1"/>
+      <w:numFmt w:val="bullet"/>
+      <w:lvlText w:val=""/>
+      <w:lvlJc w:val="left"/>
+      <w:pPr>
+        <w:tabs>
+          <w:tab w:val="num" w:pos="2160"/>
+        </w:tabs>
+        <w:ind w:left="2160" w:hanging="360"/>
+      </w:pPr>
+      <w:rPr>
+        <w:rFonts w:ascii="Wingdings" w:hAnsi="Wingdings" w:hint="default"/>
+        <w:sz w:val="20"/>
+      </w:rPr>
+    </w:lvl>
+    <w:lvl w:ilvl="3" w:tentative="1">
+      <w:start w:val="1"/>
+      <w:numFmt w:val="bullet"/>
+      <w:lvlText w:val=""/>
+      <w:lvlJc w:val="left"/>
+      <w:pPr>
+        <w:tabs>
+          <w:tab w:val="num" w:pos="2880"/>
+        </w:tabs>
+        <w:ind w:left="2880" w:hanging="360"/>
+      </w:pPr>
+      <w:rPr>
+        <w:rFonts w:ascii="Wingdings" w:hAnsi="Wingdings" w:hint="default"/>
+        <w:sz w:val="20"/>
+      </w:rPr>
+    </w:lvl>
+    <w:lvl w:ilvl="4" w:tentative="1">
+      <w:start w:val="1"/>
+      <w:numFmt w:val="bullet"/>
+      <w:lvlText w:val=""/>
+      <w:lvlJc w:val="left"/>
+      <w:pPr>
+        <w:tabs>
+          <w:tab w:val="num" w:pos="3600"/>
+        </w:tabs>
+        <w:ind w:left="3600" w:hanging="360"/>
+      </w:pPr>
+      <w:rPr>
+        <w:rFonts w:ascii="Wingdings" w:hAnsi="Wingdings" w:hint="default"/>
+        <w:sz w:val="20"/>
+      </w:rPr>
+    </w:lvl>
+    <w:lvl w:ilvl="5" w:tentative="1">
+      <w:start w:val="1"/>
+      <w:numFmt w:val="bullet"/>
+      <w:lvlText w:val=""/>
+      <w:lvlJc w:val="left"/>
+      <w:pPr>
+        <w:tabs>
+          <w:tab w:val="num" w:pos="4320"/>
+        </w:tabs>
+        <w:ind w:left="4320" w:hanging="360"/>
+      </w:pPr>
+      <w:rPr>
+        <w:rFonts w:ascii="Wingdings" w:hAnsi="Wingdings" w:hint="default"/>
+        <w:sz w:val="20"/>
+      </w:rPr>
+    </w:lvl>
+    <w:lvl w:ilvl="6" w:tentative="1">
+      <w:start w:val="1"/>
+      <w:numFmt w:val="bullet"/>
+      <w:lvlText w:val=""/>
+      <w:lvlJc w:val="left"/>
+      <w:pPr>
+        <w:tabs>
+          <w:tab w:val="num" w:pos="5040"/>
+        </w:tabs>
+        <w:ind w:left="5040" w:hanging="360"/>
+      </w:pPr>
+      <w:rPr>
+        <w:rFonts w:ascii="Wingdings" w:hAnsi="Wingdings" w:hint="default"/>
+        <w:sz w:val="20"/>
+      </w:rPr>
+    </w:lvl>
+    <w:lvl w:ilvl="7" w:tentative="1">
+      <w:start w:val="1"/>
+      <w:numFmt w:val="bullet"/>
+      <w:lvlText w:val=""/>
+      <w:lvlJc w:val="left"/>
+      <w:pPr>
+        <w:tabs>
+          <w:tab w:val="num" w:pos="5760"/>
+        </w:tabs>
+        <w:ind w:left="5760" w:hanging="360"/>
+      </w:pPr>
+      <w:rPr>
+        <w:rFonts w:ascii="Wingdings" w:hAnsi="Wingdings" w:hint="default"/>
+        <w:sz w:val="20"/>
+      </w:rPr>
+    </w:lvl>
+    <w:lvl w:ilvl="8" w:tentative="1">
+      <w:start w:val="1"/>
+      <w:numFmt w:val="bullet"/>
+      <w:lvlText w:val=""/>
+      <w:lvlJc w:val="left"/>
+      <w:pPr>
+        <w:tabs>
+          <w:tab w:val="num" w:pos="6480"/>
+        </w:tabs>
+        <w:ind w:left="6480" w:hanging="360"/>
+      </w:pPr>
+      <w:rPr>
+        <w:rFonts w:ascii="Wingdings" w:hAnsi="Wingdings" w:hint="default"/>
+        <w:sz w:val="20"/>
+      </w:rPr>
+    </w:lvl>
+  </w:abstractNum>
+  <w:abstractNum w:abstractNumId="15" w15:restartNumberingAfterBreak="0">
     <w:nsid w:val="315133A8"/>
     <w:multiLevelType w:val="multilevel"/>
     <w:tmpl w:val="EFCCF664"/>
@@ -7682,7 +15088,7 @@
       </w:rPr>
     </w:lvl>
   </w:abstractNum>
-  <w:abstractNum w:abstractNumId="8" w15:restartNumberingAfterBreak="0">
+  <w:abstractNum w:abstractNumId="16" w15:restartNumberingAfterBreak="0">
     <w:nsid w:val="32C32187"/>
     <w:multiLevelType w:val="multilevel"/>
     <w:tmpl w:val="E364F4AA"/>
@@ -7831,7 +15237,7 @@
       </w:rPr>
     </w:lvl>
   </w:abstractNum>
-  <w:abstractNum w:abstractNumId="9" w15:restartNumberingAfterBreak="0">
+  <w:abstractNum w:abstractNumId="17" w15:restartNumberingAfterBreak="0">
     <w:nsid w:val="32E82BDB"/>
     <w:multiLevelType w:val="multilevel"/>
     <w:tmpl w:val="7CFC33D4"/>
@@ -7980,7 +15386,156 @@
       </w:rPr>
     </w:lvl>
   </w:abstractNum>
-  <w:abstractNum w:abstractNumId="10" w15:restartNumberingAfterBreak="0">
+  <w:abstractNum w:abstractNumId="18" w15:restartNumberingAfterBreak="0">
+    <w:nsid w:val="333D766A"/>
+    <w:multiLevelType w:val="multilevel"/>
+    <w:tmpl w:val="3C5CEEAC"/>
+    <w:lvl w:ilvl="0">
+      <w:start w:val="1"/>
+      <w:numFmt w:val="bullet"/>
+      <w:lvlText w:val=""/>
+      <w:lvlJc w:val="left"/>
+      <w:pPr>
+        <w:tabs>
+          <w:tab w:val="num" w:pos="720"/>
+        </w:tabs>
+        <w:ind w:left="720" w:hanging="360"/>
+      </w:pPr>
+      <w:rPr>
+        <w:rFonts w:ascii="Symbol" w:hAnsi="Symbol" w:hint="default"/>
+        <w:sz w:val="20"/>
+      </w:rPr>
+    </w:lvl>
+    <w:lvl w:ilvl="1" w:tentative="1">
+      <w:start w:val="1"/>
+      <w:numFmt w:val="bullet"/>
+      <w:lvlText w:val="o"/>
+      <w:lvlJc w:val="left"/>
+      <w:pPr>
+        <w:tabs>
+          <w:tab w:val="num" w:pos="1440"/>
+        </w:tabs>
+        <w:ind w:left="1440" w:hanging="360"/>
+      </w:pPr>
+      <w:rPr>
+        <w:rFonts w:ascii="Courier New" w:hAnsi="Courier New" w:hint="default"/>
+        <w:sz w:val="20"/>
+      </w:rPr>
+    </w:lvl>
+    <w:lvl w:ilvl="2" w:tentative="1">
+      <w:start w:val="1"/>
+      <w:numFmt w:val="bullet"/>
+      <w:lvlText w:val=""/>
+      <w:lvlJc w:val="left"/>
+      <w:pPr>
+        <w:tabs>
+          <w:tab w:val="num" w:pos="2160"/>
+        </w:tabs>
+        <w:ind w:left="2160" w:hanging="360"/>
+      </w:pPr>
+      <w:rPr>
+        <w:rFonts w:ascii="Wingdings" w:hAnsi="Wingdings" w:hint="default"/>
+        <w:sz w:val="20"/>
+      </w:rPr>
+    </w:lvl>
+    <w:lvl w:ilvl="3" w:tentative="1">
+      <w:start w:val="1"/>
+      <w:numFmt w:val="bullet"/>
+      <w:lvlText w:val=""/>
+      <w:lvlJc w:val="left"/>
+      <w:pPr>
+        <w:tabs>
+          <w:tab w:val="num" w:pos="2880"/>
+        </w:tabs>
+        <w:ind w:left="2880" w:hanging="360"/>
+      </w:pPr>
+      <w:rPr>
+        <w:rFonts w:ascii="Wingdings" w:hAnsi="Wingdings" w:hint="default"/>
+        <w:sz w:val="20"/>
+      </w:rPr>
+    </w:lvl>
+    <w:lvl w:ilvl="4" w:tentative="1">
+      <w:start w:val="1"/>
+      <w:numFmt w:val="bullet"/>
+      <w:lvlText w:val=""/>
+      <w:lvlJc w:val="left"/>
+      <w:pPr>
+        <w:tabs>
+          <w:tab w:val="num" w:pos="3600"/>
+        </w:tabs>
+        <w:ind w:left="3600" w:hanging="360"/>
+      </w:pPr>
+      <w:rPr>
+        <w:rFonts w:ascii="Wingdings" w:hAnsi="Wingdings" w:hint="default"/>
+        <w:sz w:val="20"/>
+      </w:rPr>
+    </w:lvl>
+    <w:lvl w:ilvl="5" w:tentative="1">
+      <w:start w:val="1"/>
+      <w:numFmt w:val="bullet"/>
+      <w:lvlText w:val=""/>
+      <w:lvlJc w:val="left"/>
+      <w:pPr>
+        <w:tabs>
+          <w:tab w:val="num" w:pos="4320"/>
+        </w:tabs>
+        <w:ind w:left="4320" w:hanging="360"/>
+      </w:pPr>
+      <w:rPr>
+        <w:rFonts w:ascii="Wingdings" w:hAnsi="Wingdings" w:hint="default"/>
+        <w:sz w:val="20"/>
+      </w:rPr>
+    </w:lvl>
+    <w:lvl w:ilvl="6" w:tentative="1">
+      <w:start w:val="1"/>
+      <w:numFmt w:val="bullet"/>
+      <w:lvlText w:val=""/>
+      <w:lvlJc w:val="left"/>
+      <w:pPr>
+        <w:tabs>
+          <w:tab w:val="num" w:pos="5040"/>
+        </w:tabs>
+        <w:ind w:left="5040" w:hanging="360"/>
+      </w:pPr>
+      <w:rPr>
+        <w:rFonts w:ascii="Wingdings" w:hAnsi="Wingdings" w:hint="default"/>
+        <w:sz w:val="20"/>
+      </w:rPr>
+    </w:lvl>
+    <w:lvl w:ilvl="7" w:tentative="1">
+      <w:start w:val="1"/>
+      <w:numFmt w:val="bullet"/>
+      <w:lvlText w:val=""/>
+      <w:lvlJc w:val="left"/>
+      <w:pPr>
+        <w:tabs>
+          <w:tab w:val="num" w:pos="5760"/>
+        </w:tabs>
+        <w:ind w:left="5760" w:hanging="360"/>
+      </w:pPr>
+      <w:rPr>
+        <w:rFonts w:ascii="Wingdings" w:hAnsi="Wingdings" w:hint="default"/>
+        <w:sz w:val="20"/>
+      </w:rPr>
+    </w:lvl>
+    <w:lvl w:ilvl="8" w:tentative="1">
+      <w:start w:val="1"/>
+      <w:numFmt w:val="bullet"/>
+      <w:lvlText w:val=""/>
+      <w:lvlJc w:val="left"/>
+      <w:pPr>
+        <w:tabs>
+          <w:tab w:val="num" w:pos="6480"/>
+        </w:tabs>
+        <w:ind w:left="6480" w:hanging="360"/>
+      </w:pPr>
+      <w:rPr>
+        <w:rFonts w:ascii="Wingdings" w:hAnsi="Wingdings" w:hint="default"/>
+        <w:sz w:val="20"/>
+      </w:rPr>
+    </w:lvl>
+  </w:abstractNum>
+  <w:abstractNum w:abstractNumId="19" w15:restartNumberingAfterBreak="0">
     <w:nsid w:val="38B00623"/>
     <w:multiLevelType w:val="multilevel"/>
     <w:tmpl w:val="3762000E"/>
@@ -8129,7 +15684,7 @@
       </w:rPr>
     </w:lvl>
   </w:abstractNum>
-  <w:abstractNum w:abstractNumId="11" w15:restartNumberingAfterBreak="0">
+  <w:abstractNum w:abstractNumId="20" w15:restartNumberingAfterBreak="0">
     <w:nsid w:val="3A3308F4"/>
     <w:multiLevelType w:val="multilevel"/>
     <w:tmpl w:val="51102CA2"/>
@@ -8278,7 +15833,7 @@
       </w:rPr>
     </w:lvl>
   </w:abstractNum>
-  <w:abstractNum w:abstractNumId="12" w15:restartNumberingAfterBreak="0">
+  <w:abstractNum w:abstractNumId="21" w15:restartNumberingAfterBreak="0">
     <w:nsid w:val="3AD0729F"/>
     <w:multiLevelType w:val="multilevel"/>
     <w:tmpl w:val="F808D58E"/>
@@ -8391,7 +15946,156 @@
       </w:pPr>
     </w:lvl>
   </w:abstractNum>
-  <w:abstractNum w:abstractNumId="13" w15:restartNumberingAfterBreak="0">
+  <w:abstractNum w:abstractNumId="22" w15:restartNumberingAfterBreak="0">
+    <w:nsid w:val="3B1E1E02"/>
+    <w:multiLevelType w:val="multilevel"/>
+    <w:tmpl w:val="B588BD34"/>
+    <w:lvl w:ilvl="0">
+      <w:start w:val="1"/>
+      <w:numFmt w:val="bullet"/>
+      <w:lvlText w:val=""/>
+      <w:lvlJc w:val="left"/>
+      <w:pPr>
+        <w:tabs>
+          <w:tab w:val="num" w:pos="720"/>
+        </w:tabs>
+        <w:ind w:left="720" w:hanging="360"/>
+      </w:pPr>
+      <w:rPr>
+        <w:rFonts w:ascii="Symbol" w:hAnsi="Symbol" w:hint="default"/>
+        <w:sz w:val="20"/>
+      </w:rPr>
+    </w:lvl>
+    <w:lvl w:ilvl="1" w:tentative="1">
+      <w:start w:val="1"/>
+      <w:numFmt w:val="bullet"/>
+      <w:lvlText w:val="o"/>
+      <w:lvlJc w:val="left"/>
+      <w:pPr>
+        <w:tabs>
+          <w:tab w:val="num" w:pos="1440"/>
+        </w:tabs>
+        <w:ind w:left="1440" w:hanging="360"/>
+      </w:pPr>
+      <w:rPr>
+        <w:rFonts w:ascii="Courier New" w:hAnsi="Courier New" w:hint="default"/>
+        <w:sz w:val="20"/>
+      </w:rPr>
+    </w:lvl>
+    <w:lvl w:ilvl="2" w:tentative="1">
+      <w:start w:val="1"/>
+      <w:numFmt w:val="bullet"/>
+      <w:lvlText w:val=""/>
+      <w:lvlJc w:val="left"/>
+      <w:pPr>
+        <w:tabs>
+          <w:tab w:val="num" w:pos="2160"/>
+        </w:tabs>
+        <w:ind w:left="2160" w:hanging="360"/>
+      </w:pPr>
+      <w:rPr>
+        <w:rFonts w:ascii="Wingdings" w:hAnsi="Wingdings" w:hint="default"/>
+        <w:sz w:val="20"/>
+      </w:rPr>
+    </w:lvl>
+    <w:lvl w:ilvl="3" w:tentative="1">
+      <w:start w:val="1"/>
+      <w:numFmt w:val="bullet"/>
+      <w:lvlText w:val=""/>
+      <w:lvlJc w:val="left"/>
+      <w:pPr>
+        <w:tabs>
+          <w:tab w:val="num" w:pos="2880"/>
+        </w:tabs>
+        <w:ind w:left="2880" w:hanging="360"/>
+      </w:pPr>
+      <w:rPr>
+        <w:rFonts w:ascii="Wingdings" w:hAnsi="Wingdings" w:hint="default"/>
+        <w:sz w:val="20"/>
+      </w:rPr>
+    </w:lvl>
+    <w:lvl w:ilvl="4" w:tentative="1">
+      <w:start w:val="1"/>
+      <w:numFmt w:val="bullet"/>
+      <w:lvlText w:val=""/>
+      <w:lvlJc w:val="left"/>
+      <w:pPr>
+        <w:tabs>
+          <w:tab w:val="num" w:pos="3600"/>
+        </w:tabs>
+        <w:ind w:left="3600" w:hanging="360"/>
+      </w:pPr>
+      <w:rPr>
+        <w:rFonts w:ascii="Wingdings" w:hAnsi="Wingdings" w:hint="default"/>
+        <w:sz w:val="20"/>
+      </w:rPr>
+    </w:lvl>
+    <w:lvl w:ilvl="5" w:tentative="1">
+      <w:start w:val="1"/>
+      <w:numFmt w:val="bullet"/>
+      <w:lvlText w:val=""/>
+      <w:lvlJc w:val="left"/>
+      <w:pPr>
+        <w:tabs>
+          <w:tab w:val="num" w:pos="4320"/>
+        </w:tabs>
+        <w:ind w:left="4320" w:hanging="360"/>
+      </w:pPr>
+      <w:rPr>
+        <w:rFonts w:ascii="Wingdings" w:hAnsi="Wingdings" w:hint="default"/>
+        <w:sz w:val="20"/>
+      </w:rPr>
+    </w:lvl>
+    <w:lvl w:ilvl="6" w:tentative="1">
+      <w:start w:val="1"/>
+      <w:numFmt w:val="bullet"/>
+      <w:lvlText w:val=""/>
+      <w:lvlJc w:val="left"/>
+      <w:pPr>
+        <w:tabs>
+          <w:tab w:val="num" w:pos="5040"/>
+        </w:tabs>
+        <w:ind w:left="5040" w:hanging="360"/>
+      </w:pPr>
+      <w:rPr>
+        <w:rFonts w:ascii="Wingdings" w:hAnsi="Wingdings" w:hint="default"/>
+        <w:sz w:val="20"/>
+      </w:rPr>
+    </w:lvl>
+    <w:lvl w:ilvl="7" w:tentative="1">
+      <w:start w:val="1"/>
+      <w:numFmt w:val="bullet"/>
+      <w:lvlText w:val=""/>
+      <w:lvlJc w:val="left"/>
+      <w:pPr>
+        <w:tabs>
+          <w:tab w:val="num" w:pos="5760"/>
+        </w:tabs>
+        <w:ind w:left="5760" w:hanging="360"/>
+      </w:pPr>
+      <w:rPr>
+        <w:rFonts w:ascii="Wingdings" w:hAnsi="Wingdings" w:hint="default"/>
+        <w:sz w:val="20"/>
+      </w:rPr>
+    </w:lvl>
+    <w:lvl w:ilvl="8" w:tentative="1">
+      <w:start w:val="1"/>
+      <w:numFmt w:val="bullet"/>
+      <w:lvlText w:val=""/>
+      <w:lvlJc w:val="left"/>
+      <w:pPr>
+        <w:tabs>
+          <w:tab w:val="num" w:pos="6480"/>
+        </w:tabs>
+        <w:ind w:left="6480" w:hanging="360"/>
+      </w:pPr>
+      <w:rPr>
+        <w:rFonts w:ascii="Wingdings" w:hAnsi="Wingdings" w:hint="default"/>
+        <w:sz w:val="20"/>
+      </w:rPr>
+    </w:lvl>
+  </w:abstractNum>
+  <w:abstractNum w:abstractNumId="23" w15:restartNumberingAfterBreak="0">
     <w:nsid w:val="3DE0048B"/>
     <w:multiLevelType w:val="multilevel"/>
     <w:tmpl w:val="D95E9D9E"/>
@@ -8540,7 +16244,156 @@
       </w:rPr>
     </w:lvl>
   </w:abstractNum>
-  <w:abstractNum w:abstractNumId="14" w15:restartNumberingAfterBreak="0">
+  <w:abstractNum w:abstractNumId="24" w15:restartNumberingAfterBreak="0">
+    <w:nsid w:val="3E992FF1"/>
+    <w:multiLevelType w:val="multilevel"/>
+    <w:tmpl w:val="D3C0F472"/>
+    <w:lvl w:ilvl="0">
+      <w:start w:val="1"/>
+      <w:numFmt w:val="bullet"/>
+      <w:lvlText w:val=""/>
+      <w:lvlJc w:val="left"/>
+      <w:pPr>
+        <w:tabs>
+          <w:tab w:val="num" w:pos="720"/>
+        </w:tabs>
+        <w:ind w:left="720" w:hanging="360"/>
+      </w:pPr>
+      <w:rPr>
+        <w:rFonts w:ascii="Symbol" w:hAnsi="Symbol" w:hint="default"/>
+        <w:sz w:val="20"/>
+      </w:rPr>
+    </w:lvl>
+    <w:lvl w:ilvl="1">
+      <w:start w:val="1"/>
+      <w:numFmt w:val="bullet"/>
+      <w:lvlText w:val="o"/>
+      <w:lvlJc w:val="left"/>
+      <w:pPr>
+        <w:tabs>
+          <w:tab w:val="num" w:pos="1440"/>
+        </w:tabs>
+        <w:ind w:left="1440" w:hanging="360"/>
+      </w:pPr>
+      <w:rPr>
+        <w:rFonts w:ascii="Courier New" w:hAnsi="Courier New" w:hint="default"/>
+        <w:sz w:val="20"/>
+      </w:rPr>
+    </w:lvl>
+    <w:lvl w:ilvl="2" w:tentative="1">
+      <w:start w:val="1"/>
+      <w:numFmt w:val="bullet"/>
+      <w:lvlText w:val=""/>
+      <w:lvlJc w:val="left"/>
+      <w:pPr>
+        <w:tabs>
+          <w:tab w:val="num" w:pos="2160"/>
+        </w:tabs>
+        <w:ind w:left="2160" w:hanging="360"/>
+      </w:pPr>
+      <w:rPr>
+        <w:rFonts w:ascii="Wingdings" w:hAnsi="Wingdings" w:hint="default"/>
+        <w:sz w:val="20"/>
+      </w:rPr>
+    </w:lvl>
+    <w:lvl w:ilvl="3" w:tentative="1">
+      <w:start w:val="1"/>
+      <w:numFmt w:val="bullet"/>
+      <w:lvlText w:val=""/>
+      <w:lvlJc w:val="left"/>
+      <w:pPr>
+        <w:tabs>
+          <w:tab w:val="num" w:pos="2880"/>
+        </w:tabs>
+        <w:ind w:left="2880" w:hanging="360"/>
+      </w:pPr>
+      <w:rPr>
+        <w:rFonts w:ascii="Wingdings" w:hAnsi="Wingdings" w:hint="default"/>
+        <w:sz w:val="20"/>
+      </w:rPr>
+    </w:lvl>
+    <w:lvl w:ilvl="4" w:tentative="1">
+      <w:start w:val="1"/>
+      <w:numFmt w:val="bullet"/>
+      <w:lvlText w:val=""/>
+      <w:lvlJc w:val="left"/>
+      <w:pPr>
+        <w:tabs>
+          <w:tab w:val="num" w:pos="3600"/>
+        </w:tabs>
+        <w:ind w:left="3600" w:hanging="360"/>
+      </w:pPr>
+      <w:rPr>
+        <w:rFonts w:ascii="Wingdings" w:hAnsi="Wingdings" w:hint="default"/>
+        <w:sz w:val="20"/>
+      </w:rPr>
+    </w:lvl>
+    <w:lvl w:ilvl="5" w:tentative="1">
+      <w:start w:val="1"/>
+      <w:numFmt w:val="bullet"/>
+      <w:lvlText w:val=""/>
+      <w:lvlJc w:val="left"/>
+      <w:pPr>
+        <w:tabs>
+          <w:tab w:val="num" w:pos="4320"/>
+        </w:tabs>
+        <w:ind w:left="4320" w:hanging="360"/>
+      </w:pPr>
+      <w:rPr>
+        <w:rFonts w:ascii="Wingdings" w:hAnsi="Wingdings" w:hint="default"/>
+        <w:sz w:val="20"/>
+      </w:rPr>
+    </w:lvl>
+    <w:lvl w:ilvl="6" w:tentative="1">
+      <w:start w:val="1"/>
+      <w:numFmt w:val="bullet"/>
+      <w:lvlText w:val=""/>
+      <w:lvlJc w:val="left"/>
+      <w:pPr>
+        <w:tabs>
+          <w:tab w:val="num" w:pos="5040"/>
+        </w:tabs>
+        <w:ind w:left="5040" w:hanging="360"/>
+      </w:pPr>
+      <w:rPr>
+        <w:rFonts w:ascii="Wingdings" w:hAnsi="Wingdings" w:hint="default"/>
+        <w:sz w:val="20"/>
+      </w:rPr>
+    </w:lvl>
+    <w:lvl w:ilvl="7" w:tentative="1">
+      <w:start w:val="1"/>
+      <w:numFmt w:val="bullet"/>
+      <w:lvlText w:val=""/>
+      <w:lvlJc w:val="left"/>
+      <w:pPr>
+        <w:tabs>
+          <w:tab w:val="num" w:pos="5760"/>
+        </w:tabs>
+        <w:ind w:left="5760" w:hanging="360"/>
+      </w:pPr>
+      <w:rPr>
+        <w:rFonts w:ascii="Wingdings" w:hAnsi="Wingdings" w:hint="default"/>
+        <w:sz w:val="20"/>
+      </w:rPr>
+    </w:lvl>
+    <w:lvl w:ilvl="8" w:tentative="1">
+      <w:start w:val="1"/>
+      <w:numFmt w:val="bullet"/>
+      <w:lvlText w:val=""/>
+      <w:lvlJc w:val="left"/>
+      <w:pPr>
+        <w:tabs>
+          <w:tab w:val="num" w:pos="6480"/>
+        </w:tabs>
+        <w:ind w:left="6480" w:hanging="360"/>
+      </w:pPr>
+      <w:rPr>
+        <w:rFonts w:ascii="Wingdings" w:hAnsi="Wingdings" w:hint="default"/>
+        <w:sz w:val="20"/>
+      </w:rPr>
+    </w:lvl>
+  </w:abstractNum>
+  <w:abstractNum w:abstractNumId="25" w15:restartNumberingAfterBreak="0">
     <w:nsid w:val="407E512A"/>
     <w:multiLevelType w:val="multilevel"/>
     <w:tmpl w:val="14321FCA"/>
@@ -8689,7 +16542,305 @@
       </w:rPr>
     </w:lvl>
   </w:abstractNum>
-  <w:abstractNum w:abstractNumId="15" w15:restartNumberingAfterBreak="0">
+  <w:abstractNum w:abstractNumId="26" w15:restartNumberingAfterBreak="0">
+    <w:nsid w:val="43875B7D"/>
+    <w:multiLevelType w:val="multilevel"/>
+    <w:tmpl w:val="41DCE156"/>
+    <w:lvl w:ilvl="0">
+      <w:start w:val="1"/>
+      <w:numFmt w:val="bullet"/>
+      <w:lvlText w:val=""/>
+      <w:lvlJc w:val="left"/>
+      <w:pPr>
+        <w:tabs>
+          <w:tab w:val="num" w:pos="720"/>
+        </w:tabs>
+        <w:ind w:left="720" w:hanging="360"/>
+      </w:pPr>
+      <w:rPr>
+        <w:rFonts w:ascii="Symbol" w:hAnsi="Symbol" w:hint="default"/>
+        <w:sz w:val="20"/>
+      </w:rPr>
+    </w:lvl>
+    <w:lvl w:ilvl="1" w:tentative="1">
+      <w:start w:val="1"/>
+      <w:numFmt w:val="bullet"/>
+      <w:lvlText w:val="o"/>
+      <w:lvlJc w:val="left"/>
+      <w:pPr>
+        <w:tabs>
+          <w:tab w:val="num" w:pos="1440"/>
+        </w:tabs>
+        <w:ind w:left="1440" w:hanging="360"/>
+      </w:pPr>
+      <w:rPr>
+        <w:rFonts w:ascii="Courier New" w:hAnsi="Courier New" w:hint="default"/>
+        <w:sz w:val="20"/>
+      </w:rPr>
+    </w:lvl>
+    <w:lvl w:ilvl="2" w:tentative="1">
+      <w:start w:val="1"/>
+      <w:numFmt w:val="bullet"/>
+      <w:lvlText w:val=""/>
+      <w:lvlJc w:val="left"/>
+      <w:pPr>
+        <w:tabs>
+          <w:tab w:val="num" w:pos="2160"/>
+        </w:tabs>
+        <w:ind w:left="2160" w:hanging="360"/>
+      </w:pPr>
+      <w:rPr>
+        <w:rFonts w:ascii="Wingdings" w:hAnsi="Wingdings" w:hint="default"/>
+        <w:sz w:val="20"/>
+      </w:rPr>
+    </w:lvl>
+    <w:lvl w:ilvl="3" w:tentative="1">
+      <w:start w:val="1"/>
+      <w:numFmt w:val="bullet"/>
+      <w:lvlText w:val=""/>
+      <w:lvlJc w:val="left"/>
+      <w:pPr>
+        <w:tabs>
+          <w:tab w:val="num" w:pos="2880"/>
+        </w:tabs>
+        <w:ind w:left="2880" w:hanging="360"/>
+      </w:pPr>
+      <w:rPr>
+        <w:rFonts w:ascii="Wingdings" w:hAnsi="Wingdings" w:hint="default"/>
+        <w:sz w:val="20"/>
+      </w:rPr>
+    </w:lvl>
+    <w:lvl w:ilvl="4" w:tentative="1">
+      <w:start w:val="1"/>
+      <w:numFmt w:val="bullet"/>
+      <w:lvlText w:val=""/>
+      <w:lvlJc w:val="left"/>
+      <w:pPr>
+        <w:tabs>
+          <w:tab w:val="num" w:pos="3600"/>
+        </w:tabs>
+        <w:ind w:left="3600" w:hanging="360"/>
+      </w:pPr>
+      <w:rPr>
+        <w:rFonts w:ascii="Wingdings" w:hAnsi="Wingdings" w:hint="default"/>
+        <w:sz w:val="20"/>
+      </w:rPr>
+    </w:lvl>
+    <w:lvl w:ilvl="5" w:tentative="1">
+      <w:start w:val="1"/>
+      <w:numFmt w:val="bullet"/>
+      <w:lvlText w:val=""/>
+      <w:lvlJc w:val="left"/>
+      <w:pPr>
+        <w:tabs>
+          <w:tab w:val="num" w:pos="4320"/>
+        </w:tabs>
+        <w:ind w:left="4320" w:hanging="360"/>
+      </w:pPr>
+      <w:rPr>
+        <w:rFonts w:ascii="Wingdings" w:hAnsi="Wingdings" w:hint="default"/>
+        <w:sz w:val="20"/>
+      </w:rPr>
+    </w:lvl>
+    <w:lvl w:ilvl="6" w:tentative="1">
+      <w:start w:val="1"/>
+      <w:numFmt w:val="bullet"/>
+      <w:lvlText w:val=""/>
+      <w:lvlJc w:val="left"/>
+      <w:pPr>
+        <w:tabs>
+          <w:tab w:val="num" w:pos="5040"/>
+        </w:tabs>
+        <w:ind w:left="5040" w:hanging="360"/>
+      </w:pPr>
+      <w:rPr>
+        <w:rFonts w:ascii="Wingdings" w:hAnsi="Wingdings" w:hint="default"/>
+        <w:sz w:val="20"/>
+      </w:rPr>
+    </w:lvl>
+    <w:lvl w:ilvl="7" w:tentative="1">
+      <w:start w:val="1"/>
+      <w:numFmt w:val="bullet"/>
+      <w:lvlText w:val=""/>
+      <w:lvlJc w:val="left"/>
+      <w:pPr>
+        <w:tabs>
+          <w:tab w:val="num" w:pos="5760"/>
+        </w:tabs>
+        <w:ind w:left="5760" w:hanging="360"/>
+      </w:pPr>
+      <w:rPr>
+        <w:rFonts w:ascii="Wingdings" w:hAnsi="Wingdings" w:hint="default"/>
+        <w:sz w:val="20"/>
+      </w:rPr>
+    </w:lvl>
+    <w:lvl w:ilvl="8" w:tentative="1">
+      <w:start w:val="1"/>
+      <w:numFmt w:val="bullet"/>
+      <w:lvlText w:val=""/>
+      <w:lvlJc w:val="left"/>
+      <w:pPr>
+        <w:tabs>
+          <w:tab w:val="num" w:pos="6480"/>
+        </w:tabs>
+        <w:ind w:left="6480" w:hanging="360"/>
+      </w:pPr>
+      <w:rPr>
+        <w:rFonts w:ascii="Wingdings" w:hAnsi="Wingdings" w:hint="default"/>
+        <w:sz w:val="20"/>
+      </w:rPr>
+    </w:lvl>
+  </w:abstractNum>
+  <w:abstractNum w:abstractNumId="27" w15:restartNumberingAfterBreak="0">
+    <w:nsid w:val="47BE1593"/>
+    <w:multiLevelType w:val="multilevel"/>
+    <w:tmpl w:val="B1AC880A"/>
+    <w:lvl w:ilvl="0">
+      <w:start w:val="1"/>
+      <w:numFmt w:val="bullet"/>
+      <w:lvlText w:val=""/>
+      <w:lvlJc w:val="left"/>
+      <w:pPr>
+        <w:tabs>
+          <w:tab w:val="num" w:pos="720"/>
+        </w:tabs>
+        <w:ind w:left="720" w:hanging="360"/>
+      </w:pPr>
+      <w:rPr>
+        <w:rFonts w:ascii="Symbol" w:hAnsi="Symbol" w:hint="default"/>
+        <w:sz w:val="20"/>
+      </w:rPr>
+    </w:lvl>
+    <w:lvl w:ilvl="1" w:tentative="1">
+      <w:start w:val="1"/>
+      <w:numFmt w:val="bullet"/>
+      <w:lvlText w:val="o"/>
+      <w:lvlJc w:val="left"/>
+      <w:pPr>
+        <w:tabs>
+          <w:tab w:val="num" w:pos="1440"/>
+        </w:tabs>
+        <w:ind w:left="1440" w:hanging="360"/>
+      </w:pPr>
+      <w:rPr>
+        <w:rFonts w:ascii="Courier New" w:hAnsi="Courier New" w:hint="default"/>
+        <w:sz w:val="20"/>
+      </w:rPr>
+    </w:lvl>
+    <w:lvl w:ilvl="2" w:tentative="1">
+      <w:start w:val="1"/>
+      <w:numFmt w:val="bullet"/>
+      <w:lvlText w:val=""/>
+      <w:lvlJc w:val="left"/>
+      <w:pPr>
+        <w:tabs>
+          <w:tab w:val="num" w:pos="2160"/>
+        </w:tabs>
+        <w:ind w:left="2160" w:hanging="360"/>
+      </w:pPr>
+      <w:rPr>
+        <w:rFonts w:ascii="Wingdings" w:hAnsi="Wingdings" w:hint="default"/>
+        <w:sz w:val="20"/>
+      </w:rPr>
+    </w:lvl>
+    <w:lvl w:ilvl="3" w:tentative="1">
+      <w:start w:val="1"/>
+      <w:numFmt w:val="bullet"/>
+      <w:lvlText w:val=""/>
+      <w:lvlJc w:val="left"/>
+      <w:pPr>
+        <w:tabs>
+          <w:tab w:val="num" w:pos="2880"/>
+        </w:tabs>
+        <w:ind w:left="2880" w:hanging="360"/>
+      </w:pPr>
+      <w:rPr>
+        <w:rFonts w:ascii="Wingdings" w:hAnsi="Wingdings" w:hint="default"/>
+        <w:sz w:val="20"/>
+      </w:rPr>
+    </w:lvl>
+    <w:lvl w:ilvl="4" w:tentative="1">
+      <w:start w:val="1"/>
+      <w:numFmt w:val="bullet"/>
+      <w:lvlText w:val=""/>
+      <w:lvlJc w:val="left"/>
+      <w:pPr>
+        <w:tabs>
+          <w:tab w:val="num" w:pos="3600"/>
+        </w:tabs>
+        <w:ind w:left="3600" w:hanging="360"/>
+      </w:pPr>
+      <w:rPr>
+        <w:rFonts w:ascii="Wingdings" w:hAnsi="Wingdings" w:hint="default"/>
+        <w:sz w:val="20"/>
+      </w:rPr>
+    </w:lvl>
+    <w:lvl w:ilvl="5" w:tentative="1">
+      <w:start w:val="1"/>
+      <w:numFmt w:val="bullet"/>
+      <w:lvlText w:val=""/>
+      <w:lvlJc w:val="left"/>
+      <w:pPr>
+        <w:tabs>
+          <w:tab w:val="num" w:pos="4320"/>
+        </w:tabs>
+        <w:ind w:left="4320" w:hanging="360"/>
+      </w:pPr>
+      <w:rPr>
+        <w:rFonts w:ascii="Wingdings" w:hAnsi="Wingdings" w:hint="default"/>
+        <w:sz w:val="20"/>
+      </w:rPr>
+    </w:lvl>
+    <w:lvl w:ilvl="6" w:tentative="1">
+      <w:start w:val="1"/>
+      <w:numFmt w:val="bullet"/>
+      <w:lvlText w:val=""/>
+      <w:lvlJc w:val="left"/>
+      <w:pPr>
+        <w:tabs>
+          <w:tab w:val="num" w:pos="5040"/>
+        </w:tabs>
+        <w:ind w:left="5040" w:hanging="360"/>
+      </w:pPr>
+      <w:rPr>
+        <w:rFonts w:ascii="Wingdings" w:hAnsi="Wingdings" w:hint="default"/>
+        <w:sz w:val="20"/>
+      </w:rPr>
+    </w:lvl>
+    <w:lvl w:ilvl="7" w:tentative="1">
+      <w:start w:val="1"/>
+      <w:numFmt w:val="bullet"/>
+      <w:lvlText w:val=""/>
+      <w:lvlJc w:val="left"/>
+      <w:pPr>
+        <w:tabs>
+          <w:tab w:val="num" w:pos="5760"/>
+        </w:tabs>
+        <w:ind w:left="5760" w:hanging="360"/>
+      </w:pPr>
+      <w:rPr>
+        <w:rFonts w:ascii="Wingdings" w:hAnsi="Wingdings" w:hint="default"/>
+        <w:sz w:val="20"/>
+      </w:rPr>
+    </w:lvl>
+    <w:lvl w:ilvl="8" w:tentative="1">
+      <w:start w:val="1"/>
+      <w:numFmt w:val="bullet"/>
+      <w:lvlText w:val=""/>
+      <w:lvlJc w:val="left"/>
+      <w:pPr>
+        <w:tabs>
+          <w:tab w:val="num" w:pos="6480"/>
+        </w:tabs>
+        <w:ind w:left="6480" w:hanging="360"/>
+      </w:pPr>
+      <w:rPr>
+        <w:rFonts w:ascii="Wingdings" w:hAnsi="Wingdings" w:hint="default"/>
+        <w:sz w:val="20"/>
+      </w:rPr>
+    </w:lvl>
+  </w:abstractNum>
+  <w:abstractNum w:abstractNumId="28" w15:restartNumberingAfterBreak="0">
     <w:nsid w:val="488E340E"/>
     <w:multiLevelType w:val="multilevel"/>
     <w:tmpl w:val="7908A0F6"/>
@@ -8838,7 +16989,156 @@
       </w:rPr>
     </w:lvl>
   </w:abstractNum>
-  <w:abstractNum w:abstractNumId="16" w15:restartNumberingAfterBreak="0">
+  <w:abstractNum w:abstractNumId="29" w15:restartNumberingAfterBreak="0">
+    <w:nsid w:val="4F816015"/>
+    <w:multiLevelType w:val="multilevel"/>
+    <w:tmpl w:val="A49C65CE"/>
+    <w:lvl w:ilvl="0">
+      <w:start w:val="1"/>
+      <w:numFmt w:val="bullet"/>
+      <w:lvlText w:val=""/>
+      <w:lvlJc w:val="left"/>
+      <w:pPr>
+        <w:tabs>
+          <w:tab w:val="num" w:pos="720"/>
+        </w:tabs>
+        <w:ind w:left="720" w:hanging="360"/>
+      </w:pPr>
+      <w:rPr>
+        <w:rFonts w:ascii="Symbol" w:hAnsi="Symbol" w:hint="default"/>
+        <w:sz w:val="20"/>
+      </w:rPr>
+    </w:lvl>
+    <w:lvl w:ilvl="1" w:tentative="1">
+      <w:start w:val="1"/>
+      <w:numFmt w:val="bullet"/>
+      <w:lvlText w:val="o"/>
+      <w:lvlJc w:val="left"/>
+      <w:pPr>
+        <w:tabs>
+          <w:tab w:val="num" w:pos="1440"/>
+        </w:tabs>
+        <w:ind w:left="1440" w:hanging="360"/>
+      </w:pPr>
+      <w:rPr>
+        <w:rFonts w:ascii="Courier New" w:hAnsi="Courier New" w:hint="default"/>
+        <w:sz w:val="20"/>
+      </w:rPr>
+    </w:lvl>
+    <w:lvl w:ilvl="2" w:tentative="1">
+      <w:start w:val="1"/>
+      <w:numFmt w:val="bullet"/>
+      <w:lvlText w:val=""/>
+      <w:lvlJc w:val="left"/>
+      <w:pPr>
+        <w:tabs>
+          <w:tab w:val="num" w:pos="2160"/>
+        </w:tabs>
+        <w:ind w:left="2160" w:hanging="360"/>
+      </w:pPr>
+      <w:rPr>
+        <w:rFonts w:ascii="Wingdings" w:hAnsi="Wingdings" w:hint="default"/>
+        <w:sz w:val="20"/>
+      </w:rPr>
+    </w:lvl>
+    <w:lvl w:ilvl="3" w:tentative="1">
+      <w:start w:val="1"/>
+      <w:numFmt w:val="bullet"/>
+      <w:lvlText w:val=""/>
+      <w:lvlJc w:val="left"/>
+      <w:pPr>
+        <w:tabs>
+          <w:tab w:val="num" w:pos="2880"/>
+        </w:tabs>
+        <w:ind w:left="2880" w:hanging="360"/>
+      </w:pPr>
+      <w:rPr>
+        <w:rFonts w:ascii="Wingdings" w:hAnsi="Wingdings" w:hint="default"/>
+        <w:sz w:val="20"/>
+      </w:rPr>
+    </w:lvl>
+    <w:lvl w:ilvl="4" w:tentative="1">
+      <w:start w:val="1"/>
+      <w:numFmt w:val="bullet"/>
+      <w:lvlText w:val=""/>
+      <w:lvlJc w:val="left"/>
+      <w:pPr>
+        <w:tabs>
+          <w:tab w:val="num" w:pos="3600"/>
+        </w:tabs>
+        <w:ind w:left="3600" w:hanging="360"/>
+      </w:pPr>
+      <w:rPr>
+        <w:rFonts w:ascii="Wingdings" w:hAnsi="Wingdings" w:hint="default"/>
+        <w:sz w:val="20"/>
+      </w:rPr>
+    </w:lvl>
+    <w:lvl w:ilvl="5" w:tentative="1">
+      <w:start w:val="1"/>
+      <w:numFmt w:val="bullet"/>
+      <w:lvlText w:val=""/>
+      <w:lvlJc w:val="left"/>
+      <w:pPr>
+        <w:tabs>
+          <w:tab w:val="num" w:pos="4320"/>
+        </w:tabs>
+        <w:ind w:left="4320" w:hanging="360"/>
+      </w:pPr>
+      <w:rPr>
+        <w:rFonts w:ascii="Wingdings" w:hAnsi="Wingdings" w:hint="default"/>
+        <w:sz w:val="20"/>
+      </w:rPr>
+    </w:lvl>
+    <w:lvl w:ilvl="6" w:tentative="1">
+      <w:start w:val="1"/>
+      <w:numFmt w:val="bullet"/>
+      <w:lvlText w:val=""/>
+      <w:lvlJc w:val="left"/>
+      <w:pPr>
+        <w:tabs>
+          <w:tab w:val="num" w:pos="5040"/>
+        </w:tabs>
+        <w:ind w:left="5040" w:hanging="360"/>
+      </w:pPr>
+      <w:rPr>
+        <w:rFonts w:ascii="Wingdings" w:hAnsi="Wingdings" w:hint="default"/>
+        <w:sz w:val="20"/>
+      </w:rPr>
+    </w:lvl>
+    <w:lvl w:ilvl="7" w:tentative="1">
+      <w:start w:val="1"/>
+      <w:numFmt w:val="bullet"/>
+      <w:lvlText w:val=""/>
+      <w:lvlJc w:val="left"/>
+      <w:pPr>
+        <w:tabs>
+          <w:tab w:val="num" w:pos="5760"/>
+        </w:tabs>
+        <w:ind w:left="5760" w:hanging="360"/>
+      </w:pPr>
+      <w:rPr>
+        <w:rFonts w:ascii="Wingdings" w:hAnsi="Wingdings" w:hint="default"/>
+        <w:sz w:val="20"/>
+      </w:rPr>
+    </w:lvl>
+    <w:lvl w:ilvl="8" w:tentative="1">
+      <w:start w:val="1"/>
+      <w:numFmt w:val="bullet"/>
+      <w:lvlText w:val=""/>
+      <w:lvlJc w:val="left"/>
+      <w:pPr>
+        <w:tabs>
+          <w:tab w:val="num" w:pos="6480"/>
+        </w:tabs>
+        <w:ind w:left="6480" w:hanging="360"/>
+      </w:pPr>
+      <w:rPr>
+        <w:rFonts w:ascii="Wingdings" w:hAnsi="Wingdings" w:hint="default"/>
+        <w:sz w:val="20"/>
+      </w:rPr>
+    </w:lvl>
+  </w:abstractNum>
+  <w:abstractNum w:abstractNumId="30" w15:restartNumberingAfterBreak="0">
     <w:nsid w:val="50DA7D17"/>
     <w:multiLevelType w:val="multilevel"/>
     <w:tmpl w:val="76E47556"/>
@@ -8951,7 +17251,7 @@
       </w:pPr>
     </w:lvl>
   </w:abstractNum>
-  <w:abstractNum w:abstractNumId="17" w15:restartNumberingAfterBreak="0">
+  <w:abstractNum w:abstractNumId="31" w15:restartNumberingAfterBreak="0">
     <w:nsid w:val="523750A6"/>
     <w:multiLevelType w:val="multilevel"/>
     <w:tmpl w:val="8AF66B20"/>
@@ -9100,7 +17400,156 @@
       </w:rPr>
     </w:lvl>
   </w:abstractNum>
-  <w:abstractNum w:abstractNumId="18" w15:restartNumberingAfterBreak="0">
+  <w:abstractNum w:abstractNumId="32" w15:restartNumberingAfterBreak="0">
+    <w:nsid w:val="550E3BF6"/>
+    <w:multiLevelType w:val="multilevel"/>
+    <w:tmpl w:val="238E7AD8"/>
+    <w:lvl w:ilvl="0">
+      <w:start w:val="1"/>
+      <w:numFmt w:val="bullet"/>
+      <w:lvlText w:val=""/>
+      <w:lvlJc w:val="left"/>
+      <w:pPr>
+        <w:tabs>
+          <w:tab w:val="num" w:pos="720"/>
+        </w:tabs>
+        <w:ind w:left="720" w:hanging="360"/>
+      </w:pPr>
+      <w:rPr>
+        <w:rFonts w:ascii="Symbol" w:hAnsi="Symbol" w:hint="default"/>
+        <w:sz w:val="20"/>
+      </w:rPr>
+    </w:lvl>
+    <w:lvl w:ilvl="1" w:tentative="1">
+      <w:start w:val="1"/>
+      <w:numFmt w:val="bullet"/>
+      <w:lvlText w:val="o"/>
+      <w:lvlJc w:val="left"/>
+      <w:pPr>
+        <w:tabs>
+          <w:tab w:val="num" w:pos="1440"/>
+        </w:tabs>
+        <w:ind w:left="1440" w:hanging="360"/>
+      </w:pPr>
+      <w:rPr>
+        <w:rFonts w:ascii="Courier New" w:hAnsi="Courier New" w:hint="default"/>
+        <w:sz w:val="20"/>
+      </w:rPr>
+    </w:lvl>
+    <w:lvl w:ilvl="2" w:tentative="1">
+      <w:start w:val="1"/>
+      <w:numFmt w:val="bullet"/>
+      <w:lvlText w:val=""/>
+      <w:lvlJc w:val="left"/>
+      <w:pPr>
+        <w:tabs>
+          <w:tab w:val="num" w:pos="2160"/>
+        </w:tabs>
+        <w:ind w:left="2160" w:hanging="360"/>
+      </w:pPr>
+      <w:rPr>
+        <w:rFonts w:ascii="Wingdings" w:hAnsi="Wingdings" w:hint="default"/>
+        <w:sz w:val="20"/>
+      </w:rPr>
+    </w:lvl>
+    <w:lvl w:ilvl="3" w:tentative="1">
+      <w:start w:val="1"/>
+      <w:numFmt w:val="bullet"/>
+      <w:lvlText w:val=""/>
+      <w:lvlJc w:val="left"/>
+      <w:pPr>
+        <w:tabs>
+          <w:tab w:val="num" w:pos="2880"/>
+        </w:tabs>
+        <w:ind w:left="2880" w:hanging="360"/>
+      </w:pPr>
+      <w:rPr>
+        <w:rFonts w:ascii="Wingdings" w:hAnsi="Wingdings" w:hint="default"/>
+        <w:sz w:val="20"/>
+      </w:rPr>
+    </w:lvl>
+    <w:lvl w:ilvl="4" w:tentative="1">
+      <w:start w:val="1"/>
+      <w:numFmt w:val="bullet"/>
+      <w:lvlText w:val=""/>
+      <w:lvlJc w:val="left"/>
+      <w:pPr>
+        <w:tabs>
+          <w:tab w:val="num" w:pos="3600"/>
+        </w:tabs>
+        <w:ind w:left="3600" w:hanging="360"/>
+      </w:pPr>
+      <w:rPr>
+        <w:rFonts w:ascii="Wingdings" w:hAnsi="Wingdings" w:hint="default"/>
+        <w:sz w:val="20"/>
+      </w:rPr>
+    </w:lvl>
+    <w:lvl w:ilvl="5" w:tentative="1">
+      <w:start w:val="1"/>
+      <w:numFmt w:val="bullet"/>
+      <w:lvlText w:val=""/>
+      <w:lvlJc w:val="left"/>
+      <w:pPr>
+        <w:tabs>
+          <w:tab w:val="num" w:pos="4320"/>
+        </w:tabs>
+        <w:ind w:left="4320" w:hanging="360"/>
+      </w:pPr>
+      <w:rPr>
+        <w:rFonts w:ascii="Wingdings" w:hAnsi="Wingdings" w:hint="default"/>
+        <w:sz w:val="20"/>
+      </w:rPr>
+    </w:lvl>
+    <w:lvl w:ilvl="6" w:tentative="1">
+      <w:start w:val="1"/>
+      <w:numFmt w:val="bullet"/>
+      <w:lvlText w:val=""/>
+      <w:lvlJc w:val="left"/>
+      <w:pPr>
+        <w:tabs>
+          <w:tab w:val="num" w:pos="5040"/>
+        </w:tabs>
+        <w:ind w:left="5040" w:hanging="360"/>
+      </w:pPr>
+      <w:rPr>
+        <w:rFonts w:ascii="Wingdings" w:hAnsi="Wingdings" w:hint="default"/>
+        <w:sz w:val="20"/>
+      </w:rPr>
+    </w:lvl>
+    <w:lvl w:ilvl="7" w:tentative="1">
+      <w:start w:val="1"/>
+      <w:numFmt w:val="bullet"/>
+      <w:lvlText w:val=""/>
+      <w:lvlJc w:val="left"/>
+      <w:pPr>
+        <w:tabs>
+          <w:tab w:val="num" w:pos="5760"/>
+        </w:tabs>
+        <w:ind w:left="5760" w:hanging="360"/>
+      </w:pPr>
+      <w:rPr>
+        <w:rFonts w:ascii="Wingdings" w:hAnsi="Wingdings" w:hint="default"/>
+        <w:sz w:val="20"/>
+      </w:rPr>
+    </w:lvl>
+    <w:lvl w:ilvl="8" w:tentative="1">
+      <w:start w:val="1"/>
+      <w:numFmt w:val="bullet"/>
+      <w:lvlText w:val=""/>
+      <w:lvlJc w:val="left"/>
+      <w:pPr>
+        <w:tabs>
+          <w:tab w:val="num" w:pos="6480"/>
+        </w:tabs>
+        <w:ind w:left="6480" w:hanging="360"/>
+      </w:pPr>
+      <w:rPr>
+        <w:rFonts w:ascii="Wingdings" w:hAnsi="Wingdings" w:hint="default"/>
+        <w:sz w:val="20"/>
+      </w:rPr>
+    </w:lvl>
+  </w:abstractNum>
+  <w:abstractNum w:abstractNumId="33" w15:restartNumberingAfterBreak="0">
     <w:nsid w:val="556F4DA6"/>
     <w:multiLevelType w:val="multilevel"/>
     <w:tmpl w:val="35B8277E"/>
@@ -9249,7 +17698,7 @@
       </w:rPr>
     </w:lvl>
   </w:abstractNum>
-  <w:abstractNum w:abstractNumId="19" w15:restartNumberingAfterBreak="0">
+  <w:abstractNum w:abstractNumId="34" w15:restartNumberingAfterBreak="0">
     <w:nsid w:val="55AD16D7"/>
     <w:multiLevelType w:val="multilevel"/>
     <w:tmpl w:val="C4FA394E"/>
@@ -9398,7 +17847,7 @@
       </w:rPr>
     </w:lvl>
   </w:abstractNum>
-  <w:abstractNum w:abstractNumId="20" w15:restartNumberingAfterBreak="0">
+  <w:abstractNum w:abstractNumId="35" w15:restartNumberingAfterBreak="0">
     <w:nsid w:val="599445EE"/>
     <w:multiLevelType w:val="multilevel"/>
     <w:tmpl w:val="DE9213A0"/>
@@ -9547,7 +17996,156 @@
       </w:rPr>
     </w:lvl>
   </w:abstractNum>
-  <w:abstractNum w:abstractNumId="21" w15:restartNumberingAfterBreak="0">
+  <w:abstractNum w:abstractNumId="36" w15:restartNumberingAfterBreak="0">
+    <w:nsid w:val="5AB04C63"/>
+    <w:multiLevelType w:val="multilevel"/>
+    <w:tmpl w:val="8DE85FF0"/>
+    <w:lvl w:ilvl="0">
+      <w:start w:val="1"/>
+      <w:numFmt w:val="bullet"/>
+      <w:lvlText w:val=""/>
+      <w:lvlJc w:val="left"/>
+      <w:pPr>
+        <w:tabs>
+          <w:tab w:val="num" w:pos="720"/>
+        </w:tabs>
+        <w:ind w:left="720" w:hanging="360"/>
+      </w:pPr>
+      <w:rPr>
+        <w:rFonts w:ascii="Symbol" w:hAnsi="Symbol" w:hint="default"/>
+        <w:sz w:val="20"/>
+      </w:rPr>
+    </w:lvl>
+    <w:lvl w:ilvl="1" w:tentative="1">
+      <w:start w:val="1"/>
+      <w:numFmt w:val="bullet"/>
+      <w:lvlText w:val="o"/>
+      <w:lvlJc w:val="left"/>
+      <w:pPr>
+        <w:tabs>
+          <w:tab w:val="num" w:pos="1440"/>
+        </w:tabs>
+        <w:ind w:left="1440" w:hanging="360"/>
+      </w:pPr>
+      <w:rPr>
+        <w:rFonts w:ascii="Courier New" w:hAnsi="Courier New" w:hint="default"/>
+        <w:sz w:val="20"/>
+      </w:rPr>
+    </w:lvl>
+    <w:lvl w:ilvl="2" w:tentative="1">
+      <w:start w:val="1"/>
+      <w:numFmt w:val="bullet"/>
+      <w:lvlText w:val=""/>
+      <w:lvlJc w:val="left"/>
+      <w:pPr>
+        <w:tabs>
+          <w:tab w:val="num" w:pos="2160"/>
+        </w:tabs>
+        <w:ind w:left="2160" w:hanging="360"/>
+      </w:pPr>
+      <w:rPr>
+        <w:rFonts w:ascii="Wingdings" w:hAnsi="Wingdings" w:hint="default"/>
+        <w:sz w:val="20"/>
+      </w:rPr>
+    </w:lvl>
+    <w:lvl w:ilvl="3" w:tentative="1">
+      <w:start w:val="1"/>
+      <w:numFmt w:val="bullet"/>
+      <w:lvlText w:val=""/>
+      <w:lvlJc w:val="left"/>
+      <w:pPr>
+        <w:tabs>
+          <w:tab w:val="num" w:pos="2880"/>
+        </w:tabs>
+        <w:ind w:left="2880" w:hanging="360"/>
+      </w:pPr>
+      <w:rPr>
+        <w:rFonts w:ascii="Wingdings" w:hAnsi="Wingdings" w:hint="default"/>
+        <w:sz w:val="20"/>
+      </w:rPr>
+    </w:lvl>
+    <w:lvl w:ilvl="4" w:tentative="1">
+      <w:start w:val="1"/>
+      <w:numFmt w:val="bullet"/>
+      <w:lvlText w:val=""/>
+      <w:lvlJc w:val="left"/>
+      <w:pPr>
+        <w:tabs>
+          <w:tab w:val="num" w:pos="3600"/>
+        </w:tabs>
+        <w:ind w:left="3600" w:hanging="360"/>
+      </w:pPr>
+      <w:rPr>
+        <w:rFonts w:ascii="Wingdings" w:hAnsi="Wingdings" w:hint="default"/>
+        <w:sz w:val="20"/>
+      </w:rPr>
+    </w:lvl>
+    <w:lvl w:ilvl="5" w:tentative="1">
+      <w:start w:val="1"/>
+      <w:numFmt w:val="bullet"/>
+      <w:lvlText w:val=""/>
+      <w:lvlJc w:val="left"/>
+      <w:pPr>
+        <w:tabs>
+          <w:tab w:val="num" w:pos="4320"/>
+        </w:tabs>
+        <w:ind w:left="4320" w:hanging="360"/>
+      </w:pPr>
+      <w:rPr>
+        <w:rFonts w:ascii="Wingdings" w:hAnsi="Wingdings" w:hint="default"/>
+        <w:sz w:val="20"/>
+      </w:rPr>
+    </w:lvl>
+    <w:lvl w:ilvl="6" w:tentative="1">
+      <w:start w:val="1"/>
+      <w:numFmt w:val="bullet"/>
+      <w:lvlText w:val=""/>
+      <w:lvlJc w:val="left"/>
+      <w:pPr>
+        <w:tabs>
+          <w:tab w:val="num" w:pos="5040"/>
+        </w:tabs>
+        <w:ind w:left="5040" w:hanging="360"/>
+      </w:pPr>
+      <w:rPr>
+        <w:rFonts w:ascii="Wingdings" w:hAnsi="Wingdings" w:hint="default"/>
+        <w:sz w:val="20"/>
+      </w:rPr>
+    </w:lvl>
+    <w:lvl w:ilvl="7" w:tentative="1">
+      <w:start w:val="1"/>
+      <w:numFmt w:val="bullet"/>
+      <w:lvlText w:val=""/>
+      <w:lvlJc w:val="left"/>
+      <w:pPr>
+        <w:tabs>
+          <w:tab w:val="num" w:pos="5760"/>
+        </w:tabs>
+        <w:ind w:left="5760" w:hanging="360"/>
+      </w:pPr>
+      <w:rPr>
+        <w:rFonts w:ascii="Wingdings" w:hAnsi="Wingdings" w:hint="default"/>
+        <w:sz w:val="20"/>
+      </w:rPr>
+    </w:lvl>
+    <w:lvl w:ilvl="8" w:tentative="1">
+      <w:start w:val="1"/>
+      <w:numFmt w:val="bullet"/>
+      <w:lvlText w:val=""/>
+      <w:lvlJc w:val="left"/>
+      <w:pPr>
+        <w:tabs>
+          <w:tab w:val="num" w:pos="6480"/>
+        </w:tabs>
+        <w:ind w:left="6480" w:hanging="360"/>
+      </w:pPr>
+      <w:rPr>
+        <w:rFonts w:ascii="Wingdings" w:hAnsi="Wingdings" w:hint="default"/>
+        <w:sz w:val="20"/>
+      </w:rPr>
+    </w:lvl>
+  </w:abstractNum>
+  <w:abstractNum w:abstractNumId="37" w15:restartNumberingAfterBreak="0">
     <w:nsid w:val="5B1B6EB9"/>
     <w:multiLevelType w:val="multilevel"/>
     <w:tmpl w:val="22EC0858"/>
@@ -9696,7 +18294,7 @@
       </w:rPr>
     </w:lvl>
   </w:abstractNum>
-  <w:abstractNum w:abstractNumId="22" w15:restartNumberingAfterBreak="0">
+  <w:abstractNum w:abstractNumId="38" w15:restartNumberingAfterBreak="0">
     <w:nsid w:val="5E134336"/>
     <w:multiLevelType w:val="multilevel"/>
     <w:tmpl w:val="707A6C2E"/>
@@ -9845,7 +18443,156 @@
       </w:rPr>
     </w:lvl>
   </w:abstractNum>
-  <w:abstractNum w:abstractNumId="23" w15:restartNumberingAfterBreak="0">
+  <w:abstractNum w:abstractNumId="39" w15:restartNumberingAfterBreak="0">
+    <w:nsid w:val="5FBC004A"/>
+    <w:multiLevelType w:val="multilevel"/>
+    <w:tmpl w:val="910E3BA0"/>
+    <w:lvl w:ilvl="0">
+      <w:start w:val="1"/>
+      <w:numFmt w:val="bullet"/>
+      <w:lvlText w:val=""/>
+      <w:lvlJc w:val="left"/>
+      <w:pPr>
+        <w:tabs>
+          <w:tab w:val="num" w:pos="720"/>
+        </w:tabs>
+        <w:ind w:left="720" w:hanging="360"/>
+      </w:pPr>
+      <w:rPr>
+        <w:rFonts w:ascii="Symbol" w:hAnsi="Symbol" w:hint="default"/>
+        <w:sz w:val="20"/>
+      </w:rPr>
+    </w:lvl>
+    <w:lvl w:ilvl="1" w:tentative="1">
+      <w:start w:val="1"/>
+      <w:numFmt w:val="bullet"/>
+      <w:lvlText w:val="o"/>
+      <w:lvlJc w:val="left"/>
+      <w:pPr>
+        <w:tabs>
+          <w:tab w:val="num" w:pos="1440"/>
+        </w:tabs>
+        <w:ind w:left="1440" w:hanging="360"/>
+      </w:pPr>
+      <w:rPr>
+        <w:rFonts w:ascii="Courier New" w:hAnsi="Courier New" w:hint="default"/>
+        <w:sz w:val="20"/>
+      </w:rPr>
+    </w:lvl>
+    <w:lvl w:ilvl="2" w:tentative="1">
+      <w:start w:val="1"/>
+      <w:numFmt w:val="bullet"/>
+      <w:lvlText w:val=""/>
+      <w:lvlJc w:val="left"/>
+      <w:pPr>
+        <w:tabs>
+          <w:tab w:val="num" w:pos="2160"/>
+        </w:tabs>
+        <w:ind w:left="2160" w:hanging="360"/>
+      </w:pPr>
+      <w:rPr>
+        <w:rFonts w:ascii="Wingdings" w:hAnsi="Wingdings" w:hint="default"/>
+        <w:sz w:val="20"/>
+      </w:rPr>
+    </w:lvl>
+    <w:lvl w:ilvl="3" w:tentative="1">
+      <w:start w:val="1"/>
+      <w:numFmt w:val="bullet"/>
+      <w:lvlText w:val=""/>
+      <w:lvlJc w:val="left"/>
+      <w:pPr>
+        <w:tabs>
+          <w:tab w:val="num" w:pos="2880"/>
+        </w:tabs>
+        <w:ind w:left="2880" w:hanging="360"/>
+      </w:pPr>
+      <w:rPr>
+        <w:rFonts w:ascii="Wingdings" w:hAnsi="Wingdings" w:hint="default"/>
+        <w:sz w:val="20"/>
+      </w:rPr>
+    </w:lvl>
+    <w:lvl w:ilvl="4" w:tentative="1">
+      <w:start w:val="1"/>
+      <w:numFmt w:val="bullet"/>
+      <w:lvlText w:val=""/>
+      <w:lvlJc w:val="left"/>
+      <w:pPr>
+        <w:tabs>
+          <w:tab w:val="num" w:pos="3600"/>
+        </w:tabs>
+        <w:ind w:left="3600" w:hanging="360"/>
+      </w:pPr>
+      <w:rPr>
+        <w:rFonts w:ascii="Wingdings" w:hAnsi="Wingdings" w:hint="default"/>
+        <w:sz w:val="20"/>
+      </w:rPr>
+    </w:lvl>
+    <w:lvl w:ilvl="5" w:tentative="1">
+      <w:start w:val="1"/>
+      <w:numFmt w:val="bullet"/>
+      <w:lvlText w:val=""/>
+      <w:lvlJc w:val="left"/>
+      <w:pPr>
+        <w:tabs>
+          <w:tab w:val="num" w:pos="4320"/>
+        </w:tabs>
+        <w:ind w:left="4320" w:hanging="360"/>
+      </w:pPr>
+      <w:rPr>
+        <w:rFonts w:ascii="Wingdings" w:hAnsi="Wingdings" w:hint="default"/>
+        <w:sz w:val="20"/>
+      </w:rPr>
+    </w:lvl>
+    <w:lvl w:ilvl="6" w:tentative="1">
+      <w:start w:val="1"/>
+      <w:numFmt w:val="bullet"/>
+      <w:lvlText w:val=""/>
+      <w:lvlJc w:val="left"/>
+      <w:pPr>
+        <w:tabs>
+          <w:tab w:val="num" w:pos="5040"/>
+        </w:tabs>
+        <w:ind w:left="5040" w:hanging="360"/>
+      </w:pPr>
+      <w:rPr>
+        <w:rFonts w:ascii="Wingdings" w:hAnsi="Wingdings" w:hint="default"/>
+        <w:sz w:val="20"/>
+      </w:rPr>
+    </w:lvl>
+    <w:lvl w:ilvl="7" w:tentative="1">
+      <w:start w:val="1"/>
+      <w:numFmt w:val="bullet"/>
+      <w:lvlText w:val=""/>
+      <w:lvlJc w:val="left"/>
+      <w:pPr>
+        <w:tabs>
+          <w:tab w:val="num" w:pos="5760"/>
+        </w:tabs>
+        <w:ind w:left="5760" w:hanging="360"/>
+      </w:pPr>
+      <w:rPr>
+        <w:rFonts w:ascii="Wingdings" w:hAnsi="Wingdings" w:hint="default"/>
+        <w:sz w:val="20"/>
+      </w:rPr>
+    </w:lvl>
+    <w:lvl w:ilvl="8" w:tentative="1">
+      <w:start w:val="1"/>
+      <w:numFmt w:val="bullet"/>
+      <w:lvlText w:val=""/>
+      <w:lvlJc w:val="left"/>
+      <w:pPr>
+        <w:tabs>
+          <w:tab w:val="num" w:pos="6480"/>
+        </w:tabs>
+        <w:ind w:left="6480" w:hanging="360"/>
+      </w:pPr>
+      <w:rPr>
+        <w:rFonts w:ascii="Wingdings" w:hAnsi="Wingdings" w:hint="default"/>
+        <w:sz w:val="20"/>
+      </w:rPr>
+    </w:lvl>
+  </w:abstractNum>
+  <w:abstractNum w:abstractNumId="40" w15:restartNumberingAfterBreak="0">
     <w:nsid w:val="61ED15F7"/>
     <w:multiLevelType w:val="multilevel"/>
     <w:tmpl w:val="9F32BFB8"/>
@@ -9994,7 +18741,7 @@
       </w:rPr>
     </w:lvl>
   </w:abstractNum>
-  <w:abstractNum w:abstractNumId="24" w15:restartNumberingAfterBreak="0">
+  <w:abstractNum w:abstractNumId="41" w15:restartNumberingAfterBreak="0">
     <w:nsid w:val="6A865FBE"/>
     <w:multiLevelType w:val="multilevel"/>
     <w:tmpl w:val="8CDEABC4"/>
@@ -10143,7 +18890,7 @@
       </w:rPr>
     </w:lvl>
   </w:abstractNum>
-  <w:abstractNum w:abstractNumId="25" w15:restartNumberingAfterBreak="0">
+  <w:abstractNum w:abstractNumId="42" w15:restartNumberingAfterBreak="0">
     <w:nsid w:val="6D702A97"/>
     <w:multiLevelType w:val="multilevel"/>
     <w:tmpl w:val="36641850"/>
@@ -10292,7 +19039,156 @@
       </w:rPr>
     </w:lvl>
   </w:abstractNum>
-  <w:abstractNum w:abstractNumId="26" w15:restartNumberingAfterBreak="0">
+  <w:abstractNum w:abstractNumId="43" w15:restartNumberingAfterBreak="0">
+    <w:nsid w:val="751C0CB9"/>
+    <w:multiLevelType w:val="multilevel"/>
+    <w:tmpl w:val="76D07452"/>
+    <w:lvl w:ilvl="0">
+      <w:start w:val="1"/>
+      <w:numFmt w:val="bullet"/>
+      <w:lvlText w:val=""/>
+      <w:lvlJc w:val="left"/>
+      <w:pPr>
+        <w:tabs>
+          <w:tab w:val="num" w:pos="720"/>
+        </w:tabs>
+        <w:ind w:left="720" w:hanging="360"/>
+      </w:pPr>
+      <w:rPr>
+        <w:rFonts w:ascii="Symbol" w:hAnsi="Symbol" w:hint="default"/>
+        <w:sz w:val="20"/>
+      </w:rPr>
+    </w:lvl>
+    <w:lvl w:ilvl="1" w:tentative="1">
+      <w:start w:val="1"/>
+      <w:numFmt w:val="bullet"/>
+      <w:lvlText w:val="o"/>
+      <w:lvlJc w:val="left"/>
+      <w:pPr>
+        <w:tabs>
+          <w:tab w:val="num" w:pos="1440"/>
+        </w:tabs>
+        <w:ind w:left="1440" w:hanging="360"/>
+      </w:pPr>
+      <w:rPr>
+        <w:rFonts w:ascii="Courier New" w:hAnsi="Courier New" w:hint="default"/>
+        <w:sz w:val="20"/>
+      </w:rPr>
+    </w:lvl>
+    <w:lvl w:ilvl="2" w:tentative="1">
+      <w:start w:val="1"/>
+      <w:numFmt w:val="bullet"/>
+      <w:lvlText w:val=""/>
+      <w:lvlJc w:val="left"/>
+      <w:pPr>
+        <w:tabs>
+          <w:tab w:val="num" w:pos="2160"/>
+        </w:tabs>
+        <w:ind w:left="2160" w:hanging="360"/>
+      </w:pPr>
+      <w:rPr>
+        <w:rFonts w:ascii="Wingdings" w:hAnsi="Wingdings" w:hint="default"/>
+        <w:sz w:val="20"/>
+      </w:rPr>
+    </w:lvl>
+    <w:lvl w:ilvl="3" w:tentative="1">
+      <w:start w:val="1"/>
+      <w:numFmt w:val="bullet"/>
+      <w:lvlText w:val=""/>
+      <w:lvlJc w:val="left"/>
+      <w:pPr>
+        <w:tabs>
+          <w:tab w:val="num" w:pos="2880"/>
+        </w:tabs>
+        <w:ind w:left="2880" w:hanging="360"/>
+      </w:pPr>
+      <w:rPr>
+        <w:rFonts w:ascii="Wingdings" w:hAnsi="Wingdings" w:hint="default"/>
+        <w:sz w:val="20"/>
+      </w:rPr>
+    </w:lvl>
+    <w:lvl w:ilvl="4" w:tentative="1">
+      <w:start w:val="1"/>
+      <w:numFmt w:val="bullet"/>
+      <w:lvlText w:val=""/>
+      <w:lvlJc w:val="left"/>
+      <w:pPr>
+        <w:tabs>
+          <w:tab w:val="num" w:pos="3600"/>
+        </w:tabs>
+        <w:ind w:left="3600" w:hanging="360"/>
+      </w:pPr>
+      <w:rPr>
+        <w:rFonts w:ascii="Wingdings" w:hAnsi="Wingdings" w:hint="default"/>
+        <w:sz w:val="20"/>
+      </w:rPr>
+    </w:lvl>
+    <w:lvl w:ilvl="5" w:tentative="1">
+      <w:start w:val="1"/>
+      <w:numFmt w:val="bullet"/>
+      <w:lvlText w:val=""/>
+      <w:lvlJc w:val="left"/>
+      <w:pPr>
+        <w:tabs>
+          <w:tab w:val="num" w:pos="4320"/>
+        </w:tabs>
+        <w:ind w:left="4320" w:hanging="360"/>
+      </w:pPr>
+      <w:rPr>
+        <w:rFonts w:ascii="Wingdings" w:hAnsi="Wingdings" w:hint="default"/>
+        <w:sz w:val="20"/>
+      </w:rPr>
+    </w:lvl>
+    <w:lvl w:ilvl="6" w:tentative="1">
+      <w:start w:val="1"/>
+      <w:numFmt w:val="bullet"/>
+      <w:lvlText w:val=""/>
+      <w:lvlJc w:val="left"/>
+      <w:pPr>
+        <w:tabs>
+          <w:tab w:val="num" w:pos="5040"/>
+        </w:tabs>
+        <w:ind w:left="5040" w:hanging="360"/>
+      </w:pPr>
+      <w:rPr>
+        <w:rFonts w:ascii="Wingdings" w:hAnsi="Wingdings" w:hint="default"/>
+        <w:sz w:val="20"/>
+      </w:rPr>
+    </w:lvl>
+    <w:lvl w:ilvl="7" w:tentative="1">
+      <w:start w:val="1"/>
+      <w:numFmt w:val="bullet"/>
+      <w:lvlText w:val=""/>
+      <w:lvlJc w:val="left"/>
+      <w:pPr>
+        <w:tabs>
+          <w:tab w:val="num" w:pos="5760"/>
+        </w:tabs>
+        <w:ind w:left="5760" w:hanging="360"/>
+      </w:pPr>
+      <w:rPr>
+        <w:rFonts w:ascii="Wingdings" w:hAnsi="Wingdings" w:hint="default"/>
+        <w:sz w:val="20"/>
+      </w:rPr>
+    </w:lvl>
+    <w:lvl w:ilvl="8" w:tentative="1">
+      <w:start w:val="1"/>
+      <w:numFmt w:val="bullet"/>
+      <w:lvlText w:val=""/>
+      <w:lvlJc w:val="left"/>
+      <w:pPr>
+        <w:tabs>
+          <w:tab w:val="num" w:pos="6480"/>
+        </w:tabs>
+        <w:ind w:left="6480" w:hanging="360"/>
+      </w:pPr>
+      <w:rPr>
+        <w:rFonts w:ascii="Wingdings" w:hAnsi="Wingdings" w:hint="default"/>
+        <w:sz w:val="20"/>
+      </w:rPr>
+    </w:lvl>
+  </w:abstractNum>
+  <w:abstractNum w:abstractNumId="44" w15:restartNumberingAfterBreak="0">
     <w:nsid w:val="7CC56CF7"/>
     <w:multiLevelType w:val="multilevel"/>
     <w:tmpl w:val="1102CB7A"/>
@@ -10441,7 +19337,7 @@
       </w:rPr>
     </w:lvl>
   </w:abstractNum>
-  <w:abstractNum w:abstractNumId="27" w15:restartNumberingAfterBreak="0">
+  <w:abstractNum w:abstractNumId="45" w15:restartNumberingAfterBreak="0">
     <w:nsid w:val="7FCF77DA"/>
     <w:multiLevelType w:val="multilevel"/>
     <w:tmpl w:val="8DC652CC"/>
@@ -10642,79 +19538,133 @@
     <w:abstractNumId w:val="1"/>
   </w:num>
   <w:num w:numId="9" w16cid:durableId="1164131519">
+    <w:abstractNumId w:val="33"/>
+  </w:num>
+  <w:num w:numId="10" w16cid:durableId="942230475">
+    <w:abstractNumId w:val="9"/>
+  </w:num>
+  <w:num w:numId="11" w16cid:durableId="2145152999">
+    <w:abstractNumId w:val="41"/>
+  </w:num>
+  <w:num w:numId="12" w16cid:durableId="2023429977">
+    <w:abstractNumId w:val="15"/>
+  </w:num>
+  <w:num w:numId="13" w16cid:durableId="455489905">
+    <w:abstractNumId w:val="35"/>
+  </w:num>
+  <w:num w:numId="14" w16cid:durableId="120920615">
+    <w:abstractNumId w:val="31"/>
+  </w:num>
+  <w:num w:numId="15" w16cid:durableId="1297755199">
+    <w:abstractNumId w:val="44"/>
+  </w:num>
+  <w:num w:numId="16" w16cid:durableId="1410078434">
+    <w:abstractNumId w:val="16"/>
+  </w:num>
+  <w:num w:numId="17" w16cid:durableId="2072118816">
+    <w:abstractNumId w:val="45"/>
+  </w:num>
+  <w:num w:numId="18" w16cid:durableId="2028167686">
+    <w:abstractNumId w:val="12"/>
+  </w:num>
+  <w:num w:numId="19" w16cid:durableId="2024815257">
+    <w:abstractNumId w:val="25"/>
+  </w:num>
+  <w:num w:numId="20" w16cid:durableId="857934239">
+    <w:abstractNumId w:val="28"/>
+  </w:num>
+  <w:num w:numId="21" w16cid:durableId="1053888680">
+    <w:abstractNumId w:val="19"/>
+  </w:num>
+  <w:num w:numId="22" w16cid:durableId="616447052">
+    <w:abstractNumId w:val="23"/>
+  </w:num>
+  <w:num w:numId="23" w16cid:durableId="457728167">
+    <w:abstractNumId w:val="42"/>
+  </w:num>
+  <w:num w:numId="24" w16cid:durableId="1419055102">
+    <w:abstractNumId w:val="17"/>
+  </w:num>
+  <w:num w:numId="25" w16cid:durableId="1496801442">
+    <w:abstractNumId w:val="20"/>
+  </w:num>
+  <w:num w:numId="26" w16cid:durableId="943801657">
+    <w:abstractNumId w:val="37"/>
+  </w:num>
+  <w:num w:numId="27" w16cid:durableId="1367949767">
+    <w:abstractNumId w:val="40"/>
+  </w:num>
+  <w:num w:numId="28" w16cid:durableId="631833551">
+    <w:abstractNumId w:val="21"/>
+  </w:num>
+  <w:num w:numId="29" w16cid:durableId="1231696707">
+    <w:abstractNumId w:val="38"/>
+  </w:num>
+  <w:num w:numId="30" w16cid:durableId="2114087563">
+    <w:abstractNumId w:val="30"/>
+  </w:num>
+  <w:num w:numId="31" w16cid:durableId="1213886568">
+    <w:abstractNumId w:val="10"/>
+  </w:num>
+  <w:num w:numId="32" w16cid:durableId="506284669">
+    <w:abstractNumId w:val="7"/>
+  </w:num>
+  <w:num w:numId="33" w16cid:durableId="1791900158">
+    <w:abstractNumId w:val="34"/>
+  </w:num>
+  <w:num w:numId="34" w16cid:durableId="348869867">
+    <w:abstractNumId w:val="22"/>
+  </w:num>
+  <w:num w:numId="35" w16cid:durableId="757018842">
+    <w:abstractNumId w:val="3"/>
+  </w:num>
+  <w:num w:numId="36" w16cid:durableId="649940560">
+    <w:abstractNumId w:val="32"/>
+  </w:num>
+  <w:num w:numId="37" w16cid:durableId="986930770">
+    <w:abstractNumId w:val="8"/>
+  </w:num>
+  <w:num w:numId="38" w16cid:durableId="259412465">
+    <w:abstractNumId w:val="13"/>
+  </w:num>
+  <w:num w:numId="39" w16cid:durableId="411974740">
+    <w:abstractNumId w:val="26"/>
+  </w:num>
+  <w:num w:numId="40" w16cid:durableId="1941640663">
+    <w:abstractNumId w:val="11"/>
+  </w:num>
+  <w:num w:numId="41" w16cid:durableId="431440154">
+    <w:abstractNumId w:val="4"/>
+  </w:num>
+  <w:num w:numId="42" w16cid:durableId="2056389876">
+    <w:abstractNumId w:val="29"/>
+  </w:num>
+  <w:num w:numId="43" w16cid:durableId="1028800564">
+    <w:abstractNumId w:val="24"/>
+  </w:num>
+  <w:num w:numId="44" w16cid:durableId="152528752">
+    <w:abstractNumId w:val="43"/>
+  </w:num>
+  <w:num w:numId="45" w16cid:durableId="2022780668">
+    <w:abstractNumId w:val="5"/>
+  </w:num>
+  <w:num w:numId="46" w16cid:durableId="2069497234">
     <w:abstractNumId w:val="18"/>
   </w:num>
-  <w:num w:numId="10" w16cid:durableId="942230475">
-    <w:abstractNumId w:val="4"/>
+  <w:num w:numId="47" w16cid:durableId="2056660074">
+    <w:abstractNumId w:val="36"/>
   </w:num>
-  <w:num w:numId="11" w16cid:durableId="2145152999">
-    <w:abstractNumId w:val="24"/>
+  <w:num w:numId="48" w16cid:durableId="1726490177">
+    <w:abstractNumId w:val="14"/>
   </w:num>
-  <w:num w:numId="12" w16cid:durableId="2023429977">
-    <w:abstractNumId w:val="7"/>
-  </w:num>
-  <w:num w:numId="13" w16cid:durableId="455489905">
-    <w:abstractNumId w:val="20"/>
-  </w:num>
-  <w:num w:numId="14" w16cid:durableId="120920615">
-    <w:abstractNumId w:val="17"/>
-  </w:num>
-  <w:num w:numId="15" w16cid:durableId="1297755199">
-    <w:abstractNumId w:val="26"/>
-  </w:num>
-  <w:num w:numId="16" w16cid:durableId="1410078434">
-    <w:abstractNumId w:val="8"/>
-  </w:num>
-  <w:num w:numId="17" w16cid:durableId="2072118816">
+  <w:num w:numId="49" w16cid:durableId="882987439">
     <w:abstractNumId w:val="27"/>
   </w:num>
-  <w:num w:numId="18" w16cid:durableId="2028167686">
+  <w:num w:numId="50" w16cid:durableId="2078168449">
+    <w:abstractNumId w:val="39"/>
+  </w:num>
+  <w:num w:numId="51" w16cid:durableId="231695419">
     <w:abstractNumId w:val="6"/>
-  </w:num>
-  <w:num w:numId="19" w16cid:durableId="2024815257">
-    <w:abstractNumId w:val="14"/>
-  </w:num>
-  <w:num w:numId="20" w16cid:durableId="857934239">
-    <w:abstractNumId w:val="15"/>
-  </w:num>
-  <w:num w:numId="21" w16cid:durableId="1053888680">
-    <w:abstractNumId w:val="10"/>
-  </w:num>
-  <w:num w:numId="22" w16cid:durableId="616447052">
-    <w:abstractNumId w:val="13"/>
-  </w:num>
-  <w:num w:numId="23" w16cid:durableId="457728167">
-    <w:abstractNumId w:val="25"/>
-  </w:num>
-  <w:num w:numId="24" w16cid:durableId="1419055102">
-    <w:abstractNumId w:val="9"/>
-  </w:num>
-  <w:num w:numId="25" w16cid:durableId="1496801442">
-    <w:abstractNumId w:val="11"/>
-  </w:num>
-  <w:num w:numId="26" w16cid:durableId="943801657">
-    <w:abstractNumId w:val="21"/>
-  </w:num>
-  <w:num w:numId="27" w16cid:durableId="1367949767">
-    <w:abstractNumId w:val="23"/>
-  </w:num>
-  <w:num w:numId="28" w16cid:durableId="631833551">
-    <w:abstractNumId w:val="12"/>
-  </w:num>
-  <w:num w:numId="29" w16cid:durableId="1231696707">
-    <w:abstractNumId w:val="22"/>
-  </w:num>
-  <w:num w:numId="30" w16cid:durableId="2114087563">
-    <w:abstractNumId w:val="16"/>
-  </w:num>
-  <w:num w:numId="31" w16cid:durableId="1213886568">
-    <w:abstractNumId w:val="5"/>
-  </w:num>
-  <w:num w:numId="32" w16cid:durableId="506284669">
-    <w:abstractNumId w:val="3"/>
-  </w:num>
-  <w:num w:numId="33" w16cid:durableId="1791900158">
-    <w:abstractNumId w:val="19"/>
   </w:num>
 </w:numbering>
 </file>
